--- a/docs/ZX81Data/ZX80_ZX81_DEBUG_File_Format.docx
+++ b/docs/ZX81Data/ZX80_ZX81_DEBUG_File_Format.docx
@@ -561,7 +561,7 @@
       <w:pPr>
         <w:pStyle w:val="Ttulo1"/>
       </w:pPr>
-      <w:bookmarkStart w:id="0" w:name="_Toc238707112"/>
+      <w:bookmarkStart w:id="0" w:name="_Toc241320131"/>
       <w:r>
         <w:t>Contents</w:t>
       </w:r>
@@ -595,7 +595,7 @@
       <w:r>
         <w:fldChar w:fldCharType="separate"/>
       </w:r>
-      <w:hyperlink w:anchor="_Toc238707112" w:history="1">
+      <w:hyperlink w:anchor="_Toc241320131" w:history="1">
         <w:r>
           <w:rPr>
             <w:rStyle w:val="Hipervnculo"/>
@@ -622,7 +622,7 @@
             <w:noProof/>
             <w:webHidden/>
           </w:rPr>
-          <w:instrText xml:space="preserve"> PAGEREF _Toc238707112 \h </w:instrText>
+          <w:instrText xml:space="preserve"> PAGEREF _Toc241320131 \h </w:instrText>
         </w:r>
         <w:r>
           <w:rPr>
@@ -673,7 +673,7 @@
           <w14:ligatures w14:val="standardContextual"/>
         </w:rPr>
       </w:pPr>
-      <w:hyperlink w:anchor="_Toc238707113" w:history="1">
+      <w:hyperlink w:anchor="_Toc241320132" w:history="1">
         <w:r>
           <w:rPr>
             <w:rStyle w:val="Hipervnculo"/>
@@ -700,7 +700,7 @@
             <w:noProof/>
             <w:webHidden/>
           </w:rPr>
-          <w:instrText xml:space="preserve"> PAGEREF _Toc238707113 \h </w:instrText>
+          <w:instrText xml:space="preserve"> PAGEREF _Toc241320132 \h </w:instrText>
         </w:r>
         <w:r>
           <w:rPr>
@@ -751,7 +751,7 @@
           <w14:ligatures w14:val="standardContextual"/>
         </w:rPr>
       </w:pPr>
-      <w:hyperlink w:anchor="_Toc238707114" w:history="1">
+      <w:hyperlink w:anchor="_Toc241320133" w:history="1">
         <w:r>
           <w:rPr>
             <w:rStyle w:val="Hipervnculo"/>
@@ -778,7 +778,7 @@
             <w:noProof/>
             <w:webHidden/>
           </w:rPr>
-          <w:instrText xml:space="preserve"> PAGEREF _Toc238707114 \h </w:instrText>
+          <w:instrText xml:space="preserve"> PAGEREF _Toc241320133 \h </w:instrText>
         </w:r>
         <w:r>
           <w:rPr>
@@ -828,7 +828,7 @@
           <w14:ligatures w14:val="standardContextual"/>
         </w:rPr>
       </w:pPr>
-      <w:hyperlink w:anchor="_Toc238707115" w:history="1">
+      <w:hyperlink w:anchor="_Toc241320134" w:history="1">
         <w:r>
           <w:rPr>
             <w:rStyle w:val="Hipervnculo"/>
@@ -855,7 +855,7 @@
             <w:noProof/>
             <w:webHidden/>
           </w:rPr>
-          <w:instrText xml:space="preserve"> PAGEREF _Toc238707115 \h </w:instrText>
+          <w:instrText xml:space="preserve"> PAGEREF _Toc241320134 \h </w:instrText>
         </w:r>
         <w:r>
           <w:rPr>
@@ -906,7 +906,7 @@
           <w14:ligatures w14:val="standardContextual"/>
         </w:rPr>
       </w:pPr>
-      <w:hyperlink w:anchor="_Toc238707116" w:history="1">
+      <w:hyperlink w:anchor="_Toc241320135" w:history="1">
         <w:r>
           <w:rPr>
             <w:rStyle w:val="Hipervnculo"/>
@@ -933,7 +933,7 @@
             <w:noProof/>
             <w:webHidden/>
           </w:rPr>
-          <w:instrText xml:space="preserve"> PAGEREF _Toc238707116 \h </w:instrText>
+          <w:instrText xml:space="preserve"> PAGEREF _Toc241320135 \h </w:instrText>
         </w:r>
         <w:r>
           <w:rPr>
@@ -983,7 +983,7 @@
           <w14:ligatures w14:val="standardContextual"/>
         </w:rPr>
       </w:pPr>
-      <w:hyperlink w:anchor="_Toc238707117" w:history="1">
+      <w:hyperlink w:anchor="_Toc241320136" w:history="1">
         <w:r>
           <w:rPr>
             <w:rStyle w:val="Hipervnculo"/>
@@ -1010,7 +1010,7 @@
             <w:noProof/>
             <w:webHidden/>
           </w:rPr>
-          <w:instrText xml:space="preserve"> PAGEREF _Toc238707117 \h </w:instrText>
+          <w:instrText xml:space="preserve"> PAGEREF _Toc241320136 \h </w:instrText>
         </w:r>
         <w:r>
           <w:rPr>
@@ -1060,7 +1060,7 @@
           <w14:ligatures w14:val="standardContextual"/>
         </w:rPr>
       </w:pPr>
-      <w:hyperlink w:anchor="_Toc238707118" w:history="1">
+      <w:hyperlink w:anchor="_Toc241320137" w:history="1">
         <w:r>
           <w:rPr>
             <w:rStyle w:val="Hipervnculo"/>
@@ -1087,7 +1087,7 @@
             <w:noProof/>
             <w:webHidden/>
           </w:rPr>
-          <w:instrText xml:space="preserve"> PAGEREF _Toc238707118 \h </w:instrText>
+          <w:instrText xml:space="preserve"> PAGEREF _Toc241320137 \h </w:instrText>
         </w:r>
         <w:r>
           <w:rPr>
@@ -1138,7 +1138,7 @@
           <w14:ligatures w14:val="standardContextual"/>
         </w:rPr>
       </w:pPr>
-      <w:hyperlink w:anchor="_Toc238707119" w:history="1">
+      <w:hyperlink w:anchor="_Toc241320138" w:history="1">
         <w:r>
           <w:rPr>
             <w:rStyle w:val="Hipervnculo"/>
@@ -1165,7 +1165,7 @@
             <w:noProof/>
             <w:webHidden/>
           </w:rPr>
-          <w:instrText xml:space="preserve"> PAGEREF _Toc238707119 \h </w:instrText>
+          <w:instrText xml:space="preserve"> PAGEREF _Toc241320138 \h </w:instrText>
         </w:r>
         <w:r>
           <w:rPr>
@@ -1215,7 +1215,7 @@
           <w14:ligatures w14:val="standardContextual"/>
         </w:rPr>
       </w:pPr>
-      <w:hyperlink w:anchor="_Toc238707120" w:history="1">
+      <w:hyperlink w:anchor="_Toc241320139" w:history="1">
         <w:r>
           <w:rPr>
             <w:rStyle w:val="Hipervnculo"/>
@@ -1242,7 +1242,7 @@
             <w:noProof/>
             <w:webHidden/>
           </w:rPr>
-          <w:instrText xml:space="preserve"> PAGEREF _Toc238707120 \h </w:instrText>
+          <w:instrText xml:space="preserve"> PAGEREF _Toc241320139 \h </w:instrText>
         </w:r>
         <w:r>
           <w:rPr>
@@ -1292,7 +1292,7 @@
           <w14:ligatures w14:val="standardContextual"/>
         </w:rPr>
       </w:pPr>
-      <w:hyperlink w:anchor="_Toc238707121" w:history="1">
+      <w:hyperlink w:anchor="_Toc241320140" w:history="1">
         <w:r>
           <w:rPr>
             <w:rStyle w:val="Hipervnculo"/>
@@ -1319,7 +1319,7 @@
             <w:noProof/>
             <w:webHidden/>
           </w:rPr>
-          <w:instrText xml:space="preserve"> PAGEREF _Toc238707121 \h </w:instrText>
+          <w:instrText xml:space="preserve"> PAGEREF _Toc241320140 \h </w:instrText>
         </w:r>
         <w:r>
           <w:rPr>
@@ -1370,7 +1370,7 @@
           <w14:ligatures w14:val="standardContextual"/>
         </w:rPr>
       </w:pPr>
-      <w:hyperlink w:anchor="_Toc238707122" w:history="1">
+      <w:hyperlink w:anchor="_Toc241320141" w:history="1">
         <w:r>
           <w:rPr>
             <w:rStyle w:val="Hipervnculo"/>
@@ -1397,7 +1397,7 @@
             <w:noProof/>
             <w:webHidden/>
           </w:rPr>
-          <w:instrText xml:space="preserve"> PAGEREF _Toc238707122 \h </w:instrText>
+          <w:instrText xml:space="preserve"> PAGEREF _Toc241320141 \h </w:instrText>
         </w:r>
         <w:r>
           <w:rPr>
@@ -1447,7 +1447,7 @@
           <w14:ligatures w14:val="standardContextual"/>
         </w:rPr>
       </w:pPr>
-      <w:hyperlink w:anchor="_Toc238707123" w:history="1">
+      <w:hyperlink w:anchor="_Toc241320142" w:history="1">
         <w:r>
           <w:rPr>
             <w:rStyle w:val="Hipervnculo"/>
@@ -1474,7 +1474,7 @@
             <w:noProof/>
             <w:webHidden/>
           </w:rPr>
-          <w:instrText xml:space="preserve"> PAGEREF _Toc238707123 \h </w:instrText>
+          <w:instrText xml:space="preserve"> PAGEREF _Toc241320142 \h </w:instrText>
         </w:r>
         <w:r>
           <w:rPr>
@@ -1524,7 +1524,7 @@
           <w14:ligatures w14:val="standardContextual"/>
         </w:rPr>
       </w:pPr>
-      <w:hyperlink w:anchor="_Toc238707124" w:history="1">
+      <w:hyperlink w:anchor="_Toc241320143" w:history="1">
         <w:r>
           <w:rPr>
             <w:rStyle w:val="Hipervnculo"/>
@@ -1551,7 +1551,7 @@
             <w:noProof/>
             <w:webHidden/>
           </w:rPr>
-          <w:instrText xml:space="preserve"> PAGEREF _Toc238707124 \h </w:instrText>
+          <w:instrText xml:space="preserve"> PAGEREF _Toc241320143 \h </w:instrText>
         </w:r>
         <w:r>
           <w:rPr>
@@ -1601,7 +1601,7 @@
           <w14:ligatures w14:val="standardContextual"/>
         </w:rPr>
       </w:pPr>
-      <w:hyperlink w:anchor="_Toc238707125" w:history="1">
+      <w:hyperlink w:anchor="_Toc241320144" w:history="1">
         <w:r>
           <w:rPr>
             <w:rStyle w:val="Hipervnculo"/>
@@ -1628,7 +1628,7 @@
             <w:noProof/>
             <w:webHidden/>
           </w:rPr>
-          <w:instrText xml:space="preserve"> PAGEREF _Toc238707125 \h </w:instrText>
+          <w:instrText xml:space="preserve"> PAGEREF _Toc241320144 \h </w:instrText>
         </w:r>
         <w:r>
           <w:rPr>
@@ -1678,7 +1678,7 @@
           <w14:ligatures w14:val="standardContextual"/>
         </w:rPr>
       </w:pPr>
-      <w:hyperlink w:anchor="_Toc238707126" w:history="1">
+      <w:hyperlink w:anchor="_Toc241320145" w:history="1">
         <w:r>
           <w:rPr>
             <w:rStyle w:val="Hipervnculo"/>
@@ -1705,7 +1705,7 @@
             <w:noProof/>
             <w:webHidden/>
           </w:rPr>
-          <w:instrText xml:space="preserve"> PAGEREF _Toc238707126 \h </w:instrText>
+          <w:instrText xml:space="preserve"> PAGEREF _Toc241320145 \h </w:instrText>
         </w:r>
         <w:r>
           <w:rPr>
@@ -1755,7 +1755,7 @@
           <w14:ligatures w14:val="standardContextual"/>
         </w:rPr>
       </w:pPr>
-      <w:hyperlink w:anchor="_Toc238707127" w:history="1">
+      <w:hyperlink w:anchor="_Toc241320146" w:history="1">
         <w:r>
           <w:rPr>
             <w:rStyle w:val="Hipervnculo"/>
@@ -1782,7 +1782,7 @@
             <w:noProof/>
             <w:webHidden/>
           </w:rPr>
-          <w:instrText xml:space="preserve"> PAGEREF _Toc238707127 \h </w:instrText>
+          <w:instrText xml:space="preserve"> PAGEREF _Toc241320146 \h </w:instrText>
         </w:r>
         <w:r>
           <w:rPr>
@@ -1832,7 +1832,7 @@
           <w14:ligatures w14:val="standardContextual"/>
         </w:rPr>
       </w:pPr>
-      <w:hyperlink w:anchor="_Toc238707128" w:history="1">
+      <w:hyperlink w:anchor="_Toc241320147" w:history="1">
         <w:r>
           <w:rPr>
             <w:rStyle w:val="Hipervnculo"/>
@@ -1859,7 +1859,7 @@
             <w:noProof/>
             <w:webHidden/>
           </w:rPr>
-          <w:instrText xml:space="preserve"> PAGEREF _Toc238707128 \h </w:instrText>
+          <w:instrText xml:space="preserve"> PAGEREF _Toc241320147 \h </w:instrText>
         </w:r>
         <w:r>
           <w:rPr>
@@ -1910,7 +1910,7 @@
           <w14:ligatures w14:val="standardContextual"/>
         </w:rPr>
       </w:pPr>
-      <w:hyperlink w:anchor="_Toc238707129" w:history="1">
+      <w:hyperlink w:anchor="_Toc241320148" w:history="1">
         <w:r>
           <w:rPr>
             <w:rStyle w:val="Hipervnculo"/>
@@ -1937,7 +1937,7 @@
             <w:noProof/>
             <w:webHidden/>
           </w:rPr>
-          <w:instrText xml:space="preserve"> PAGEREF _Toc238707129 \h </w:instrText>
+          <w:instrText xml:space="preserve"> PAGEREF _Toc241320148 \h </w:instrText>
         </w:r>
         <w:r>
           <w:rPr>
@@ -1987,7 +1987,7 @@
           <w14:ligatures w14:val="standardContextual"/>
         </w:rPr>
       </w:pPr>
-      <w:hyperlink w:anchor="_Toc238707130" w:history="1">
+      <w:hyperlink w:anchor="_Toc241320149" w:history="1">
         <w:r>
           <w:rPr>
             <w:rStyle w:val="Hipervnculo"/>
@@ -2014,7 +2014,7 @@
             <w:noProof/>
             <w:webHidden/>
           </w:rPr>
-          <w:instrText xml:space="preserve"> PAGEREF _Toc238707130 \h </w:instrText>
+          <w:instrText xml:space="preserve"> PAGEREF _Toc241320149 \h </w:instrText>
         </w:r>
         <w:r>
           <w:rPr>
@@ -2064,7 +2064,7 @@
           <w14:ligatures w14:val="standardContextual"/>
         </w:rPr>
       </w:pPr>
-      <w:hyperlink w:anchor="_Toc238707131" w:history="1">
+      <w:hyperlink w:anchor="_Toc241320150" w:history="1">
         <w:r>
           <w:rPr>
             <w:rStyle w:val="Hipervnculo"/>
@@ -2091,7 +2091,7 @@
             <w:noProof/>
             <w:webHidden/>
           </w:rPr>
-          <w:instrText xml:space="preserve"> PAGEREF _Toc238707131 \h </w:instrText>
+          <w:instrText xml:space="preserve"> PAGEREF _Toc241320150 \h </w:instrText>
         </w:r>
         <w:r>
           <w:rPr>
@@ -2139,7 +2139,7 @@
           <w14:ligatures w14:val="standardContextual"/>
         </w:rPr>
       </w:pPr>
-      <w:hyperlink w:anchor="_Toc238707132" w:history="1">
+      <w:hyperlink w:anchor="_Toc241320151" w:history="1">
         <w:r>
           <w:rPr>
             <w:rStyle w:val="Hipervnculo"/>
@@ -2166,7 +2166,7 @@
             <w:noProof/>
             <w:webHidden/>
           </w:rPr>
-          <w:instrText xml:space="preserve"> PAGEREF _Toc238707132 \h </w:instrText>
+          <w:instrText xml:space="preserve"> PAGEREF _Toc241320151 \h </w:instrText>
         </w:r>
         <w:r>
           <w:rPr>
@@ -2214,13 +2214,13 @@
           <w14:ligatures w14:val="standardContextual"/>
         </w:rPr>
       </w:pPr>
-      <w:hyperlink w:anchor="_Toc238707133" w:history="1">
+      <w:hyperlink w:anchor="_Toc241320152" w:history="1">
         <w:r>
           <w:rPr>
             <w:rStyle w:val="Hipervnculo"/>
             <w:noProof/>
           </w:rPr>
-          <w:t>ZX81DN — Datasette trap executed</w:t>
+          <w:t>ULA — Port Read</w:t>
         </w:r>
         <w:r>
           <w:rPr>
@@ -2241,7 +2241,7 @@
             <w:noProof/>
             <w:webHidden/>
           </w:rPr>
-          <w:instrText xml:space="preserve"> PAGEREF _Toc238707133 \h </w:instrText>
+          <w:instrText xml:space="preserve"> PAGEREF _Toc241320152 \h </w:instrText>
         </w:r>
         <w:r>
           <w:rPr>
@@ -2289,12 +2289,162 @@
           <w14:ligatures w14:val="standardContextual"/>
         </w:rPr>
       </w:pPr>
-      <w:hyperlink w:anchor="_Toc238707134" w:history="1">
+      <w:hyperlink w:anchor="_Toc241320153" w:history="1">
         <w:r>
           <w:rPr>
             <w:rStyle w:val="Hipervnculo"/>
             <w:noProof/>
           </w:rPr>
+          <w:t>ULA — Line Advance</w:t>
+        </w:r>
+        <w:r>
+          <w:rPr>
+            <w:noProof/>
+            <w:webHidden/>
+          </w:rPr>
+          <w:tab/>
+        </w:r>
+        <w:r>
+          <w:rPr>
+            <w:noProof/>
+            <w:webHidden/>
+          </w:rPr>
+          <w:fldChar w:fldCharType="begin"/>
+        </w:r>
+        <w:r>
+          <w:rPr>
+            <w:noProof/>
+            <w:webHidden/>
+          </w:rPr>
+          <w:instrText xml:space="preserve"> PAGEREF _Toc241320153 \h </w:instrText>
+        </w:r>
+        <w:r>
+          <w:rPr>
+            <w:noProof/>
+            <w:webHidden/>
+          </w:rPr>
+        </w:r>
+        <w:r>
+          <w:rPr>
+            <w:noProof/>
+            <w:webHidden/>
+          </w:rPr>
+          <w:fldChar w:fldCharType="separate"/>
+        </w:r>
+        <w:r>
+          <w:rPr>
+            <w:noProof/>
+            <w:webHidden/>
+          </w:rPr>
+          <w:t>9</w:t>
+        </w:r>
+        <w:r>
+          <w:rPr>
+            <w:noProof/>
+            <w:webHidden/>
+          </w:rPr>
+          <w:fldChar w:fldCharType="end"/>
+        </w:r>
+      </w:hyperlink>
+    </w:p>
+    <w:p>
+      <w:pPr>
+        <w:pStyle w:val="TDC3"/>
+        <w:tabs>
+          <w:tab w:val="right" w:leader="dot" w:pos="8494"/>
+        </w:tabs>
+        <w:rPr>
+          <w:rFonts w:eastAsiaTheme="minorEastAsia" w:cstheme="minorBidi"/>
+          <w:smallCaps w:val="0"/>
+          <w:noProof/>
+          <w:kern w:val="2"/>
+          <w:sz w:val="24"/>
+          <w:szCs w:val="24"/>
+          <w:lang w:eastAsia="es-ES"/>
+          <w14:ligatures w14:val="standardContextual"/>
+        </w:rPr>
+      </w:pPr>
+      <w:hyperlink w:anchor="_Toc241320154" w:history="1">
+        <w:r>
+          <w:rPr>
+            <w:rStyle w:val="Hipervnculo"/>
+            <w:noProof/>
+          </w:rPr>
+          <w:t>ZX81DN — Datasette trap executed</w:t>
+        </w:r>
+        <w:r>
+          <w:rPr>
+            <w:noProof/>
+            <w:webHidden/>
+          </w:rPr>
+          <w:tab/>
+        </w:r>
+        <w:r>
+          <w:rPr>
+            <w:noProof/>
+            <w:webHidden/>
+          </w:rPr>
+          <w:fldChar w:fldCharType="begin"/>
+        </w:r>
+        <w:r>
+          <w:rPr>
+            <w:noProof/>
+            <w:webHidden/>
+          </w:rPr>
+          <w:instrText xml:space="preserve"> PAGEREF _Toc241320154 \h </w:instrText>
+        </w:r>
+        <w:r>
+          <w:rPr>
+            <w:noProof/>
+            <w:webHidden/>
+          </w:rPr>
+        </w:r>
+        <w:r>
+          <w:rPr>
+            <w:noProof/>
+            <w:webHidden/>
+          </w:rPr>
+          <w:fldChar w:fldCharType="separate"/>
+        </w:r>
+        <w:r>
+          <w:rPr>
+            <w:noProof/>
+            <w:webHidden/>
+          </w:rPr>
+          <w:t>10</w:t>
+        </w:r>
+        <w:r>
+          <w:rPr>
+            <w:noProof/>
+            <w:webHidden/>
+          </w:rPr>
+          <w:fldChar w:fldCharType="end"/>
+        </w:r>
+      </w:hyperlink>
+    </w:p>
+    <w:p>
+      <w:pPr>
+        <w:pStyle w:val="TDC3"/>
+        <w:tabs>
+          <w:tab w:val="right" w:leader="dot" w:pos="8494"/>
+        </w:tabs>
+        <w:rPr>
+          <w:rFonts w:eastAsiaTheme="minorEastAsia" w:cstheme="minorBidi"/>
+          <w:smallCaps w:val="0"/>
+          <w:noProof/>
+          <w:kern w:val="2"/>
+          <w:sz w:val="24"/>
+          <w:szCs w:val="24"/>
+          <w:lang w:eastAsia="es-ES"/>
+          <w14:ligatures w14:val="standardContextual"/>
+        </w:rPr>
+      </w:pPr>
+      <w:hyperlink w:anchor="_Toc241320155" w:history="1">
+        <w:r>
+          <w:rPr>
+            <w:rStyle w:val="Hipervnculo"/>
+            <w:noProof/>
+          </w:rPr>
           <w:t>ZX81PRT — Printer trap executed</w:t>
         </w:r>
         <w:r>
@@ -2316,7 +2466,7 @@
             <w:noProof/>
             <w:webHidden/>
           </w:rPr>
-          <w:instrText xml:space="preserve"> PAGEREF _Toc238707134 \h </w:instrText>
+          <w:instrText xml:space="preserve"> PAGEREF _Toc241320155 \h </w:instrText>
         </w:r>
         <w:r>
           <w:rPr>
@@ -2336,7 +2486,7 @@
             <w:noProof/>
             <w:webHidden/>
           </w:rPr>
-          <w:t>9</w:t>
+          <w:t>10</w:t>
         </w:r>
         <w:r>
           <w:rPr>
@@ -2367,7 +2517,7 @@
           <w14:ligatures w14:val="standardContextual"/>
         </w:rPr>
       </w:pPr>
-      <w:hyperlink w:anchor="_Toc238707135" w:history="1">
+      <w:hyperlink w:anchor="_Toc241320156" w:history="1">
         <w:r>
           <w:rPr>
             <w:rStyle w:val="Hipervnculo"/>
@@ -2394,7 +2544,7 @@
             <w:noProof/>
             <w:webHidden/>
           </w:rPr>
-          <w:instrText xml:space="preserve"> PAGEREF _Toc238707135 \h </w:instrText>
+          <w:instrText xml:space="preserve"> PAGEREF _Toc241320156 \h </w:instrText>
         </w:r>
         <w:r>
           <w:rPr>
@@ -2414,7 +2564,7 @@
             <w:noProof/>
             <w:webHidden/>
           </w:rPr>
-          <w:t>10</w:t>
+          <w:t>11</w:t>
         </w:r>
         <w:r>
           <w:rPr>
@@ -2444,7 +2594,7 @@
           <w14:ligatures w14:val="standardContextual"/>
         </w:rPr>
       </w:pPr>
-      <w:hyperlink w:anchor="_Toc238707136" w:history="1">
+      <w:hyperlink w:anchor="_Toc241320157" w:history="1">
         <w:r>
           <w:rPr>
             <w:rStyle w:val="Hipervnculo"/>
@@ -2471,7 +2621,7 @@
             <w:noProof/>
             <w:webHidden/>
           </w:rPr>
-          <w:instrText xml:space="preserve"> PAGEREF _Toc238707136 \h </w:instrText>
+          <w:instrText xml:space="preserve"> PAGEREF _Toc241320157 \h </w:instrText>
         </w:r>
         <w:r>
           <w:rPr>
@@ -2491,7 +2641,7 @@
             <w:noProof/>
             <w:webHidden/>
           </w:rPr>
-          <w:t>10</w:t>
+          <w:t>11</w:t>
         </w:r>
         <w:r>
           <w:rPr>
@@ -2521,7 +2671,7 @@
           <w14:ligatures w14:val="standardContextual"/>
         </w:rPr>
       </w:pPr>
-      <w:hyperlink w:anchor="_Toc238707137" w:history="1">
+      <w:hyperlink w:anchor="_Toc241320158" w:history="1">
         <w:r>
           <w:rPr>
             <w:rStyle w:val="Hipervnculo"/>
@@ -2548,7 +2698,7 @@
             <w:noProof/>
             <w:webHidden/>
           </w:rPr>
-          <w:instrText xml:space="preserve"> PAGEREF _Toc238707137 \h </w:instrText>
+          <w:instrText xml:space="preserve"> PAGEREF _Toc241320158 \h </w:instrText>
         </w:r>
         <w:r>
           <w:rPr>
@@ -2568,7 +2718,7 @@
             <w:noProof/>
             <w:webHidden/>
           </w:rPr>
-          <w:t>10</w:t>
+          <w:t>11</w:t>
         </w:r>
         <w:r>
           <w:rPr>
@@ -2599,7 +2749,7 @@
           <w14:ligatures w14:val="standardContextual"/>
         </w:rPr>
       </w:pPr>
-      <w:hyperlink w:anchor="_Toc238707138" w:history="1">
+      <w:hyperlink w:anchor="_Toc241320159" w:history="1">
         <w:r>
           <w:rPr>
             <w:rStyle w:val="Hipervnculo"/>
@@ -2626,7 +2776,7 @@
             <w:noProof/>
             <w:webHidden/>
           </w:rPr>
-          <w:instrText xml:space="preserve"> PAGEREF _Toc238707138 \h </w:instrText>
+          <w:instrText xml:space="preserve"> PAGEREF _Toc241320159 \h </w:instrText>
         </w:r>
         <w:r>
           <w:rPr>
@@ -2646,7 +2796,7 @@
             <w:noProof/>
             <w:webHidden/>
           </w:rPr>
-          <w:t>11</w:t>
+          <w:t>12</w:t>
         </w:r>
         <w:r>
           <w:rPr>
@@ -2676,7 +2826,7 @@
           <w14:ligatures w14:val="standardContextual"/>
         </w:rPr>
       </w:pPr>
-      <w:hyperlink w:anchor="_Toc238707139" w:history="1">
+      <w:hyperlink w:anchor="_Toc241320160" w:history="1">
         <w:r>
           <w:rPr>
             <w:rStyle w:val="Hipervnculo"/>
@@ -2703,7 +2853,7 @@
             <w:noProof/>
             <w:webHidden/>
           </w:rPr>
-          <w:instrText xml:space="preserve"> PAGEREF _Toc238707139 \h </w:instrText>
+          <w:instrText xml:space="preserve"> PAGEREF _Toc241320160 \h </w:instrText>
         </w:r>
         <w:r>
           <w:rPr>
@@ -2723,7 +2873,7 @@
             <w:noProof/>
             <w:webHidden/>
           </w:rPr>
-          <w:t>11</w:t>
+          <w:t>12</w:t>
         </w:r>
         <w:r>
           <w:rPr>
@@ -2753,7 +2903,7 @@
           <w14:ligatures w14:val="standardContextual"/>
         </w:rPr>
       </w:pPr>
-      <w:hyperlink w:anchor="_Toc238707140" w:history="1">
+      <w:hyperlink w:anchor="_Toc241320161" w:history="1">
         <w:r>
           <w:rPr>
             <w:rStyle w:val="Hipervnculo"/>
@@ -2780,7 +2930,7 @@
             <w:noProof/>
             <w:webHidden/>
           </w:rPr>
-          <w:instrText xml:space="preserve"> PAGEREF _Toc238707140 \h </w:instrText>
+          <w:instrText xml:space="preserve"> PAGEREF _Toc241320161 \h </w:instrText>
         </w:r>
         <w:r>
           <w:rPr>
@@ -2800,7 +2950,7 @@
             <w:noProof/>
             <w:webHidden/>
           </w:rPr>
-          <w:t>11</w:t>
+          <w:t>12</w:t>
         </w:r>
         <w:r>
           <w:rPr>
@@ -2831,7 +2981,7 @@
           <w14:ligatures w14:val="standardContextual"/>
         </w:rPr>
       </w:pPr>
-      <w:hyperlink w:anchor="_Toc238707141" w:history="1">
+      <w:hyperlink w:anchor="_Toc241320162" w:history="1">
         <w:r>
           <w:rPr>
             <w:rStyle w:val="Hipervnculo"/>
@@ -2858,7 +3008,7 @@
             <w:noProof/>
             <w:webHidden/>
           </w:rPr>
-          <w:instrText xml:space="preserve"> PAGEREF _Toc238707141 \h </w:instrText>
+          <w:instrText xml:space="preserve"> PAGEREF _Toc241320162 \h </w:instrText>
         </w:r>
         <w:r>
           <w:rPr>
@@ -2878,7 +3028,7 @@
             <w:noProof/>
             <w:webHidden/>
           </w:rPr>
-          <w:t>12</w:t>
+          <w:t>13</w:t>
         </w:r>
         <w:r>
           <w:rPr>
@@ -2908,7 +3058,7 @@
           <w14:ligatures w14:val="standardContextual"/>
         </w:rPr>
       </w:pPr>
-      <w:hyperlink w:anchor="_Toc238707142" w:history="1">
+      <w:hyperlink w:anchor="_Toc241320163" w:history="1">
         <w:r>
           <w:rPr>
             <w:rStyle w:val="Hipervnculo"/>
@@ -2935,7 +3085,7 @@
             <w:noProof/>
             <w:webHidden/>
           </w:rPr>
-          <w:instrText xml:space="preserve"> PAGEREF _Toc238707142 \h </w:instrText>
+          <w:instrText xml:space="preserve"> PAGEREF _Toc241320163 \h </w:instrText>
         </w:r>
         <w:r>
           <w:rPr>
@@ -2955,7 +3105,7 @@
             <w:noProof/>
             <w:webHidden/>
           </w:rPr>
-          <w:t>12</w:t>
+          <w:t>13</w:t>
         </w:r>
         <w:r>
           <w:rPr>
@@ -2985,7 +3135,7 @@
           <w14:ligatures w14:val="standardContextual"/>
         </w:rPr>
       </w:pPr>
-      <w:hyperlink w:anchor="_Toc238707143" w:history="1">
+      <w:hyperlink w:anchor="_Toc241320164" w:history="1">
         <w:r>
           <w:rPr>
             <w:rStyle w:val="Hipervnculo"/>
@@ -3012,7 +3162,7 @@
             <w:noProof/>
             <w:webHidden/>
           </w:rPr>
-          <w:instrText xml:space="preserve"> PAGEREF _Toc238707143 \h </w:instrText>
+          <w:instrText xml:space="preserve"> PAGEREF _Toc241320164 \h </w:instrText>
         </w:r>
         <w:r>
           <w:rPr>
@@ -3032,7 +3182,7 @@
             <w:noProof/>
             <w:webHidden/>
           </w:rPr>
-          <w:t>13</w:t>
+          <w:t>14</w:t>
         </w:r>
         <w:r>
           <w:rPr>
@@ -3062,7 +3212,7 @@
           <w14:ligatures w14:val="standardContextual"/>
         </w:rPr>
       </w:pPr>
-      <w:hyperlink w:anchor="_Toc238707144" w:history="1">
+      <w:hyperlink w:anchor="_Toc241320165" w:history="1">
         <w:r>
           <w:rPr>
             <w:rStyle w:val="Hipervnculo"/>
@@ -3089,7 +3239,7 @@
             <w:noProof/>
             <w:webHidden/>
           </w:rPr>
-          <w:instrText xml:space="preserve"> PAGEREF _Toc238707144 \h </w:instrText>
+          <w:instrText xml:space="preserve"> PAGEREF _Toc241320165 \h </w:instrText>
         </w:r>
         <w:r>
           <w:rPr>
@@ -3109,7 +3259,7 @@
             <w:noProof/>
             <w:webHidden/>
           </w:rPr>
-          <w:t>13</w:t>
+          <w:t>14</w:t>
         </w:r>
         <w:r>
           <w:rPr>
@@ -3139,7 +3289,7 @@
           <w14:ligatures w14:val="standardContextual"/>
         </w:rPr>
       </w:pPr>
-      <w:hyperlink w:anchor="_Toc238707145" w:history="1">
+      <w:hyperlink w:anchor="_Toc241320166" w:history="1">
         <w:r>
           <w:rPr>
             <w:rStyle w:val="Hipervnculo"/>
@@ -3166,7 +3316,7 @@
             <w:noProof/>
             <w:webHidden/>
           </w:rPr>
-          <w:instrText xml:space="preserve"> PAGEREF _Toc238707145 \h </w:instrText>
+          <w:instrText xml:space="preserve"> PAGEREF _Toc241320166 \h </w:instrText>
         </w:r>
         <w:r>
           <w:rPr>
@@ -3186,7 +3336,7 @@
             <w:noProof/>
             <w:webHidden/>
           </w:rPr>
-          <w:t>13</w:t>
+          <w:t>14</w:t>
         </w:r>
         <w:r>
           <w:rPr>
@@ -3216,7 +3366,7 @@
           <w14:ligatures w14:val="standardContextual"/>
         </w:rPr>
       </w:pPr>
-      <w:hyperlink w:anchor="_Toc238707146" w:history="1">
+      <w:hyperlink w:anchor="_Toc241320167" w:history="1">
         <w:r>
           <w:rPr>
             <w:rStyle w:val="Hipervnculo"/>
@@ -3243,7 +3393,7 @@
             <w:noProof/>
             <w:webHidden/>
           </w:rPr>
-          <w:instrText xml:space="preserve"> PAGEREF _Toc238707146 \h </w:instrText>
+          <w:instrText xml:space="preserve"> PAGEREF _Toc241320167 \h </w:instrText>
         </w:r>
         <w:r>
           <w:rPr>
@@ -3263,7 +3413,7 @@
             <w:noProof/>
             <w:webHidden/>
           </w:rPr>
-          <w:t>14</w:t>
+          <w:t>15</w:t>
         </w:r>
         <w:r>
           <w:rPr>
@@ -3288,7 +3438,7 @@
       <w:pPr>
         <w:pStyle w:val="Ttulo"/>
       </w:pPr>
-      <w:bookmarkStart w:id="1" w:name="_Toc238707113"/>
+      <w:bookmarkStart w:id="1" w:name="_Toc241320132"/>
       <w:r>
         <w:t>Foreword</w:t>
       </w:r>
@@ -3303,7 +3453,7 @@
       <w:pPr>
         <w:pStyle w:val="Ttulo"/>
       </w:pPr>
-      <w:bookmarkStart w:id="2" w:name="_Toc238707114"/>
+      <w:bookmarkStart w:id="2" w:name="_Toc241320133"/>
       <w:r>
         <w:t>1. Purpose, scope, and models</w:t>
       </w:r>
@@ -3319,7 +3469,7 @@
         <w:pStyle w:val="Ttulo1"/>
         <w:spacing w:before="280"/>
       </w:pPr>
-      <w:bookmarkStart w:id="3" w:name="_Toc238707115"/>
+      <w:bookmarkStart w:id="3" w:name="_Toc241320134"/>
       <w:r>
         <w:t>1.1 Scope of this guide</w:t>
       </w:r>
@@ -3344,7 +3494,7 @@
       <w:pPr>
         <w:pStyle w:val="Ttulo"/>
       </w:pPr>
-      <w:bookmarkStart w:id="4" w:name="_Toc238707116"/>
+      <w:bookmarkStart w:id="4" w:name="_Toc241320135"/>
       <w:r>
         <w:t>2. Activation and producer selection</w:t>
       </w:r>
@@ -3355,7 +3505,7 @@
         <w:pStyle w:val="Ttulo1"/>
         <w:spacing w:before="280"/>
       </w:pPr>
-      <w:bookmarkStart w:id="5" w:name="_Toc238707117"/>
+      <w:bookmarkStart w:id="5" w:name="_Toc241320136"/>
       <w:r>
         <w:t>2.1 Console command</w:t>
       </w:r>
@@ -3813,7 +3963,7 @@
         <w:pStyle w:val="Ttulo1"/>
         <w:spacing w:before="280"/>
       </w:pPr>
-      <w:bookmarkStart w:id="6" w:name="_Toc238707118"/>
+      <w:bookmarkStart w:id="6" w:name="_Toc241320137"/>
       <w:r>
         <w:t>2.2 Conditions and special paths</w:t>
       </w:r>
@@ -3871,7 +4021,7 @@
       <w:pPr>
         <w:pStyle w:val="Ttulo"/>
       </w:pPr>
-      <w:bookmarkStart w:id="7" w:name="_Toc238707119"/>
+      <w:bookmarkStart w:id="7" w:name="_Toc241320138"/>
       <w:r>
         <w:t>3. Common file structure</w:t>
       </w:r>
@@ -3882,7 +4032,7 @@
         <w:pStyle w:val="Ttulo1"/>
         <w:spacing w:before="280"/>
       </w:pPr>
-      <w:bookmarkStart w:id="8" w:name="_Toc238707120"/>
+      <w:bookmarkStart w:id="8" w:name="_Toc241320139"/>
       <w:r>
         <w:t>3.1 Physical hierarchy</w:t>
       </w:r>
@@ -4203,7 +4353,7 @@
         <w:pStyle w:val="Ttulo1"/>
         <w:spacing w:before="280"/>
       </w:pPr>
-      <w:bookmarkStart w:id="9" w:name="_Toc238707121"/>
+      <w:bookmarkStart w:id="9" w:name="_Toc241320140"/>
       <w:r>
         <w:t>3.2 Timing rules</w:t>
       </w:r>
@@ -4285,7 +4435,7 @@
       <w:pPr>
         <w:pStyle w:val="Ttulo"/>
       </w:pPr>
-      <w:bookmarkStart w:id="10" w:name="_Toc238707122"/>
+      <w:bookmarkStart w:id="10" w:name="_Toc241320141"/>
       <w:r>
         <w:t>4. Common framework records</w:t>
       </w:r>
@@ -4296,7 +4446,7 @@
         <w:pStyle w:val="Ttulo1"/>
         <w:spacing w:before="280"/>
       </w:pPr>
-      <w:bookmarkStart w:id="11" w:name="_Toc238707123"/>
+      <w:bookmarkStart w:id="11" w:name="_Toc241320142"/>
       <w:r>
         <w:t>CPU — Info Cycle</w:t>
       </w:r>
@@ -4362,7 +4512,7 @@
         <w:pStyle w:val="Ttulo1"/>
         <w:spacing w:before="280"/>
       </w:pPr>
-      <w:bookmarkStart w:id="12" w:name="_Toc238707124"/>
+      <w:bookmarkStart w:id="12" w:name="_Toc241320143"/>
       <w:r>
         <w:t>CPU — Transaction about to execute</w:t>
       </w:r>
@@ -4428,7 +4578,7 @@
         <w:pStyle w:val="Ttulo1"/>
         <w:spacing w:before="280"/>
       </w:pPr>
-      <w:bookmarkStart w:id="13" w:name="_Toc238707125"/>
+      <w:bookmarkStart w:id="13" w:name="_Toc241320144"/>
       <w:r>
         <w:t>CPU — Executed instruction</w:t>
       </w:r>
@@ -4494,7 +4644,7 @@
         <w:pStyle w:val="Ttulo1"/>
         <w:spacing w:before="280"/>
       </w:pPr>
-      <w:bookmarkStart w:id="14" w:name="_Toc238707126"/>
+      <w:bookmarkStart w:id="14" w:name="_Toc241320145"/>
       <w:r>
         <w:t>CPU — Stop</w:t>
       </w:r>
@@ -4560,7 +4710,7 @@
         <w:pStyle w:val="Ttulo1"/>
         <w:spacing w:before="280"/>
       </w:pPr>
-      <w:bookmarkStart w:id="15" w:name="_Toc238707127"/>
+      <w:bookmarkStart w:id="15" w:name="_Toc241320146"/>
       <w:r>
         <w:t>CPU — Interrupts</w:t>
       </w:r>
@@ -4626,7 +4776,7 @@
         <w:pStyle w:val="Ttulo1"/>
         <w:spacing w:before="280"/>
       </w:pPr>
-      <w:bookmarkStart w:id="16" w:name="_Toc238707128"/>
+      <w:bookmarkStart w:id="16" w:name="_Toc241320147"/>
       <w:r>
         <w:t>Memory — Applied Set</w:t>
       </w:r>
@@ -4691,7 +4841,7 @@
       <w:pPr>
         <w:pStyle w:val="Ttulo"/>
       </w:pPr>
-      <w:bookmarkStart w:id="17" w:name="_Toc238707129"/>
+      <w:bookmarkStart w:id="17" w:name="_Toc241320148"/>
       <w:r>
         <w:t>5. Machine-specific components</w:t>
       </w:r>
@@ -4702,7 +4852,7 @@
         <w:pStyle w:val="Ttulo1"/>
         <w:spacing w:before="280"/>
       </w:pPr>
-      <w:bookmarkStart w:id="18" w:name="_Toc238707130"/>
+      <w:bookmarkStart w:id="18" w:name="_Toc241320149"/>
       <w:r>
         <w:t>5.1 Selectable inventory</w:t>
       </w:r>
@@ -4863,7 +5013,7 @@
               <w:rPr>
                 <w:sz w:val="17"/>
               </w:rPr>
-              <w:t>Raster, NMI generator, sync zone, and line counter</w:t>
+              <w:t>Raster, sync, line counter, video shift register, and port read results</w:t>
             </w:r>
           </w:p>
         </w:tc>
@@ -5093,7 +5243,7 @@
         <w:pStyle w:val="Ttulo1"/>
         <w:spacing w:before="280"/>
       </w:pPr>
-      <w:bookmarkStart w:id="19" w:name="_Toc238707131"/>
+      <w:bookmarkStart w:id="19" w:name="_Toc241320150"/>
       <w:r>
         <w:t>5.2 Record catalog</w:t>
       </w:r>
@@ -5103,7 +5253,7 @@
       <w:pPr>
         <w:pStyle w:val="Ttulo2"/>
       </w:pPr>
-      <w:bookmarkStart w:id="20" w:name="_Toc238707132"/>
+      <w:bookmarkStart w:id="20" w:name="_Toc241320151"/>
       <w:r>
         <w:t>ULA — Info Cycle</w:t>
       </w:r>
@@ -5128,7 +5278,7 @@
         <w:t>Fields:</w:t>
       </w:r>
       <w:r>
-        <w:t xml:space="preserve"> Raster position (zero-based column and line); Internal status: NMI=NMI_ON|NMI_OFF, ZONE=WHITE|BLACK, and LNCTRL.</w:t>
+        <w:t xml:space="preserve"> Raster position: zero-based column and line. Internal status: NMI=NMI_ON|NMI_OFF, ZONE=WHITE|BLACK, LNCTRL (0-7), LNBlocked and VSYNC (0/1). Video shift: Original and Current (decimal bytes), Inverse (0/1). Timing: PixelPhase (0/1), CPUClock (CPU T-states), State=BeforePixel.</w:t>
       </w:r>
     </w:p>
     <w:p>
@@ -5139,7 +5289,7 @@
         <w:t>Timing:</w:t>
       </w:r>
       <w:r>
-        <w:t xml:space="preserve"> _lastCPUCycles + (i &gt;&gt; 1). Two internal positions correspond to one CPU cycle.</w:t>
+        <w:t xml:space="preserve"> _lastCPUCycles + (i &gt;&gt; 1). PixelPhase distinguishes the two pixels per CPU T-state. The snapshot precedes pixel shifting and raster advance. CPUClock is the CPU execution endpoint while the ULA processes pending cycles; it is not a per-pixel CPU snapshot.</w:t>
       </w:r>
     </w:p>
     <w:p>
@@ -5157,9 +5307,9 @@
       <w:pPr>
         <w:pStyle w:val="Ttulo2"/>
       </w:pPr>
-      <w:bookmarkStart w:id="21" w:name="_Toc238707133"/>
-      <w:r>
-        <w:t>ZX81DN — Datasette trap executed</w:t>
+      <w:bookmarkStart w:id="21" w:name="_Toc241320152"/>
+      <w:r>
+        <w:t>ULA — Port Read</w:t>
       </w:r>
       <w:bookmarkEnd w:id="21"/>
     </w:p>
@@ -5171,7 +5321,7 @@
         <w:t>Producer:</w:t>
       </w:r>
       <w:r>
-        <w:t xml:space="preserve"> src/ZX81/Datasette.cpp :: debugSimulation</w:t>
+        <w:t xml:space="preserve"> src/ZX81/ULA.cpp :: debugPortRead, called by src/ZX81/PortManager.cpp :: getValue</w:t>
       </w:r>
     </w:p>
     <w:p>
@@ -5182,7 +5332,7 @@
         <w:t>Fields:</w:t>
       </w:r>
       <w:r>
-        <w:t xml:space="preserve"> ZX81DN header, CPU cycle, and the literal Datasette trap executed.</w:t>
+        <w:t xml:space="preserve"> Raster position: Column and Row (zero-based). Port: Access=READ|PEEK, Address (full 16-bit address), ID (port selector), Data (returned byte), D6 and D7. Internal status: NTSC, EAR, MIC, VSYNC, LNCTRL and LNBlocked. Timing: Reference=LastULASimulatedCPUClock, State=AfterRead. All numbers are decimal; flags are 0/1.</w:t>
       </w:r>
     </w:p>
     <w:p>
@@ -5193,7 +5343,7 @@
         <w:t>Timing:</w:t>
       </w:r>
       <w:r>
-        <w:t xml:space="preserve"> Emitted when tape-routine simulation is applied.</w:t>
+        <w:t xml:space="preserve"> Emitted at the end of every getValue call, including odd ports and PEEK, only when ULA deep debug is active. Header time is _lastCPUCycles: the last CPU cycle processed by the ULA, not the exact I/O sample time. State is observed after the read side effects.</w:t>
       </w:r>
     </w:p>
     <w:p>
@@ -5204,16 +5354,16 @@
         <w:t>Events:</w:t>
       </w:r>
       <w:r>
-        <w:t xml:space="preserve"> Contains no additional attributes.</w:t>
+        <w:t xml:space="preserve"> For even ports D6 preserves the regional selection and D7 carries EAR. With no keys pressed, PAL returns 127 or 255 for EAR=0 or 1; NTSC returns 63 or 191. Odd-port data comes from lastVRAMByteRead and has no such bit interpretation. PEEK identifies monitor inspection and must not be counted as an executed IN instruction.</w:t>
       </w:r>
     </w:p>
     <w:p>
       <w:pPr>
         <w:pStyle w:val="Ttulo2"/>
       </w:pPr>
-      <w:bookmarkStart w:id="22" w:name="_Toc238707134"/>
-      <w:r>
-        <w:t>ZX81PRT — Printer trap executed</w:t>
+      <w:bookmarkStart w:id="22" w:name="_Toc241320153"/>
+      <w:r>
+        <w:t>ULA — Line Advance</w:t>
       </w:r>
       <w:bookmarkEnd w:id="22"/>
     </w:p>
@@ -5225,7 +5375,7 @@
         <w:t>Producer:</w:t>
       </w:r>
       <w:r>
-        <w:t xml:space="preserve"> src/ZX81/StdPrinter.cpp :: debugSimulation</w:t>
+        <w:t xml:space="preserve"> src/ZX81/ULA.cpp :: debugLineAdvance, called by ULA::simulate</w:t>
       </w:r>
     </w:p>
     <w:p>
@@ -5236,7 +5386,7 @@
         <w:t>Fields:</w:t>
       </w:r>
       <w:r>
-        <w:t xml:space="preserve"> ZX81PRT header, CPU cycle, and the literal Printer trap executed.</w:t>
+        <w:t xml:space="preserve"> Raster position: HBefore, VBefore, HAfter, VAfter (zero-based). Cause: ExternalSync (eH), RasterEnd (horizontal add result), INTackClock (CPU cycle when eH=1, otherwise NA). Internal status: Model (0=ZX80, 1=ZX811, 2=ZX812, 3=ZX813), LNBefore, LNAfter, LNBlocked, VSYNC, NMIGenerator. CPU context: PC, I, R, HALT, IFF1. Timing: PixelPhase, CPUClock, State=AfterLineAdvance, CPUState=SimulationContext. All numeric values, including PC, are decimal; flags are 0/1.</w:t>
       </w:r>
     </w:p>
     <w:p>
@@ -5247,7 +5397,7 @@
         <w:t>Timing:</w:t>
       </w:r>
       <w:r>
-        <w:t xml:space="preserve"> Emitted when the printer routine is intercepted.</w:t>
+        <w:t xml:space="preserve"> Emitted only with ULA deep debug active, once per line-advance block when eH or RasterEnd is true. Header cycle is _lastCPUCycles + (i &gt;&gt; 1); PixelPhase is i &amp; 1. HBefore precedes horizontal add(1); VBefore and LNBefore precede counter updates. Emission follows incLINECTRL, before screen filling and any NMI request. CPUClock and registers are the available CPU execution context, not reconstructed historical state at that pixel.</w:t>
       </w:r>
     </w:p>
     <w:p>
@@ -5258,6 +5408,114 @@
         <w:t>Events:</w:t>
       </w:r>
       <w:r>
+        <w:t xml:space="preserve"> Both cause flags are independent: 1/1 means coincidence in the same pixel iteration. A RasterEnd-only record followed shortly by an ExternalSync-only record demonstrates two separate raster advances; compare LNBefore/LNAfter to determine whether the character counter also advanced twice. ExternalSync is the existing modeled INTack event, not proof of a physical HSYNC. INTack() and horizontal add(1) are each evaluated once; logging neither consumes nor recreates them.</w:t>
+      </w:r>
+    </w:p>
+    <w:p>
+      <w:pPr>
+        <w:pStyle w:val="Ttulo2"/>
+      </w:pPr>
+      <w:bookmarkStart w:id="23" w:name="_Toc241320154"/>
+      <w:r>
+        <w:t>ZX81DN — Datasette trap executed</w:t>
+      </w:r>
+      <w:bookmarkEnd w:id="23"/>
+    </w:p>
+    <w:p>
+      <w:r>
+        <w:rPr>
+          <w:b/>
+        </w:rPr>
+        <w:t>Producer:</w:t>
+      </w:r>
+      <w:r>
+        <w:t xml:space="preserve"> src/ZX81/Datasette.cpp :: debugSimulation</w:t>
+      </w:r>
+    </w:p>
+    <w:p>
+      <w:r>
+        <w:rPr>
+          <w:b/>
+        </w:rPr>
+        <w:t>Fields:</w:t>
+      </w:r>
+      <w:r>
+        <w:t xml:space="preserve"> ZX81DN header, CPU cycle, and the literal Datasette trap executed.</w:t>
+      </w:r>
+    </w:p>
+    <w:p>
+      <w:r>
+        <w:rPr>
+          <w:b/>
+        </w:rPr>
+        <w:t>Timing:</w:t>
+      </w:r>
+      <w:r>
+        <w:t xml:space="preserve"> Emitted when tape-routine simulation is applied.</w:t>
+      </w:r>
+    </w:p>
+    <w:p>
+      <w:r>
+        <w:rPr>
+          <w:b/>
+        </w:rPr>
+        <w:t>Events:</w:t>
+      </w:r>
+      <w:r>
+        <w:t xml:space="preserve"> Contains no additional attributes.</w:t>
+      </w:r>
+    </w:p>
+    <w:p>
+      <w:pPr>
+        <w:pStyle w:val="Ttulo2"/>
+      </w:pPr>
+      <w:bookmarkStart w:id="24" w:name="_Toc241320155"/>
+      <w:r>
+        <w:t>ZX81PRT — Printer trap executed</w:t>
+      </w:r>
+      <w:bookmarkEnd w:id="24"/>
+    </w:p>
+    <w:p>
+      <w:r>
+        <w:rPr>
+          <w:b/>
+        </w:rPr>
+        <w:t>Producer:</w:t>
+      </w:r>
+      <w:r>
+        <w:t xml:space="preserve"> src/ZX81/StdPrinter.cpp :: debugSimulation</w:t>
+      </w:r>
+    </w:p>
+    <w:p>
+      <w:r>
+        <w:rPr>
+          <w:b/>
+        </w:rPr>
+        <w:t>Fields:</w:t>
+      </w:r>
+      <w:r>
+        <w:t xml:space="preserve"> ZX81PRT header, CPU cycle, and the literal Printer trap executed.</w:t>
+      </w:r>
+    </w:p>
+    <w:p>
+      <w:r>
+        <w:rPr>
+          <w:b/>
+        </w:rPr>
+        <w:t>Timing:</w:t>
+      </w:r>
+      <w:r>
+        <w:t xml:space="preserve"> Emitted when the printer routine is intercepted.</w:t>
+      </w:r>
+    </w:p>
+    <w:p>
+      <w:r>
+        <w:rPr>
+          <w:b/>
+        </w:rPr>
+        <w:t>Events:</w:t>
+      </w:r>
+      <w:r>
         <w:t xml:space="preserve"> The device manages printed content; this header confirms the trap.</w:t>
       </w:r>
     </w:p>
@@ -5265,22 +5523,22 @@
       <w:pPr>
         <w:pStyle w:val="Ttulo"/>
       </w:pPr>
-      <w:bookmarkStart w:id="23" w:name="_Toc238707135"/>
+      <w:bookmarkStart w:id="25" w:name="_Toc241320156"/>
       <w:r>
         <w:t>6. Interpretation method</w:t>
       </w:r>
-      <w:bookmarkEnd w:id="23"/>
+      <w:bookmarkEnd w:id="25"/>
     </w:p>
     <w:p>
       <w:pPr>
         <w:pStyle w:val="Ttulo1"/>
         <w:spacing w:before="280"/>
       </w:pPr>
-      <w:bookmarkStart w:id="24" w:name="_Toc238707136"/>
+      <w:bookmarkStart w:id="26" w:name="_Toc241320157"/>
       <w:r>
         <w:t>6.1 Recommended procedure</w:t>
       </w:r>
-      <w:bookmarkEnd w:id="24"/>
+      <w:bookmarkEnd w:id="26"/>
     </w:p>
     <w:p>
       <w:pPr>
@@ -5359,11 +5617,11 @@
         <w:pStyle w:val="Ttulo1"/>
         <w:spacing w:before="280"/>
       </w:pPr>
-      <w:bookmarkStart w:id="25" w:name="_Toc238707137"/>
+      <w:bookmarkStart w:id="27" w:name="_Toc241320158"/>
       <w:r>
         <w:t>6.2 Annotated example</w:t>
       </w:r>
-      <w:bookmarkEnd w:id="25"/>
+      <w:bookmarkEnd w:id="27"/>
     </w:p>
     <w:p>
       <w:pPr>
@@ -5377,7 +5635,7 @@
           <w:rFonts w:ascii="Consolas" w:hAnsi="Consolas"/>
           <w:sz w:val="15"/>
         </w:rPr>
-        <w:t>CPU     12000       Info Cycle</w:t>
+        <w:t>ULA     12000       Port Read</w:t>
       </w:r>
       <w:r>
         <w:rPr>
@@ -5385,7 +5643,7 @@
           <w:sz w:val="15"/>
         </w:rPr>
         <w:br/>
-        <w:t xml:space="preserve">                    Last 4 cycles</w:t>
+        <w:t xml:space="preserve">                    Raster position     :Column=0,Row=0</w:t>
       </w:r>
       <w:r>
         <w:rPr>
@@ -5393,7 +5651,29 @@
           <w:sz w:val="15"/>
         </w:rPr>
         <w:br/>
-        <w:t xml:space="preserve">                    PC:$02a0(Stack 255) HALT</w:t>
+        <w:t xml:space="preserve">                    Port                :Access=READ,Address=32766,ID=254,Data=127,D6=1,D7=0</w:t>
+      </w:r>
+      <w:r>
+        <w:rPr>
+          <w:rFonts w:ascii="Consolas" w:hAnsi="Consolas"/>
+          <w:sz w:val="15"/>
+        </w:rPr>
+        <w:br/>
+        <w:t xml:space="preserve">                    Internal status     :NTSC=0,EAR=0,MIC=0,VSYNC=1,LNCTRL=0,LNBlocked=1</w:t>
+      </w:r>
+      <w:r>
+        <w:rPr>
+          <w:rFonts w:ascii="Consolas" w:hAnsi="Consolas"/>
+          <w:sz w:val="15"/>
+        </w:rPr>
+        <w:br/>
+      </w:r>
+      <w:r>
+        <w:rPr>
+          <w:rFonts w:ascii="Consolas" w:hAnsi="Consolas"/>
+          <w:sz w:val="15"/>
+        </w:rPr>
+        <w:t xml:space="preserve">                    Timing              :Reference=LastULASimulatedCPUClock,State=AfterRead</w:t>
       </w:r>
       <w:r>
         <w:rPr>
@@ -5409,7 +5689,7 @@
           <w:sz w:val="15"/>
         </w:rPr>
         <w:br/>
-        <w:t xml:space="preserve">                    Raster position     :180,64</w:t>
+        <w:t xml:space="preserve">                    Raster position     :0,0</w:t>
       </w:r>
       <w:r>
         <w:rPr>
@@ -5417,7 +5697,7 @@
           <w:sz w:val="15"/>
         </w:rPr>
         <w:br/>
-        <w:t xml:space="preserve">                    Internal status     :NMI=NMI_ON,ZONE=WHITE,LNCTRL=3</w:t>
+        <w:t xml:space="preserve">                    Internal status     :NMI=NMI_OFF,ZONE=BLACK,LNCTRL=0,LNBlocked=1,VSYNC=1</w:t>
       </w:r>
       <w:r>
         <w:rPr>
@@ -5425,7 +5705,15 @@
           <w:sz w:val="15"/>
         </w:rPr>
         <w:br/>
-        <w:t>ZX81DN  12004       Datasette trap executed</w:t>
+        <w:t xml:space="preserve">                    Video shift         :Original=0,Current=0,Inverse=0</w:t>
+      </w:r>
+      <w:r>
+        <w:rPr>
+          <w:rFonts w:ascii="Consolas" w:hAnsi="Consolas"/>
+          <w:sz w:val="15"/>
+        </w:rPr>
+        <w:br/>
+        <w:t xml:space="preserve">                    Timing              :PixelPhase=0,CPUClock=12011,State=BeforePixel</w:t>
       </w:r>
       <w:r>
         <w:rPr>
@@ -5435,32 +5723,94 @@
         <w:br/>
         <w:t>+</w:t>
       </w:r>
-    </w:p>
-    <w:p>
-      <w:r>
-        <w:t>Schematic example based on the current producers; values are illustrative.</w:t>
+      <w:r>
+        <w:rPr>
+          <w:rFonts w:ascii="Consolas" w:hAnsi="Consolas"/>
+          <w:sz w:val="15"/>
+        </w:rPr>
+        <w:br/>
+        <w:t>ULA     12207       Line Advance</w:t>
+      </w:r>
+      <w:r>
+        <w:rPr>
+          <w:rFonts w:ascii="Consolas" w:hAnsi="Consolas"/>
+          <w:sz w:val="15"/>
+        </w:rPr>
+        <w:br/>
+      </w:r>
+      <w:r>
+        <w:rPr>
+          <w:rFonts w:ascii="Consolas" w:hAnsi="Consolas"/>
+          <w:sz w:val="15"/>
+        </w:rPr>
+        <w:t xml:space="preserve">                    Raster position     :HBefore=413,VBefore=100,HAfter=0,VAfter=101</w:t>
+      </w:r>
+      <w:r>
+        <w:rPr>
+          <w:rFonts w:ascii="Consolas" w:hAnsi="Consolas"/>
+          <w:sz w:val="15"/>
+        </w:rPr>
+        <w:br/>
+        <w:t xml:space="preserve">                    Cause               :ExternalSync=0,RasterEnd=1,INTackClock=NA</w:t>
+      </w:r>
+      <w:r>
+        <w:rPr>
+          <w:rFonts w:ascii="Consolas" w:hAnsi="Consolas"/>
+          <w:sz w:val="15"/>
+        </w:rPr>
+        <w:br/>
+        <w:t xml:space="preserve">                    Internal status     :Model=0,LNBefore=3,LNAfter=4,LNBlocked=0,VSYNC=0,NMIGenerator=0</w:t>
+      </w:r>
+      <w:r>
+        <w:rPr>
+          <w:rFonts w:ascii="Consolas" w:hAnsi="Consolas"/>
+          <w:sz w:val="15"/>
+        </w:rPr>
+        <w:br/>
+        <w:t xml:space="preserve">                    CPU context         :PC=49152,I=14,R=127,HALT=1,IFF1=1</w:t>
+      </w:r>
+      <w:r>
+        <w:rPr>
+          <w:rFonts w:ascii="Consolas" w:hAnsi="Consolas"/>
+          <w:sz w:val="15"/>
+        </w:rPr>
+        <w:br/>
+        <w:t xml:space="preserve">                    Timing              :PixelPhase=1,CPUClock=12208,State=AfterLineAdvance,CPUState=SimulationContext</w:t>
+      </w:r>
+      <w:r>
+        <w:rPr>
+          <w:rFonts w:ascii="Consolas" w:hAnsi="Consolas"/>
+          <w:sz w:val="15"/>
+        </w:rPr>
+        <w:br/>
+        <w:t>+</w:t>
+      </w:r>
+    </w:p>
+    <w:p>
+      <w:r>
+        <w:t>Schematic independent examples based on current producers; values are illustrative, not a captured execution trace.</w:t>
       </w:r>
     </w:p>
     <w:p>
       <w:pPr>
         <w:pStyle w:val="Ttulo"/>
       </w:pPr>
-      <w:bookmarkStart w:id="26" w:name="_Toc238707138"/>
+      <w:bookmarkStart w:id="28" w:name="_Toc241320159"/>
       <w:r>
         <w:t>7. Limitations and maintenance</w:t>
       </w:r>
-      <w:bookmarkEnd w:id="26"/>
+      <w:bookmarkEnd w:id="28"/>
     </w:p>
     <w:p>
       <w:pPr>
         <w:pStyle w:val="Ttulo1"/>
         <w:spacing w:before="280"/>
       </w:pPr>
-      <w:bookmarkStart w:id="27" w:name="_Toc238707139"/>
+      <w:bookmarkStart w:id="29" w:name="_Toc241320160"/>
       <w:r>
         <w:t>7.1 Specific limitations</w:t>
       </w:r>
-      <w:bookmarkEnd w:id="27"/>
+      <w:bookmarkEnd w:id="29"/>
     </w:p>
     <w:p>
       <w:pPr>
@@ -5500,14 +5850,62 @@
     </w:p>
     <w:p>
       <w:pPr>
+        <w:numPr>
+          <w:ilvl w:val="0"/>
+          <w:numId w:val="30"/>
+        </w:numPr>
+        <w:spacing w:after="60"/>
+      </w:pPr>
+      <w:r>
+        <w:t>Port Read timestamps cannot measure exact I/O or VSYNC pulse widths. The record shows post-read state and cannot reconstruct the raster before an IN reset.</w:t>
+      </w:r>
+    </w:p>
+    <w:p>
+      <w:pPr>
+        <w:numPr>
+          <w:ilvl w:val="0"/>
+          <w:numId w:val="30"/>
+        </w:numPr>
+        <w:spacing w:after="60"/>
+      </w:pPr>
+      <w:r>
+        <w:t>A zero Current shift byte does not prove that all eight pixels have shifted out. These fields do not identify rejected character loads or actual INT acknowledgement.</w:t>
+      </w:r>
+    </w:p>
+    <w:p>
+      <w:pPr>
+        <w:numPr>
+          <w:ilvl w:val="0"/>
+          <w:numId w:val="30"/>
+        </w:numPr>
+        <w:spacing w:after="60"/>
+      </w:pPr>
+      <w:r>
+        <w:t>PEEK currently still has side effects in PortManager, including MIC updates. Logging reports existing behavior without changing it. Debug methods use non-consuming state getters.</w:t>
+      </w:r>
+    </w:p>
+    <w:p>
+      <w:pPr>
+        <w:numPr>
+          <w:ilvl w:val="0"/>
+          <w:numId w:val="30"/>
+        </w:numPr>
+        <w:spacing w:after="60"/>
+      </w:pPr>
+      <w:r>
+        <w:t>Line Advance establishes modeled causes and actual counter changes, but does not by itself prove a visual defect or the electrical timing of HSYNC. Correlate events with the image and distinguish CPU execution context from the ULA pixel timestamp.</w:t>
+      </w:r>
+    </w:p>
+    <w:p>
+      <w:pPr>
         <w:pStyle w:val="Ttulo1"/>
         <w:spacing w:before="280"/>
       </w:pPr>
-      <w:bookmarkStart w:id="28" w:name="_Toc238707140"/>
+      <w:bookmarkStart w:id="30" w:name="_Toc241320161"/>
       <w:r>
         <w:t>7.2 Maintenance contract</w:t>
       </w:r>
-      <w:bookmarkEnd w:id="28"/>
+      <w:bookmarkEnd w:id="30"/>
     </w:p>
     <w:p>
       <w:pPr>
@@ -5561,21 +5959,21 @@
       <w:pPr>
         <w:pStyle w:val="Ttulo"/>
       </w:pPr>
-      <w:bookmarkStart w:id="29" w:name="_Toc238707141"/>
+      <w:bookmarkStart w:id="31" w:name="_Toc241320162"/>
       <w:r>
         <w:t>Appendices</w:t>
       </w:r>
-      <w:bookmarkEnd w:id="29"/>
+      <w:bookmarkEnd w:id="31"/>
     </w:p>
     <w:p>
       <w:pPr>
         <w:pStyle w:val="Ttulo1"/>
       </w:pPr>
-      <w:bookmarkStart w:id="30" w:name="_Toc238707142"/>
+      <w:bookmarkStart w:id="32" w:name="_Toc241320163"/>
       <w:r>
         <w:t>Appendix A. Provenance and revision</w:t>
       </w:r>
-      <w:bookmarkEnd w:id="30"/>
+      <w:bookmarkEnd w:id="32"/>
     </w:p>
     <w:p>
       <w:r>
@@ -5592,11 +5990,11 @@
         <w:pStyle w:val="Ttulo1"/>
         <w:spacing w:before="280"/>
       </w:pPr>
-      <w:bookmarkStart w:id="31" w:name="_Toc238707143"/>
+      <w:bookmarkStart w:id="33" w:name="_Toc241320164"/>
       <w:r>
         <w:t>A.1 Watched source files</w:t>
       </w:r>
-      <w:bookmarkEnd w:id="31"/>
+      <w:bookmarkEnd w:id="33"/>
     </w:p>
     <w:tbl>
       <w:tblPr>
@@ -6251,17 +6649,163 @@
           </w:p>
         </w:tc>
       </w:tr>
+      <w:tr>
+        <w:tc>
+          <w:tcPr>
+            <w:tcW w:w="7200" w:type="dxa"/>
+            <w:tcMar>
+              <w:top w:w="90" w:type="dxa"/>
+              <w:left w:w="110" w:type="dxa"/>
+              <w:bottom w:w="90" w:type="dxa"/>
+              <w:right w:w="110" w:type="dxa"/>
+            </w:tcMar>
+            <w:vAlign w:val="center"/>
+          </w:tcPr>
+          <w:p>
+            <w:pPr>
+              <w:spacing w:after="0"/>
+            </w:pPr>
+            <w:r>
+              <w:rPr>
+                <w:sz w:val="17"/>
+              </w:rPr>
+              <w:t>src/ZX81/PortManager.cpp</w:t>
+            </w:r>
+          </w:p>
+        </w:tc>
+        <w:tc>
+          <w:tcPr>
+            <w:tcW w:w="1701" w:type="dxa"/>
+            <w:tcMar>
+              <w:top w:w="90" w:type="dxa"/>
+              <w:left w:w="110" w:type="dxa"/>
+              <w:bottom w:w="90" w:type="dxa"/>
+              <w:right w:w="110" w:type="dxa"/>
+            </w:tcMar>
+            <w:vAlign w:val="center"/>
+          </w:tcPr>
+          <w:p>
+            <w:pPr>
+              <w:spacing w:after="0"/>
+            </w:pPr>
+            <w:r>
+              <w:rPr>
+                <w:sz w:val="17"/>
+              </w:rPr>
+              <w:t>zx80-zx81</w:t>
+            </w:r>
+          </w:p>
+        </w:tc>
+      </w:tr>
+      <w:tr>
+        <w:tc>
+          <w:tcPr>
+            <w:tcW w:w="7200" w:type="dxa"/>
+            <w:shd w:val="clear" w:color="auto" w:fill="EAF2F8"/>
+            <w:tcMar>
+              <w:top w:w="90" w:type="dxa"/>
+              <w:left w:w="110" w:type="dxa"/>
+              <w:bottom w:w="90" w:type="dxa"/>
+              <w:right w:w="110" w:type="dxa"/>
+            </w:tcMar>
+            <w:vAlign w:val="center"/>
+          </w:tcPr>
+          <w:p>
+            <w:pPr>
+              <w:spacing w:after="0"/>
+            </w:pPr>
+            <w:r>
+              <w:rPr>
+                <w:sz w:val="17"/>
+              </w:rPr>
+              <w:t>include/ZX81/ULA.hpp</w:t>
+            </w:r>
+          </w:p>
+        </w:tc>
+        <w:tc>
+          <w:tcPr>
+            <w:tcW w:w="1701" w:type="dxa"/>
+            <w:shd w:val="clear" w:color="auto" w:fill="EAF2F8"/>
+            <w:tcMar>
+              <w:top w:w="90" w:type="dxa"/>
+              <w:left w:w="110" w:type="dxa"/>
+              <w:bottom w:w="90" w:type="dxa"/>
+              <w:right w:w="110" w:type="dxa"/>
+            </w:tcMar>
+            <w:vAlign w:val="center"/>
+          </w:tcPr>
+          <w:p>
+            <w:pPr>
+              <w:spacing w:after="0"/>
+            </w:pPr>
+            <w:r>
+              <w:rPr>
+                <w:sz w:val="17"/>
+              </w:rPr>
+              <w:t>zx80-zx81</w:t>
+            </w:r>
+          </w:p>
+        </w:tc>
+      </w:tr>
+      <w:tr>
+        <w:tc>
+          <w:tcPr>
+            <w:tcW w:w="7200" w:type="dxa"/>
+            <w:tcMar>
+              <w:top w:w="90" w:type="dxa"/>
+              <w:left w:w="110" w:type="dxa"/>
+              <w:bottom w:w="90" w:type="dxa"/>
+              <w:right w:w="110" w:type="dxa"/>
+            </w:tcMar>
+            <w:vAlign w:val="center"/>
+          </w:tcPr>
+          <w:p>
+            <w:pPr>
+              <w:spacing w:after="0"/>
+            </w:pPr>
+            <w:r>
+              <w:rPr>
+                <w:sz w:val="17"/>
+              </w:rPr>
+              <w:t>include/ZX81/ULARegisters.hpp</w:t>
+            </w:r>
+          </w:p>
+        </w:tc>
+        <w:tc>
+          <w:tcPr>
+            <w:tcW w:w="1701" w:type="dxa"/>
+            <w:tcMar>
+              <w:top w:w="90" w:type="dxa"/>
+              <w:left w:w="110" w:type="dxa"/>
+              <w:bottom w:w="90" w:type="dxa"/>
+              <w:right w:w="110" w:type="dxa"/>
+            </w:tcMar>
+            <w:vAlign w:val="center"/>
+          </w:tcPr>
+          <w:p>
+            <w:pPr>
+              <w:spacing w:after="0"/>
+            </w:pPr>
+            <w:r>
+              <w:rPr>
+                <w:sz w:val="17"/>
+              </w:rPr>
+              <w:t>zx80-zx81</w:t>
+            </w:r>
+          </w:p>
+        </w:tc>
+      </w:tr>
     </w:tbl>
     <w:p>
       <w:pPr>
         <w:pStyle w:val="Ttulo1"/>
         <w:spacing w:before="280"/>
       </w:pPr>
-      <w:bookmarkStart w:id="32" w:name="_Toc238707144"/>
+      <w:bookmarkStart w:id="34" w:name="_Toc241320165"/>
       <w:r>
         <w:t>A.2 Revision history</w:t>
       </w:r>
-      <w:bookmarkEnd w:id="32"/>
+      <w:bookmarkEnd w:id="34"/>
     </w:p>
     <w:tbl>
       <w:tblPr>
@@ -6428,11 +6972,11 @@
       <w:pPr>
         <w:pStyle w:val="Ttulo1"/>
       </w:pPr>
-      <w:bookmarkStart w:id="33" w:name="_Toc238707145"/>
+      <w:bookmarkStart w:id="35" w:name="_Toc241320166"/>
       <w:r>
         <w:t>Illustrations</w:t>
       </w:r>
-      <w:bookmarkEnd w:id="33"/>
+      <w:bookmarkEnd w:id="35"/>
     </w:p>
     <w:p>
       <w:pPr>
@@ -6468,11 +7012,11 @@
       <w:pPr>
         <w:pStyle w:val="Ttulo1"/>
       </w:pPr>
-      <w:bookmarkStart w:id="34" w:name="_Toc238707146"/>
+      <w:bookmarkStart w:id="36" w:name="_Toc241320167"/>
       <w:r>
         <w:t>Equations</w:t>
       </w:r>
-      <w:bookmarkEnd w:id="34"/>
+      <w:bookmarkEnd w:id="36"/>
     </w:p>
     <w:p>
       <w:pPr>
@@ -6573,7 +7117,7 @@
         <w:noProof/>
       </w:rPr>
       <w:drawing>
-        <wp:inline distT="0" distB="0" distL="0" distR="0" wp14:anchorId="2AC7AA0A" wp14:editId="48D31D7F">
+        <wp:inline distT="0" distB="0" distL="0" distR="0" wp14:anchorId="4AD4271C" wp14:editId="47ED483F">
           <wp:extent cx="576000" cy="459360"/>
           <wp:effectExtent l="0" t="0" r="0" b="0"/>
           <wp:docPr id="1" name="ARGOS framework mark" descr="ARGOS framework mark"/>
@@ -6983,10 +7527,10 @@
         <w:noProof/>
       </w:rPr>
       <w:drawing>
-        <wp:inline distT="0" distB="0" distL="0" distR="0" wp14:anchorId="661F5F23" wp14:editId="5C919EED">
+        <wp:inline distT="0" distB="0" distL="0" distR="0" wp14:anchorId="74F96204" wp14:editId="1E321816">
           <wp:extent cx="1512000" cy="1205820"/>
           <wp:effectExtent l="0" t="0" r="0" b="0"/>
-          <wp:docPr id="1160549115" name="ARGOS framework mark" descr="ARGOS framework mark"/>
+          <wp:docPr id="1306261515" name="ARGOS framework mark" descr="ARGOS framework mark"/>
           <wp:cNvGraphicFramePr>
             <a:graphicFrameLocks xmlns:a="http://schemas.openxmlformats.org/drawingml/2006/main" noChangeAspect="1"/>
           </wp:cNvGraphicFramePr>
@@ -9959,19 +10503,19 @@
   <w:num w:numId="26" w16cid:durableId="846600881">
     <w:abstractNumId w:val="20"/>
   </w:num>
-  <w:num w:numId="27" w16cid:durableId="1973556128">
+  <w:num w:numId="27" w16cid:durableId="1059672306">
     <w:abstractNumId w:val="0"/>
   </w:num>
-  <w:num w:numId="28" w16cid:durableId="1837258568">
+  <w:num w:numId="28" w16cid:durableId="94520166">
     <w:abstractNumId w:val="0"/>
   </w:num>
-  <w:num w:numId="29" w16cid:durableId="2093120542">
+  <w:num w:numId="29" w16cid:durableId="1536043827">
     <w:abstractNumId w:val="6"/>
   </w:num>
-  <w:num w:numId="30" w16cid:durableId="2092970410">
+  <w:num w:numId="30" w16cid:durableId="1788616535">
     <w:abstractNumId w:val="0"/>
   </w:num>
-  <w:num w:numId="31" w16cid:durableId="140738061">
+  <w:num w:numId="31" w16cid:durableId="171460263">
     <w:abstractNumId w:val="0"/>
   </w:num>
 </w:numbering>

--- a/docs/ZX81Data/ZX80_ZX81_DEBUG_File_Format.docx
+++ b/docs/ZX81Data/ZX80_ZX81_DEBUG_File_Format.docx
@@ -4,18 +4,17 @@
   <w:body>
     <w:sdt>
       <w:sdtPr>
-        <w:rPr>
-          <w:rFonts w:eastAsiaTheme="minorHAnsi"/>
-          <w:sz w:val="20"/>
-          <w:lang w:eastAsia="en-US"/>
-        </w:rPr>
         <w:id w:val="-115831964"/>
         <w:docPartObj>
           <w:docPartGallery w:val="Cover Pages"/>
           <w:docPartUnique/>
         </w:docPartObj>
       </w:sdtPr>
-      <w:sdtEndPr/>
+      <w:sdtEndPr>
+        <w:rPr>
+          <w:lang w:eastAsia="en-US"/>
+        </w:rPr>
+      </w:sdtEndPr>
       <w:sdtContent>
         <w:p>
           <w:pPr>
@@ -123,7 +122,6 @@
                                     <w:dataBinding w:prefixMappings="xmlns:ns0='http://purl.org/dc/elements/1.1/' xmlns:ns1='http://schemas.openxmlformats.org/package/2006/metadata/core-properties' " w:xpath="/ns1:coreProperties[1]/ns0:title[1]" w:storeItemID="{6C3C8BC8-F283-45AE-878A-BAB7291924A1}"/>
                                     <w:text/>
                                   </w:sdtPr>
-                                  <w:sdtEndPr/>
                                   <w:sdtContent>
                                     <w:r>
                                       <w:rPr>
@@ -150,7 +148,6 @@
                                   <w:dataBinding w:prefixMappings="xmlns:ns0='http://purl.org/dc/elements/1.1/' xmlns:ns1='http://schemas.openxmlformats.org/package/2006/metadata/core-properties' " w:xpath="/ns1:coreProperties[1]/ns0:subject[1]" w:storeItemID="{6C3C8BC8-F283-45AE-878A-BAB7291924A1}"/>
                                   <w:text/>
                                 </w:sdtPr>
-                                <w:sdtEndPr/>
                                 <w:sdtContent>
                                   <w:p>
                                     <w:pPr>
@@ -170,7 +167,7 @@
                                         <w:sz w:val="28"/>
                                         <w:szCs w:val="28"/>
                                       </w:rPr>
-                                      <w:t>EMULATORS deep-debug file format</w:t>
+                                      <w:t>Structure, CPU-generated video, and simulated peripherals</w:t>
                                     </w:r>
                                   </w:p>
                                 </w:sdtContent>
@@ -189,7 +186,6 @@
                                   <w:dataBinding w:prefixMappings="xmlns:ns0='http://purl.org/dc/elements/1.1/' xmlns:ns1='http://schemas.openxmlformats.org/package/2006/metadata/core-properties' " w:xpath="/ns1:coreProperties[1]/ns0:creator[1]" w:storeItemID="{6C3C8BC8-F283-45AE-878A-BAB7291924A1}"/>
                                   <w:text/>
                                 </w:sdtPr>
-                                <w:sdtEndPr/>
                                 <w:sdtContent>
                                   <w:p>
                                     <w:pPr>
@@ -266,7 +262,6 @@
                               <w:dataBinding w:prefixMappings="xmlns:ns0='http://purl.org/dc/elements/1.1/' xmlns:ns1='http://schemas.openxmlformats.org/package/2006/metadata/core-properties' " w:xpath="/ns1:coreProperties[1]/ns0:title[1]" w:storeItemID="{6C3C8BC8-F283-45AE-878A-BAB7291924A1}"/>
                               <w:text/>
                             </w:sdtPr>
-                            <w:sdtEndPr/>
                             <w:sdtContent>
                               <w:r>
                                 <w:rPr>
@@ -293,7 +288,6 @@
                             <w:dataBinding w:prefixMappings="xmlns:ns0='http://purl.org/dc/elements/1.1/' xmlns:ns1='http://schemas.openxmlformats.org/package/2006/metadata/core-properties' " w:xpath="/ns1:coreProperties[1]/ns0:subject[1]" w:storeItemID="{6C3C8BC8-F283-45AE-878A-BAB7291924A1}"/>
                             <w:text/>
                           </w:sdtPr>
-                          <w:sdtEndPr/>
                           <w:sdtContent>
                             <w:p>
                               <w:pPr>
@@ -313,7 +307,7 @@
                                   <w:sz w:val="28"/>
                                   <w:szCs w:val="28"/>
                                 </w:rPr>
-                                <w:t>EMULATORS deep-debug file format</w:t>
+                                <w:t>Structure, CPU-generated video, and simulated peripherals</w:t>
                               </w:r>
                             </w:p>
                           </w:sdtContent>
@@ -332,7 +326,6 @@
                             <w:dataBinding w:prefixMappings="xmlns:ns0='http://purl.org/dc/elements/1.1/' xmlns:ns1='http://schemas.openxmlformats.org/package/2006/metadata/core-properties' " w:xpath="/ns1:coreProperties[1]/ns0:creator[1]" w:storeItemID="{6C3C8BC8-F283-45AE-878A-BAB7291924A1}"/>
                             <w:text/>
                           </w:sdtPr>
-                          <w:sdtEndPr/>
                           <w:sdtContent>
                             <w:p>
                               <w:pPr>
@@ -450,7 +443,6 @@
                                     <w:calendar w:val="gregorian"/>
                                   </w:date>
                                 </w:sdtPr>
-                                <w:sdtEndPr/>
                                 <w:sdtContent>
                                   <w:p>
                                     <w:pPr>
@@ -517,7 +509,6 @@
                               <w:calendar w:val="gregorian"/>
                             </w:date>
                           </w:sdtPr>
-                          <w:sdtEndPr/>
                           <w:sdtContent>
                             <w:p>
                               <w:pPr>
@@ -560,32 +551,13 @@
     <w:p>
       <w:pPr>
         <w:pStyle w:val="Ttulo1"/>
-      </w:pPr>
-      <w:bookmarkStart w:id="0" w:name="_Toc241320131"/>
+        <w:keepNext/>
+      </w:pPr>
       <w:r>
         <w:t>Contents</w:t>
       </w:r>
-      <w:bookmarkEnd w:id="0"/>
-    </w:p>
-    <w:p>
-      <w:pPr>
-        <w:pStyle w:val="TDC2"/>
-        <w:tabs>
-          <w:tab w:val="right" w:leader="dot" w:pos="8494"/>
-        </w:tabs>
-        <w:rPr>
-          <w:rFonts w:eastAsiaTheme="minorEastAsia" w:cstheme="minorBidi"/>
-          <w:b w:val="0"/>
-          <w:bCs w:val="0"/>
-          <w:smallCaps w:val="0"/>
-          <w:noProof/>
-          <w:kern w:val="2"/>
-          <w:sz w:val="24"/>
-          <w:szCs w:val="24"/>
-          <w:lang w:eastAsia="es-ES"/>
-          <w14:ligatures w14:val="standardContextual"/>
-        </w:rPr>
-      </w:pPr>
+    </w:p>
+    <w:p>
       <w:r>
         <w:fldChar w:fldCharType="begin"/>
       </w:r>
@@ -595,2836 +567,9 @@
       <w:r>
         <w:fldChar w:fldCharType="separate"/>
       </w:r>
-      <w:hyperlink w:anchor="_Toc241320131" w:history="1">
-        <w:r>
-          <w:rPr>
-            <w:rStyle w:val="Hipervnculo"/>
-            <w:noProof/>
-          </w:rPr>
-          <w:t>Contents</w:t>
-        </w:r>
-        <w:r>
-          <w:rPr>
-            <w:noProof/>
-            <w:webHidden/>
-          </w:rPr>
-          <w:tab/>
-        </w:r>
-        <w:r>
-          <w:rPr>
-            <w:noProof/>
-            <w:webHidden/>
-          </w:rPr>
-          <w:fldChar w:fldCharType="begin"/>
-        </w:r>
-        <w:r>
-          <w:rPr>
-            <w:noProof/>
-            <w:webHidden/>
-          </w:rPr>
-          <w:instrText xml:space="preserve"> PAGEREF _Toc241320131 \h </w:instrText>
-        </w:r>
-        <w:r>
-          <w:rPr>
-            <w:noProof/>
-            <w:webHidden/>
-          </w:rPr>
-        </w:r>
-        <w:r>
-          <w:rPr>
-            <w:noProof/>
-            <w:webHidden/>
-          </w:rPr>
-          <w:fldChar w:fldCharType="separate"/>
-        </w:r>
-        <w:r>
-          <w:rPr>
-            <w:noProof/>
-            <w:webHidden/>
-          </w:rPr>
-          <w:t>1</w:t>
-        </w:r>
-        <w:r>
-          <w:rPr>
-            <w:noProof/>
-            <w:webHidden/>
-          </w:rPr>
-          <w:fldChar w:fldCharType="end"/>
-        </w:r>
-      </w:hyperlink>
-    </w:p>
-    <w:p>
-      <w:pPr>
-        <w:pStyle w:val="TDC1"/>
-        <w:tabs>
-          <w:tab w:val="right" w:leader="dot" w:pos="8494"/>
-        </w:tabs>
-        <w:rPr>
-          <w:rFonts w:eastAsiaTheme="minorEastAsia" w:cstheme="minorBidi"/>
-          <w:b w:val="0"/>
-          <w:bCs w:val="0"/>
-          <w:caps w:val="0"/>
-          <w:noProof/>
-          <w:kern w:val="2"/>
-          <w:sz w:val="24"/>
-          <w:szCs w:val="24"/>
-          <w:u w:val="none"/>
-          <w:lang w:eastAsia="es-ES"/>
-          <w14:ligatures w14:val="standardContextual"/>
-        </w:rPr>
-      </w:pPr>
-      <w:hyperlink w:anchor="_Toc241320132" w:history="1">
-        <w:r>
-          <w:rPr>
-            <w:rStyle w:val="Hipervnculo"/>
-            <w:noProof/>
-          </w:rPr>
-          <w:t>Foreword</w:t>
-        </w:r>
-        <w:r>
-          <w:rPr>
-            <w:noProof/>
-            <w:webHidden/>
-          </w:rPr>
-          <w:tab/>
-        </w:r>
-        <w:r>
-          <w:rPr>
-            <w:noProof/>
-            <w:webHidden/>
-          </w:rPr>
-          <w:fldChar w:fldCharType="begin"/>
-        </w:r>
-        <w:r>
-          <w:rPr>
-            <w:noProof/>
-            <w:webHidden/>
-          </w:rPr>
-          <w:instrText xml:space="preserve"> PAGEREF _Toc241320132 \h </w:instrText>
-        </w:r>
-        <w:r>
-          <w:rPr>
-            <w:noProof/>
-            <w:webHidden/>
-          </w:rPr>
-        </w:r>
-        <w:r>
-          <w:rPr>
-            <w:noProof/>
-            <w:webHidden/>
-          </w:rPr>
-          <w:fldChar w:fldCharType="separate"/>
-        </w:r>
-        <w:r>
-          <w:rPr>
-            <w:noProof/>
-            <w:webHidden/>
-          </w:rPr>
-          <w:t>3</w:t>
-        </w:r>
-        <w:r>
-          <w:rPr>
-            <w:noProof/>
-            <w:webHidden/>
-          </w:rPr>
-          <w:fldChar w:fldCharType="end"/>
-        </w:r>
-      </w:hyperlink>
-    </w:p>
-    <w:p>
-      <w:pPr>
-        <w:pStyle w:val="TDC1"/>
-        <w:tabs>
-          <w:tab w:val="right" w:leader="dot" w:pos="8494"/>
-        </w:tabs>
-        <w:rPr>
-          <w:rFonts w:eastAsiaTheme="minorEastAsia" w:cstheme="minorBidi"/>
-          <w:b w:val="0"/>
-          <w:bCs w:val="0"/>
-          <w:caps w:val="0"/>
-          <w:noProof/>
-          <w:kern w:val="2"/>
-          <w:sz w:val="24"/>
-          <w:szCs w:val="24"/>
-          <w:u w:val="none"/>
-          <w:lang w:eastAsia="es-ES"/>
-          <w14:ligatures w14:val="standardContextual"/>
-        </w:rPr>
-      </w:pPr>
-      <w:hyperlink w:anchor="_Toc241320133" w:history="1">
-        <w:r>
-          <w:rPr>
-            <w:rStyle w:val="Hipervnculo"/>
-            <w:noProof/>
-          </w:rPr>
-          <w:t>1. Purpose, scope, and models</w:t>
-        </w:r>
-        <w:r>
-          <w:rPr>
-            <w:noProof/>
-            <w:webHidden/>
-          </w:rPr>
-          <w:tab/>
-        </w:r>
-        <w:r>
-          <w:rPr>
-            <w:noProof/>
-            <w:webHidden/>
-          </w:rPr>
-          <w:fldChar w:fldCharType="begin"/>
-        </w:r>
-        <w:r>
-          <w:rPr>
-            <w:noProof/>
-            <w:webHidden/>
-          </w:rPr>
-          <w:instrText xml:space="preserve"> PAGEREF _Toc241320133 \h </w:instrText>
-        </w:r>
-        <w:r>
-          <w:rPr>
-            <w:noProof/>
-            <w:webHidden/>
-          </w:rPr>
-        </w:r>
-        <w:r>
-          <w:rPr>
-            <w:noProof/>
-            <w:webHidden/>
-          </w:rPr>
-          <w:fldChar w:fldCharType="separate"/>
-        </w:r>
-        <w:r>
-          <w:rPr>
-            <w:noProof/>
-            <w:webHidden/>
-          </w:rPr>
-          <w:t>4</w:t>
-        </w:r>
-        <w:r>
-          <w:rPr>
-            <w:noProof/>
-            <w:webHidden/>
-          </w:rPr>
-          <w:fldChar w:fldCharType="end"/>
-        </w:r>
-      </w:hyperlink>
-    </w:p>
-    <w:p>
-      <w:pPr>
-        <w:pStyle w:val="TDC2"/>
-        <w:tabs>
-          <w:tab w:val="right" w:leader="dot" w:pos="8494"/>
-        </w:tabs>
-        <w:rPr>
-          <w:rFonts w:eastAsiaTheme="minorEastAsia" w:cstheme="minorBidi"/>
-          <w:b w:val="0"/>
-          <w:bCs w:val="0"/>
-          <w:smallCaps w:val="0"/>
-          <w:noProof/>
-          <w:kern w:val="2"/>
-          <w:sz w:val="24"/>
-          <w:szCs w:val="24"/>
-          <w:lang w:eastAsia="es-ES"/>
-          <w14:ligatures w14:val="standardContextual"/>
-        </w:rPr>
-      </w:pPr>
-      <w:hyperlink w:anchor="_Toc241320134" w:history="1">
-        <w:r>
-          <w:rPr>
-            <w:rStyle w:val="Hipervnculo"/>
-            <w:noProof/>
-          </w:rPr>
-          <w:t>1.1 Scope of this guide</w:t>
-        </w:r>
-        <w:r>
-          <w:rPr>
-            <w:noProof/>
-            <w:webHidden/>
-          </w:rPr>
-          <w:tab/>
-        </w:r>
-        <w:r>
-          <w:rPr>
-            <w:noProof/>
-            <w:webHidden/>
-          </w:rPr>
-          <w:fldChar w:fldCharType="begin"/>
-        </w:r>
-        <w:r>
-          <w:rPr>
-            <w:noProof/>
-            <w:webHidden/>
-          </w:rPr>
-          <w:instrText xml:space="preserve"> PAGEREF _Toc241320134 \h </w:instrText>
-        </w:r>
-        <w:r>
-          <w:rPr>
-            <w:noProof/>
-            <w:webHidden/>
-          </w:rPr>
-        </w:r>
-        <w:r>
-          <w:rPr>
-            <w:noProof/>
-            <w:webHidden/>
-          </w:rPr>
-          <w:fldChar w:fldCharType="separate"/>
-        </w:r>
-        <w:r>
-          <w:rPr>
-            <w:noProof/>
-            <w:webHidden/>
-          </w:rPr>
-          <w:t>4</w:t>
-        </w:r>
-        <w:r>
-          <w:rPr>
-            <w:noProof/>
-            <w:webHidden/>
-          </w:rPr>
-          <w:fldChar w:fldCharType="end"/>
-        </w:r>
-      </w:hyperlink>
-    </w:p>
-    <w:p>
-      <w:pPr>
-        <w:pStyle w:val="TDC1"/>
-        <w:tabs>
-          <w:tab w:val="right" w:leader="dot" w:pos="8494"/>
-        </w:tabs>
-        <w:rPr>
-          <w:rFonts w:eastAsiaTheme="minorEastAsia" w:cstheme="minorBidi"/>
-          <w:b w:val="0"/>
-          <w:bCs w:val="0"/>
-          <w:caps w:val="0"/>
-          <w:noProof/>
-          <w:kern w:val="2"/>
-          <w:sz w:val="24"/>
-          <w:szCs w:val="24"/>
-          <w:u w:val="none"/>
-          <w:lang w:eastAsia="es-ES"/>
-          <w14:ligatures w14:val="standardContextual"/>
-        </w:rPr>
-      </w:pPr>
-      <w:hyperlink w:anchor="_Toc241320135" w:history="1">
-        <w:r>
-          <w:rPr>
-            <w:rStyle w:val="Hipervnculo"/>
-            <w:noProof/>
-          </w:rPr>
-          <w:t>2. Activation and producer selection</w:t>
-        </w:r>
-        <w:r>
-          <w:rPr>
-            <w:noProof/>
-            <w:webHidden/>
-          </w:rPr>
-          <w:tab/>
-        </w:r>
-        <w:r>
-          <w:rPr>
-            <w:noProof/>
-            <w:webHidden/>
-          </w:rPr>
-          <w:fldChar w:fldCharType="begin"/>
-        </w:r>
-        <w:r>
-          <w:rPr>
-            <w:noProof/>
-            <w:webHidden/>
-          </w:rPr>
-          <w:instrText xml:space="preserve"> PAGEREF _Toc241320135 \h </w:instrText>
-        </w:r>
-        <w:r>
-          <w:rPr>
-            <w:noProof/>
-            <w:webHidden/>
-          </w:rPr>
-        </w:r>
-        <w:r>
-          <w:rPr>
-            <w:noProof/>
-            <w:webHidden/>
-          </w:rPr>
-          <w:fldChar w:fldCharType="separate"/>
-        </w:r>
-        <w:r>
-          <w:rPr>
-            <w:noProof/>
-            <w:webHidden/>
-          </w:rPr>
-          <w:t>5</w:t>
-        </w:r>
-        <w:r>
-          <w:rPr>
-            <w:noProof/>
-            <w:webHidden/>
-          </w:rPr>
-          <w:fldChar w:fldCharType="end"/>
-        </w:r>
-      </w:hyperlink>
-    </w:p>
-    <w:p>
-      <w:pPr>
-        <w:pStyle w:val="TDC2"/>
-        <w:tabs>
-          <w:tab w:val="right" w:leader="dot" w:pos="8494"/>
-        </w:tabs>
-        <w:rPr>
-          <w:rFonts w:eastAsiaTheme="minorEastAsia" w:cstheme="minorBidi"/>
-          <w:b w:val="0"/>
-          <w:bCs w:val="0"/>
-          <w:smallCaps w:val="0"/>
-          <w:noProof/>
-          <w:kern w:val="2"/>
-          <w:sz w:val="24"/>
-          <w:szCs w:val="24"/>
-          <w:lang w:eastAsia="es-ES"/>
-          <w14:ligatures w14:val="standardContextual"/>
-        </w:rPr>
-      </w:pPr>
-      <w:hyperlink w:anchor="_Toc241320136" w:history="1">
-        <w:r>
-          <w:rPr>
-            <w:rStyle w:val="Hipervnculo"/>
-            <w:noProof/>
-          </w:rPr>
-          <w:t>2.1 Console command</w:t>
-        </w:r>
-        <w:r>
-          <w:rPr>
-            <w:noProof/>
-            <w:webHidden/>
-          </w:rPr>
-          <w:tab/>
-        </w:r>
-        <w:r>
-          <w:rPr>
-            <w:noProof/>
-            <w:webHidden/>
-          </w:rPr>
-          <w:fldChar w:fldCharType="begin"/>
-        </w:r>
-        <w:r>
-          <w:rPr>
-            <w:noProof/>
-            <w:webHidden/>
-          </w:rPr>
-          <w:instrText xml:space="preserve"> PAGEREF _Toc241320136 \h </w:instrText>
-        </w:r>
-        <w:r>
-          <w:rPr>
-            <w:noProof/>
-            <w:webHidden/>
-          </w:rPr>
-        </w:r>
-        <w:r>
-          <w:rPr>
-            <w:noProof/>
-            <w:webHidden/>
-          </w:rPr>
-          <w:fldChar w:fldCharType="separate"/>
-        </w:r>
-        <w:r>
-          <w:rPr>
-            <w:noProof/>
-            <w:webHidden/>
-          </w:rPr>
-          <w:t>5</w:t>
-        </w:r>
-        <w:r>
-          <w:rPr>
-            <w:noProof/>
-            <w:webHidden/>
-          </w:rPr>
-          <w:fldChar w:fldCharType="end"/>
-        </w:r>
-      </w:hyperlink>
-    </w:p>
-    <w:p>
-      <w:pPr>
-        <w:pStyle w:val="TDC2"/>
-        <w:tabs>
-          <w:tab w:val="right" w:leader="dot" w:pos="8494"/>
-        </w:tabs>
-        <w:rPr>
-          <w:rFonts w:eastAsiaTheme="minorEastAsia" w:cstheme="minorBidi"/>
-          <w:b w:val="0"/>
-          <w:bCs w:val="0"/>
-          <w:smallCaps w:val="0"/>
-          <w:noProof/>
-          <w:kern w:val="2"/>
-          <w:sz w:val="24"/>
-          <w:szCs w:val="24"/>
-          <w:lang w:eastAsia="es-ES"/>
-          <w14:ligatures w14:val="standardContextual"/>
-        </w:rPr>
-      </w:pPr>
-      <w:hyperlink w:anchor="_Toc241320137" w:history="1">
-        <w:r>
-          <w:rPr>
-            <w:rStyle w:val="Hipervnculo"/>
-            <w:noProof/>
-          </w:rPr>
-          <w:t>2.2 Conditions and special paths</w:t>
-        </w:r>
-        <w:r>
-          <w:rPr>
-            <w:noProof/>
-            <w:webHidden/>
-          </w:rPr>
-          <w:tab/>
-        </w:r>
-        <w:r>
-          <w:rPr>
-            <w:noProof/>
-            <w:webHidden/>
-          </w:rPr>
-          <w:fldChar w:fldCharType="begin"/>
-        </w:r>
-        <w:r>
-          <w:rPr>
-            <w:noProof/>
-            <w:webHidden/>
-          </w:rPr>
-          <w:instrText xml:space="preserve"> PAGEREF _Toc241320137 \h </w:instrText>
-        </w:r>
-        <w:r>
-          <w:rPr>
-            <w:noProof/>
-            <w:webHidden/>
-          </w:rPr>
-        </w:r>
-        <w:r>
-          <w:rPr>
-            <w:noProof/>
-            <w:webHidden/>
-          </w:rPr>
-          <w:fldChar w:fldCharType="separate"/>
-        </w:r>
-        <w:r>
-          <w:rPr>
-            <w:noProof/>
-            <w:webHidden/>
-          </w:rPr>
-          <w:t>5</w:t>
-        </w:r>
-        <w:r>
-          <w:rPr>
-            <w:noProof/>
-            <w:webHidden/>
-          </w:rPr>
-          <w:fldChar w:fldCharType="end"/>
-        </w:r>
-      </w:hyperlink>
-    </w:p>
-    <w:p>
-      <w:pPr>
-        <w:pStyle w:val="TDC1"/>
-        <w:tabs>
-          <w:tab w:val="right" w:leader="dot" w:pos="8494"/>
-        </w:tabs>
-        <w:rPr>
-          <w:rFonts w:eastAsiaTheme="minorEastAsia" w:cstheme="minorBidi"/>
-          <w:b w:val="0"/>
-          <w:bCs w:val="0"/>
-          <w:caps w:val="0"/>
-          <w:noProof/>
-          <w:kern w:val="2"/>
-          <w:sz w:val="24"/>
-          <w:szCs w:val="24"/>
-          <w:u w:val="none"/>
-          <w:lang w:eastAsia="es-ES"/>
-          <w14:ligatures w14:val="standardContextual"/>
-        </w:rPr>
-      </w:pPr>
-      <w:hyperlink w:anchor="_Toc241320138" w:history="1">
-        <w:r>
-          <w:rPr>
-            <w:rStyle w:val="Hipervnculo"/>
-            <w:noProof/>
-          </w:rPr>
-          <w:t>3. Common file structure</w:t>
-        </w:r>
-        <w:r>
-          <w:rPr>
-            <w:noProof/>
-            <w:webHidden/>
-          </w:rPr>
-          <w:tab/>
-        </w:r>
-        <w:r>
-          <w:rPr>
-            <w:noProof/>
-            <w:webHidden/>
-          </w:rPr>
-          <w:fldChar w:fldCharType="begin"/>
-        </w:r>
-        <w:r>
-          <w:rPr>
-            <w:noProof/>
-            <w:webHidden/>
-          </w:rPr>
-          <w:instrText xml:space="preserve"> PAGEREF _Toc241320138 \h </w:instrText>
-        </w:r>
-        <w:r>
-          <w:rPr>
-            <w:noProof/>
-            <w:webHidden/>
-          </w:rPr>
-        </w:r>
-        <w:r>
-          <w:rPr>
-            <w:noProof/>
-            <w:webHidden/>
-          </w:rPr>
-          <w:fldChar w:fldCharType="separate"/>
-        </w:r>
-        <w:r>
-          <w:rPr>
-            <w:noProof/>
-            <w:webHidden/>
-          </w:rPr>
-          <w:t>6</w:t>
-        </w:r>
-        <w:r>
-          <w:rPr>
-            <w:noProof/>
-            <w:webHidden/>
-          </w:rPr>
-          <w:fldChar w:fldCharType="end"/>
-        </w:r>
-      </w:hyperlink>
-    </w:p>
-    <w:p>
-      <w:pPr>
-        <w:pStyle w:val="TDC2"/>
-        <w:tabs>
-          <w:tab w:val="right" w:leader="dot" w:pos="8494"/>
-        </w:tabs>
-        <w:rPr>
-          <w:rFonts w:eastAsiaTheme="minorEastAsia" w:cstheme="minorBidi"/>
-          <w:b w:val="0"/>
-          <w:bCs w:val="0"/>
-          <w:smallCaps w:val="0"/>
-          <w:noProof/>
-          <w:kern w:val="2"/>
-          <w:sz w:val="24"/>
-          <w:szCs w:val="24"/>
-          <w:lang w:eastAsia="es-ES"/>
-          <w14:ligatures w14:val="standardContextual"/>
-        </w:rPr>
-      </w:pPr>
-      <w:hyperlink w:anchor="_Toc241320139" w:history="1">
-        <w:r>
-          <w:rPr>
-            <w:rStyle w:val="Hipervnculo"/>
-            <w:noProof/>
-          </w:rPr>
-          <w:t>3.1 Physical hierarchy</w:t>
-        </w:r>
-        <w:r>
-          <w:rPr>
-            <w:noProof/>
-            <w:webHidden/>
-          </w:rPr>
-          <w:tab/>
-        </w:r>
-        <w:r>
-          <w:rPr>
-            <w:noProof/>
-            <w:webHidden/>
-          </w:rPr>
-          <w:fldChar w:fldCharType="begin"/>
-        </w:r>
-        <w:r>
-          <w:rPr>
-            <w:noProof/>
-            <w:webHidden/>
-          </w:rPr>
-          <w:instrText xml:space="preserve"> PAGEREF _Toc241320139 \h </w:instrText>
-        </w:r>
-        <w:r>
-          <w:rPr>
-            <w:noProof/>
-            <w:webHidden/>
-          </w:rPr>
-        </w:r>
-        <w:r>
-          <w:rPr>
-            <w:noProof/>
-            <w:webHidden/>
-          </w:rPr>
-          <w:fldChar w:fldCharType="separate"/>
-        </w:r>
-        <w:r>
-          <w:rPr>
-            <w:noProof/>
-            <w:webHidden/>
-          </w:rPr>
-          <w:t>6</w:t>
-        </w:r>
-        <w:r>
-          <w:rPr>
-            <w:noProof/>
-            <w:webHidden/>
-          </w:rPr>
-          <w:fldChar w:fldCharType="end"/>
-        </w:r>
-      </w:hyperlink>
-    </w:p>
-    <w:p>
-      <w:pPr>
-        <w:pStyle w:val="TDC2"/>
-        <w:tabs>
-          <w:tab w:val="right" w:leader="dot" w:pos="8494"/>
-        </w:tabs>
-        <w:rPr>
-          <w:rFonts w:eastAsiaTheme="minorEastAsia" w:cstheme="minorBidi"/>
-          <w:b w:val="0"/>
-          <w:bCs w:val="0"/>
-          <w:smallCaps w:val="0"/>
-          <w:noProof/>
-          <w:kern w:val="2"/>
-          <w:sz w:val="24"/>
-          <w:szCs w:val="24"/>
-          <w:lang w:eastAsia="es-ES"/>
-          <w14:ligatures w14:val="standardContextual"/>
-        </w:rPr>
-      </w:pPr>
-      <w:hyperlink w:anchor="_Toc241320140" w:history="1">
-        <w:r>
-          <w:rPr>
-            <w:rStyle w:val="Hipervnculo"/>
-            <w:noProof/>
-          </w:rPr>
-          <w:t>3.2 Timing rules</w:t>
-        </w:r>
-        <w:r>
-          <w:rPr>
-            <w:noProof/>
-            <w:webHidden/>
-          </w:rPr>
-          <w:tab/>
-        </w:r>
-        <w:r>
-          <w:rPr>
-            <w:noProof/>
-            <w:webHidden/>
-          </w:rPr>
-          <w:fldChar w:fldCharType="begin"/>
-        </w:r>
-        <w:r>
-          <w:rPr>
-            <w:noProof/>
-            <w:webHidden/>
-          </w:rPr>
-          <w:instrText xml:space="preserve"> PAGEREF _Toc241320140 \h </w:instrText>
-        </w:r>
-        <w:r>
-          <w:rPr>
-            <w:noProof/>
-            <w:webHidden/>
-          </w:rPr>
-        </w:r>
-        <w:r>
-          <w:rPr>
-            <w:noProof/>
-            <w:webHidden/>
-          </w:rPr>
-          <w:fldChar w:fldCharType="separate"/>
-        </w:r>
-        <w:r>
-          <w:rPr>
-            <w:noProof/>
-            <w:webHidden/>
-          </w:rPr>
-          <w:t>6</w:t>
-        </w:r>
-        <w:r>
-          <w:rPr>
-            <w:noProof/>
-            <w:webHidden/>
-          </w:rPr>
-          <w:fldChar w:fldCharType="end"/>
-        </w:r>
-      </w:hyperlink>
-    </w:p>
-    <w:p>
-      <w:pPr>
-        <w:pStyle w:val="TDC1"/>
-        <w:tabs>
-          <w:tab w:val="right" w:leader="dot" w:pos="8494"/>
-        </w:tabs>
-        <w:rPr>
-          <w:rFonts w:eastAsiaTheme="minorEastAsia" w:cstheme="minorBidi"/>
-          <w:b w:val="0"/>
-          <w:bCs w:val="0"/>
-          <w:caps w:val="0"/>
-          <w:noProof/>
-          <w:kern w:val="2"/>
-          <w:sz w:val="24"/>
-          <w:szCs w:val="24"/>
-          <w:u w:val="none"/>
-          <w:lang w:eastAsia="es-ES"/>
-          <w14:ligatures w14:val="standardContextual"/>
-        </w:rPr>
-      </w:pPr>
-      <w:hyperlink w:anchor="_Toc241320141" w:history="1">
-        <w:r>
-          <w:rPr>
-            <w:rStyle w:val="Hipervnculo"/>
-            <w:noProof/>
-          </w:rPr>
-          <w:t>4. Common framework records</w:t>
-        </w:r>
-        <w:r>
-          <w:rPr>
-            <w:noProof/>
-            <w:webHidden/>
-          </w:rPr>
-          <w:tab/>
-        </w:r>
-        <w:r>
-          <w:rPr>
-            <w:noProof/>
-            <w:webHidden/>
-          </w:rPr>
-          <w:fldChar w:fldCharType="begin"/>
-        </w:r>
-        <w:r>
-          <w:rPr>
-            <w:noProof/>
-            <w:webHidden/>
-          </w:rPr>
-          <w:instrText xml:space="preserve"> PAGEREF _Toc241320141 \h </w:instrText>
-        </w:r>
-        <w:r>
-          <w:rPr>
-            <w:noProof/>
-            <w:webHidden/>
-          </w:rPr>
-        </w:r>
-        <w:r>
-          <w:rPr>
-            <w:noProof/>
-            <w:webHidden/>
-          </w:rPr>
-          <w:fldChar w:fldCharType="separate"/>
-        </w:r>
-        <w:r>
-          <w:rPr>
-            <w:noProof/>
-            <w:webHidden/>
-          </w:rPr>
-          <w:t>7</w:t>
-        </w:r>
-        <w:r>
-          <w:rPr>
-            <w:noProof/>
-            <w:webHidden/>
-          </w:rPr>
-          <w:fldChar w:fldCharType="end"/>
-        </w:r>
-      </w:hyperlink>
-    </w:p>
-    <w:p>
-      <w:pPr>
-        <w:pStyle w:val="TDC2"/>
-        <w:tabs>
-          <w:tab w:val="right" w:leader="dot" w:pos="8494"/>
-        </w:tabs>
-        <w:rPr>
-          <w:rFonts w:eastAsiaTheme="minorEastAsia" w:cstheme="minorBidi"/>
-          <w:b w:val="0"/>
-          <w:bCs w:val="0"/>
-          <w:smallCaps w:val="0"/>
-          <w:noProof/>
-          <w:kern w:val="2"/>
-          <w:sz w:val="24"/>
-          <w:szCs w:val="24"/>
-          <w:lang w:eastAsia="es-ES"/>
-          <w14:ligatures w14:val="standardContextual"/>
-        </w:rPr>
-      </w:pPr>
-      <w:hyperlink w:anchor="_Toc241320142" w:history="1">
-        <w:r>
-          <w:rPr>
-            <w:rStyle w:val="Hipervnculo"/>
-            <w:noProof/>
-          </w:rPr>
-          <w:t>CPU — Info Cycle</w:t>
-        </w:r>
-        <w:r>
-          <w:rPr>
-            <w:noProof/>
-            <w:webHidden/>
-          </w:rPr>
-          <w:tab/>
-        </w:r>
-        <w:r>
-          <w:rPr>
-            <w:noProof/>
-            <w:webHidden/>
-          </w:rPr>
-          <w:fldChar w:fldCharType="begin"/>
-        </w:r>
-        <w:r>
-          <w:rPr>
-            <w:noProof/>
-            <w:webHidden/>
-          </w:rPr>
-          <w:instrText xml:space="preserve"> PAGEREF _Toc241320142 \h </w:instrText>
-        </w:r>
-        <w:r>
-          <w:rPr>
-            <w:noProof/>
-            <w:webHidden/>
-          </w:rPr>
-        </w:r>
-        <w:r>
-          <w:rPr>
-            <w:noProof/>
-            <w:webHidden/>
-          </w:rPr>
-          <w:fldChar w:fldCharType="separate"/>
-        </w:r>
-        <w:r>
-          <w:rPr>
-            <w:noProof/>
-            <w:webHidden/>
-          </w:rPr>
-          <w:t>7</w:t>
-        </w:r>
-        <w:r>
-          <w:rPr>
-            <w:noProof/>
-            <w:webHidden/>
-          </w:rPr>
-          <w:fldChar w:fldCharType="end"/>
-        </w:r>
-      </w:hyperlink>
-    </w:p>
-    <w:p>
-      <w:pPr>
-        <w:pStyle w:val="TDC2"/>
-        <w:tabs>
-          <w:tab w:val="right" w:leader="dot" w:pos="8494"/>
-        </w:tabs>
-        <w:rPr>
-          <w:rFonts w:eastAsiaTheme="minorEastAsia" w:cstheme="minorBidi"/>
-          <w:b w:val="0"/>
-          <w:bCs w:val="0"/>
-          <w:smallCaps w:val="0"/>
-          <w:noProof/>
-          <w:kern w:val="2"/>
-          <w:sz w:val="24"/>
-          <w:szCs w:val="24"/>
-          <w:lang w:eastAsia="es-ES"/>
-          <w14:ligatures w14:val="standardContextual"/>
-        </w:rPr>
-      </w:pPr>
-      <w:hyperlink w:anchor="_Toc241320143" w:history="1">
-        <w:r>
-          <w:rPr>
-            <w:rStyle w:val="Hipervnculo"/>
-            <w:noProof/>
-          </w:rPr>
-          <w:t>CPU — Transaction about to execute</w:t>
-        </w:r>
-        <w:r>
-          <w:rPr>
-            <w:noProof/>
-            <w:webHidden/>
-          </w:rPr>
-          <w:tab/>
-        </w:r>
-        <w:r>
-          <w:rPr>
-            <w:noProof/>
-            <w:webHidden/>
-          </w:rPr>
-          <w:fldChar w:fldCharType="begin"/>
-        </w:r>
-        <w:r>
-          <w:rPr>
-            <w:noProof/>
-            <w:webHidden/>
-          </w:rPr>
-          <w:instrText xml:space="preserve"> PAGEREF _Toc241320143 \h </w:instrText>
-        </w:r>
-        <w:r>
-          <w:rPr>
-            <w:noProof/>
-            <w:webHidden/>
-          </w:rPr>
-        </w:r>
-        <w:r>
-          <w:rPr>
-            <w:noProof/>
-            <w:webHidden/>
-          </w:rPr>
-          <w:fldChar w:fldCharType="separate"/>
-        </w:r>
-        <w:r>
-          <w:rPr>
-            <w:noProof/>
-            <w:webHidden/>
-          </w:rPr>
-          <w:t>7</w:t>
-        </w:r>
-        <w:r>
-          <w:rPr>
-            <w:noProof/>
-            <w:webHidden/>
-          </w:rPr>
-          <w:fldChar w:fldCharType="end"/>
-        </w:r>
-      </w:hyperlink>
-    </w:p>
-    <w:p>
-      <w:pPr>
-        <w:pStyle w:val="TDC2"/>
-        <w:tabs>
-          <w:tab w:val="right" w:leader="dot" w:pos="8494"/>
-        </w:tabs>
-        <w:rPr>
-          <w:rFonts w:eastAsiaTheme="minorEastAsia" w:cstheme="minorBidi"/>
-          <w:b w:val="0"/>
-          <w:bCs w:val="0"/>
-          <w:smallCaps w:val="0"/>
-          <w:noProof/>
-          <w:kern w:val="2"/>
-          <w:sz w:val="24"/>
-          <w:szCs w:val="24"/>
-          <w:lang w:eastAsia="es-ES"/>
-          <w14:ligatures w14:val="standardContextual"/>
-        </w:rPr>
-      </w:pPr>
-      <w:hyperlink w:anchor="_Toc241320144" w:history="1">
-        <w:r>
-          <w:rPr>
-            <w:rStyle w:val="Hipervnculo"/>
-            <w:noProof/>
-          </w:rPr>
-          <w:t>CPU — Executed instruction</w:t>
-        </w:r>
-        <w:r>
-          <w:rPr>
-            <w:noProof/>
-            <w:webHidden/>
-          </w:rPr>
-          <w:tab/>
-        </w:r>
-        <w:r>
-          <w:rPr>
-            <w:noProof/>
-            <w:webHidden/>
-          </w:rPr>
-          <w:fldChar w:fldCharType="begin"/>
-        </w:r>
-        <w:r>
-          <w:rPr>
-            <w:noProof/>
-            <w:webHidden/>
-          </w:rPr>
-          <w:instrText xml:space="preserve"> PAGEREF _Toc241320144 \h </w:instrText>
-        </w:r>
-        <w:r>
-          <w:rPr>
-            <w:noProof/>
-            <w:webHidden/>
-          </w:rPr>
-        </w:r>
-        <w:r>
-          <w:rPr>
-            <w:noProof/>
-            <w:webHidden/>
-          </w:rPr>
-          <w:fldChar w:fldCharType="separate"/>
-        </w:r>
-        <w:r>
-          <w:rPr>
-            <w:noProof/>
-            <w:webHidden/>
-          </w:rPr>
-          <w:t>7</w:t>
-        </w:r>
-        <w:r>
-          <w:rPr>
-            <w:noProof/>
-            <w:webHidden/>
-          </w:rPr>
-          <w:fldChar w:fldCharType="end"/>
-        </w:r>
-      </w:hyperlink>
-    </w:p>
-    <w:p>
-      <w:pPr>
-        <w:pStyle w:val="TDC2"/>
-        <w:tabs>
-          <w:tab w:val="right" w:leader="dot" w:pos="8494"/>
-        </w:tabs>
-        <w:rPr>
-          <w:rFonts w:eastAsiaTheme="minorEastAsia" w:cstheme="minorBidi"/>
-          <w:b w:val="0"/>
-          <w:bCs w:val="0"/>
-          <w:smallCaps w:val="0"/>
-          <w:noProof/>
-          <w:kern w:val="2"/>
-          <w:sz w:val="24"/>
-          <w:szCs w:val="24"/>
-          <w:lang w:eastAsia="es-ES"/>
-          <w14:ligatures w14:val="standardContextual"/>
-        </w:rPr>
-      </w:pPr>
-      <w:hyperlink w:anchor="_Toc241320145" w:history="1">
-        <w:r>
-          <w:rPr>
-            <w:rStyle w:val="Hipervnculo"/>
-            <w:noProof/>
-          </w:rPr>
-          <w:t>CPU — Stop</w:t>
-        </w:r>
-        <w:r>
-          <w:rPr>
-            <w:noProof/>
-            <w:webHidden/>
-          </w:rPr>
-          <w:tab/>
-        </w:r>
-        <w:r>
-          <w:rPr>
-            <w:noProof/>
-            <w:webHidden/>
-          </w:rPr>
-          <w:fldChar w:fldCharType="begin"/>
-        </w:r>
-        <w:r>
-          <w:rPr>
-            <w:noProof/>
-            <w:webHidden/>
-          </w:rPr>
-          <w:instrText xml:space="preserve"> PAGEREF _Toc241320145 \h </w:instrText>
-        </w:r>
-        <w:r>
-          <w:rPr>
-            <w:noProof/>
-            <w:webHidden/>
-          </w:rPr>
-        </w:r>
-        <w:r>
-          <w:rPr>
-            <w:noProof/>
-            <w:webHidden/>
-          </w:rPr>
-          <w:fldChar w:fldCharType="separate"/>
-        </w:r>
-        <w:r>
-          <w:rPr>
-            <w:noProof/>
-            <w:webHidden/>
-          </w:rPr>
-          <w:t>7</w:t>
-        </w:r>
-        <w:r>
-          <w:rPr>
-            <w:noProof/>
-            <w:webHidden/>
-          </w:rPr>
-          <w:fldChar w:fldCharType="end"/>
-        </w:r>
-      </w:hyperlink>
-    </w:p>
-    <w:p>
-      <w:pPr>
-        <w:pStyle w:val="TDC2"/>
-        <w:tabs>
-          <w:tab w:val="right" w:leader="dot" w:pos="8494"/>
-        </w:tabs>
-        <w:rPr>
-          <w:rFonts w:eastAsiaTheme="minorEastAsia" w:cstheme="minorBidi"/>
-          <w:b w:val="0"/>
-          <w:bCs w:val="0"/>
-          <w:smallCaps w:val="0"/>
-          <w:noProof/>
-          <w:kern w:val="2"/>
-          <w:sz w:val="24"/>
-          <w:szCs w:val="24"/>
-          <w:lang w:eastAsia="es-ES"/>
-          <w14:ligatures w14:val="standardContextual"/>
-        </w:rPr>
-      </w:pPr>
-      <w:hyperlink w:anchor="_Toc241320146" w:history="1">
-        <w:r>
-          <w:rPr>
-            <w:rStyle w:val="Hipervnculo"/>
-            <w:noProof/>
-          </w:rPr>
-          <w:t>CPU — Interrupts</w:t>
-        </w:r>
-        <w:r>
-          <w:rPr>
-            <w:noProof/>
-            <w:webHidden/>
-          </w:rPr>
-          <w:tab/>
-        </w:r>
-        <w:r>
-          <w:rPr>
-            <w:noProof/>
-            <w:webHidden/>
-          </w:rPr>
-          <w:fldChar w:fldCharType="begin"/>
-        </w:r>
-        <w:r>
-          <w:rPr>
-            <w:noProof/>
-            <w:webHidden/>
-          </w:rPr>
-          <w:instrText xml:space="preserve"> PAGEREF _Toc241320146 \h </w:instrText>
-        </w:r>
-        <w:r>
-          <w:rPr>
-            <w:noProof/>
-            <w:webHidden/>
-          </w:rPr>
-        </w:r>
-        <w:r>
-          <w:rPr>
-            <w:noProof/>
-            <w:webHidden/>
-          </w:rPr>
-          <w:fldChar w:fldCharType="separate"/>
-        </w:r>
-        <w:r>
-          <w:rPr>
-            <w:noProof/>
-            <w:webHidden/>
-          </w:rPr>
-          <w:t>8</w:t>
-        </w:r>
-        <w:r>
-          <w:rPr>
-            <w:noProof/>
-            <w:webHidden/>
-          </w:rPr>
-          <w:fldChar w:fldCharType="end"/>
-        </w:r>
-      </w:hyperlink>
-    </w:p>
-    <w:p>
-      <w:pPr>
-        <w:pStyle w:val="TDC2"/>
-        <w:tabs>
-          <w:tab w:val="right" w:leader="dot" w:pos="8494"/>
-        </w:tabs>
-        <w:rPr>
-          <w:rFonts w:eastAsiaTheme="minorEastAsia" w:cstheme="minorBidi"/>
-          <w:b w:val="0"/>
-          <w:bCs w:val="0"/>
-          <w:smallCaps w:val="0"/>
-          <w:noProof/>
-          <w:kern w:val="2"/>
-          <w:sz w:val="24"/>
-          <w:szCs w:val="24"/>
-          <w:lang w:eastAsia="es-ES"/>
-          <w14:ligatures w14:val="standardContextual"/>
-        </w:rPr>
-      </w:pPr>
-      <w:hyperlink w:anchor="_Toc241320147" w:history="1">
-        <w:r>
-          <w:rPr>
-            <w:rStyle w:val="Hipervnculo"/>
-            <w:noProof/>
-          </w:rPr>
-          <w:t>Memory — Applied Set</w:t>
-        </w:r>
-        <w:r>
-          <w:rPr>
-            <w:noProof/>
-            <w:webHidden/>
-          </w:rPr>
-          <w:tab/>
-        </w:r>
-        <w:r>
-          <w:rPr>
-            <w:noProof/>
-            <w:webHidden/>
-          </w:rPr>
-          <w:fldChar w:fldCharType="begin"/>
-        </w:r>
-        <w:r>
-          <w:rPr>
-            <w:noProof/>
-            <w:webHidden/>
-          </w:rPr>
-          <w:instrText xml:space="preserve"> PAGEREF _Toc241320147 \h </w:instrText>
-        </w:r>
-        <w:r>
-          <w:rPr>
-            <w:noProof/>
-            <w:webHidden/>
-          </w:rPr>
-        </w:r>
-        <w:r>
-          <w:rPr>
-            <w:noProof/>
-            <w:webHidden/>
-          </w:rPr>
-          <w:fldChar w:fldCharType="separate"/>
-        </w:r>
-        <w:r>
-          <w:rPr>
-            <w:noProof/>
-            <w:webHidden/>
-          </w:rPr>
-          <w:t>8</w:t>
-        </w:r>
-        <w:r>
-          <w:rPr>
-            <w:noProof/>
-            <w:webHidden/>
-          </w:rPr>
-          <w:fldChar w:fldCharType="end"/>
-        </w:r>
-      </w:hyperlink>
-    </w:p>
-    <w:p>
-      <w:pPr>
-        <w:pStyle w:val="TDC1"/>
-        <w:tabs>
-          <w:tab w:val="right" w:leader="dot" w:pos="8494"/>
-        </w:tabs>
-        <w:rPr>
-          <w:rFonts w:eastAsiaTheme="minorEastAsia" w:cstheme="minorBidi"/>
-          <w:b w:val="0"/>
-          <w:bCs w:val="0"/>
-          <w:caps w:val="0"/>
-          <w:noProof/>
-          <w:kern w:val="2"/>
-          <w:sz w:val="24"/>
-          <w:szCs w:val="24"/>
-          <w:u w:val="none"/>
-          <w:lang w:eastAsia="es-ES"/>
-          <w14:ligatures w14:val="standardContextual"/>
-        </w:rPr>
-      </w:pPr>
-      <w:hyperlink w:anchor="_Toc241320148" w:history="1">
-        <w:r>
-          <w:rPr>
-            <w:rStyle w:val="Hipervnculo"/>
-            <w:noProof/>
-          </w:rPr>
-          <w:t>5. Machine-specific components</w:t>
-        </w:r>
-        <w:r>
-          <w:rPr>
-            <w:noProof/>
-            <w:webHidden/>
-          </w:rPr>
-          <w:tab/>
-        </w:r>
-        <w:r>
-          <w:rPr>
-            <w:noProof/>
-            <w:webHidden/>
-          </w:rPr>
-          <w:fldChar w:fldCharType="begin"/>
-        </w:r>
-        <w:r>
-          <w:rPr>
-            <w:noProof/>
-            <w:webHidden/>
-          </w:rPr>
-          <w:instrText xml:space="preserve"> PAGEREF _Toc241320148 \h </w:instrText>
-        </w:r>
-        <w:r>
-          <w:rPr>
-            <w:noProof/>
-            <w:webHidden/>
-          </w:rPr>
-        </w:r>
-        <w:r>
-          <w:rPr>
-            <w:noProof/>
-            <w:webHidden/>
-          </w:rPr>
-          <w:fldChar w:fldCharType="separate"/>
-        </w:r>
-        <w:r>
-          <w:rPr>
-            <w:noProof/>
-            <w:webHidden/>
-          </w:rPr>
-          <w:t>9</w:t>
-        </w:r>
-        <w:r>
-          <w:rPr>
-            <w:noProof/>
-            <w:webHidden/>
-          </w:rPr>
-          <w:fldChar w:fldCharType="end"/>
-        </w:r>
-      </w:hyperlink>
-    </w:p>
-    <w:p>
-      <w:pPr>
-        <w:pStyle w:val="TDC2"/>
-        <w:tabs>
-          <w:tab w:val="right" w:leader="dot" w:pos="8494"/>
-        </w:tabs>
-        <w:rPr>
-          <w:rFonts w:eastAsiaTheme="minorEastAsia" w:cstheme="minorBidi"/>
-          <w:b w:val="0"/>
-          <w:bCs w:val="0"/>
-          <w:smallCaps w:val="0"/>
-          <w:noProof/>
-          <w:kern w:val="2"/>
-          <w:sz w:val="24"/>
-          <w:szCs w:val="24"/>
-          <w:lang w:eastAsia="es-ES"/>
-          <w14:ligatures w14:val="standardContextual"/>
-        </w:rPr>
-      </w:pPr>
-      <w:hyperlink w:anchor="_Toc241320149" w:history="1">
-        <w:r>
-          <w:rPr>
-            <w:rStyle w:val="Hipervnculo"/>
-            <w:noProof/>
-          </w:rPr>
-          <w:t>5.1 Selectable inventory</w:t>
-        </w:r>
-        <w:r>
-          <w:rPr>
-            <w:noProof/>
-            <w:webHidden/>
-          </w:rPr>
-          <w:tab/>
-        </w:r>
-        <w:r>
-          <w:rPr>
-            <w:noProof/>
-            <w:webHidden/>
-          </w:rPr>
-          <w:fldChar w:fldCharType="begin"/>
-        </w:r>
-        <w:r>
-          <w:rPr>
-            <w:noProof/>
-            <w:webHidden/>
-          </w:rPr>
-          <w:instrText xml:space="preserve"> PAGEREF _Toc241320149 \h </w:instrText>
-        </w:r>
-        <w:r>
-          <w:rPr>
-            <w:noProof/>
-            <w:webHidden/>
-          </w:rPr>
-        </w:r>
-        <w:r>
-          <w:rPr>
-            <w:noProof/>
-            <w:webHidden/>
-          </w:rPr>
-          <w:fldChar w:fldCharType="separate"/>
-        </w:r>
-        <w:r>
-          <w:rPr>
-            <w:noProof/>
-            <w:webHidden/>
-          </w:rPr>
-          <w:t>9</w:t>
-        </w:r>
-        <w:r>
-          <w:rPr>
-            <w:noProof/>
-            <w:webHidden/>
-          </w:rPr>
-          <w:fldChar w:fldCharType="end"/>
-        </w:r>
-      </w:hyperlink>
-    </w:p>
-    <w:p>
-      <w:pPr>
-        <w:pStyle w:val="TDC2"/>
-        <w:tabs>
-          <w:tab w:val="right" w:leader="dot" w:pos="8494"/>
-        </w:tabs>
-        <w:rPr>
-          <w:rFonts w:eastAsiaTheme="minorEastAsia" w:cstheme="minorBidi"/>
-          <w:b w:val="0"/>
-          <w:bCs w:val="0"/>
-          <w:smallCaps w:val="0"/>
-          <w:noProof/>
-          <w:kern w:val="2"/>
-          <w:sz w:val="24"/>
-          <w:szCs w:val="24"/>
-          <w:lang w:eastAsia="es-ES"/>
-          <w14:ligatures w14:val="standardContextual"/>
-        </w:rPr>
-      </w:pPr>
-      <w:hyperlink w:anchor="_Toc241320150" w:history="1">
-        <w:r>
-          <w:rPr>
-            <w:rStyle w:val="Hipervnculo"/>
-            <w:noProof/>
-          </w:rPr>
-          <w:t>5.2 Record catalog</w:t>
-        </w:r>
-        <w:r>
-          <w:rPr>
-            <w:noProof/>
-            <w:webHidden/>
-          </w:rPr>
-          <w:tab/>
-        </w:r>
-        <w:r>
-          <w:rPr>
-            <w:noProof/>
-            <w:webHidden/>
-          </w:rPr>
-          <w:fldChar w:fldCharType="begin"/>
-        </w:r>
-        <w:r>
-          <w:rPr>
-            <w:noProof/>
-            <w:webHidden/>
-          </w:rPr>
-          <w:instrText xml:space="preserve"> PAGEREF _Toc241320150 \h </w:instrText>
-        </w:r>
-        <w:r>
-          <w:rPr>
-            <w:noProof/>
-            <w:webHidden/>
-          </w:rPr>
-        </w:r>
-        <w:r>
-          <w:rPr>
-            <w:noProof/>
-            <w:webHidden/>
-          </w:rPr>
-          <w:fldChar w:fldCharType="separate"/>
-        </w:r>
-        <w:r>
-          <w:rPr>
-            <w:noProof/>
-            <w:webHidden/>
-          </w:rPr>
-          <w:t>9</w:t>
-        </w:r>
-        <w:r>
-          <w:rPr>
-            <w:noProof/>
-            <w:webHidden/>
-          </w:rPr>
-          <w:fldChar w:fldCharType="end"/>
-        </w:r>
-      </w:hyperlink>
-    </w:p>
-    <w:p>
-      <w:pPr>
-        <w:pStyle w:val="TDC3"/>
-        <w:tabs>
-          <w:tab w:val="right" w:leader="dot" w:pos="8494"/>
-        </w:tabs>
-        <w:rPr>
-          <w:rFonts w:eastAsiaTheme="minorEastAsia" w:cstheme="minorBidi"/>
-          <w:smallCaps w:val="0"/>
-          <w:noProof/>
-          <w:kern w:val="2"/>
-          <w:sz w:val="24"/>
-          <w:szCs w:val="24"/>
-          <w:lang w:eastAsia="es-ES"/>
-          <w14:ligatures w14:val="standardContextual"/>
-        </w:rPr>
-      </w:pPr>
-      <w:hyperlink w:anchor="_Toc241320151" w:history="1">
-        <w:r>
-          <w:rPr>
-            <w:rStyle w:val="Hipervnculo"/>
-            <w:noProof/>
-          </w:rPr>
-          <w:t>ULA — Info Cycle</w:t>
-        </w:r>
-        <w:r>
-          <w:rPr>
-            <w:noProof/>
-            <w:webHidden/>
-          </w:rPr>
-          <w:tab/>
-        </w:r>
-        <w:r>
-          <w:rPr>
-            <w:noProof/>
-            <w:webHidden/>
-          </w:rPr>
-          <w:fldChar w:fldCharType="begin"/>
-        </w:r>
-        <w:r>
-          <w:rPr>
-            <w:noProof/>
-            <w:webHidden/>
-          </w:rPr>
-          <w:instrText xml:space="preserve"> PAGEREF _Toc241320151 \h </w:instrText>
-        </w:r>
-        <w:r>
-          <w:rPr>
-            <w:noProof/>
-            <w:webHidden/>
-          </w:rPr>
-        </w:r>
-        <w:r>
-          <w:rPr>
-            <w:noProof/>
-            <w:webHidden/>
-          </w:rPr>
-          <w:fldChar w:fldCharType="separate"/>
-        </w:r>
-        <w:r>
-          <w:rPr>
-            <w:noProof/>
-            <w:webHidden/>
-          </w:rPr>
-          <w:t>9</w:t>
-        </w:r>
-        <w:r>
-          <w:rPr>
-            <w:noProof/>
-            <w:webHidden/>
-          </w:rPr>
-          <w:fldChar w:fldCharType="end"/>
-        </w:r>
-      </w:hyperlink>
-    </w:p>
-    <w:p>
-      <w:pPr>
-        <w:pStyle w:val="TDC3"/>
-        <w:tabs>
-          <w:tab w:val="right" w:leader="dot" w:pos="8494"/>
-        </w:tabs>
-        <w:rPr>
-          <w:rFonts w:eastAsiaTheme="minorEastAsia" w:cstheme="minorBidi"/>
-          <w:smallCaps w:val="0"/>
-          <w:noProof/>
-          <w:kern w:val="2"/>
-          <w:sz w:val="24"/>
-          <w:szCs w:val="24"/>
-          <w:lang w:eastAsia="es-ES"/>
-          <w14:ligatures w14:val="standardContextual"/>
-        </w:rPr>
-      </w:pPr>
-      <w:hyperlink w:anchor="_Toc241320152" w:history="1">
-        <w:r>
-          <w:rPr>
-            <w:rStyle w:val="Hipervnculo"/>
-            <w:noProof/>
-          </w:rPr>
-          <w:t>ULA — Port Read</w:t>
-        </w:r>
-        <w:r>
-          <w:rPr>
-            <w:noProof/>
-            <w:webHidden/>
-          </w:rPr>
-          <w:tab/>
-        </w:r>
-        <w:r>
-          <w:rPr>
-            <w:noProof/>
-            <w:webHidden/>
-          </w:rPr>
-          <w:fldChar w:fldCharType="begin"/>
-        </w:r>
-        <w:r>
-          <w:rPr>
-            <w:noProof/>
-            <w:webHidden/>
-          </w:rPr>
-          <w:instrText xml:space="preserve"> PAGEREF _Toc241320152 \h </w:instrText>
-        </w:r>
-        <w:r>
-          <w:rPr>
-            <w:noProof/>
-            <w:webHidden/>
-          </w:rPr>
-        </w:r>
-        <w:r>
-          <w:rPr>
-            <w:noProof/>
-            <w:webHidden/>
-          </w:rPr>
-          <w:fldChar w:fldCharType="separate"/>
-        </w:r>
-        <w:r>
-          <w:rPr>
-            <w:noProof/>
-            <w:webHidden/>
-          </w:rPr>
-          <w:t>9</w:t>
-        </w:r>
-        <w:r>
-          <w:rPr>
-            <w:noProof/>
-            <w:webHidden/>
-          </w:rPr>
-          <w:fldChar w:fldCharType="end"/>
-        </w:r>
-      </w:hyperlink>
-    </w:p>
-    <w:p>
-      <w:pPr>
-        <w:pStyle w:val="TDC3"/>
-        <w:tabs>
-          <w:tab w:val="right" w:leader="dot" w:pos="8494"/>
-        </w:tabs>
-        <w:rPr>
-          <w:rFonts w:eastAsiaTheme="minorEastAsia" w:cstheme="minorBidi"/>
-          <w:smallCaps w:val="0"/>
-          <w:noProof/>
-          <w:kern w:val="2"/>
-          <w:sz w:val="24"/>
-          <w:szCs w:val="24"/>
-          <w:lang w:eastAsia="es-ES"/>
-          <w14:ligatures w14:val="standardContextual"/>
-        </w:rPr>
-      </w:pPr>
-      <w:hyperlink w:anchor="_Toc241320153" w:history="1">
-        <w:r>
-          <w:rPr>
-            <w:rStyle w:val="Hipervnculo"/>
-            <w:noProof/>
-          </w:rPr>
-          <w:t>ULA — Line Advance</w:t>
-        </w:r>
-        <w:r>
-          <w:rPr>
-            <w:noProof/>
-            <w:webHidden/>
-          </w:rPr>
-          <w:tab/>
-        </w:r>
-        <w:r>
-          <w:rPr>
-            <w:noProof/>
-            <w:webHidden/>
-          </w:rPr>
-          <w:fldChar w:fldCharType="begin"/>
-        </w:r>
-        <w:r>
-          <w:rPr>
-            <w:noProof/>
-            <w:webHidden/>
-          </w:rPr>
-          <w:instrText xml:space="preserve"> PAGEREF _Toc241320153 \h </w:instrText>
-        </w:r>
-        <w:r>
-          <w:rPr>
-            <w:noProof/>
-            <w:webHidden/>
-          </w:rPr>
-        </w:r>
-        <w:r>
-          <w:rPr>
-            <w:noProof/>
-            <w:webHidden/>
-          </w:rPr>
-          <w:fldChar w:fldCharType="separate"/>
-        </w:r>
-        <w:r>
-          <w:rPr>
-            <w:noProof/>
-            <w:webHidden/>
-          </w:rPr>
-          <w:t>9</w:t>
-        </w:r>
-        <w:r>
-          <w:rPr>
-            <w:noProof/>
-            <w:webHidden/>
-          </w:rPr>
-          <w:fldChar w:fldCharType="end"/>
-        </w:r>
-      </w:hyperlink>
-    </w:p>
-    <w:p>
-      <w:pPr>
-        <w:pStyle w:val="TDC3"/>
-        <w:tabs>
-          <w:tab w:val="right" w:leader="dot" w:pos="8494"/>
-        </w:tabs>
-        <w:rPr>
-          <w:rFonts w:eastAsiaTheme="minorEastAsia" w:cstheme="minorBidi"/>
-          <w:smallCaps w:val="0"/>
-          <w:noProof/>
-          <w:kern w:val="2"/>
-          <w:sz w:val="24"/>
-          <w:szCs w:val="24"/>
-          <w:lang w:eastAsia="es-ES"/>
-          <w14:ligatures w14:val="standardContextual"/>
-        </w:rPr>
-      </w:pPr>
-      <w:hyperlink w:anchor="_Toc241320154" w:history="1">
-        <w:r>
-          <w:rPr>
-            <w:rStyle w:val="Hipervnculo"/>
-            <w:noProof/>
-          </w:rPr>
-          <w:t>ZX81DN — Datasette trap executed</w:t>
-        </w:r>
-        <w:r>
-          <w:rPr>
-            <w:noProof/>
-            <w:webHidden/>
-          </w:rPr>
-          <w:tab/>
-        </w:r>
-        <w:r>
-          <w:rPr>
-            <w:noProof/>
-            <w:webHidden/>
-          </w:rPr>
-          <w:fldChar w:fldCharType="begin"/>
-        </w:r>
-        <w:r>
-          <w:rPr>
-            <w:noProof/>
-            <w:webHidden/>
-          </w:rPr>
-          <w:instrText xml:space="preserve"> PAGEREF _Toc241320154 \h </w:instrText>
-        </w:r>
-        <w:r>
-          <w:rPr>
-            <w:noProof/>
-            <w:webHidden/>
-          </w:rPr>
-        </w:r>
-        <w:r>
-          <w:rPr>
-            <w:noProof/>
-            <w:webHidden/>
-          </w:rPr>
-          <w:fldChar w:fldCharType="separate"/>
-        </w:r>
-        <w:r>
-          <w:rPr>
-            <w:noProof/>
-            <w:webHidden/>
-          </w:rPr>
-          <w:t>10</w:t>
-        </w:r>
-        <w:r>
-          <w:rPr>
-            <w:noProof/>
-            <w:webHidden/>
-          </w:rPr>
-          <w:fldChar w:fldCharType="end"/>
-        </w:r>
-      </w:hyperlink>
-    </w:p>
-    <w:p>
-      <w:pPr>
-        <w:pStyle w:val="TDC3"/>
-        <w:tabs>
-          <w:tab w:val="right" w:leader="dot" w:pos="8494"/>
-        </w:tabs>
-        <w:rPr>
-          <w:rFonts w:eastAsiaTheme="minorEastAsia" w:cstheme="minorBidi"/>
-          <w:smallCaps w:val="0"/>
-          <w:noProof/>
-          <w:kern w:val="2"/>
-          <w:sz w:val="24"/>
-          <w:szCs w:val="24"/>
-          <w:lang w:eastAsia="es-ES"/>
-          <w14:ligatures w14:val="standardContextual"/>
-        </w:rPr>
-      </w:pPr>
-      <w:hyperlink w:anchor="_Toc241320155" w:history="1">
-        <w:r>
-          <w:rPr>
-            <w:rStyle w:val="Hipervnculo"/>
-            <w:noProof/>
-          </w:rPr>
-          <w:t>ZX81PRT — Printer trap executed</w:t>
-        </w:r>
-        <w:r>
-          <w:rPr>
-            <w:noProof/>
-            <w:webHidden/>
-          </w:rPr>
-          <w:tab/>
-        </w:r>
-        <w:r>
-          <w:rPr>
-            <w:noProof/>
-            <w:webHidden/>
-          </w:rPr>
-          <w:fldChar w:fldCharType="begin"/>
-        </w:r>
-        <w:r>
-          <w:rPr>
-            <w:noProof/>
-            <w:webHidden/>
-          </w:rPr>
-          <w:instrText xml:space="preserve"> PAGEREF _Toc241320155 \h </w:instrText>
-        </w:r>
-        <w:r>
-          <w:rPr>
-            <w:noProof/>
-            <w:webHidden/>
-          </w:rPr>
-        </w:r>
-        <w:r>
-          <w:rPr>
-            <w:noProof/>
-            <w:webHidden/>
-          </w:rPr>
-          <w:fldChar w:fldCharType="separate"/>
-        </w:r>
-        <w:r>
-          <w:rPr>
-            <w:noProof/>
-            <w:webHidden/>
-          </w:rPr>
-          <w:t>10</w:t>
-        </w:r>
-        <w:r>
-          <w:rPr>
-            <w:noProof/>
-            <w:webHidden/>
-          </w:rPr>
-          <w:fldChar w:fldCharType="end"/>
-        </w:r>
-      </w:hyperlink>
-    </w:p>
-    <w:p>
-      <w:pPr>
-        <w:pStyle w:val="TDC1"/>
-        <w:tabs>
-          <w:tab w:val="right" w:leader="dot" w:pos="8494"/>
-        </w:tabs>
-        <w:rPr>
-          <w:rFonts w:eastAsiaTheme="minorEastAsia" w:cstheme="minorBidi"/>
-          <w:b w:val="0"/>
-          <w:bCs w:val="0"/>
-          <w:caps w:val="0"/>
-          <w:noProof/>
-          <w:kern w:val="2"/>
-          <w:sz w:val="24"/>
-          <w:szCs w:val="24"/>
-          <w:u w:val="none"/>
-          <w:lang w:eastAsia="es-ES"/>
-          <w14:ligatures w14:val="standardContextual"/>
-        </w:rPr>
-      </w:pPr>
-      <w:hyperlink w:anchor="_Toc241320156" w:history="1">
-        <w:r>
-          <w:rPr>
-            <w:rStyle w:val="Hipervnculo"/>
-            <w:noProof/>
-          </w:rPr>
-          <w:t>6. Interpretation method</w:t>
-        </w:r>
-        <w:r>
-          <w:rPr>
-            <w:noProof/>
-            <w:webHidden/>
-          </w:rPr>
-          <w:tab/>
-        </w:r>
-        <w:r>
-          <w:rPr>
-            <w:noProof/>
-            <w:webHidden/>
-          </w:rPr>
-          <w:fldChar w:fldCharType="begin"/>
-        </w:r>
-        <w:r>
-          <w:rPr>
-            <w:noProof/>
-            <w:webHidden/>
-          </w:rPr>
-          <w:instrText xml:space="preserve"> PAGEREF _Toc241320156 \h </w:instrText>
-        </w:r>
-        <w:r>
-          <w:rPr>
-            <w:noProof/>
-            <w:webHidden/>
-          </w:rPr>
-        </w:r>
-        <w:r>
-          <w:rPr>
-            <w:noProof/>
-            <w:webHidden/>
-          </w:rPr>
-          <w:fldChar w:fldCharType="separate"/>
-        </w:r>
-        <w:r>
-          <w:rPr>
-            <w:noProof/>
-            <w:webHidden/>
-          </w:rPr>
-          <w:t>11</w:t>
-        </w:r>
-        <w:r>
-          <w:rPr>
-            <w:noProof/>
-            <w:webHidden/>
-          </w:rPr>
-          <w:fldChar w:fldCharType="end"/>
-        </w:r>
-      </w:hyperlink>
-    </w:p>
-    <w:p>
-      <w:pPr>
-        <w:pStyle w:val="TDC2"/>
-        <w:tabs>
-          <w:tab w:val="right" w:leader="dot" w:pos="8494"/>
-        </w:tabs>
-        <w:rPr>
-          <w:rFonts w:eastAsiaTheme="minorEastAsia" w:cstheme="minorBidi"/>
-          <w:b w:val="0"/>
-          <w:bCs w:val="0"/>
-          <w:smallCaps w:val="0"/>
-          <w:noProof/>
-          <w:kern w:val="2"/>
-          <w:sz w:val="24"/>
-          <w:szCs w:val="24"/>
-          <w:lang w:eastAsia="es-ES"/>
-          <w14:ligatures w14:val="standardContextual"/>
-        </w:rPr>
-      </w:pPr>
-      <w:hyperlink w:anchor="_Toc241320157" w:history="1">
-        <w:r>
-          <w:rPr>
-            <w:rStyle w:val="Hipervnculo"/>
-            <w:noProof/>
-          </w:rPr>
-          <w:t>6.1 Recommended procedure</w:t>
-        </w:r>
-        <w:r>
-          <w:rPr>
-            <w:noProof/>
-            <w:webHidden/>
-          </w:rPr>
-          <w:tab/>
-        </w:r>
-        <w:r>
-          <w:rPr>
-            <w:noProof/>
-            <w:webHidden/>
-          </w:rPr>
-          <w:fldChar w:fldCharType="begin"/>
-        </w:r>
-        <w:r>
-          <w:rPr>
-            <w:noProof/>
-            <w:webHidden/>
-          </w:rPr>
-          <w:instrText xml:space="preserve"> PAGEREF _Toc241320157 \h </w:instrText>
-        </w:r>
-        <w:r>
-          <w:rPr>
-            <w:noProof/>
-            <w:webHidden/>
-          </w:rPr>
-        </w:r>
-        <w:r>
-          <w:rPr>
-            <w:noProof/>
-            <w:webHidden/>
-          </w:rPr>
-          <w:fldChar w:fldCharType="separate"/>
-        </w:r>
-        <w:r>
-          <w:rPr>
-            <w:noProof/>
-            <w:webHidden/>
-          </w:rPr>
-          <w:t>11</w:t>
-        </w:r>
-        <w:r>
-          <w:rPr>
-            <w:noProof/>
-            <w:webHidden/>
-          </w:rPr>
-          <w:fldChar w:fldCharType="end"/>
-        </w:r>
-      </w:hyperlink>
-    </w:p>
-    <w:p>
-      <w:pPr>
-        <w:pStyle w:val="TDC2"/>
-        <w:tabs>
-          <w:tab w:val="right" w:leader="dot" w:pos="8494"/>
-        </w:tabs>
-        <w:rPr>
-          <w:rFonts w:eastAsiaTheme="minorEastAsia" w:cstheme="minorBidi"/>
-          <w:b w:val="0"/>
-          <w:bCs w:val="0"/>
-          <w:smallCaps w:val="0"/>
-          <w:noProof/>
-          <w:kern w:val="2"/>
-          <w:sz w:val="24"/>
-          <w:szCs w:val="24"/>
-          <w:lang w:eastAsia="es-ES"/>
-          <w14:ligatures w14:val="standardContextual"/>
-        </w:rPr>
-      </w:pPr>
-      <w:hyperlink w:anchor="_Toc241320158" w:history="1">
-        <w:r>
-          <w:rPr>
-            <w:rStyle w:val="Hipervnculo"/>
-            <w:noProof/>
-          </w:rPr>
-          <w:t>6.2 Annotated example</w:t>
-        </w:r>
-        <w:r>
-          <w:rPr>
-            <w:noProof/>
-            <w:webHidden/>
-          </w:rPr>
-          <w:tab/>
-        </w:r>
-        <w:r>
-          <w:rPr>
-            <w:noProof/>
-            <w:webHidden/>
-          </w:rPr>
-          <w:fldChar w:fldCharType="begin"/>
-        </w:r>
-        <w:r>
-          <w:rPr>
-            <w:noProof/>
-            <w:webHidden/>
-          </w:rPr>
-          <w:instrText xml:space="preserve"> PAGEREF _Toc241320158 \h </w:instrText>
-        </w:r>
-        <w:r>
-          <w:rPr>
-            <w:noProof/>
-            <w:webHidden/>
-          </w:rPr>
-        </w:r>
-        <w:r>
-          <w:rPr>
-            <w:noProof/>
-            <w:webHidden/>
-          </w:rPr>
-          <w:fldChar w:fldCharType="separate"/>
-        </w:r>
-        <w:r>
-          <w:rPr>
-            <w:noProof/>
-            <w:webHidden/>
-          </w:rPr>
-          <w:t>11</w:t>
-        </w:r>
-        <w:r>
-          <w:rPr>
-            <w:noProof/>
-            <w:webHidden/>
-          </w:rPr>
-          <w:fldChar w:fldCharType="end"/>
-        </w:r>
-      </w:hyperlink>
-    </w:p>
-    <w:p>
-      <w:pPr>
-        <w:pStyle w:val="TDC1"/>
-        <w:tabs>
-          <w:tab w:val="right" w:leader="dot" w:pos="8494"/>
-        </w:tabs>
-        <w:rPr>
-          <w:rFonts w:eastAsiaTheme="minorEastAsia" w:cstheme="minorBidi"/>
-          <w:b w:val="0"/>
-          <w:bCs w:val="0"/>
-          <w:caps w:val="0"/>
-          <w:noProof/>
-          <w:kern w:val="2"/>
-          <w:sz w:val="24"/>
-          <w:szCs w:val="24"/>
-          <w:u w:val="none"/>
-          <w:lang w:eastAsia="es-ES"/>
-          <w14:ligatures w14:val="standardContextual"/>
-        </w:rPr>
-      </w:pPr>
-      <w:hyperlink w:anchor="_Toc241320159" w:history="1">
-        <w:r>
-          <w:rPr>
-            <w:rStyle w:val="Hipervnculo"/>
-            <w:noProof/>
-          </w:rPr>
-          <w:t>7. Limitations and maintenance</w:t>
-        </w:r>
-        <w:r>
-          <w:rPr>
-            <w:noProof/>
-            <w:webHidden/>
-          </w:rPr>
-          <w:tab/>
-        </w:r>
-        <w:r>
-          <w:rPr>
-            <w:noProof/>
-            <w:webHidden/>
-          </w:rPr>
-          <w:fldChar w:fldCharType="begin"/>
-        </w:r>
-        <w:r>
-          <w:rPr>
-            <w:noProof/>
-            <w:webHidden/>
-          </w:rPr>
-          <w:instrText xml:space="preserve"> PAGEREF _Toc241320159 \h </w:instrText>
-        </w:r>
-        <w:r>
-          <w:rPr>
-            <w:noProof/>
-            <w:webHidden/>
-          </w:rPr>
-        </w:r>
-        <w:r>
-          <w:rPr>
-            <w:noProof/>
-            <w:webHidden/>
-          </w:rPr>
-          <w:fldChar w:fldCharType="separate"/>
-        </w:r>
-        <w:r>
-          <w:rPr>
-            <w:noProof/>
-            <w:webHidden/>
-          </w:rPr>
-          <w:t>12</w:t>
-        </w:r>
-        <w:r>
-          <w:rPr>
-            <w:noProof/>
-            <w:webHidden/>
-          </w:rPr>
-          <w:fldChar w:fldCharType="end"/>
-        </w:r>
-      </w:hyperlink>
-    </w:p>
-    <w:p>
-      <w:pPr>
-        <w:pStyle w:val="TDC2"/>
-        <w:tabs>
-          <w:tab w:val="right" w:leader="dot" w:pos="8494"/>
-        </w:tabs>
-        <w:rPr>
-          <w:rFonts w:eastAsiaTheme="minorEastAsia" w:cstheme="minorBidi"/>
-          <w:b w:val="0"/>
-          <w:bCs w:val="0"/>
-          <w:smallCaps w:val="0"/>
-          <w:noProof/>
-          <w:kern w:val="2"/>
-          <w:sz w:val="24"/>
-          <w:szCs w:val="24"/>
-          <w:lang w:eastAsia="es-ES"/>
-          <w14:ligatures w14:val="standardContextual"/>
-        </w:rPr>
-      </w:pPr>
-      <w:hyperlink w:anchor="_Toc241320160" w:history="1">
-        <w:r>
-          <w:rPr>
-            <w:rStyle w:val="Hipervnculo"/>
-            <w:noProof/>
-          </w:rPr>
-          <w:t>7.1 Specific limitations</w:t>
-        </w:r>
-        <w:r>
-          <w:rPr>
-            <w:noProof/>
-            <w:webHidden/>
-          </w:rPr>
-          <w:tab/>
-        </w:r>
-        <w:r>
-          <w:rPr>
-            <w:noProof/>
-            <w:webHidden/>
-          </w:rPr>
-          <w:fldChar w:fldCharType="begin"/>
-        </w:r>
-        <w:r>
-          <w:rPr>
-            <w:noProof/>
-            <w:webHidden/>
-          </w:rPr>
-          <w:instrText xml:space="preserve"> PAGEREF _Toc241320160 \h </w:instrText>
-        </w:r>
-        <w:r>
-          <w:rPr>
-            <w:noProof/>
-            <w:webHidden/>
-          </w:rPr>
-        </w:r>
-        <w:r>
-          <w:rPr>
-            <w:noProof/>
-            <w:webHidden/>
-          </w:rPr>
-          <w:fldChar w:fldCharType="separate"/>
-        </w:r>
-        <w:r>
-          <w:rPr>
-            <w:noProof/>
-            <w:webHidden/>
-          </w:rPr>
-          <w:t>12</w:t>
-        </w:r>
-        <w:r>
-          <w:rPr>
-            <w:noProof/>
-            <w:webHidden/>
-          </w:rPr>
-          <w:fldChar w:fldCharType="end"/>
-        </w:r>
-      </w:hyperlink>
-    </w:p>
-    <w:p>
-      <w:pPr>
-        <w:pStyle w:val="TDC2"/>
-        <w:tabs>
-          <w:tab w:val="right" w:leader="dot" w:pos="8494"/>
-        </w:tabs>
-        <w:rPr>
-          <w:rFonts w:eastAsiaTheme="minorEastAsia" w:cstheme="minorBidi"/>
-          <w:b w:val="0"/>
-          <w:bCs w:val="0"/>
-          <w:smallCaps w:val="0"/>
-          <w:noProof/>
-          <w:kern w:val="2"/>
-          <w:sz w:val="24"/>
-          <w:szCs w:val="24"/>
-          <w:lang w:eastAsia="es-ES"/>
-          <w14:ligatures w14:val="standardContextual"/>
-        </w:rPr>
-      </w:pPr>
-      <w:hyperlink w:anchor="_Toc241320161" w:history="1">
-        <w:r>
-          <w:rPr>
-            <w:rStyle w:val="Hipervnculo"/>
-            <w:noProof/>
-          </w:rPr>
-          <w:t>7.2 Maintenance contract</w:t>
-        </w:r>
-        <w:r>
-          <w:rPr>
-            <w:noProof/>
-            <w:webHidden/>
-          </w:rPr>
-          <w:tab/>
-        </w:r>
-        <w:r>
-          <w:rPr>
-            <w:noProof/>
-            <w:webHidden/>
-          </w:rPr>
-          <w:fldChar w:fldCharType="begin"/>
-        </w:r>
-        <w:r>
-          <w:rPr>
-            <w:noProof/>
-            <w:webHidden/>
-          </w:rPr>
-          <w:instrText xml:space="preserve"> PAGEREF _Toc241320161 \h </w:instrText>
-        </w:r>
-        <w:r>
-          <w:rPr>
-            <w:noProof/>
-            <w:webHidden/>
-          </w:rPr>
-        </w:r>
-        <w:r>
-          <w:rPr>
-            <w:noProof/>
-            <w:webHidden/>
-          </w:rPr>
-          <w:fldChar w:fldCharType="separate"/>
-        </w:r>
-        <w:r>
-          <w:rPr>
-            <w:noProof/>
-            <w:webHidden/>
-          </w:rPr>
-          <w:t>12</w:t>
-        </w:r>
-        <w:r>
-          <w:rPr>
-            <w:noProof/>
-            <w:webHidden/>
-          </w:rPr>
-          <w:fldChar w:fldCharType="end"/>
-        </w:r>
-      </w:hyperlink>
-    </w:p>
-    <w:p>
-      <w:pPr>
-        <w:pStyle w:val="TDC1"/>
-        <w:tabs>
-          <w:tab w:val="right" w:leader="dot" w:pos="8494"/>
-        </w:tabs>
-        <w:rPr>
-          <w:rFonts w:eastAsiaTheme="minorEastAsia" w:cstheme="minorBidi"/>
-          <w:b w:val="0"/>
-          <w:bCs w:val="0"/>
-          <w:caps w:val="0"/>
-          <w:noProof/>
-          <w:kern w:val="2"/>
-          <w:sz w:val="24"/>
-          <w:szCs w:val="24"/>
-          <w:u w:val="none"/>
-          <w:lang w:eastAsia="es-ES"/>
-          <w14:ligatures w14:val="standardContextual"/>
-        </w:rPr>
-      </w:pPr>
-      <w:hyperlink w:anchor="_Toc241320162" w:history="1">
-        <w:r>
-          <w:rPr>
-            <w:rStyle w:val="Hipervnculo"/>
-            <w:noProof/>
-          </w:rPr>
-          <w:t>Appendices</w:t>
-        </w:r>
-        <w:r>
-          <w:rPr>
-            <w:noProof/>
-            <w:webHidden/>
-          </w:rPr>
-          <w:tab/>
-        </w:r>
-        <w:r>
-          <w:rPr>
-            <w:noProof/>
-            <w:webHidden/>
-          </w:rPr>
-          <w:fldChar w:fldCharType="begin"/>
-        </w:r>
-        <w:r>
-          <w:rPr>
-            <w:noProof/>
-            <w:webHidden/>
-          </w:rPr>
-          <w:instrText xml:space="preserve"> PAGEREF _Toc241320162 \h </w:instrText>
-        </w:r>
-        <w:r>
-          <w:rPr>
-            <w:noProof/>
-            <w:webHidden/>
-          </w:rPr>
-        </w:r>
-        <w:r>
-          <w:rPr>
-            <w:noProof/>
-            <w:webHidden/>
-          </w:rPr>
-          <w:fldChar w:fldCharType="separate"/>
-        </w:r>
-        <w:r>
-          <w:rPr>
-            <w:noProof/>
-            <w:webHidden/>
-          </w:rPr>
-          <w:t>13</w:t>
-        </w:r>
-        <w:r>
-          <w:rPr>
-            <w:noProof/>
-            <w:webHidden/>
-          </w:rPr>
-          <w:fldChar w:fldCharType="end"/>
-        </w:r>
-      </w:hyperlink>
-    </w:p>
-    <w:p>
-      <w:pPr>
-        <w:pStyle w:val="TDC2"/>
-        <w:tabs>
-          <w:tab w:val="right" w:leader="dot" w:pos="8494"/>
-        </w:tabs>
-        <w:rPr>
-          <w:rFonts w:eastAsiaTheme="minorEastAsia" w:cstheme="minorBidi"/>
-          <w:b w:val="0"/>
-          <w:bCs w:val="0"/>
-          <w:smallCaps w:val="0"/>
-          <w:noProof/>
-          <w:kern w:val="2"/>
-          <w:sz w:val="24"/>
-          <w:szCs w:val="24"/>
-          <w:lang w:eastAsia="es-ES"/>
-          <w14:ligatures w14:val="standardContextual"/>
-        </w:rPr>
-      </w:pPr>
-      <w:hyperlink w:anchor="_Toc241320163" w:history="1">
-        <w:r>
-          <w:rPr>
-            <w:rStyle w:val="Hipervnculo"/>
-            <w:noProof/>
-          </w:rPr>
-          <w:t>Appendix A. Provenance and revision</w:t>
-        </w:r>
-        <w:r>
-          <w:rPr>
-            <w:noProof/>
-            <w:webHidden/>
-          </w:rPr>
-          <w:tab/>
-        </w:r>
-        <w:r>
-          <w:rPr>
-            <w:noProof/>
-            <w:webHidden/>
-          </w:rPr>
-          <w:fldChar w:fldCharType="begin"/>
-        </w:r>
-        <w:r>
-          <w:rPr>
-            <w:noProof/>
-            <w:webHidden/>
-          </w:rPr>
-          <w:instrText xml:space="preserve"> PAGEREF _Toc241320163 \h </w:instrText>
-        </w:r>
-        <w:r>
-          <w:rPr>
-            <w:noProof/>
-            <w:webHidden/>
-          </w:rPr>
-        </w:r>
-        <w:r>
-          <w:rPr>
-            <w:noProof/>
-            <w:webHidden/>
-          </w:rPr>
-          <w:fldChar w:fldCharType="separate"/>
-        </w:r>
-        <w:r>
-          <w:rPr>
-            <w:noProof/>
-            <w:webHidden/>
-          </w:rPr>
-          <w:t>13</w:t>
-        </w:r>
-        <w:r>
-          <w:rPr>
-            <w:noProof/>
-            <w:webHidden/>
-          </w:rPr>
-          <w:fldChar w:fldCharType="end"/>
-        </w:r>
-      </w:hyperlink>
-    </w:p>
-    <w:p>
-      <w:pPr>
-        <w:pStyle w:val="TDC2"/>
-        <w:tabs>
-          <w:tab w:val="right" w:leader="dot" w:pos="8494"/>
-        </w:tabs>
-        <w:rPr>
-          <w:rFonts w:eastAsiaTheme="minorEastAsia" w:cstheme="minorBidi"/>
-          <w:b w:val="0"/>
-          <w:bCs w:val="0"/>
-          <w:smallCaps w:val="0"/>
-          <w:noProof/>
-          <w:kern w:val="2"/>
-          <w:sz w:val="24"/>
-          <w:szCs w:val="24"/>
-          <w:lang w:eastAsia="es-ES"/>
-          <w14:ligatures w14:val="standardContextual"/>
-        </w:rPr>
-      </w:pPr>
-      <w:hyperlink w:anchor="_Toc241320164" w:history="1">
-        <w:r>
-          <w:rPr>
-            <w:rStyle w:val="Hipervnculo"/>
-            <w:noProof/>
-          </w:rPr>
-          <w:t>A.1 Watched source files</w:t>
-        </w:r>
-        <w:r>
-          <w:rPr>
-            <w:noProof/>
-            <w:webHidden/>
-          </w:rPr>
-          <w:tab/>
-        </w:r>
-        <w:r>
-          <w:rPr>
-            <w:noProof/>
-            <w:webHidden/>
-          </w:rPr>
-          <w:fldChar w:fldCharType="begin"/>
-        </w:r>
-        <w:r>
-          <w:rPr>
-            <w:noProof/>
-            <w:webHidden/>
-          </w:rPr>
-          <w:instrText xml:space="preserve"> PAGEREF _Toc241320164 \h </w:instrText>
-        </w:r>
-        <w:r>
-          <w:rPr>
-            <w:noProof/>
-            <w:webHidden/>
-          </w:rPr>
-        </w:r>
-        <w:r>
-          <w:rPr>
-            <w:noProof/>
-            <w:webHidden/>
-          </w:rPr>
-          <w:fldChar w:fldCharType="separate"/>
-        </w:r>
-        <w:r>
-          <w:rPr>
-            <w:noProof/>
-            <w:webHidden/>
-          </w:rPr>
-          <w:t>14</w:t>
-        </w:r>
-        <w:r>
-          <w:rPr>
-            <w:noProof/>
-            <w:webHidden/>
-          </w:rPr>
-          <w:fldChar w:fldCharType="end"/>
-        </w:r>
-      </w:hyperlink>
-    </w:p>
-    <w:p>
-      <w:pPr>
-        <w:pStyle w:val="TDC2"/>
-        <w:tabs>
-          <w:tab w:val="right" w:leader="dot" w:pos="8494"/>
-        </w:tabs>
-        <w:rPr>
-          <w:rFonts w:eastAsiaTheme="minorEastAsia" w:cstheme="minorBidi"/>
-          <w:b w:val="0"/>
-          <w:bCs w:val="0"/>
-          <w:smallCaps w:val="0"/>
-          <w:noProof/>
-          <w:kern w:val="2"/>
-          <w:sz w:val="24"/>
-          <w:szCs w:val="24"/>
-          <w:lang w:eastAsia="es-ES"/>
-          <w14:ligatures w14:val="standardContextual"/>
-        </w:rPr>
-      </w:pPr>
-      <w:hyperlink w:anchor="_Toc241320165" w:history="1">
-        <w:r>
-          <w:rPr>
-            <w:rStyle w:val="Hipervnculo"/>
-            <w:noProof/>
-          </w:rPr>
-          <w:t>A.2 Revision history</w:t>
-        </w:r>
-        <w:r>
-          <w:rPr>
-            <w:noProof/>
-            <w:webHidden/>
-          </w:rPr>
-          <w:tab/>
-        </w:r>
-        <w:r>
-          <w:rPr>
-            <w:noProof/>
-            <w:webHidden/>
-          </w:rPr>
-          <w:fldChar w:fldCharType="begin"/>
-        </w:r>
-        <w:r>
-          <w:rPr>
-            <w:noProof/>
-            <w:webHidden/>
-          </w:rPr>
-          <w:instrText xml:space="preserve"> PAGEREF _Toc241320165 \h </w:instrText>
-        </w:r>
-        <w:r>
-          <w:rPr>
-            <w:noProof/>
-            <w:webHidden/>
-          </w:rPr>
-        </w:r>
-        <w:r>
-          <w:rPr>
-            <w:noProof/>
-            <w:webHidden/>
-          </w:rPr>
-          <w:fldChar w:fldCharType="separate"/>
-        </w:r>
-        <w:r>
-          <w:rPr>
-            <w:noProof/>
-            <w:webHidden/>
-          </w:rPr>
-          <w:t>14</w:t>
-        </w:r>
-        <w:r>
-          <w:rPr>
-            <w:noProof/>
-            <w:webHidden/>
-          </w:rPr>
-          <w:fldChar w:fldCharType="end"/>
-        </w:r>
-      </w:hyperlink>
-    </w:p>
-    <w:p>
-      <w:pPr>
-        <w:pStyle w:val="TDC2"/>
-        <w:tabs>
-          <w:tab w:val="right" w:leader="dot" w:pos="8494"/>
-        </w:tabs>
-        <w:rPr>
-          <w:rFonts w:eastAsiaTheme="minorEastAsia" w:cstheme="minorBidi"/>
-          <w:b w:val="0"/>
-          <w:bCs w:val="0"/>
-          <w:smallCaps w:val="0"/>
-          <w:noProof/>
-          <w:kern w:val="2"/>
-          <w:sz w:val="24"/>
-          <w:szCs w:val="24"/>
-          <w:lang w:eastAsia="es-ES"/>
-          <w14:ligatures w14:val="standardContextual"/>
-        </w:rPr>
-      </w:pPr>
-      <w:hyperlink w:anchor="_Toc241320166" w:history="1">
-        <w:r>
-          <w:rPr>
-            <w:rStyle w:val="Hipervnculo"/>
-            <w:noProof/>
-          </w:rPr>
-          <w:t>Illustrations</w:t>
-        </w:r>
-        <w:r>
-          <w:rPr>
-            <w:noProof/>
-            <w:webHidden/>
-          </w:rPr>
-          <w:tab/>
-        </w:r>
-        <w:r>
-          <w:rPr>
-            <w:noProof/>
-            <w:webHidden/>
-          </w:rPr>
-          <w:fldChar w:fldCharType="begin"/>
-        </w:r>
-        <w:r>
-          <w:rPr>
-            <w:noProof/>
-            <w:webHidden/>
-          </w:rPr>
-          <w:instrText xml:space="preserve"> PAGEREF _Toc241320166 \h </w:instrText>
-        </w:r>
-        <w:r>
-          <w:rPr>
-            <w:noProof/>
-            <w:webHidden/>
-          </w:rPr>
-        </w:r>
-        <w:r>
-          <w:rPr>
-            <w:noProof/>
-            <w:webHidden/>
-          </w:rPr>
-          <w:fldChar w:fldCharType="separate"/>
-        </w:r>
-        <w:r>
-          <w:rPr>
-            <w:noProof/>
-            <w:webHidden/>
-          </w:rPr>
-          <w:t>14</w:t>
-        </w:r>
-        <w:r>
-          <w:rPr>
-            <w:noProof/>
-            <w:webHidden/>
-          </w:rPr>
-          <w:fldChar w:fldCharType="end"/>
-        </w:r>
-      </w:hyperlink>
-    </w:p>
-    <w:p>
-      <w:pPr>
-        <w:pStyle w:val="TDC2"/>
-        <w:tabs>
-          <w:tab w:val="right" w:leader="dot" w:pos="8494"/>
-        </w:tabs>
-        <w:rPr>
-          <w:rFonts w:eastAsiaTheme="minorEastAsia" w:cstheme="minorBidi"/>
-          <w:b w:val="0"/>
-          <w:bCs w:val="0"/>
-          <w:smallCaps w:val="0"/>
-          <w:noProof/>
-          <w:kern w:val="2"/>
-          <w:sz w:val="24"/>
-          <w:szCs w:val="24"/>
-          <w:lang w:eastAsia="es-ES"/>
-          <w14:ligatures w14:val="standardContextual"/>
-        </w:rPr>
-      </w:pPr>
-      <w:hyperlink w:anchor="_Toc241320167" w:history="1">
-        <w:r>
-          <w:rPr>
-            <w:rStyle w:val="Hipervnculo"/>
-            <w:noProof/>
-          </w:rPr>
-          <w:t>Equations</w:t>
-        </w:r>
-        <w:r>
-          <w:rPr>
-            <w:noProof/>
-            <w:webHidden/>
-          </w:rPr>
-          <w:tab/>
-        </w:r>
-        <w:r>
-          <w:rPr>
-            <w:noProof/>
-            <w:webHidden/>
-          </w:rPr>
-          <w:fldChar w:fldCharType="begin"/>
-        </w:r>
-        <w:r>
-          <w:rPr>
-            <w:noProof/>
-            <w:webHidden/>
-          </w:rPr>
-          <w:instrText xml:space="preserve"> PAGEREF _Toc241320167 \h </w:instrText>
-        </w:r>
-        <w:r>
-          <w:rPr>
-            <w:noProof/>
-            <w:webHidden/>
-          </w:rPr>
-        </w:r>
-        <w:r>
-          <w:rPr>
-            <w:noProof/>
-            <w:webHidden/>
-          </w:rPr>
-          <w:fldChar w:fldCharType="separate"/>
-        </w:r>
-        <w:r>
-          <w:rPr>
-            <w:noProof/>
-            <w:webHidden/>
-          </w:rPr>
-          <w:t>15</w:t>
-        </w:r>
-        <w:r>
-          <w:rPr>
-            <w:noProof/>
-            <w:webHidden/>
-          </w:rPr>
-          <w:fldChar w:fldCharType="end"/>
-        </w:r>
-      </w:hyperlink>
-    </w:p>
-    <w:p>
+      <w:r>
+        <w:t>Actualice los campos para generar el índice.</w:t>
+      </w:r>
       <w:r>
         <w:fldChar w:fldCharType="end"/>
       </w:r>
@@ -3437,14 +582,16 @@
     <w:p>
       <w:pPr>
         <w:pStyle w:val="Ttulo"/>
-      </w:pPr>
-      <w:bookmarkStart w:id="1" w:name="_Toc241320132"/>
+        <w:keepNext/>
+      </w:pPr>
       <w:r>
         <w:t>Foreword</w:t>
       </w:r>
-      <w:bookmarkEnd w:id="1"/>
-    </w:p>
-    <w:p>
+    </w:p>
+    <w:p>
+      <w:pPr>
+        <w:spacing w:after="120"/>
+      </w:pPr>
       <w:r>
         <w:t>This guide defines the DEBUG format for ZX80 and ZX81. Its purpose is to make a trace readable and auditable directly against the code that produces it. Audience: Framework and emulator developers, timing-test authors, and users diagnosing execution traces.</w:t>
       </w:r>
@@ -3452,14 +599,16 @@
     <w:p>
       <w:pPr>
         <w:pStyle w:val="Ttulo"/>
-      </w:pPr>
-      <w:bookmarkStart w:id="2" w:name="_Toc241320133"/>
+        <w:keepNext/>
+      </w:pPr>
       <w:r>
         <w:t>1. Purpose, scope, and models</w:t>
       </w:r>
-      <w:bookmarkEnd w:id="2"/>
-    </w:p>
-    <w:p>
+    </w:p>
+    <w:p>
+      <w:pPr>
+        <w:spacing w:after="120"/>
+      </w:pPr>
       <w:r>
         <w:t>Provide a verifiable description of the format, provenance, timing, and interpretation of EMULATORS deep-debug files.</w:t>
       </w:r>
@@ -3468,24 +617,32 @@
       <w:pPr>
         <w:pStyle w:val="Ttulo1"/>
         <w:spacing w:before="280"/>
-      </w:pPr>
-      <w:bookmarkStart w:id="3" w:name="_Toc241320134"/>
+        <w:keepNext/>
+      </w:pPr>
       <w:r>
         <w:t>1.1 Scope of this guide</w:t>
       </w:r>
-      <w:bookmarkEnd w:id="3"/>
-    </w:p>
-    <w:p>
+    </w:p>
+    <w:p>
+      <w:pPr>
+        <w:spacing w:after="120"/>
+      </w:pPr>
       <w:r>
         <w:t>Covered models: ZX80 and the PAL/NTSC ZX81 variants supported by the ZX81 executable.</w:t>
       </w:r>
     </w:p>
     <w:p>
+      <w:pPr>
+        <w:spacing w:after="120"/>
+      </w:pPr>
       <w:r>
         <w:t>Main processor: Zilog Z80.</w:t>
       </w:r>
     </w:p>
     <w:p>
+      <w:pPr>
+        <w:spacing w:after="120"/>
+      </w:pPr>
       <w:r>
         <w:t>The guide describes the behavior implemented in the current repository revision. When a component is present but its producer contains a TODO, the guide explicitly states that it currently produces no output.</w:t>
       </w:r>
@@ -3493,30 +650,28 @@
     <w:p>
       <w:pPr>
         <w:pStyle w:val="Ttulo"/>
-      </w:pPr>
-      <w:bookmarkStart w:id="4" w:name="_Toc241320135"/>
+        <w:keepNext/>
+      </w:pPr>
       <w:r>
         <w:t>2. Activation and producer selection</w:t>
       </w:r>
-      <w:bookmarkEnd w:id="4"/>
     </w:p>
     <w:p>
       <w:pPr>
         <w:pStyle w:val="Ttulo1"/>
         <w:spacing w:before="280"/>
-      </w:pPr>
-      <w:bookmarkStart w:id="5" w:name="_Toc241320136"/>
+        <w:keepNext/>
+      </w:pPr>
       <w:r>
         <w:t>2.1 Console command</w:t>
       </w:r>
-      <w:bookmarkEnd w:id="5"/>
-    </w:p>
-    <w:p>
-      <w:pPr>
-        <w:keepLines/>
-        <w:shd w:val="clear" w:color="auto" w:fill="F2F2F2"/>
+    </w:p>
+    <w:p>
+      <w:pPr>
         <w:spacing w:before="100" w:after="140" w:line="240" w:lineRule="auto"/>
         <w:ind w:left="198" w:right="198"/>
+        <w:shd w:fill="F2F2F2"/>
+        <w:keepLines/>
       </w:pPr>
       <w:r>
         <w:rPr>
@@ -3553,29 +708,29 @@
     <w:tbl>
       <w:tblPr>
         <w:tblStyle w:val="Tablaconcuadrcula"/>
-        <w:tblW w:w="0" w:type="auto"/>
+        <w:tblW w:type="auto" w:w="0"/>
         <w:tblLayout w:type="fixed"/>
-        <w:tblLook w:val="04A0" w:firstRow="1" w:lastRow="0" w:firstColumn="1" w:lastColumn="0" w:noHBand="0" w:noVBand="1"/>
+        <w:tblLook w:firstColumn="1" w:firstRow="1" w:lastColumn="0" w:lastRow="0" w:noHBand="0" w:noVBand="1" w:val="04A0"/>
       </w:tblPr>
       <w:tblGrid>
-        <w:gridCol w:w="2268"/>
-        <w:gridCol w:w="6633"/>
+        <w:gridCol w:w="4252"/>
+        <w:gridCol w:w="4252"/>
       </w:tblGrid>
       <w:tr>
         <w:trPr>
-          <w:tblHeader/>
+          <w:tblHeader w:val="true"/>
         </w:trPr>
         <w:tc>
           <w:tcPr>
-            <w:tcW w:w="2268" w:type="dxa"/>
-            <w:shd w:val="clear" w:color="auto" w:fill="1F4E78"/>
+            <w:tcW w:type="dxa" w:w="2268"/>
+            <w:shd w:fill="1F4E78"/>
+            <w:vAlign w:val="center"/>
             <w:tcMar>
               <w:top w:w="90" w:type="dxa"/>
-              <w:left w:w="110" w:type="dxa"/>
+              <w:start w:w="110" w:type="dxa"/>
               <w:bottom w:w="90" w:type="dxa"/>
-              <w:right w:w="110" w:type="dxa"/>
+              <w:end w:w="110" w:type="dxa"/>
             </w:tcMar>
-            <w:vAlign w:val="center"/>
           </w:tcPr>
           <w:p>
             <w:pPr>
@@ -3593,15 +748,15 @@
         </w:tc>
         <w:tc>
           <w:tcPr>
-            <w:tcW w:w="6633" w:type="dxa"/>
-            <w:shd w:val="clear" w:color="auto" w:fill="1F4E78"/>
+            <w:tcW w:type="dxa" w:w="6633"/>
+            <w:shd w:fill="1F4E78"/>
+            <w:vAlign w:val="center"/>
             <w:tcMar>
               <w:top w:w="90" w:type="dxa"/>
-              <w:left w:w="110" w:type="dxa"/>
+              <w:start w:w="110" w:type="dxa"/>
               <w:bottom w:w="90" w:type="dxa"/>
-              <w:right w:w="110" w:type="dxa"/>
+              <w:end w:w="110" w:type="dxa"/>
             </w:tcMar>
-            <w:vAlign w:val="center"/>
           </w:tcPr>
           <w:p>
             <w:r>
@@ -3618,18 +773,18 @@
       <w:tr>
         <w:tc>
           <w:tcPr>
-            <w:tcW w:w="2268" w:type="dxa"/>
+            <w:tcW w:type="dxa" w:w="2268"/>
+            <w:vAlign w:val="center"/>
             <w:tcMar>
               <w:top w:w="90" w:type="dxa"/>
-              <w:left w:w="110" w:type="dxa"/>
+              <w:start w:w="110" w:type="dxa"/>
               <w:bottom w:w="90" w:type="dxa"/>
-              <w:right w:w="110" w:type="dxa"/>
+              <w:end w:w="110" w:type="dxa"/>
             </w:tcMar>
-            <w:vAlign w:val="center"/>
           </w:tcPr>
           <w:p>
             <w:pPr>
-              <w:spacing w:after="0"/>
+              <w:spacing w:after="0" w:line="240" w:lineRule="auto"/>
             </w:pPr>
             <w:r>
               <w:rPr>
@@ -3641,18 +796,18 @@
         </w:tc>
         <w:tc>
           <w:tcPr>
-            <w:tcW w:w="6633" w:type="dxa"/>
+            <w:tcW w:type="dxa" w:w="6633"/>
+            <w:vAlign w:val="center"/>
             <w:tcMar>
               <w:top w:w="90" w:type="dxa"/>
-              <w:left w:w="110" w:type="dxa"/>
+              <w:start w:w="110" w:type="dxa"/>
               <w:bottom w:w="90" w:type="dxa"/>
-              <w:right w:w="110" w:type="dxa"/>
+              <w:end w:w="110" w:type="dxa"/>
             </w:tcMar>
-            <w:vAlign w:val="center"/>
           </w:tcPr>
           <w:p>
             <w:pPr>
-              <w:spacing w:after="0"/>
+              <w:spacing w:after="0" w:line="240" w:lineRule="auto"/>
             </w:pPr>
             <w:r>
               <w:rPr>
@@ -3666,19 +821,19 @@
       <w:tr>
         <w:tc>
           <w:tcPr>
-            <w:tcW w:w="2268" w:type="dxa"/>
-            <w:shd w:val="clear" w:color="auto" w:fill="EAF2F8"/>
+            <w:tcW w:type="dxa" w:w="2268"/>
+            <w:vAlign w:val="center"/>
+            <w:shd w:fill="EAF2F8"/>
             <w:tcMar>
               <w:top w:w="90" w:type="dxa"/>
-              <w:left w:w="110" w:type="dxa"/>
+              <w:start w:w="110" w:type="dxa"/>
               <w:bottom w:w="90" w:type="dxa"/>
-              <w:right w:w="110" w:type="dxa"/>
+              <w:end w:w="110" w:type="dxa"/>
             </w:tcMar>
-            <w:vAlign w:val="center"/>
           </w:tcPr>
           <w:p>
             <w:pPr>
-              <w:spacing w:after="0"/>
+              <w:spacing w:after="0" w:line="240" w:lineRule="auto"/>
             </w:pPr>
             <w:r>
               <w:rPr>
@@ -3690,19 +845,19 @@
         </w:tc>
         <w:tc>
           <w:tcPr>
-            <w:tcW w:w="6633" w:type="dxa"/>
-            <w:shd w:val="clear" w:color="auto" w:fill="EAF2F8"/>
+            <w:tcW w:type="dxa" w:w="6633"/>
+            <w:vAlign w:val="center"/>
+            <w:shd w:fill="EAF2F8"/>
             <w:tcMar>
               <w:top w:w="90" w:type="dxa"/>
-              <w:left w:w="110" w:type="dxa"/>
+              <w:start w:w="110" w:type="dxa"/>
               <w:bottom w:w="90" w:type="dxa"/>
-              <w:right w:w="110" w:type="dxa"/>
+              <w:end w:w="110" w:type="dxa"/>
             </w:tcMar>
-            <w:vAlign w:val="center"/>
           </w:tcPr>
           <w:p>
             <w:pPr>
-              <w:spacing w:after="0"/>
+              <w:spacing w:after="0" w:line="240" w:lineRule="auto"/>
             </w:pPr>
             <w:r>
               <w:rPr>
@@ -3716,18 +871,18 @@
       <w:tr>
         <w:tc>
           <w:tcPr>
-            <w:tcW w:w="2268" w:type="dxa"/>
+            <w:tcW w:type="dxa" w:w="2268"/>
+            <w:vAlign w:val="center"/>
             <w:tcMar>
               <w:top w:w="90" w:type="dxa"/>
-              <w:left w:w="110" w:type="dxa"/>
+              <w:start w:w="110" w:type="dxa"/>
               <w:bottom w:w="90" w:type="dxa"/>
-              <w:right w:w="110" w:type="dxa"/>
+              <w:end w:w="110" w:type="dxa"/>
             </w:tcMar>
-            <w:vAlign w:val="center"/>
           </w:tcPr>
           <w:p>
             <w:pPr>
-              <w:spacing w:after="0"/>
+              <w:spacing w:after="0" w:line="240" w:lineRule="auto"/>
             </w:pPr>
             <w:r>
               <w:rPr>
@@ -3739,18 +894,18 @@
         </w:tc>
         <w:tc>
           <w:tcPr>
-            <w:tcW w:w="6633" w:type="dxa"/>
+            <w:tcW w:type="dxa" w:w="6633"/>
+            <w:vAlign w:val="center"/>
             <w:tcMar>
               <w:top w:w="90" w:type="dxa"/>
-              <w:left w:w="110" w:type="dxa"/>
+              <w:start w:w="110" w:type="dxa"/>
               <w:bottom w:w="90" w:type="dxa"/>
-              <w:right w:w="110" w:type="dxa"/>
+              <w:end w:w="110" w:type="dxa"/>
             </w:tcMar>
-            <w:vAlign w:val="center"/>
           </w:tcPr>
           <w:p>
             <w:pPr>
-              <w:spacing w:after="0"/>
+              <w:spacing w:after="0" w:line="240" w:lineRule="auto"/>
             </w:pPr>
             <w:r>
               <w:rPr>
@@ -3764,19 +919,19 @@
       <w:tr>
         <w:tc>
           <w:tcPr>
-            <w:tcW w:w="2268" w:type="dxa"/>
-            <w:shd w:val="clear" w:color="auto" w:fill="EAF2F8"/>
+            <w:tcW w:type="dxa" w:w="2268"/>
+            <w:vAlign w:val="center"/>
+            <w:shd w:fill="EAF2F8"/>
             <w:tcMar>
               <w:top w:w="90" w:type="dxa"/>
-              <w:left w:w="110" w:type="dxa"/>
+              <w:start w:w="110" w:type="dxa"/>
               <w:bottom w:w="90" w:type="dxa"/>
-              <w:right w:w="110" w:type="dxa"/>
+              <w:end w:w="110" w:type="dxa"/>
             </w:tcMar>
-            <w:vAlign w:val="center"/>
           </w:tcPr>
           <w:p>
             <w:pPr>
-              <w:spacing w:after="0"/>
+              <w:spacing w:after="0" w:line="240" w:lineRule="auto"/>
             </w:pPr>
             <w:r>
               <w:rPr>
@@ -3788,19 +943,19 @@
         </w:tc>
         <w:tc>
           <w:tcPr>
-            <w:tcW w:w="6633" w:type="dxa"/>
-            <w:shd w:val="clear" w:color="auto" w:fill="EAF2F8"/>
+            <w:tcW w:type="dxa" w:w="6633"/>
+            <w:vAlign w:val="center"/>
+            <w:shd w:fill="EAF2F8"/>
             <w:tcMar>
               <w:top w:w="90" w:type="dxa"/>
-              <w:left w:w="110" w:type="dxa"/>
+              <w:start w:w="110" w:type="dxa"/>
               <w:bottom w:w="90" w:type="dxa"/>
-              <w:right w:w="110" w:type="dxa"/>
+              <w:end w:w="110" w:type="dxa"/>
             </w:tcMar>
-            <w:vAlign w:val="center"/>
           </w:tcPr>
           <w:p>
             <w:pPr>
-              <w:spacing w:after="0"/>
+              <w:spacing w:after="0" w:line="240" w:lineRule="auto"/>
             </w:pPr>
             <w:r>
               <w:rPr>
@@ -3814,18 +969,18 @@
       <w:tr>
         <w:tc>
           <w:tcPr>
-            <w:tcW w:w="2268" w:type="dxa"/>
+            <w:tcW w:type="dxa" w:w="2268"/>
+            <w:vAlign w:val="center"/>
             <w:tcMar>
               <w:top w:w="90" w:type="dxa"/>
-              <w:left w:w="110" w:type="dxa"/>
+              <w:start w:w="110" w:type="dxa"/>
               <w:bottom w:w="90" w:type="dxa"/>
-              <w:right w:w="110" w:type="dxa"/>
+              <w:end w:w="110" w:type="dxa"/>
             </w:tcMar>
-            <w:vAlign w:val="center"/>
           </w:tcPr>
           <w:p>
             <w:pPr>
-              <w:spacing w:after="0"/>
+              <w:spacing w:after="0" w:line="240" w:lineRule="auto"/>
             </w:pPr>
             <w:r>
               <w:rPr>
@@ -3837,18 +992,18 @@
         </w:tc>
         <w:tc>
           <w:tcPr>
-            <w:tcW w:w="6633" w:type="dxa"/>
+            <w:tcW w:type="dxa" w:w="6633"/>
+            <w:vAlign w:val="center"/>
             <w:tcMar>
               <w:top w:w="90" w:type="dxa"/>
-              <w:left w:w="110" w:type="dxa"/>
+              <w:start w:w="110" w:type="dxa"/>
               <w:bottom w:w="90" w:type="dxa"/>
-              <w:right w:w="110" w:type="dxa"/>
+              <w:end w:w="110" w:type="dxa"/>
             </w:tcMar>
-            <w:vAlign w:val="center"/>
           </w:tcPr>
           <w:p>
             <w:pPr>
-              <w:spacing w:after="0"/>
+              <w:spacing w:after="0" w:line="240" w:lineRule="auto"/>
             </w:pPr>
             <w:r>
               <w:rPr>
@@ -3862,19 +1017,19 @@
       <w:tr>
         <w:tc>
           <w:tcPr>
-            <w:tcW w:w="2268" w:type="dxa"/>
-            <w:shd w:val="clear" w:color="auto" w:fill="EAF2F8"/>
+            <w:tcW w:type="dxa" w:w="2268"/>
+            <w:vAlign w:val="center"/>
+            <w:shd w:fill="EAF2F8"/>
             <w:tcMar>
               <w:top w:w="90" w:type="dxa"/>
-              <w:left w:w="110" w:type="dxa"/>
+              <w:start w:w="110" w:type="dxa"/>
               <w:bottom w:w="90" w:type="dxa"/>
-              <w:right w:w="110" w:type="dxa"/>
+              <w:end w:w="110" w:type="dxa"/>
             </w:tcMar>
-            <w:vAlign w:val="center"/>
           </w:tcPr>
           <w:p>
             <w:pPr>
-              <w:spacing w:after="0"/>
+              <w:spacing w:after="0" w:line="240" w:lineRule="auto"/>
             </w:pPr>
             <w:r>
               <w:rPr>
@@ -3886,19 +1041,19 @@
         </w:tc>
         <w:tc>
           <w:tcPr>
-            <w:tcW w:w="6633" w:type="dxa"/>
-            <w:shd w:val="clear" w:color="auto" w:fill="EAF2F8"/>
+            <w:tcW w:type="dxa" w:w="6633"/>
+            <w:vAlign w:val="center"/>
+            <w:shd w:fill="EAF2F8"/>
             <w:tcMar>
               <w:top w:w="90" w:type="dxa"/>
-              <w:left w:w="110" w:type="dxa"/>
+              <w:start w:w="110" w:type="dxa"/>
               <w:bottom w:w="90" w:type="dxa"/>
-              <w:right w:w="110" w:type="dxa"/>
+              <w:end w:w="110" w:type="dxa"/>
             </w:tcMar>
-            <w:vAlign w:val="center"/>
           </w:tcPr>
           <w:p>
             <w:pPr>
-              <w:spacing w:after="0"/>
+              <w:spacing w:after="0" w:line="240" w:lineRule="auto"/>
             </w:pPr>
             <w:r>
               <w:rPr>
@@ -3912,18 +1067,18 @@
       <w:tr>
         <w:tc>
           <w:tcPr>
-            <w:tcW w:w="2268" w:type="dxa"/>
+            <w:tcW w:type="dxa" w:w="2268"/>
+            <w:vAlign w:val="center"/>
             <w:tcMar>
               <w:top w:w="90" w:type="dxa"/>
-              <w:left w:w="110" w:type="dxa"/>
+              <w:start w:w="110" w:type="dxa"/>
               <w:bottom w:w="90" w:type="dxa"/>
-              <w:right w:w="110" w:type="dxa"/>
+              <w:end w:w="110" w:type="dxa"/>
             </w:tcMar>
-            <w:vAlign w:val="center"/>
           </w:tcPr>
           <w:p>
             <w:pPr>
-              <w:spacing w:after="0"/>
+              <w:spacing w:after="0" w:line="240" w:lineRule="auto"/>
             </w:pPr>
             <w:r>
               <w:rPr>
@@ -3935,18 +1090,18 @@
         </w:tc>
         <w:tc>
           <w:tcPr>
-            <w:tcW w:w="6633" w:type="dxa"/>
+            <w:tcW w:type="dxa" w:w="6633"/>
+            <w:vAlign w:val="center"/>
             <w:tcMar>
               <w:top w:w="90" w:type="dxa"/>
-              <w:left w:w="110" w:type="dxa"/>
+              <w:start w:w="110" w:type="dxa"/>
               <w:bottom w:w="90" w:type="dxa"/>
-              <w:right w:w="110" w:type="dxa"/>
+              <w:end w:w="110" w:type="dxa"/>
             </w:tcMar>
-            <w:vAlign w:val="center"/>
           </w:tcPr>
           <w:p>
             <w:pPr>
-              <w:spacing w:after="0"/>
+              <w:spacing w:after="0" w:line="240" w:lineRule="auto"/>
             </w:pPr>
             <w:r>
               <w:rPr>
@@ -3962,12 +1117,11 @@
       <w:pPr>
         <w:pStyle w:val="Ttulo1"/>
         <w:spacing w:before="280"/>
-      </w:pPr>
-      <w:bookmarkStart w:id="6" w:name="_Toc241320137"/>
+        <w:keepNext/>
+      </w:pPr>
       <w:r>
         <w:t>2.2 Conditions and special paths</w:t>
       </w:r>
-      <w:bookmarkEnd w:id="6"/>
     </w:p>
     <w:p>
       <w:pPr>
@@ -4020,50 +1174,48 @@
     <w:p>
       <w:pPr>
         <w:pStyle w:val="Ttulo"/>
-      </w:pPr>
-      <w:bookmarkStart w:id="7" w:name="_Toc241320138"/>
+        <w:keepNext/>
+      </w:pPr>
       <w:r>
         <w:t>3. Common file structure</w:t>
       </w:r>
-      <w:bookmarkEnd w:id="7"/>
     </w:p>
     <w:p>
       <w:pPr>
         <w:pStyle w:val="Ttulo1"/>
         <w:spacing w:before="280"/>
-      </w:pPr>
-      <w:bookmarkStart w:id="8" w:name="_Toc241320139"/>
+        <w:keepNext/>
+      </w:pPr>
       <w:r>
         <w:t>3.1 Physical hierarchy</w:t>
       </w:r>
-      <w:bookmarkEnd w:id="8"/>
     </w:p>
     <w:tbl>
       <w:tblPr>
         <w:tblStyle w:val="Tablaconcuadrcula"/>
-        <w:tblW w:w="0" w:type="auto"/>
+        <w:tblW w:type="auto" w:w="0"/>
         <w:tblLayout w:type="fixed"/>
-        <w:tblLook w:val="04A0" w:firstRow="1" w:lastRow="0" w:firstColumn="1" w:lastColumn="0" w:noHBand="0" w:noVBand="1"/>
+        <w:tblLook w:firstColumn="1" w:firstRow="1" w:lastColumn="0" w:lastRow="0" w:noHBand="0" w:noVBand="1" w:val="04A0"/>
       </w:tblPr>
       <w:tblGrid>
-        <w:gridCol w:w="2268"/>
-        <w:gridCol w:w="6633"/>
+        <w:gridCol w:w="4252"/>
+        <w:gridCol w:w="4252"/>
       </w:tblGrid>
       <w:tr>
         <w:trPr>
-          <w:tblHeader/>
+          <w:tblHeader w:val="true"/>
         </w:trPr>
         <w:tc>
           <w:tcPr>
-            <w:tcW w:w="2268" w:type="dxa"/>
-            <w:shd w:val="clear" w:color="auto" w:fill="1F4E78"/>
+            <w:tcW w:type="dxa" w:w="2268"/>
+            <w:shd w:fill="1F4E78"/>
+            <w:vAlign w:val="center"/>
             <w:tcMar>
               <w:top w:w="90" w:type="dxa"/>
-              <w:left w:w="110" w:type="dxa"/>
+              <w:start w:w="110" w:type="dxa"/>
               <w:bottom w:w="90" w:type="dxa"/>
-              <w:right w:w="110" w:type="dxa"/>
+              <w:end w:w="110" w:type="dxa"/>
             </w:tcMar>
-            <w:vAlign w:val="center"/>
           </w:tcPr>
           <w:p>
             <w:pPr>
@@ -4081,15 +1233,15 @@
         </w:tc>
         <w:tc>
           <w:tcPr>
-            <w:tcW w:w="6633" w:type="dxa"/>
-            <w:shd w:val="clear" w:color="auto" w:fill="1F4E78"/>
+            <w:tcW w:type="dxa" w:w="6633"/>
+            <w:shd w:fill="1F4E78"/>
+            <w:vAlign w:val="center"/>
             <w:tcMar>
               <w:top w:w="90" w:type="dxa"/>
-              <w:left w:w="110" w:type="dxa"/>
+              <w:start w:w="110" w:type="dxa"/>
               <w:bottom w:w="90" w:type="dxa"/>
-              <w:right w:w="110" w:type="dxa"/>
+              <w:end w:w="110" w:type="dxa"/>
             </w:tcMar>
-            <w:vAlign w:val="center"/>
           </w:tcPr>
           <w:p>
             <w:r>
@@ -4106,18 +1258,18 @@
       <w:tr>
         <w:tc>
           <w:tcPr>
-            <w:tcW w:w="2268" w:type="dxa"/>
+            <w:tcW w:type="dxa" w:w="2268"/>
+            <w:vAlign w:val="center"/>
             <w:tcMar>
               <w:top w:w="90" w:type="dxa"/>
-              <w:left w:w="110" w:type="dxa"/>
+              <w:start w:w="110" w:type="dxa"/>
               <w:bottom w:w="90" w:type="dxa"/>
-              <w:right w:w="110" w:type="dxa"/>
+              <w:end w:w="110" w:type="dxa"/>
             </w:tcMar>
-            <w:vAlign w:val="center"/>
           </w:tcPr>
           <w:p>
             <w:pPr>
-              <w:spacing w:after="0"/>
+              <w:spacing w:after="0" w:line="240" w:lineRule="auto"/>
             </w:pPr>
             <w:r>
               <w:rPr>
@@ -4129,18 +1281,18 @@
         </w:tc>
         <w:tc>
           <w:tcPr>
-            <w:tcW w:w="6633" w:type="dxa"/>
+            <w:tcW w:type="dxa" w:w="6633"/>
+            <w:vAlign w:val="center"/>
             <w:tcMar>
               <w:top w:w="90" w:type="dxa"/>
-              <w:left w:w="110" w:type="dxa"/>
+              <w:start w:w="110" w:type="dxa"/>
               <w:bottom w:w="90" w:type="dxa"/>
-              <w:right w:w="110" w:type="dxa"/>
+              <w:end w:w="110" w:type="dxa"/>
             </w:tcMar>
-            <w:vAlign w:val="center"/>
           </w:tcPr>
           <w:p>
             <w:pPr>
-              <w:spacing w:after="0"/>
+              <w:spacing w:after="0" w:line="240" w:lineRule="auto"/>
             </w:pPr>
             <w:r>
               <w:rPr>
@@ -4154,19 +1306,19 @@
       <w:tr>
         <w:tc>
           <w:tcPr>
-            <w:tcW w:w="2268" w:type="dxa"/>
-            <w:shd w:val="clear" w:color="auto" w:fill="EAF2F8"/>
+            <w:tcW w:type="dxa" w:w="2268"/>
+            <w:vAlign w:val="center"/>
+            <w:shd w:fill="EAF2F8"/>
             <w:tcMar>
               <w:top w:w="90" w:type="dxa"/>
-              <w:left w:w="110" w:type="dxa"/>
+              <w:start w:w="110" w:type="dxa"/>
               <w:bottom w:w="90" w:type="dxa"/>
-              <w:right w:w="110" w:type="dxa"/>
+              <w:end w:w="110" w:type="dxa"/>
             </w:tcMar>
-            <w:vAlign w:val="center"/>
           </w:tcPr>
           <w:p>
             <w:pPr>
-              <w:spacing w:after="0"/>
+              <w:spacing w:after="0" w:line="240" w:lineRule="auto"/>
             </w:pPr>
             <w:r>
               <w:rPr>
@@ -4178,19 +1330,19 @@
         </w:tc>
         <w:tc>
           <w:tcPr>
-            <w:tcW w:w="6633" w:type="dxa"/>
-            <w:shd w:val="clear" w:color="auto" w:fill="EAF2F8"/>
+            <w:tcW w:type="dxa" w:w="6633"/>
+            <w:vAlign w:val="center"/>
+            <w:shd w:fill="EAF2F8"/>
             <w:tcMar>
               <w:top w:w="90" w:type="dxa"/>
-              <w:left w:w="110" w:type="dxa"/>
+              <w:start w:w="110" w:type="dxa"/>
               <w:bottom w:w="90" w:type="dxa"/>
-              <w:right w:w="110" w:type="dxa"/>
+              <w:end w:w="110" w:type="dxa"/>
             </w:tcMar>
-            <w:vAlign w:val="center"/>
           </w:tcPr>
           <w:p>
             <w:pPr>
-              <w:spacing w:after="0"/>
+              <w:spacing w:after="0" w:line="240" w:lineRule="auto"/>
             </w:pPr>
             <w:r>
               <w:rPr>
@@ -4204,18 +1356,18 @@
       <w:tr>
         <w:tc>
           <w:tcPr>
-            <w:tcW w:w="2268" w:type="dxa"/>
+            <w:tcW w:type="dxa" w:w="2268"/>
+            <w:vAlign w:val="center"/>
             <w:tcMar>
               <w:top w:w="90" w:type="dxa"/>
-              <w:left w:w="110" w:type="dxa"/>
+              <w:start w:w="110" w:type="dxa"/>
               <w:bottom w:w="90" w:type="dxa"/>
-              <w:right w:w="110" w:type="dxa"/>
+              <w:end w:w="110" w:type="dxa"/>
             </w:tcMar>
-            <w:vAlign w:val="center"/>
           </w:tcPr>
           <w:p>
             <w:pPr>
-              <w:spacing w:after="0"/>
+              <w:spacing w:after="0" w:line="240" w:lineRule="auto"/>
             </w:pPr>
             <w:r>
               <w:rPr>
@@ -4227,18 +1379,18 @@
         </w:tc>
         <w:tc>
           <w:tcPr>
-            <w:tcW w:w="6633" w:type="dxa"/>
+            <w:tcW w:type="dxa" w:w="6633"/>
+            <w:vAlign w:val="center"/>
             <w:tcMar>
               <w:top w:w="90" w:type="dxa"/>
-              <w:left w:w="110" w:type="dxa"/>
+              <w:start w:w="110" w:type="dxa"/>
               <w:bottom w:w="90" w:type="dxa"/>
-              <w:right w:w="110" w:type="dxa"/>
+              <w:end w:w="110" w:type="dxa"/>
             </w:tcMar>
-            <w:vAlign w:val="center"/>
           </w:tcPr>
           <w:p>
             <w:pPr>
-              <w:spacing w:after="0"/>
+              <w:spacing w:after="0" w:line="240" w:lineRule="auto"/>
             </w:pPr>
             <w:r>
               <w:rPr>
@@ -4252,19 +1404,19 @@
       <w:tr>
         <w:tc>
           <w:tcPr>
-            <w:tcW w:w="2268" w:type="dxa"/>
-            <w:shd w:val="clear" w:color="auto" w:fill="EAF2F8"/>
+            <w:tcW w:type="dxa" w:w="2268"/>
+            <w:vAlign w:val="center"/>
+            <w:shd w:fill="EAF2F8"/>
             <w:tcMar>
               <w:top w:w="90" w:type="dxa"/>
-              <w:left w:w="110" w:type="dxa"/>
+              <w:start w:w="110" w:type="dxa"/>
               <w:bottom w:w="90" w:type="dxa"/>
-              <w:right w:w="110" w:type="dxa"/>
+              <w:end w:w="110" w:type="dxa"/>
             </w:tcMar>
-            <w:vAlign w:val="center"/>
           </w:tcPr>
           <w:p>
             <w:pPr>
-              <w:spacing w:after="0"/>
+              <w:spacing w:after="0" w:line="240" w:lineRule="auto"/>
             </w:pPr>
             <w:r>
               <w:rPr>
@@ -4276,19 +1428,19 @@
         </w:tc>
         <w:tc>
           <w:tcPr>
-            <w:tcW w:w="6633" w:type="dxa"/>
-            <w:shd w:val="clear" w:color="auto" w:fill="EAF2F8"/>
+            <w:tcW w:type="dxa" w:w="6633"/>
+            <w:vAlign w:val="center"/>
+            <w:shd w:fill="EAF2F8"/>
             <w:tcMar>
               <w:top w:w="90" w:type="dxa"/>
-              <w:left w:w="110" w:type="dxa"/>
+              <w:start w:w="110" w:type="dxa"/>
               <w:bottom w:w="90" w:type="dxa"/>
-              <w:right w:w="110" w:type="dxa"/>
+              <w:end w:w="110" w:type="dxa"/>
             </w:tcMar>
-            <w:vAlign w:val="center"/>
           </w:tcPr>
           <w:p>
             <w:pPr>
-              <w:spacing w:after="0"/>
+              <w:spacing w:after="0" w:line="240" w:lineRule="auto"/>
             </w:pPr>
             <w:r>
               <w:rPr>
@@ -4302,18 +1454,18 @@
       <w:tr>
         <w:tc>
           <w:tcPr>
-            <w:tcW w:w="2268" w:type="dxa"/>
+            <w:tcW w:type="dxa" w:w="2268"/>
+            <w:vAlign w:val="center"/>
             <w:tcMar>
               <w:top w:w="90" w:type="dxa"/>
-              <w:left w:w="110" w:type="dxa"/>
+              <w:start w:w="110" w:type="dxa"/>
               <w:bottom w:w="90" w:type="dxa"/>
-              <w:right w:w="110" w:type="dxa"/>
+              <w:end w:w="110" w:type="dxa"/>
             </w:tcMar>
-            <w:vAlign w:val="center"/>
           </w:tcPr>
           <w:p>
             <w:pPr>
-              <w:spacing w:after="0"/>
+              <w:spacing w:after="0" w:line="240" w:lineRule="auto"/>
             </w:pPr>
             <w:r>
               <w:rPr>
@@ -4325,18 +1477,18 @@
         </w:tc>
         <w:tc>
           <w:tcPr>
-            <w:tcW w:w="6633" w:type="dxa"/>
+            <w:tcW w:type="dxa" w:w="6633"/>
+            <w:vAlign w:val="center"/>
             <w:tcMar>
               <w:top w:w="90" w:type="dxa"/>
-              <w:left w:w="110" w:type="dxa"/>
+              <w:start w:w="110" w:type="dxa"/>
               <w:bottom w:w="90" w:type="dxa"/>
-              <w:right w:w="110" w:type="dxa"/>
+              <w:end w:w="110" w:type="dxa"/>
             </w:tcMar>
-            <w:vAlign w:val="center"/>
           </w:tcPr>
           <w:p>
             <w:pPr>
-              <w:spacing w:after="0"/>
+              <w:spacing w:after="0" w:line="240" w:lineRule="auto"/>
             </w:pPr>
             <w:r>
               <w:rPr>
@@ -4352,12 +1504,11 @@
       <w:pPr>
         <w:pStyle w:val="Ttulo1"/>
         <w:spacing w:before="280"/>
-      </w:pPr>
-      <w:bookmarkStart w:id="9" w:name="_Toc241320140"/>
+        <w:keepNext/>
+      </w:pPr>
       <w:r>
         <w:t>3.2 Timing rules</w:t>
       </w:r>
-      <w:bookmarkEnd w:id="9"/>
     </w:p>
     <w:p>
       <w:pPr>
@@ -4434,25 +1585,26 @@
     <w:p>
       <w:pPr>
         <w:pStyle w:val="Ttulo"/>
-      </w:pPr>
-      <w:bookmarkStart w:id="10" w:name="_Toc241320141"/>
+        <w:keepNext/>
+      </w:pPr>
       <w:r>
         <w:t>4. Common framework records</w:t>
       </w:r>
-      <w:bookmarkEnd w:id="10"/>
     </w:p>
     <w:p>
       <w:pPr>
         <w:pStyle w:val="Ttulo1"/>
         <w:spacing w:before="280"/>
-      </w:pPr>
-      <w:bookmarkStart w:id="11" w:name="_Toc241320142"/>
+        <w:keepNext/>
+      </w:pPr>
       <w:r>
         <w:t>CPU — Info Cycle</w:t>
       </w:r>
-      <w:bookmarkEnd w:id="11"/>
-    </w:p>
-    <w:p>
+    </w:p>
+    <w:p>
+      <w:pPr>
+        <w:spacing w:after="120"/>
+      </w:pPr>
       <w:r>
         <w:rPr>
           <w:b/>
@@ -4464,6 +1616,9 @@
       </w:r>
     </w:p>
     <w:p>
+      <w:pPr>
+        <w:spacing w:after="120"/>
+      </w:pPr>
       <w:r>
         <w:rPr>
           <w:b/>
@@ -4475,6 +1630,9 @@
       </w:r>
     </w:p>
     <w:p>
+      <w:pPr>
+        <w:spacing w:after="120"/>
+      </w:pPr>
       <w:r>
         <w:rPr>
           <w:b/>
@@ -4486,6 +1644,9 @@
       </w:r>
     </w:p>
     <w:p>
+      <w:pPr>
+        <w:spacing w:after="120"/>
+      </w:pPr>
       <w:r>
         <w:rPr>
           <w:b/>
@@ -4497,6 +1658,9 @@
       </w:r>
     </w:p>
     <w:p>
+      <w:pPr>
+        <w:spacing w:after="120"/>
+      </w:pPr>
       <w:r>
         <w:rPr>
           <w:b/>
@@ -4511,14 +1675,16 @@
       <w:pPr>
         <w:pStyle w:val="Ttulo1"/>
         <w:spacing w:before="280"/>
-      </w:pPr>
-      <w:bookmarkStart w:id="12" w:name="_Toc241320143"/>
+        <w:keepNext/>
+      </w:pPr>
       <w:r>
         <w:t>CPU — Transaction about to execute</w:t>
       </w:r>
-      <w:bookmarkEnd w:id="12"/>
-    </w:p>
-    <w:p>
+    </w:p>
+    <w:p>
+      <w:pPr>
+        <w:spacing w:after="120"/>
+      </w:pPr>
       <w:r>
         <w:rPr>
           <w:b/>
@@ -4530,6 +1696,9 @@
       </w:r>
     </w:p>
     <w:p>
+      <w:pPr>
+        <w:spacing w:after="120"/>
+      </w:pPr>
       <w:r>
         <w:rPr>
           <w:b/>
@@ -4541,6 +1710,9 @@
       </w:r>
     </w:p>
     <w:p>
+      <w:pPr>
+        <w:spacing w:after="120"/>
+      </w:pPr>
       <w:r>
         <w:rPr>
           <w:b/>
@@ -4552,6 +1724,9 @@
       </w:r>
     </w:p>
     <w:p>
+      <w:pPr>
+        <w:spacing w:after="120"/>
+      </w:pPr>
       <w:r>
         <w:rPr>
           <w:b/>
@@ -4563,6 +1738,9 @@
       </w:r>
     </w:p>
     <w:p>
+      <w:pPr>
+        <w:spacing w:after="120"/>
+      </w:pPr>
       <w:r>
         <w:rPr>
           <w:b/>
@@ -4577,14 +1755,16 @@
       <w:pPr>
         <w:pStyle w:val="Ttulo1"/>
         <w:spacing w:before="280"/>
-      </w:pPr>
-      <w:bookmarkStart w:id="13" w:name="_Toc241320144"/>
+        <w:keepNext/>
+      </w:pPr>
       <w:r>
         <w:t>CPU — Executed instruction</w:t>
       </w:r>
-      <w:bookmarkEnd w:id="13"/>
-    </w:p>
-    <w:p>
+    </w:p>
+    <w:p>
+      <w:pPr>
+        <w:spacing w:after="120"/>
+      </w:pPr>
       <w:r>
         <w:rPr>
           <w:b/>
@@ -4596,6 +1776,9 @@
       </w:r>
     </w:p>
     <w:p>
+      <w:pPr>
+        <w:spacing w:after="120"/>
+      </w:pPr>
       <w:r>
         <w:rPr>
           <w:b/>
@@ -4607,6 +1790,9 @@
       </w:r>
     </w:p>
     <w:p>
+      <w:pPr>
+        <w:spacing w:after="120"/>
+      </w:pPr>
       <w:r>
         <w:rPr>
           <w:b/>
@@ -4618,6 +1804,9 @@
       </w:r>
     </w:p>
     <w:p>
+      <w:pPr>
+        <w:spacing w:after="120"/>
+      </w:pPr>
       <w:r>
         <w:rPr>
           <w:b/>
@@ -4629,6 +1818,9 @@
       </w:r>
     </w:p>
     <w:p>
+      <w:pPr>
+        <w:spacing w:after="120"/>
+      </w:pPr>
       <w:r>
         <w:rPr>
           <w:b/>
@@ -4643,14 +1835,16 @@
       <w:pPr>
         <w:pStyle w:val="Ttulo1"/>
         <w:spacing w:before="280"/>
-      </w:pPr>
-      <w:bookmarkStart w:id="14" w:name="_Toc241320145"/>
+        <w:keepNext/>
+      </w:pPr>
       <w:r>
         <w:t>CPU — Stop</w:t>
       </w:r>
-      <w:bookmarkEnd w:id="14"/>
-    </w:p>
-    <w:p>
+    </w:p>
+    <w:p>
+      <w:pPr>
+        <w:spacing w:after="120"/>
+      </w:pPr>
       <w:r>
         <w:rPr>
           <w:b/>
@@ -4662,6 +1856,9 @@
       </w:r>
     </w:p>
     <w:p>
+      <w:pPr>
+        <w:spacing w:after="120"/>
+      </w:pPr>
       <w:r>
         <w:rPr>
           <w:b/>
@@ -4673,6 +1870,9 @@
       </w:r>
     </w:p>
     <w:p>
+      <w:pPr>
+        <w:spacing w:after="120"/>
+      </w:pPr>
       <w:r>
         <w:rPr>
           <w:b/>
@@ -4684,6 +1884,9 @@
       </w:r>
     </w:p>
     <w:p>
+      <w:pPr>
+        <w:spacing w:after="120"/>
+      </w:pPr>
       <w:r>
         <w:rPr>
           <w:b/>
@@ -4695,6 +1898,9 @@
       </w:r>
     </w:p>
     <w:p>
+      <w:pPr>
+        <w:spacing w:after="120"/>
+      </w:pPr>
       <w:r>
         <w:rPr>
           <w:b/>
@@ -4709,14 +1915,16 @@
       <w:pPr>
         <w:pStyle w:val="Ttulo1"/>
         <w:spacing w:before="280"/>
-      </w:pPr>
-      <w:bookmarkStart w:id="15" w:name="_Toc241320146"/>
+        <w:keepNext/>
+      </w:pPr>
       <w:r>
         <w:t>CPU — Interrupts</w:t>
       </w:r>
-      <w:bookmarkEnd w:id="15"/>
-    </w:p>
-    <w:p>
+    </w:p>
+    <w:p>
+      <w:pPr>
+        <w:spacing w:after="120"/>
+      </w:pPr>
       <w:r>
         <w:rPr>
           <w:b/>
@@ -4728,6 +1936,9 @@
       </w:r>
     </w:p>
     <w:p>
+      <w:pPr>
+        <w:spacing w:after="120"/>
+      </w:pPr>
       <w:r>
         <w:rPr>
           <w:b/>
@@ -4739,6 +1950,9 @@
       </w:r>
     </w:p>
     <w:p>
+      <w:pPr>
+        <w:spacing w:after="120"/>
+      </w:pPr>
       <w:r>
         <w:rPr>
           <w:b/>
@@ -4750,6 +1964,9 @@
       </w:r>
     </w:p>
     <w:p>
+      <w:pPr>
+        <w:spacing w:after="120"/>
+      </w:pPr>
       <w:r>
         <w:rPr>
           <w:b/>
@@ -4761,6 +1978,9 @@
       </w:r>
     </w:p>
     <w:p>
+      <w:pPr>
+        <w:spacing w:after="120"/>
+      </w:pPr>
       <w:r>
         <w:rPr>
           <w:b/>
@@ -4775,14 +1995,16 @@
       <w:pPr>
         <w:pStyle w:val="Ttulo1"/>
         <w:spacing w:before="280"/>
-      </w:pPr>
-      <w:bookmarkStart w:id="16" w:name="_Toc241320147"/>
+        <w:keepNext/>
+      </w:pPr>
       <w:r>
         <w:t>Memory — Applied Set</w:t>
       </w:r>
-      <w:bookmarkEnd w:id="16"/>
-    </w:p>
-    <w:p>
+    </w:p>
+    <w:p>
+      <w:pPr>
+        <w:spacing w:after="120"/>
+      </w:pPr>
       <w:r>
         <w:rPr>
           <w:b/>
@@ -4794,6 +2016,9 @@
       </w:r>
     </w:p>
     <w:p>
+      <w:pPr>
+        <w:spacing w:after="120"/>
+      </w:pPr>
       <w:r>
         <w:rPr>
           <w:b/>
@@ -4805,6 +2030,9 @@
       </w:r>
     </w:p>
     <w:p>
+      <w:pPr>
+        <w:spacing w:after="120"/>
+      </w:pPr>
       <w:r>
         <w:rPr>
           <w:b/>
@@ -4816,6 +2044,9 @@
       </w:r>
     </w:p>
     <w:p>
+      <w:pPr>
+        <w:spacing w:after="120"/>
+      </w:pPr>
       <w:r>
         <w:rPr>
           <w:b/>
@@ -4827,6 +2058,9 @@
       </w:r>
     </w:p>
     <w:p>
+      <w:pPr>
+        <w:spacing w:after="120"/>
+      </w:pPr>
       <w:r>
         <w:rPr>
           <w:b/>
@@ -4840,51 +2074,49 @@
     <w:p>
       <w:pPr>
         <w:pStyle w:val="Ttulo"/>
-      </w:pPr>
-      <w:bookmarkStart w:id="17" w:name="_Toc241320148"/>
+        <w:keepNext/>
+      </w:pPr>
       <w:r>
         <w:t>5. Machine-specific components</w:t>
       </w:r>
-      <w:bookmarkEnd w:id="17"/>
     </w:p>
     <w:p>
       <w:pPr>
         <w:pStyle w:val="Ttulo1"/>
         <w:spacing w:before="280"/>
-      </w:pPr>
-      <w:bookmarkStart w:id="18" w:name="_Toc241320149"/>
+        <w:keepNext/>
+      </w:pPr>
       <w:r>
         <w:t>5.1 Selectable inventory</w:t>
       </w:r>
-      <w:bookmarkEnd w:id="18"/>
     </w:p>
     <w:tbl>
       <w:tblPr>
         <w:tblStyle w:val="Tablaconcuadrcula"/>
-        <w:tblW w:w="0" w:type="auto"/>
+        <w:tblW w:type="auto" w:w="0"/>
         <w:tblLayout w:type="fixed"/>
-        <w:tblLook w:val="04A0" w:firstRow="1" w:lastRow="0" w:firstColumn="1" w:lastColumn="0" w:noHBand="0" w:noVBand="1"/>
+        <w:tblLook w:firstColumn="1" w:firstRow="1" w:lastColumn="0" w:lastRow="0" w:noHBand="0" w:noVBand="1" w:val="04A0"/>
       </w:tblPr>
       <w:tblGrid>
-        <w:gridCol w:w="1134"/>
-        <w:gridCol w:w="2381"/>
-        <w:gridCol w:w="5386"/>
+        <w:gridCol w:w="2835"/>
+        <w:gridCol w:w="2835"/>
+        <w:gridCol w:w="2835"/>
       </w:tblGrid>
       <w:tr>
         <w:trPr>
-          <w:tblHeader/>
+          <w:tblHeader w:val="true"/>
         </w:trPr>
         <w:tc>
           <w:tcPr>
-            <w:tcW w:w="1134" w:type="dxa"/>
-            <w:shd w:val="clear" w:color="auto" w:fill="1F4E78"/>
+            <w:tcW w:type="dxa" w:w="1134"/>
+            <w:shd w:fill="1F4E78"/>
+            <w:vAlign w:val="center"/>
             <w:tcMar>
               <w:top w:w="90" w:type="dxa"/>
-              <w:left w:w="110" w:type="dxa"/>
+              <w:start w:w="110" w:type="dxa"/>
               <w:bottom w:w="90" w:type="dxa"/>
-              <w:right w:w="110" w:type="dxa"/>
+              <w:end w:w="110" w:type="dxa"/>
             </w:tcMar>
-            <w:vAlign w:val="center"/>
           </w:tcPr>
           <w:p>
             <w:pPr>
@@ -4902,15 +2134,15 @@
         </w:tc>
         <w:tc>
           <w:tcPr>
-            <w:tcW w:w="2381" w:type="dxa"/>
-            <w:shd w:val="clear" w:color="auto" w:fill="1F4E78"/>
+            <w:tcW w:type="dxa" w:w="2381"/>
+            <w:shd w:fill="1F4E78"/>
+            <w:vAlign w:val="center"/>
             <w:tcMar>
               <w:top w:w="90" w:type="dxa"/>
-              <w:left w:w="110" w:type="dxa"/>
+              <w:start w:w="110" w:type="dxa"/>
               <w:bottom w:w="90" w:type="dxa"/>
-              <w:right w:w="110" w:type="dxa"/>
+              <w:end w:w="110" w:type="dxa"/>
             </w:tcMar>
-            <w:vAlign w:val="center"/>
           </w:tcPr>
           <w:p>
             <w:r>
@@ -4925,15 +2157,15 @@
         </w:tc>
         <w:tc>
           <w:tcPr>
-            <w:tcW w:w="5386" w:type="dxa"/>
-            <w:shd w:val="clear" w:color="auto" w:fill="1F4E78"/>
+            <w:tcW w:type="dxa" w:w="5386"/>
+            <w:shd w:fill="1F4E78"/>
+            <w:vAlign w:val="center"/>
             <w:tcMar>
               <w:top w:w="90" w:type="dxa"/>
-              <w:left w:w="110" w:type="dxa"/>
+              <w:start w:w="110" w:type="dxa"/>
               <w:bottom w:w="90" w:type="dxa"/>
-              <w:right w:w="110" w:type="dxa"/>
+              <w:end w:w="110" w:type="dxa"/>
             </w:tcMar>
-            <w:vAlign w:val="center"/>
           </w:tcPr>
           <w:p>
             <w:r>
@@ -4950,18 +2182,18 @@
       <w:tr>
         <w:tc>
           <w:tcPr>
-            <w:tcW w:w="1134" w:type="dxa"/>
+            <w:tcW w:type="dxa" w:w="1134"/>
+            <w:vAlign w:val="center"/>
             <w:tcMar>
               <w:top w:w="90" w:type="dxa"/>
-              <w:left w:w="110" w:type="dxa"/>
+              <w:start w:w="110" w:type="dxa"/>
               <w:bottom w:w="90" w:type="dxa"/>
-              <w:right w:w="110" w:type="dxa"/>
+              <w:end w:w="110" w:type="dxa"/>
             </w:tcMar>
-            <w:vAlign w:val="center"/>
           </w:tcPr>
           <w:p>
             <w:pPr>
-              <w:spacing w:after="0"/>
+              <w:spacing w:after="0" w:line="240" w:lineRule="auto"/>
             </w:pPr>
             <w:r>
               <w:rPr>
@@ -4973,18 +2205,18 @@
         </w:tc>
         <w:tc>
           <w:tcPr>
-            <w:tcW w:w="2381" w:type="dxa"/>
+            <w:tcW w:type="dxa" w:w="2381"/>
+            <w:vAlign w:val="center"/>
             <w:tcMar>
               <w:top w:w="90" w:type="dxa"/>
-              <w:left w:w="110" w:type="dxa"/>
+              <w:start w:w="110" w:type="dxa"/>
               <w:bottom w:w="90" w:type="dxa"/>
-              <w:right w:w="110" w:type="dxa"/>
+              <w:end w:w="110" w:type="dxa"/>
             </w:tcMar>
-            <w:vAlign w:val="center"/>
           </w:tcPr>
           <w:p>
             <w:pPr>
-              <w:spacing w:after="0"/>
+              <w:spacing w:after="0" w:line="240" w:lineRule="auto"/>
             </w:pPr>
             <w:r>
               <w:rPr>
@@ -4996,18 +2228,18 @@
         </w:tc>
         <w:tc>
           <w:tcPr>
-            <w:tcW w:w="5386" w:type="dxa"/>
+            <w:tcW w:type="dxa" w:w="5386"/>
+            <w:vAlign w:val="center"/>
             <w:tcMar>
               <w:top w:w="90" w:type="dxa"/>
-              <w:left w:w="110" w:type="dxa"/>
+              <w:start w:w="110" w:type="dxa"/>
               <w:bottom w:w="90" w:type="dxa"/>
-              <w:right w:w="110" w:type="dxa"/>
+              <w:end w:w="110" w:type="dxa"/>
             </w:tcMar>
-            <w:vAlign w:val="center"/>
           </w:tcPr>
           <w:p>
             <w:pPr>
-              <w:spacing w:after="0"/>
+              <w:spacing w:after="0" w:line="240" w:lineRule="auto"/>
             </w:pPr>
             <w:r>
               <w:rPr>
@@ -5021,19 +2253,19 @@
       <w:tr>
         <w:tc>
           <w:tcPr>
-            <w:tcW w:w="1134" w:type="dxa"/>
-            <w:shd w:val="clear" w:color="auto" w:fill="EAF2F8"/>
+            <w:tcW w:type="dxa" w:w="1134"/>
+            <w:vAlign w:val="center"/>
+            <w:shd w:fill="EAF2F8"/>
             <w:tcMar>
               <w:top w:w="90" w:type="dxa"/>
-              <w:left w:w="110" w:type="dxa"/>
+              <w:start w:w="110" w:type="dxa"/>
               <w:bottom w:w="90" w:type="dxa"/>
-              <w:right w:w="110" w:type="dxa"/>
+              <w:end w:w="110" w:type="dxa"/>
             </w:tcMar>
-            <w:vAlign w:val="center"/>
           </w:tcPr>
           <w:p>
             <w:pPr>
-              <w:spacing w:after="0"/>
+              <w:spacing w:after="0" w:line="240" w:lineRule="auto"/>
             </w:pPr>
             <w:r>
               <w:rPr>
@@ -5045,19 +2277,19 @@
         </w:tc>
         <w:tc>
           <w:tcPr>
-            <w:tcW w:w="2381" w:type="dxa"/>
-            <w:shd w:val="clear" w:color="auto" w:fill="EAF2F8"/>
+            <w:tcW w:type="dxa" w:w="2381"/>
+            <w:vAlign w:val="center"/>
+            <w:shd w:fill="EAF2F8"/>
             <w:tcMar>
               <w:top w:w="90" w:type="dxa"/>
-              <w:left w:w="110" w:type="dxa"/>
+              <w:start w:w="110" w:type="dxa"/>
               <w:bottom w:w="90" w:type="dxa"/>
-              <w:right w:w="110" w:type="dxa"/>
+              <w:end w:w="110" w:type="dxa"/>
             </w:tcMar>
-            <w:vAlign w:val="center"/>
           </w:tcPr>
           <w:p>
             <w:pPr>
-              <w:spacing w:after="0"/>
+              <w:spacing w:after="0" w:line="240" w:lineRule="auto"/>
             </w:pPr>
             <w:r>
               <w:rPr>
@@ -5069,19 +2301,19 @@
         </w:tc>
         <w:tc>
           <w:tcPr>
-            <w:tcW w:w="5386" w:type="dxa"/>
-            <w:shd w:val="clear" w:color="auto" w:fill="EAF2F8"/>
+            <w:tcW w:type="dxa" w:w="5386"/>
+            <w:vAlign w:val="center"/>
+            <w:shd w:fill="EAF2F8"/>
             <w:tcMar>
               <w:top w:w="90" w:type="dxa"/>
-              <w:left w:w="110" w:type="dxa"/>
+              <w:start w:w="110" w:type="dxa"/>
               <w:bottom w:w="90" w:type="dxa"/>
-              <w:right w:w="110" w:type="dxa"/>
+              <w:end w:w="110" w:type="dxa"/>
             </w:tcMar>
-            <w:vAlign w:val="center"/>
           </w:tcPr>
           <w:p>
             <w:pPr>
-              <w:spacing w:after="0"/>
+              <w:spacing w:after="0" w:line="240" w:lineRule="auto"/>
             </w:pPr>
             <w:r>
               <w:rPr>
@@ -5095,18 +2327,18 @@
       <w:tr>
         <w:tc>
           <w:tcPr>
-            <w:tcW w:w="1134" w:type="dxa"/>
+            <w:tcW w:type="dxa" w:w="1134"/>
+            <w:vAlign w:val="center"/>
             <w:tcMar>
               <w:top w:w="90" w:type="dxa"/>
-              <w:left w:w="110" w:type="dxa"/>
+              <w:start w:w="110" w:type="dxa"/>
               <w:bottom w:w="90" w:type="dxa"/>
-              <w:right w:w="110" w:type="dxa"/>
+              <w:end w:w="110" w:type="dxa"/>
             </w:tcMar>
-            <w:vAlign w:val="center"/>
           </w:tcPr>
           <w:p>
             <w:pPr>
-              <w:spacing w:after="0"/>
+              <w:spacing w:after="0" w:line="240" w:lineRule="auto"/>
             </w:pPr>
             <w:r>
               <w:rPr>
@@ -5118,18 +2350,18 @@
         </w:tc>
         <w:tc>
           <w:tcPr>
-            <w:tcW w:w="2381" w:type="dxa"/>
+            <w:tcW w:type="dxa" w:w="2381"/>
+            <w:vAlign w:val="center"/>
             <w:tcMar>
               <w:top w:w="90" w:type="dxa"/>
-              <w:left w:w="110" w:type="dxa"/>
+              <w:start w:w="110" w:type="dxa"/>
               <w:bottom w:w="90" w:type="dxa"/>
-              <w:right w:w="110" w:type="dxa"/>
+              <w:end w:w="110" w:type="dxa"/>
             </w:tcMar>
-            <w:vAlign w:val="center"/>
           </w:tcPr>
           <w:p>
             <w:pPr>
-              <w:spacing w:after="0"/>
+              <w:spacing w:after="0" w:line="240" w:lineRule="auto"/>
             </w:pPr>
             <w:r>
               <w:rPr>
@@ -5141,18 +2373,18 @@
         </w:tc>
         <w:tc>
           <w:tcPr>
-            <w:tcW w:w="5386" w:type="dxa"/>
+            <w:tcW w:type="dxa" w:w="5386"/>
+            <w:vAlign w:val="center"/>
             <w:tcMar>
               <w:top w:w="90" w:type="dxa"/>
-              <w:left w:w="110" w:type="dxa"/>
+              <w:start w:w="110" w:type="dxa"/>
               <w:bottom w:w="90" w:type="dxa"/>
-              <w:right w:w="110" w:type="dxa"/>
+              <w:end w:w="110" w:type="dxa"/>
             </w:tcMar>
-            <w:vAlign w:val="center"/>
           </w:tcPr>
           <w:p>
             <w:pPr>
-              <w:spacing w:after="0"/>
+              <w:spacing w:after="0" w:line="240" w:lineRule="auto"/>
             </w:pPr>
             <w:r>
               <w:rPr>
@@ -5166,19 +2398,19 @@
       <w:tr>
         <w:tc>
           <w:tcPr>
-            <w:tcW w:w="1134" w:type="dxa"/>
-            <w:shd w:val="clear" w:color="auto" w:fill="EAF2F8"/>
+            <w:tcW w:type="dxa" w:w="1134"/>
+            <w:vAlign w:val="center"/>
+            <w:shd w:fill="EAF2F8"/>
             <w:tcMar>
               <w:top w:w="90" w:type="dxa"/>
-              <w:left w:w="110" w:type="dxa"/>
+              <w:start w:w="110" w:type="dxa"/>
               <w:bottom w:w="90" w:type="dxa"/>
-              <w:right w:w="110" w:type="dxa"/>
+              <w:end w:w="110" w:type="dxa"/>
             </w:tcMar>
-            <w:vAlign w:val="center"/>
           </w:tcPr>
           <w:p>
             <w:pPr>
-              <w:spacing w:after="0"/>
+              <w:spacing w:after="0" w:line="240" w:lineRule="auto"/>
             </w:pPr>
             <w:r>
               <w:rPr>
@@ -5190,19 +2422,19 @@
         </w:tc>
         <w:tc>
           <w:tcPr>
-            <w:tcW w:w="2381" w:type="dxa"/>
-            <w:shd w:val="clear" w:color="auto" w:fill="EAF2F8"/>
+            <w:tcW w:type="dxa" w:w="2381"/>
+            <w:vAlign w:val="center"/>
+            <w:shd w:fill="EAF2F8"/>
             <w:tcMar>
               <w:top w:w="90" w:type="dxa"/>
-              <w:left w:w="110" w:type="dxa"/>
+              <w:start w:w="110" w:type="dxa"/>
               <w:bottom w:w="90" w:type="dxa"/>
-              <w:right w:w="110" w:type="dxa"/>
+              <w:end w:w="110" w:type="dxa"/>
             </w:tcMar>
-            <w:vAlign w:val="center"/>
           </w:tcPr>
           <w:p>
             <w:pPr>
-              <w:spacing w:after="0"/>
+              <w:spacing w:after="0" w:line="240" w:lineRule="auto"/>
             </w:pPr>
             <w:r>
               <w:rPr>
@@ -5214,19 +2446,19 @@
         </w:tc>
         <w:tc>
           <w:tcPr>
-            <w:tcW w:w="5386" w:type="dxa"/>
-            <w:shd w:val="clear" w:color="auto" w:fill="EAF2F8"/>
+            <w:tcW w:type="dxa" w:w="5386"/>
+            <w:vAlign w:val="center"/>
+            <w:shd w:fill="EAF2F8"/>
             <w:tcMar>
               <w:top w:w="90" w:type="dxa"/>
-              <w:left w:w="110" w:type="dxa"/>
+              <w:start w:w="110" w:type="dxa"/>
               <w:bottom w:w="90" w:type="dxa"/>
-              <w:right w:w="110" w:type="dxa"/>
+              <w:end w:w="110" w:type="dxa"/>
             </w:tcMar>
-            <w:vAlign w:val="center"/>
           </w:tcPr>
           <w:p>
             <w:pPr>
-              <w:spacing w:after="0"/>
+              <w:spacing w:after="0" w:line="240" w:lineRule="auto"/>
             </w:pPr>
             <w:r>
               <w:rPr>
@@ -5242,24 +2474,26 @@
       <w:pPr>
         <w:pStyle w:val="Ttulo1"/>
         <w:spacing w:before="280"/>
-      </w:pPr>
-      <w:bookmarkStart w:id="19" w:name="_Toc241320150"/>
+        <w:keepNext/>
+      </w:pPr>
       <w:r>
         <w:t>5.2 Record catalog</w:t>
       </w:r>
-      <w:bookmarkEnd w:id="19"/>
     </w:p>
     <w:p>
       <w:pPr>
         <w:pStyle w:val="Ttulo2"/>
-      </w:pPr>
-      <w:bookmarkStart w:id="20" w:name="_Toc241320151"/>
+        <w:spacing w:before="280"/>
+        <w:keepNext/>
+      </w:pPr>
       <w:r>
         <w:t>ULA — Info Cycle</w:t>
       </w:r>
-      <w:bookmarkEnd w:id="20"/>
-    </w:p>
-    <w:p>
+    </w:p>
+    <w:p>
+      <w:pPr>
+        <w:spacing w:after="120"/>
+      </w:pPr>
       <w:r>
         <w:rPr>
           <w:b/>
@@ -5271,6 +2505,9 @@
       </w:r>
     </w:p>
     <w:p>
+      <w:pPr>
+        <w:spacing w:after="120"/>
+      </w:pPr>
       <w:r>
         <w:rPr>
           <w:b/>
@@ -5282,6 +2519,9 @@
       </w:r>
     </w:p>
     <w:p>
+      <w:pPr>
+        <w:spacing w:after="120"/>
+      </w:pPr>
       <w:r>
         <w:rPr>
           <w:b/>
@@ -5293,6 +2533,9 @@
       </w:r>
     </w:p>
     <w:p>
+      <w:pPr>
+        <w:spacing w:after="120"/>
+      </w:pPr>
       <w:r>
         <w:rPr>
           <w:b/>
@@ -5306,14 +2549,17 @@
     <w:p>
       <w:pPr>
         <w:pStyle w:val="Ttulo2"/>
-      </w:pPr>
-      <w:bookmarkStart w:id="21" w:name="_Toc241320152"/>
+        <w:spacing w:before="280"/>
+        <w:keepNext/>
+      </w:pPr>
       <w:r>
         <w:t>ULA — Port Read</w:t>
       </w:r>
-      <w:bookmarkEnd w:id="21"/>
-    </w:p>
-    <w:p>
+    </w:p>
+    <w:p>
+      <w:pPr>
+        <w:spacing w:after="120"/>
+      </w:pPr>
       <w:r>
         <w:rPr>
           <w:b/>
@@ -5325,6 +2571,9 @@
       </w:r>
     </w:p>
     <w:p>
+      <w:pPr>
+        <w:spacing w:after="120"/>
+      </w:pPr>
       <w:r>
         <w:rPr>
           <w:b/>
@@ -5336,6 +2585,9 @@
       </w:r>
     </w:p>
     <w:p>
+      <w:pPr>
+        <w:spacing w:after="120"/>
+      </w:pPr>
       <w:r>
         <w:rPr>
           <w:b/>
@@ -5347,6 +2599,9 @@
       </w:r>
     </w:p>
     <w:p>
+      <w:pPr>
+        <w:spacing w:after="120"/>
+      </w:pPr>
       <w:r>
         <w:rPr>
           <w:b/>
@@ -5360,14 +2615,17 @@
     <w:p>
       <w:pPr>
         <w:pStyle w:val="Ttulo2"/>
-      </w:pPr>
-      <w:bookmarkStart w:id="22" w:name="_Toc241320153"/>
-      <w:r>
-        <w:t>ULA — Line Advance</w:t>
-      </w:r>
-      <w:bookmarkEnd w:id="22"/>
-    </w:p>
-    <w:p>
+        <w:spacing w:before="280"/>
+        <w:keepNext/>
+      </w:pPr>
+      <w:r>
+        <w:t>ULA — Character Capture</w:t>
+      </w:r>
+    </w:p>
+    <w:p>
+      <w:pPr>
+        <w:spacing w:after="120"/>
+      </w:pPr>
       <w:r>
         <w:rPr>
           <w:b/>
@@ -5375,10 +2633,13 @@
         <w:t>Producer:</w:t>
       </w:r>
       <w:r>
-        <w:t xml:space="preserve"> src/ZX81/ULA.cpp :: debugLineAdvance, called by ULA::simulate</w:t>
-      </w:r>
-    </w:p>
-    <w:p>
+        <w:t xml:space="preserve"> src/ZX81/ULA.cpp :: debugCharCapture</w:t>
+      </w:r>
+    </w:p>
+    <w:p>
+      <w:pPr>
+        <w:spacing w:after="120"/>
+      </w:pPr>
       <w:r>
         <w:rPr>
           <w:b/>
@@ -5386,10 +2647,13 @@
         <w:t>Fields:</w:t>
       </w:r>
       <w:r>
-        <w:t xml:space="preserve"> Raster position: HBefore, VBefore, HAfter, VAfter (zero-based). Cause: ExternalSync (eH), RasterEnd (horizontal add result), INTackClock (CPU cycle when eH=1, otherwise NA). Internal status: Model (0=ZX80, 1=ZX811, 2=ZX812, 3=ZX813), LNBefore, LNAfter, LNBlocked, VSYNC, NMIGenerator. CPU context: PC, I, R, HALT, IFF1. Timing: PixelPhase, CPUClock, State=AfterLineAdvance, CPUState=SimulationContext. All numeric values, including PC, are decimal; flags are 0/1.</w:t>
-      </w:r>
-    </w:p>
-    <w:p>
+        <w:t xml:space="preserve"> Character: Code, I. Refresh: R and Address (full 16-bit I:R). Timing: CaptureClock, LoadClock, LoadPhase, DelayPixels, Reference=InitialOpcodeFetch. Numbers are decimal.</w:t>
+      </w:r>
+    </w:p>
+    <w:p>
+      <w:pPr>
+        <w:spacing w:after="120"/>
+      </w:pPr>
       <w:r>
         <w:rPr>
           <w:b/>
@@ -5397,10 +2661,13 @@
         <w:t>Timing:</w:t>
       </w:r>
       <w:r>
-        <w:t xml:space="preserve"> Emitted only with ULA deep debug active, once per line-advance block when eH or RasterEnd is true. Header cycle is _lastCPUCycles + (i &gt;&gt; 1); PixelPhase is i &amp; 1. HBefore precedes horizontal add(1); VBefore and LNBefore precede counter updates. Emission follows incLINECTRL, before screen filling and any NMI request. CPUClock and registers are the available CPU execution context, not reconstructed historical state at that pixel.</w:t>
-      </w:r>
-    </w:p>
-    <w:p>
+        <w:t xml:space="preserve"> CaptureClock identifies capture. Refresh.Address preserves I:R before this M1 increments R, including I0 and R7. No increment is anticipated and CPU state is not modified. Earlier prefix increments are already present; prefix timestamps retain the existing approximation.</w:t>
+      </w:r>
+    </w:p>
+    <w:p>
+      <w:pPr>
+        <w:spacing w:after="120"/>
+      </w:pPr>
       <w:r>
         <w:rPr>
           <w:b/>
@@ -5408,20 +2675,23 @@
         <w:t>Events:</w:t>
       </w:r>
       <w:r>
-        <w:t xml:space="preserve"> Both cause flags are independent: 1/1 means coincidence in the same pixel iteration. A RasterEnd-only record followed shortly by an ExternalSync-only record demonstrates two separate raster advances; compare LNBefore/LNAfter to determine whether the character counter also advanced twice. ExternalSync is the existing modeled INTack event, not proof of a physical HSYNC. INTack() and horizontal add(1) are each evaluated once; logging neither consumes nor recreates them.</w:t>
+        <w:t xml:space="preserve"> Each queued capture retains its own refresh address despite subsequent CPU changes. Capture is independent of RAM configuration; the load later consults the active expansion capability.</w:t>
       </w:r>
     </w:p>
     <w:p>
       <w:pPr>
         <w:pStyle w:val="Ttulo2"/>
-      </w:pPr>
-      <w:bookmarkStart w:id="23" w:name="_Toc241320154"/>
-      <w:r>
-        <w:t>ZX81DN — Datasette trap executed</w:t>
-      </w:r>
-      <w:bookmarkEnd w:id="23"/>
-    </w:p>
-    <w:p>
+        <w:spacing w:before="280"/>
+        <w:keepNext/>
+      </w:pPr>
+      <w:r>
+        <w:t>ULA — Character Load</w:t>
+      </w:r>
+    </w:p>
+    <w:p>
+      <w:pPr>
+        <w:spacing w:after="120"/>
+      </w:pPr>
       <w:r>
         <w:rPr>
           <w:b/>
@@ -5429,10 +2699,13 @@
         <w:t>Producer:</w:t>
       </w:r>
       <w:r>
-        <w:t xml:space="preserve"> src/ZX81/Datasette.cpp :: debugSimulation</w:t>
-      </w:r>
-    </w:p>
-    <w:p>
+        <w:t xml:space="preserve"> src/ZX81/ULA.cpp :: debugCharLoad</w:t>
+      </w:r>
+    </w:p>
+    <w:p>
+      <w:pPr>
+        <w:spacing w:after="120"/>
+      </w:pPr>
       <w:r>
         <w:rPr>
           <w:b/>
@@ -5440,10 +2713,13 @@
         <w:t>Fields:</w:t>
       </w:r>
       <w:r>
-        <w:t xml:space="preserve"> ZX81DN header, CPU cycle, and the literal Datasette trap executed.</w:t>
-      </w:r>
-    </w:p>
-    <w:p>
+        <w:t xml:space="preserve"> Raster position: Column, Row. Character: Code, I, LNCTRL. Refresh: R, Address. Pattern: Source=RAMRefresh|CharacterPath, Address, Data, Accepted (NA before load, 0/1 afterwards). Shift register: Data, PendingBits, Inverse. Timing: CaptureClock, ScheduledClock, ScheduledPhase, ActualClock, ActualPhase, Late, Stage=BeforeLoad|AfterLoad. Numbers are decimal.</w:t>
+      </w:r>
+    </w:p>
+    <w:p>
+      <w:pPr>
+        <w:spacing w:after="120"/>
+      </w:pPr>
       <w:r>
         <w:rPr>
           <w:b/>
@@ -5451,10 +2727,13 @@
         <w:t>Timing:</w:t>
       </w:r>
       <w:r>
-        <w:t xml:space="preserve"> Emitted when tape-routine simulation is applied.</w:t>
-      </w:r>
-    </w:p>
-    <w:p>
+        <w:t xml:space="preserve"> Header is the actual load clock. Refresh.R is the pre-increment value retained from the captured M1, not the live CPU register at load time. ScheduledPhase and ActualPhase distinguish the two pixels per T-state.</w:t>
+      </w:r>
+    </w:p>
+    <w:p>
+      <w:pPr>
+        <w:spacing w:after="120"/>
+      </w:pPr>
       <w:r>
         <w:rPr>
           <w:b/>
@@ -5462,20 +2741,23 @@
         <w:t>Events:</w:t>
       </w:r>
       <w:r>
-        <w:t xml:space="preserve"> Contains no additional attributes.</w:t>
+        <w:t xml:space="preserve"> Refresh.Address retains I:R including I0. Source=RAMRefresh selects this address when the active 16K expansion supports refresh reads, including its ULA-view mirror. Source=CharacterPath retains the previous character-formula address otherwise; it does not necessarily mean ROM. Pattern.Address is the effective address read. This fallback preserves compatibility and does not model an undriven refresh bus. Rejected loads are consumed, not rescheduled.</w:t>
       </w:r>
     </w:p>
     <w:p>
       <w:pPr>
         <w:pStyle w:val="Ttulo2"/>
-      </w:pPr>
-      <w:bookmarkStart w:id="24" w:name="_Toc241320155"/>
-      <w:r>
-        <w:t>ZX81PRT — Printer trap executed</w:t>
-      </w:r>
-      <w:bookmarkEnd w:id="24"/>
-    </w:p>
-    <w:p>
+        <w:spacing w:before="280"/>
+        <w:keepNext/>
+      </w:pPr>
+      <w:r>
+        <w:t>ULA — Line Advance</w:t>
+      </w:r>
+    </w:p>
+    <w:p>
+      <w:pPr>
+        <w:spacing w:after="120"/>
+      </w:pPr>
       <w:r>
         <w:rPr>
           <w:b/>
@@ -5483,10 +2765,13 @@
         <w:t>Producer:</w:t>
       </w:r>
       <w:r>
-        <w:t xml:space="preserve"> src/ZX81/StdPrinter.cpp :: debugSimulation</w:t>
-      </w:r>
-    </w:p>
-    <w:p>
+        <w:t xml:space="preserve"> src/ZX81/ULA.cpp :: debugLineAdvance, called by ULA::simulate</w:t>
+      </w:r>
+    </w:p>
+    <w:p>
+      <w:pPr>
+        <w:spacing w:after="120"/>
+      </w:pPr>
       <w:r>
         <w:rPr>
           <w:b/>
@@ -5494,10 +2779,13 @@
         <w:t>Fields:</w:t>
       </w:r>
       <w:r>
-        <w:t xml:space="preserve"> ZX81PRT header, CPU cycle, and the literal Printer trap executed.</w:t>
-      </w:r>
-    </w:p>
-    <w:p>
+        <w:t xml:space="preserve"> Raster position: HBefore, VBefore, HAfter, VAfter (zero-based). Cause: ExternalSync (eH), RasterEnd (horizontal add result), INTackClock (CPU cycle when eH=1, otherwise NA). Internal status: Model (0=ZX80, 1=ZX811, 2=ZX812, 3=ZX813), LNBefore, LNAfter, LNBlocked, VSYNC, NMIGenerator. CPU context: PC, I, R, HALT, IFF1. Timing: PixelPhase, CPUClock, State=AfterLineAdvance, CPUState=SimulationContext. All numeric values, including PC, are decimal; flags are 0/1.</w:t>
+      </w:r>
+    </w:p>
+    <w:p>
+      <w:pPr>
+        <w:spacing w:after="120"/>
+      </w:pPr>
       <w:r>
         <w:rPr>
           <w:b/>
@@ -5505,10 +2793,13 @@
         <w:t>Timing:</w:t>
       </w:r>
       <w:r>
-        <w:t xml:space="preserve"> Emitted when the printer routine is intercepted.</w:t>
-      </w:r>
-    </w:p>
-    <w:p>
+        <w:t xml:space="preserve"> Emitted only with ULA deep debug active, once per line-advance block when eH or RasterEnd is true. Header cycle is _lastCPUCycles + (i &gt;&gt; 1); PixelPhase is i &amp; 1. HBefore precedes horizontal add(1); VBefore and LNBefore precede counter updates. Emission follows incLINECTRL, before screen filling and any NMI request. CPUClock and registers are the available CPU execution context, not reconstructed historical state at that pixel.</w:t>
+      </w:r>
+    </w:p>
+    <w:p>
+      <w:pPr>
+        <w:spacing w:after="120"/>
+      </w:pPr>
       <w:r>
         <w:rPr>
           <w:b/>
@@ -5516,29 +2807,159 @@
         <w:t>Events:</w:t>
       </w:r>
       <w:r>
+        <w:t xml:space="preserve"> Both cause flags are independent: 1/1 means coincidence in the same pixel iteration. A RasterEnd-only record followed shortly by an ExternalSync-only record demonstrates two separate raster advances; compare LNBefore/LNAfter to determine whether the character counter also advanced twice. ExternalSync is the existing modeled INTack event, not proof of a physical HSYNC. INTack() and horizontal add(1) are each evaluated once; logging neither consumes nor recreates them.</w:t>
+      </w:r>
+    </w:p>
+    <w:p>
+      <w:pPr>
+        <w:pStyle w:val="Ttulo2"/>
+        <w:spacing w:before="280"/>
+        <w:keepNext/>
+      </w:pPr>
+      <w:r>
+        <w:t>ZX81DN — Datasette trap executed</w:t>
+      </w:r>
+    </w:p>
+    <w:p>
+      <w:pPr>
+        <w:spacing w:after="120"/>
+      </w:pPr>
+      <w:r>
+        <w:rPr>
+          <w:b/>
+        </w:rPr>
+        <w:t>Producer:</w:t>
+      </w:r>
+      <w:r>
+        <w:t xml:space="preserve"> src/ZX81/Datasette.cpp :: debugSimulation</w:t>
+      </w:r>
+    </w:p>
+    <w:p>
+      <w:pPr>
+        <w:spacing w:after="120"/>
+      </w:pPr>
+      <w:r>
+        <w:rPr>
+          <w:b/>
+        </w:rPr>
+        <w:t>Fields:</w:t>
+      </w:r>
+      <w:r>
+        <w:t xml:space="preserve"> ZX81DN header, CPU cycle, and the literal Datasette trap executed.</w:t>
+      </w:r>
+    </w:p>
+    <w:p>
+      <w:pPr>
+        <w:spacing w:after="120"/>
+      </w:pPr>
+      <w:r>
+        <w:rPr>
+          <w:b/>
+        </w:rPr>
+        <w:t>Timing:</w:t>
+      </w:r>
+      <w:r>
+        <w:t xml:space="preserve"> Emitted when tape-routine simulation is applied.</w:t>
+      </w:r>
+    </w:p>
+    <w:p>
+      <w:pPr>
+        <w:spacing w:after="120"/>
+      </w:pPr>
+      <w:r>
+        <w:rPr>
+          <w:b/>
+        </w:rPr>
+        <w:t>Events:</w:t>
+      </w:r>
+      <w:r>
+        <w:t xml:space="preserve"> Contains no additional attributes.</w:t>
+      </w:r>
+    </w:p>
+    <w:p>
+      <w:pPr>
+        <w:pStyle w:val="Ttulo2"/>
+        <w:spacing w:before="280"/>
+        <w:keepNext/>
+      </w:pPr>
+      <w:r>
+        <w:t>ZX81PRT — Printer trap executed</w:t>
+      </w:r>
+    </w:p>
+    <w:p>
+      <w:pPr>
+        <w:spacing w:after="120"/>
+      </w:pPr>
+      <w:r>
+        <w:rPr>
+          <w:b/>
+        </w:rPr>
+        <w:t>Producer:</w:t>
+      </w:r>
+      <w:r>
+        <w:t xml:space="preserve"> src/ZX81/StdPrinter.cpp :: debugSimulation</w:t>
+      </w:r>
+    </w:p>
+    <w:p>
+      <w:pPr>
+        <w:spacing w:after="120"/>
+      </w:pPr>
+      <w:r>
+        <w:rPr>
+          <w:b/>
+        </w:rPr>
+        <w:t>Fields:</w:t>
+      </w:r>
+      <w:r>
+        <w:t xml:space="preserve"> ZX81PRT header, CPU cycle, and the literal Printer trap executed.</w:t>
+      </w:r>
+    </w:p>
+    <w:p>
+      <w:pPr>
+        <w:spacing w:after="120"/>
+      </w:pPr>
+      <w:r>
+        <w:rPr>
+          <w:b/>
+        </w:rPr>
+        <w:t>Timing:</w:t>
+      </w:r>
+      <w:r>
+        <w:t xml:space="preserve"> Emitted when the printer routine is intercepted.</w:t>
+      </w:r>
+    </w:p>
+    <w:p>
+      <w:pPr>
+        <w:spacing w:after="120"/>
+      </w:pPr>
+      <w:r>
+        <w:rPr>
+          <w:b/>
+        </w:rPr>
+        <w:t>Events:</w:t>
+      </w:r>
+      <w:r>
         <w:t xml:space="preserve"> The device manages printed content; this header confirms the trap.</w:t>
       </w:r>
     </w:p>
     <w:p>
       <w:pPr>
         <w:pStyle w:val="Ttulo"/>
-      </w:pPr>
-      <w:bookmarkStart w:id="25" w:name="_Toc241320156"/>
+        <w:keepNext/>
+      </w:pPr>
       <w:r>
         <w:t>6. Interpretation method</w:t>
       </w:r>
-      <w:bookmarkEnd w:id="25"/>
     </w:p>
     <w:p>
       <w:pPr>
         <w:pStyle w:val="Ttulo1"/>
         <w:spacing w:before="280"/>
-      </w:pPr>
-      <w:bookmarkStart w:id="26" w:name="_Toc241320157"/>
+        <w:keepNext/>
+      </w:pPr>
       <w:r>
         <w:t>6.1 Recommended procedure</w:t>
       </w:r>
-      <w:bookmarkEnd w:id="26"/>
     </w:p>
     <w:p>
       <w:pPr>
@@ -5616,19 +3037,18 @@
       <w:pPr>
         <w:pStyle w:val="Ttulo1"/>
         <w:spacing w:before="280"/>
-      </w:pPr>
-      <w:bookmarkStart w:id="27" w:name="_Toc241320158"/>
+        <w:keepNext/>
+      </w:pPr>
       <w:r>
         <w:t>6.2 Annotated example</w:t>
       </w:r>
-      <w:bookmarkEnd w:id="27"/>
-    </w:p>
-    <w:p>
-      <w:pPr>
-        <w:keepLines/>
-        <w:shd w:val="clear" w:color="auto" w:fill="F2F2F2"/>
+    </w:p>
+    <w:p>
+      <w:pPr>
         <w:spacing w:before="100" w:after="140" w:line="240" w:lineRule="auto"/>
         <w:ind w:left="198" w:right="198"/>
+        <w:shd w:fill="F2F2F2"/>
+        <w:keepLines/>
       </w:pPr>
       <w:r>
         <w:rPr>
@@ -5667,12 +3087,6 @@
           <w:sz w:val="15"/>
         </w:rPr>
         <w:br/>
-      </w:r>
-      <w:r>
-        <w:rPr>
-          <w:rFonts w:ascii="Consolas" w:hAnsi="Consolas"/>
-          <w:sz w:val="15"/>
-        </w:rPr>
         <w:t xml:space="preserve">                    Timing              :Reference=LastULASimulatedCPUClock,State=AfterRead</w:t>
       </w:r>
       <w:r>
@@ -5737,12 +3151,6 @@
           <w:sz w:val="15"/>
         </w:rPr>
         <w:br/>
-      </w:r>
-      <w:r>
-        <w:rPr>
-          <w:rFonts w:ascii="Consolas" w:hAnsi="Consolas"/>
-          <w:sz w:val="15"/>
-        </w:rPr>
         <w:t xml:space="preserve">                    Raster position     :HBefore=413,VBefore=100,HAfter=0,VAfter=101</w:t>
       </w:r>
       <w:r>
@@ -5787,6 +3195,9 @@
       </w:r>
     </w:p>
     <w:p>
+      <w:pPr>
+        <w:spacing w:after="120"/>
+      </w:pPr>
       <w:r>
         <w:t>Schematic independent examples based on current producers; values are illustrative, not a captured execution trace.</w:t>
       </w:r>
@@ -5794,23 +3205,21 @@
     <w:p>
       <w:pPr>
         <w:pStyle w:val="Ttulo"/>
-      </w:pPr>
-      <w:bookmarkStart w:id="28" w:name="_Toc241320159"/>
+        <w:keepNext/>
+      </w:pPr>
       <w:r>
         <w:t>7. Limitations and maintenance</w:t>
       </w:r>
-      <w:bookmarkEnd w:id="28"/>
     </w:p>
     <w:p>
       <w:pPr>
         <w:pStyle w:val="Ttulo1"/>
         <w:spacing w:before="280"/>
-      </w:pPr>
-      <w:bookmarkStart w:id="29" w:name="_Toc241320160"/>
+        <w:keepNext/>
+      </w:pPr>
       <w:r>
         <w:t>7.1 Specific limitations</w:t>
       </w:r>
-      <w:bookmarkEnd w:id="29"/>
     </w:p>
     <w:p>
       <w:pPr>
@@ -5900,12 +3309,11 @@
       <w:pPr>
         <w:pStyle w:val="Ttulo1"/>
         <w:spacing w:before="280"/>
-      </w:pPr>
-      <w:bookmarkStart w:id="30" w:name="_Toc241320161"/>
+        <w:keepNext/>
+      </w:pPr>
       <w:r>
         <w:t>7.2 Maintenance contract</w:t>
       </w:r>
-      <w:bookmarkEnd w:id="30"/>
     </w:p>
     <w:p>
       <w:pPr>
@@ -5958,22 +3366,20 @@
     <w:p>
       <w:pPr>
         <w:pStyle w:val="Ttulo"/>
-      </w:pPr>
-      <w:bookmarkStart w:id="31" w:name="_Toc241320162"/>
+        <w:keepNext/>
+      </w:pPr>
       <w:r>
         <w:t>Appendices</w:t>
       </w:r>
-      <w:bookmarkEnd w:id="31"/>
     </w:p>
     <w:p>
       <w:pPr>
         <w:pStyle w:val="Ttulo1"/>
-      </w:pPr>
-      <w:bookmarkStart w:id="32" w:name="_Toc241320163"/>
+        <w:keepNext/>
+      </w:pPr>
       <w:r>
         <w:t>Appendix A. Provenance and revision</w:t>
       </w:r>
-      <w:bookmarkEnd w:id="32"/>
     </w:p>
     <w:p>
       <w:r>
@@ -5981,6 +3387,9 @@
       </w:r>
     </w:p>
     <w:p>
+      <w:pPr>
+        <w:spacing w:after="120"/>
+      </w:pPr>
       <w:r>
         <w:t>Structured sources: .codex/documentation/debug-files/sources/debug-common.yaml and .codex/documentation/debug-files/sources/zx80-zx81.yaml.</w:t>
       </w:r>
@@ -5989,39 +3398,38 @@
       <w:pPr>
         <w:pStyle w:val="Ttulo1"/>
         <w:spacing w:before="280"/>
-      </w:pPr>
-      <w:bookmarkStart w:id="33" w:name="_Toc241320164"/>
+        <w:keepNext/>
+      </w:pPr>
       <w:r>
         <w:t>A.1 Watched source files</w:t>
       </w:r>
-      <w:bookmarkEnd w:id="33"/>
     </w:p>
     <w:tbl>
       <w:tblPr>
         <w:tblStyle w:val="Tablaconcuadrcula"/>
-        <w:tblW w:w="0" w:type="auto"/>
+        <w:tblW w:type="auto" w:w="0"/>
         <w:tblLayout w:type="fixed"/>
-        <w:tblLook w:val="04A0" w:firstRow="1" w:lastRow="0" w:firstColumn="1" w:lastColumn="0" w:noHBand="0" w:noVBand="1"/>
+        <w:tblLook w:firstColumn="1" w:firstRow="1" w:lastColumn="0" w:lastRow="0" w:noHBand="0" w:noVBand="1" w:val="04A0"/>
       </w:tblPr>
       <w:tblGrid>
-        <w:gridCol w:w="7200"/>
-        <w:gridCol w:w="1701"/>
+        <w:gridCol w:w="4252"/>
+        <w:gridCol w:w="4252"/>
       </w:tblGrid>
       <w:tr>
         <w:trPr>
-          <w:tblHeader/>
+          <w:tblHeader w:val="true"/>
         </w:trPr>
         <w:tc>
           <w:tcPr>
-            <w:tcW w:w="7200" w:type="dxa"/>
-            <w:shd w:val="clear" w:color="auto" w:fill="1F4E78"/>
+            <w:tcW w:type="dxa" w:w="7200"/>
+            <w:shd w:fill="1F4E78"/>
+            <w:vAlign w:val="center"/>
             <w:tcMar>
               <w:top w:w="90" w:type="dxa"/>
-              <w:left w:w="110" w:type="dxa"/>
+              <w:start w:w="110" w:type="dxa"/>
               <w:bottom w:w="90" w:type="dxa"/>
-              <w:right w:w="110" w:type="dxa"/>
+              <w:end w:w="110" w:type="dxa"/>
             </w:tcMar>
-            <w:vAlign w:val="center"/>
           </w:tcPr>
           <w:p>
             <w:pPr>
@@ -6039,15 +3447,15 @@
         </w:tc>
         <w:tc>
           <w:tcPr>
-            <w:tcW w:w="1701" w:type="dxa"/>
-            <w:shd w:val="clear" w:color="auto" w:fill="1F4E78"/>
+            <w:tcW w:type="dxa" w:w="1701"/>
+            <w:shd w:fill="1F4E78"/>
+            <w:vAlign w:val="center"/>
             <w:tcMar>
               <w:top w:w="90" w:type="dxa"/>
-              <w:left w:w="110" w:type="dxa"/>
+              <w:start w:w="110" w:type="dxa"/>
               <w:bottom w:w="90" w:type="dxa"/>
-              <w:right w:w="110" w:type="dxa"/>
+              <w:end w:w="110" w:type="dxa"/>
             </w:tcMar>
-            <w:vAlign w:val="center"/>
           </w:tcPr>
           <w:p>
             <w:r>
@@ -6064,18 +3472,18 @@
       <w:tr>
         <w:tc>
           <w:tcPr>
-            <w:tcW w:w="7200" w:type="dxa"/>
+            <w:tcW w:type="dxa" w:w="7200"/>
+            <w:vAlign w:val="center"/>
             <w:tcMar>
               <w:top w:w="90" w:type="dxa"/>
-              <w:left w:w="110" w:type="dxa"/>
+              <w:start w:w="110" w:type="dxa"/>
               <w:bottom w:w="90" w:type="dxa"/>
-              <w:right w:w="110" w:type="dxa"/>
+              <w:end w:w="110" w:type="dxa"/>
             </w:tcMar>
-            <w:vAlign w:val="center"/>
           </w:tcPr>
           <w:p>
             <w:pPr>
-              <w:spacing w:after="0"/>
+              <w:spacing w:after="0" w:line="240" w:lineRule="auto"/>
             </w:pPr>
             <w:r>
               <w:rPr>
@@ -6087,18 +3495,18 @@
         </w:tc>
         <w:tc>
           <w:tcPr>
-            <w:tcW w:w="1701" w:type="dxa"/>
+            <w:tcW w:type="dxa" w:w="1701"/>
+            <w:vAlign w:val="center"/>
             <w:tcMar>
               <w:top w:w="90" w:type="dxa"/>
-              <w:left w:w="110" w:type="dxa"/>
+              <w:start w:w="110" w:type="dxa"/>
               <w:bottom w:w="90" w:type="dxa"/>
-              <w:right w:w="110" w:type="dxa"/>
+              <w:end w:w="110" w:type="dxa"/>
             </w:tcMar>
-            <w:vAlign w:val="center"/>
           </w:tcPr>
           <w:p>
             <w:pPr>
-              <w:spacing w:after="0"/>
+              <w:spacing w:after="0" w:line="240" w:lineRule="auto"/>
             </w:pPr>
             <w:r>
               <w:rPr>
@@ -6112,19 +3520,19 @@
       <w:tr>
         <w:tc>
           <w:tcPr>
-            <w:tcW w:w="7200" w:type="dxa"/>
-            <w:shd w:val="clear" w:color="auto" w:fill="EAF2F8"/>
+            <w:tcW w:type="dxa" w:w="7200"/>
+            <w:vAlign w:val="center"/>
+            <w:shd w:fill="EAF2F8"/>
             <w:tcMar>
               <w:top w:w="90" w:type="dxa"/>
-              <w:left w:w="110" w:type="dxa"/>
+              <w:start w:w="110" w:type="dxa"/>
               <w:bottom w:w="90" w:type="dxa"/>
-              <w:right w:w="110" w:type="dxa"/>
+              <w:end w:w="110" w:type="dxa"/>
             </w:tcMar>
-            <w:vAlign w:val="center"/>
           </w:tcPr>
           <w:p>
             <w:pPr>
-              <w:spacing w:after="0"/>
+              <w:spacing w:after="0" w:line="240" w:lineRule="auto"/>
             </w:pPr>
             <w:r>
               <w:rPr>
@@ -6136,19 +3544,19 @@
         </w:tc>
         <w:tc>
           <w:tcPr>
-            <w:tcW w:w="1701" w:type="dxa"/>
-            <w:shd w:val="clear" w:color="auto" w:fill="EAF2F8"/>
+            <w:tcW w:type="dxa" w:w="1701"/>
+            <w:vAlign w:val="center"/>
+            <w:shd w:fill="EAF2F8"/>
             <w:tcMar>
               <w:top w:w="90" w:type="dxa"/>
-              <w:left w:w="110" w:type="dxa"/>
+              <w:start w:w="110" w:type="dxa"/>
               <w:bottom w:w="90" w:type="dxa"/>
-              <w:right w:w="110" w:type="dxa"/>
+              <w:end w:w="110" w:type="dxa"/>
             </w:tcMar>
-            <w:vAlign w:val="center"/>
           </w:tcPr>
           <w:p>
             <w:pPr>
-              <w:spacing w:after="0"/>
+              <w:spacing w:after="0" w:line="240" w:lineRule="auto"/>
             </w:pPr>
             <w:r>
               <w:rPr>
@@ -6162,18 +3570,18 @@
       <w:tr>
         <w:tc>
           <w:tcPr>
-            <w:tcW w:w="7200" w:type="dxa"/>
+            <w:tcW w:type="dxa" w:w="7200"/>
+            <w:vAlign w:val="center"/>
             <w:tcMar>
               <w:top w:w="90" w:type="dxa"/>
-              <w:left w:w="110" w:type="dxa"/>
+              <w:start w:w="110" w:type="dxa"/>
               <w:bottom w:w="90" w:type="dxa"/>
-              <w:right w:w="110" w:type="dxa"/>
+              <w:end w:w="110" w:type="dxa"/>
             </w:tcMar>
-            <w:vAlign w:val="center"/>
           </w:tcPr>
           <w:p>
             <w:pPr>
-              <w:spacing w:after="0"/>
+              <w:spacing w:after="0" w:line="240" w:lineRule="auto"/>
             </w:pPr>
             <w:r>
               <w:rPr>
@@ -6185,18 +3593,18 @@
         </w:tc>
         <w:tc>
           <w:tcPr>
-            <w:tcW w:w="1701" w:type="dxa"/>
+            <w:tcW w:type="dxa" w:w="1701"/>
+            <w:vAlign w:val="center"/>
             <w:tcMar>
               <w:top w:w="90" w:type="dxa"/>
-              <w:left w:w="110" w:type="dxa"/>
+              <w:start w:w="110" w:type="dxa"/>
               <w:bottom w:w="90" w:type="dxa"/>
-              <w:right w:w="110" w:type="dxa"/>
+              <w:end w:w="110" w:type="dxa"/>
             </w:tcMar>
-            <w:vAlign w:val="center"/>
           </w:tcPr>
           <w:p>
             <w:pPr>
-              <w:spacing w:after="0"/>
+              <w:spacing w:after="0" w:line="240" w:lineRule="auto"/>
             </w:pPr>
             <w:r>
               <w:rPr>
@@ -6210,19 +3618,19 @@
       <w:tr>
         <w:tc>
           <w:tcPr>
-            <w:tcW w:w="7200" w:type="dxa"/>
-            <w:shd w:val="clear" w:color="auto" w:fill="EAF2F8"/>
+            <w:tcW w:type="dxa" w:w="7200"/>
+            <w:vAlign w:val="center"/>
+            <w:shd w:fill="EAF2F8"/>
             <w:tcMar>
               <w:top w:w="90" w:type="dxa"/>
-              <w:left w:w="110" w:type="dxa"/>
+              <w:start w:w="110" w:type="dxa"/>
               <w:bottom w:w="90" w:type="dxa"/>
-              <w:right w:w="110" w:type="dxa"/>
+              <w:end w:w="110" w:type="dxa"/>
             </w:tcMar>
-            <w:vAlign w:val="center"/>
           </w:tcPr>
           <w:p>
             <w:pPr>
-              <w:spacing w:after="0"/>
+              <w:spacing w:after="0" w:line="240" w:lineRule="auto"/>
             </w:pPr>
             <w:r>
               <w:rPr>
@@ -6234,19 +3642,19 @@
         </w:tc>
         <w:tc>
           <w:tcPr>
-            <w:tcW w:w="1701" w:type="dxa"/>
-            <w:shd w:val="clear" w:color="auto" w:fill="EAF2F8"/>
+            <w:tcW w:type="dxa" w:w="1701"/>
+            <w:vAlign w:val="center"/>
+            <w:shd w:fill="EAF2F8"/>
             <w:tcMar>
               <w:top w:w="90" w:type="dxa"/>
-              <w:left w:w="110" w:type="dxa"/>
+              <w:start w:w="110" w:type="dxa"/>
               <w:bottom w:w="90" w:type="dxa"/>
-              <w:right w:w="110" w:type="dxa"/>
+              <w:end w:w="110" w:type="dxa"/>
             </w:tcMar>
-            <w:vAlign w:val="center"/>
           </w:tcPr>
           <w:p>
             <w:pPr>
-              <w:spacing w:after="0"/>
+              <w:spacing w:after="0" w:line="240" w:lineRule="auto"/>
             </w:pPr>
             <w:r>
               <w:rPr>
@@ -6260,18 +3668,18 @@
       <w:tr>
         <w:tc>
           <w:tcPr>
-            <w:tcW w:w="7200" w:type="dxa"/>
+            <w:tcW w:type="dxa" w:w="7200"/>
+            <w:vAlign w:val="center"/>
             <w:tcMar>
               <w:top w:w="90" w:type="dxa"/>
-              <w:left w:w="110" w:type="dxa"/>
+              <w:start w:w="110" w:type="dxa"/>
               <w:bottom w:w="90" w:type="dxa"/>
-              <w:right w:w="110" w:type="dxa"/>
+              <w:end w:w="110" w:type="dxa"/>
             </w:tcMar>
-            <w:vAlign w:val="center"/>
           </w:tcPr>
           <w:p>
             <w:pPr>
-              <w:spacing w:after="0"/>
+              <w:spacing w:after="0" w:line="240" w:lineRule="auto"/>
             </w:pPr>
             <w:r>
               <w:rPr>
@@ -6283,18 +3691,18 @@
         </w:tc>
         <w:tc>
           <w:tcPr>
-            <w:tcW w:w="1701" w:type="dxa"/>
+            <w:tcW w:type="dxa" w:w="1701"/>
+            <w:vAlign w:val="center"/>
             <w:tcMar>
               <w:top w:w="90" w:type="dxa"/>
-              <w:left w:w="110" w:type="dxa"/>
+              <w:start w:w="110" w:type="dxa"/>
               <w:bottom w:w="90" w:type="dxa"/>
-              <w:right w:w="110" w:type="dxa"/>
+              <w:end w:w="110" w:type="dxa"/>
             </w:tcMar>
-            <w:vAlign w:val="center"/>
           </w:tcPr>
           <w:p>
             <w:pPr>
-              <w:spacing w:after="0"/>
+              <w:spacing w:after="0" w:line="240" w:lineRule="auto"/>
             </w:pPr>
             <w:r>
               <w:rPr>
@@ -6308,19 +3716,19 @@
       <w:tr>
         <w:tc>
           <w:tcPr>
-            <w:tcW w:w="7200" w:type="dxa"/>
-            <w:shd w:val="clear" w:color="auto" w:fill="EAF2F8"/>
+            <w:tcW w:type="dxa" w:w="7200"/>
+            <w:vAlign w:val="center"/>
+            <w:shd w:fill="EAF2F8"/>
             <w:tcMar>
               <w:top w:w="90" w:type="dxa"/>
-              <w:left w:w="110" w:type="dxa"/>
+              <w:start w:w="110" w:type="dxa"/>
               <w:bottom w:w="90" w:type="dxa"/>
-              <w:right w:w="110" w:type="dxa"/>
+              <w:end w:w="110" w:type="dxa"/>
             </w:tcMar>
-            <w:vAlign w:val="center"/>
           </w:tcPr>
           <w:p>
             <w:pPr>
-              <w:spacing w:after="0"/>
+              <w:spacing w:after="0" w:line="240" w:lineRule="auto"/>
             </w:pPr>
             <w:r>
               <w:rPr>
@@ -6332,19 +3740,19 @@
         </w:tc>
         <w:tc>
           <w:tcPr>
-            <w:tcW w:w="1701" w:type="dxa"/>
-            <w:shd w:val="clear" w:color="auto" w:fill="EAF2F8"/>
+            <w:tcW w:type="dxa" w:w="1701"/>
+            <w:vAlign w:val="center"/>
+            <w:shd w:fill="EAF2F8"/>
             <w:tcMar>
               <w:top w:w="90" w:type="dxa"/>
-              <w:left w:w="110" w:type="dxa"/>
+              <w:start w:w="110" w:type="dxa"/>
               <w:bottom w:w="90" w:type="dxa"/>
-              <w:right w:w="110" w:type="dxa"/>
+              <w:end w:w="110" w:type="dxa"/>
             </w:tcMar>
-            <w:vAlign w:val="center"/>
           </w:tcPr>
           <w:p>
             <w:pPr>
-              <w:spacing w:after="0"/>
+              <w:spacing w:after="0" w:line="240" w:lineRule="auto"/>
             </w:pPr>
             <w:r>
               <w:rPr>
@@ -6358,18 +3766,18 @@
       <w:tr>
         <w:tc>
           <w:tcPr>
-            <w:tcW w:w="7200" w:type="dxa"/>
+            <w:tcW w:type="dxa" w:w="7200"/>
+            <w:vAlign w:val="center"/>
             <w:tcMar>
               <w:top w:w="90" w:type="dxa"/>
-              <w:left w:w="110" w:type="dxa"/>
+              <w:start w:w="110" w:type="dxa"/>
               <w:bottom w:w="90" w:type="dxa"/>
-              <w:right w:w="110" w:type="dxa"/>
+              <w:end w:w="110" w:type="dxa"/>
             </w:tcMar>
-            <w:vAlign w:val="center"/>
           </w:tcPr>
           <w:p>
             <w:pPr>
-              <w:spacing w:after="0"/>
+              <w:spacing w:after="0" w:line="240" w:lineRule="auto"/>
             </w:pPr>
             <w:r>
               <w:rPr>
@@ -6381,18 +3789,18 @@
         </w:tc>
         <w:tc>
           <w:tcPr>
-            <w:tcW w:w="1701" w:type="dxa"/>
+            <w:tcW w:type="dxa" w:w="1701"/>
+            <w:vAlign w:val="center"/>
             <w:tcMar>
               <w:top w:w="90" w:type="dxa"/>
-              <w:left w:w="110" w:type="dxa"/>
+              <w:start w:w="110" w:type="dxa"/>
               <w:bottom w:w="90" w:type="dxa"/>
-              <w:right w:w="110" w:type="dxa"/>
+              <w:end w:w="110" w:type="dxa"/>
             </w:tcMar>
-            <w:vAlign w:val="center"/>
           </w:tcPr>
           <w:p>
             <w:pPr>
-              <w:spacing w:after="0"/>
+              <w:spacing w:after="0" w:line="240" w:lineRule="auto"/>
             </w:pPr>
             <w:r>
               <w:rPr>
@@ -6406,19 +3814,19 @@
       <w:tr>
         <w:tc>
           <w:tcPr>
-            <w:tcW w:w="7200" w:type="dxa"/>
-            <w:shd w:val="clear" w:color="auto" w:fill="EAF2F8"/>
+            <w:tcW w:type="dxa" w:w="7200"/>
+            <w:vAlign w:val="center"/>
+            <w:shd w:fill="EAF2F8"/>
             <w:tcMar>
               <w:top w:w="90" w:type="dxa"/>
-              <w:left w:w="110" w:type="dxa"/>
+              <w:start w:w="110" w:type="dxa"/>
               <w:bottom w:w="90" w:type="dxa"/>
-              <w:right w:w="110" w:type="dxa"/>
+              <w:end w:w="110" w:type="dxa"/>
             </w:tcMar>
-            <w:vAlign w:val="center"/>
           </w:tcPr>
           <w:p>
             <w:pPr>
-              <w:spacing w:after="0"/>
+              <w:spacing w:after="0" w:line="240" w:lineRule="auto"/>
             </w:pPr>
             <w:r>
               <w:rPr>
@@ -6430,19 +3838,19 @@
         </w:tc>
         <w:tc>
           <w:tcPr>
-            <w:tcW w:w="1701" w:type="dxa"/>
-            <w:shd w:val="clear" w:color="auto" w:fill="EAF2F8"/>
+            <w:tcW w:type="dxa" w:w="1701"/>
+            <w:vAlign w:val="center"/>
+            <w:shd w:fill="EAF2F8"/>
             <w:tcMar>
               <w:top w:w="90" w:type="dxa"/>
-              <w:left w:w="110" w:type="dxa"/>
+              <w:start w:w="110" w:type="dxa"/>
               <w:bottom w:w="90" w:type="dxa"/>
-              <w:right w:w="110" w:type="dxa"/>
+              <w:end w:w="110" w:type="dxa"/>
             </w:tcMar>
-            <w:vAlign w:val="center"/>
           </w:tcPr>
           <w:p>
             <w:pPr>
-              <w:spacing w:after="0"/>
+              <w:spacing w:after="0" w:line="240" w:lineRule="auto"/>
             </w:pPr>
             <w:r>
               <w:rPr>
@@ -6456,18 +3864,18 @@
       <w:tr>
         <w:tc>
           <w:tcPr>
-            <w:tcW w:w="7200" w:type="dxa"/>
+            <w:tcW w:type="dxa" w:w="7200"/>
+            <w:vAlign w:val="center"/>
             <w:tcMar>
               <w:top w:w="90" w:type="dxa"/>
-              <w:left w:w="110" w:type="dxa"/>
+              <w:start w:w="110" w:type="dxa"/>
               <w:bottom w:w="90" w:type="dxa"/>
-              <w:right w:w="110" w:type="dxa"/>
+              <w:end w:w="110" w:type="dxa"/>
             </w:tcMar>
-            <w:vAlign w:val="center"/>
           </w:tcPr>
           <w:p>
             <w:pPr>
-              <w:spacing w:after="0"/>
+              <w:spacing w:after="0" w:line="240" w:lineRule="auto"/>
             </w:pPr>
             <w:r>
               <w:rPr>
@@ -6479,18 +3887,18 @@
         </w:tc>
         <w:tc>
           <w:tcPr>
-            <w:tcW w:w="1701" w:type="dxa"/>
+            <w:tcW w:type="dxa" w:w="1701"/>
+            <w:vAlign w:val="center"/>
             <w:tcMar>
               <w:top w:w="90" w:type="dxa"/>
-              <w:left w:w="110" w:type="dxa"/>
+              <w:start w:w="110" w:type="dxa"/>
               <w:bottom w:w="90" w:type="dxa"/>
-              <w:right w:w="110" w:type="dxa"/>
+              <w:end w:w="110" w:type="dxa"/>
             </w:tcMar>
-            <w:vAlign w:val="center"/>
           </w:tcPr>
           <w:p>
             <w:pPr>
-              <w:spacing w:after="0"/>
+              <w:spacing w:after="0" w:line="240" w:lineRule="auto"/>
             </w:pPr>
             <w:r>
               <w:rPr>
@@ -6504,19 +3912,19 @@
       <w:tr>
         <w:tc>
           <w:tcPr>
-            <w:tcW w:w="7200" w:type="dxa"/>
-            <w:shd w:val="clear" w:color="auto" w:fill="EAF2F8"/>
+            <w:tcW w:type="dxa" w:w="7200"/>
+            <w:vAlign w:val="center"/>
+            <w:shd w:fill="EAF2F8"/>
             <w:tcMar>
               <w:top w:w="90" w:type="dxa"/>
-              <w:left w:w="110" w:type="dxa"/>
+              <w:start w:w="110" w:type="dxa"/>
               <w:bottom w:w="90" w:type="dxa"/>
-              <w:right w:w="110" w:type="dxa"/>
+              <w:end w:w="110" w:type="dxa"/>
             </w:tcMar>
-            <w:vAlign w:val="center"/>
           </w:tcPr>
           <w:p>
             <w:pPr>
-              <w:spacing w:after="0"/>
+              <w:spacing w:after="0" w:line="240" w:lineRule="auto"/>
             </w:pPr>
             <w:r>
               <w:rPr>
@@ -6528,19 +3936,19 @@
         </w:tc>
         <w:tc>
           <w:tcPr>
-            <w:tcW w:w="1701" w:type="dxa"/>
-            <w:shd w:val="clear" w:color="auto" w:fill="EAF2F8"/>
+            <w:tcW w:type="dxa" w:w="1701"/>
+            <w:vAlign w:val="center"/>
+            <w:shd w:fill="EAF2F8"/>
             <w:tcMar>
               <w:top w:w="90" w:type="dxa"/>
-              <w:left w:w="110" w:type="dxa"/>
+              <w:start w:w="110" w:type="dxa"/>
               <w:bottom w:w="90" w:type="dxa"/>
-              <w:right w:w="110" w:type="dxa"/>
+              <w:end w:w="110" w:type="dxa"/>
             </w:tcMar>
-            <w:vAlign w:val="center"/>
           </w:tcPr>
           <w:p>
             <w:pPr>
-              <w:spacing w:after="0"/>
+              <w:spacing w:after="0" w:line="240" w:lineRule="auto"/>
             </w:pPr>
             <w:r>
               <w:rPr>
@@ -6554,18 +3962,18 @@
       <w:tr>
         <w:tc>
           <w:tcPr>
-            <w:tcW w:w="7200" w:type="dxa"/>
+            <w:tcW w:type="dxa" w:w="7200"/>
+            <w:vAlign w:val="center"/>
             <w:tcMar>
               <w:top w:w="90" w:type="dxa"/>
-              <w:left w:w="110" w:type="dxa"/>
+              <w:start w:w="110" w:type="dxa"/>
               <w:bottom w:w="90" w:type="dxa"/>
-              <w:right w:w="110" w:type="dxa"/>
+              <w:end w:w="110" w:type="dxa"/>
             </w:tcMar>
-            <w:vAlign w:val="center"/>
           </w:tcPr>
           <w:p>
             <w:pPr>
-              <w:spacing w:after="0"/>
+              <w:spacing w:after="0" w:line="240" w:lineRule="auto"/>
             </w:pPr>
             <w:r>
               <w:rPr>
@@ -6577,18 +3985,18 @@
         </w:tc>
         <w:tc>
           <w:tcPr>
-            <w:tcW w:w="1701" w:type="dxa"/>
+            <w:tcW w:type="dxa" w:w="1701"/>
+            <w:vAlign w:val="center"/>
             <w:tcMar>
               <w:top w:w="90" w:type="dxa"/>
-              <w:left w:w="110" w:type="dxa"/>
+              <w:start w:w="110" w:type="dxa"/>
               <w:bottom w:w="90" w:type="dxa"/>
-              <w:right w:w="110" w:type="dxa"/>
+              <w:end w:w="110" w:type="dxa"/>
             </w:tcMar>
-            <w:vAlign w:val="center"/>
           </w:tcPr>
           <w:p>
             <w:pPr>
-              <w:spacing w:after="0"/>
+              <w:spacing w:after="0" w:line="240" w:lineRule="auto"/>
             </w:pPr>
             <w:r>
               <w:rPr>
@@ -6602,19 +4010,19 @@
       <w:tr>
         <w:tc>
           <w:tcPr>
-            <w:tcW w:w="7200" w:type="dxa"/>
-            <w:shd w:val="clear" w:color="auto" w:fill="EAF2F8"/>
+            <w:tcW w:type="dxa" w:w="7200"/>
+            <w:vAlign w:val="center"/>
+            <w:shd w:fill="EAF2F8"/>
             <w:tcMar>
               <w:top w:w="90" w:type="dxa"/>
-              <w:left w:w="110" w:type="dxa"/>
+              <w:start w:w="110" w:type="dxa"/>
               <w:bottom w:w="90" w:type="dxa"/>
-              <w:right w:w="110" w:type="dxa"/>
+              <w:end w:w="110" w:type="dxa"/>
             </w:tcMar>
-            <w:vAlign w:val="center"/>
           </w:tcPr>
           <w:p>
             <w:pPr>
-              <w:spacing w:after="0"/>
+              <w:spacing w:after="0" w:line="240" w:lineRule="auto"/>
             </w:pPr>
             <w:r>
               <w:rPr>
@@ -6626,19 +4034,19 @@
         </w:tc>
         <w:tc>
           <w:tcPr>
-            <w:tcW w:w="1701" w:type="dxa"/>
-            <w:shd w:val="clear" w:color="auto" w:fill="EAF2F8"/>
+            <w:tcW w:type="dxa" w:w="1701"/>
+            <w:vAlign w:val="center"/>
+            <w:shd w:fill="EAF2F8"/>
             <w:tcMar>
               <w:top w:w="90" w:type="dxa"/>
-              <w:left w:w="110" w:type="dxa"/>
+              <w:start w:w="110" w:type="dxa"/>
               <w:bottom w:w="90" w:type="dxa"/>
-              <w:right w:w="110" w:type="dxa"/>
+              <w:end w:w="110" w:type="dxa"/>
             </w:tcMar>
-            <w:vAlign w:val="center"/>
           </w:tcPr>
           <w:p>
             <w:pPr>
-              <w:spacing w:after="0"/>
+              <w:spacing w:after="0" w:line="240" w:lineRule="auto"/>
             </w:pPr>
             <w:r>
               <w:rPr>
@@ -6652,18 +4060,18 @@
       <w:tr>
         <w:tc>
           <w:tcPr>
-            <w:tcW w:w="7200" w:type="dxa"/>
+            <w:tcW w:type="dxa" w:w="7200"/>
+            <w:vAlign w:val="center"/>
             <w:tcMar>
               <w:top w:w="90" w:type="dxa"/>
-              <w:left w:w="110" w:type="dxa"/>
+              <w:start w:w="110" w:type="dxa"/>
               <w:bottom w:w="90" w:type="dxa"/>
-              <w:right w:w="110" w:type="dxa"/>
+              <w:end w:w="110" w:type="dxa"/>
             </w:tcMar>
-            <w:vAlign w:val="center"/>
           </w:tcPr>
           <w:p>
             <w:pPr>
-              <w:spacing w:after="0"/>
+              <w:spacing w:after="0" w:line="240" w:lineRule="auto"/>
             </w:pPr>
             <w:r>
               <w:rPr>
@@ -6675,18 +4083,18 @@
         </w:tc>
         <w:tc>
           <w:tcPr>
-            <w:tcW w:w="1701" w:type="dxa"/>
+            <w:tcW w:type="dxa" w:w="1701"/>
+            <w:vAlign w:val="center"/>
             <w:tcMar>
               <w:top w:w="90" w:type="dxa"/>
-              <w:left w:w="110" w:type="dxa"/>
+              <w:start w:w="110" w:type="dxa"/>
               <w:bottom w:w="90" w:type="dxa"/>
-              <w:right w:w="110" w:type="dxa"/>
+              <w:end w:w="110" w:type="dxa"/>
             </w:tcMar>
-            <w:vAlign w:val="center"/>
           </w:tcPr>
           <w:p>
             <w:pPr>
-              <w:spacing w:after="0"/>
+              <w:spacing w:after="0" w:line="240" w:lineRule="auto"/>
             </w:pPr>
             <w:r>
               <w:rPr>
@@ -6700,19 +4108,19 @@
       <w:tr>
         <w:tc>
           <w:tcPr>
-            <w:tcW w:w="7200" w:type="dxa"/>
-            <w:shd w:val="clear" w:color="auto" w:fill="EAF2F8"/>
+            <w:tcW w:type="dxa" w:w="7200"/>
+            <w:vAlign w:val="center"/>
+            <w:shd w:fill="EAF2F8"/>
             <w:tcMar>
               <w:top w:w="90" w:type="dxa"/>
-              <w:left w:w="110" w:type="dxa"/>
+              <w:start w:w="110" w:type="dxa"/>
               <w:bottom w:w="90" w:type="dxa"/>
-              <w:right w:w="110" w:type="dxa"/>
+              <w:end w:w="110" w:type="dxa"/>
             </w:tcMar>
-            <w:vAlign w:val="center"/>
           </w:tcPr>
           <w:p>
             <w:pPr>
-              <w:spacing w:after="0"/>
+              <w:spacing w:after="0" w:line="240" w:lineRule="auto"/>
             </w:pPr>
             <w:r>
               <w:rPr>
@@ -6724,19 +4132,19 @@
         </w:tc>
         <w:tc>
           <w:tcPr>
-            <w:tcW w:w="1701" w:type="dxa"/>
-            <w:shd w:val="clear" w:color="auto" w:fill="EAF2F8"/>
+            <w:tcW w:type="dxa" w:w="1701"/>
+            <w:vAlign w:val="center"/>
+            <w:shd w:fill="EAF2F8"/>
             <w:tcMar>
               <w:top w:w="90" w:type="dxa"/>
-              <w:left w:w="110" w:type="dxa"/>
+              <w:start w:w="110" w:type="dxa"/>
               <w:bottom w:w="90" w:type="dxa"/>
-              <w:right w:w="110" w:type="dxa"/>
+              <w:end w:w="110" w:type="dxa"/>
             </w:tcMar>
-            <w:vAlign w:val="center"/>
           </w:tcPr>
           <w:p>
             <w:pPr>
-              <w:spacing w:after="0"/>
+              <w:spacing w:after="0" w:line="240" w:lineRule="auto"/>
             </w:pPr>
             <w:r>
               <w:rPr>
@@ -6750,18 +4158,18 @@
       <w:tr>
         <w:tc>
           <w:tcPr>
-            <w:tcW w:w="7200" w:type="dxa"/>
+            <w:tcW w:type="dxa" w:w="7200"/>
+            <w:vAlign w:val="center"/>
             <w:tcMar>
               <w:top w:w="90" w:type="dxa"/>
-              <w:left w:w="110" w:type="dxa"/>
+              <w:start w:w="110" w:type="dxa"/>
               <w:bottom w:w="90" w:type="dxa"/>
-              <w:right w:w="110" w:type="dxa"/>
+              <w:end w:w="110" w:type="dxa"/>
             </w:tcMar>
-            <w:vAlign w:val="center"/>
           </w:tcPr>
           <w:p>
             <w:pPr>
-              <w:spacing w:after="0"/>
+              <w:spacing w:after="0" w:line="240" w:lineRule="auto"/>
             </w:pPr>
             <w:r>
               <w:rPr>
@@ -6773,18 +4181,18 @@
         </w:tc>
         <w:tc>
           <w:tcPr>
-            <w:tcW w:w="1701" w:type="dxa"/>
+            <w:tcW w:type="dxa" w:w="1701"/>
+            <w:vAlign w:val="center"/>
             <w:tcMar>
               <w:top w:w="90" w:type="dxa"/>
-              <w:left w:w="110" w:type="dxa"/>
+              <w:start w:w="110" w:type="dxa"/>
               <w:bottom w:w="90" w:type="dxa"/>
-              <w:right w:w="110" w:type="dxa"/>
+              <w:end w:w="110" w:type="dxa"/>
             </w:tcMar>
-            <w:vAlign w:val="center"/>
           </w:tcPr>
           <w:p>
             <w:pPr>
-              <w:spacing w:after="0"/>
+              <w:spacing w:after="0" w:line="240" w:lineRule="auto"/>
             </w:pPr>
             <w:r>
               <w:rPr>
@@ -6800,40 +4208,39 @@
       <w:pPr>
         <w:pStyle w:val="Ttulo1"/>
         <w:spacing w:before="280"/>
-      </w:pPr>
-      <w:bookmarkStart w:id="34" w:name="_Toc241320165"/>
+        <w:keepNext/>
+      </w:pPr>
       <w:r>
         <w:t>A.2 Revision history</w:t>
       </w:r>
-      <w:bookmarkEnd w:id="34"/>
     </w:p>
     <w:tbl>
       <w:tblPr>
         <w:tblStyle w:val="Tablaconcuadrcula"/>
-        <w:tblW w:w="0" w:type="auto"/>
+        <w:tblW w:type="auto" w:w="0"/>
         <w:tblLayout w:type="fixed"/>
-        <w:tblLook w:val="04A0" w:firstRow="1" w:lastRow="0" w:firstColumn="1" w:lastColumn="0" w:noHBand="0" w:noVBand="1"/>
+        <w:tblLook w:firstColumn="1" w:firstRow="1" w:lastColumn="0" w:lastRow="0" w:noHBand="0" w:noVBand="1" w:val="04A0"/>
       </w:tblPr>
       <w:tblGrid>
-        <w:gridCol w:w="1134"/>
-        <w:gridCol w:w="1134"/>
-        <w:gridCol w:w="6633"/>
+        <w:gridCol w:w="2835"/>
+        <w:gridCol w:w="2835"/>
+        <w:gridCol w:w="2835"/>
       </w:tblGrid>
       <w:tr>
         <w:trPr>
-          <w:tblHeader/>
+          <w:tblHeader w:val="true"/>
         </w:trPr>
         <w:tc>
           <w:tcPr>
-            <w:tcW w:w="1134" w:type="dxa"/>
-            <w:shd w:val="clear" w:color="auto" w:fill="1F4E78"/>
+            <w:tcW w:type="dxa" w:w="1134"/>
+            <w:shd w:fill="1F4E78"/>
+            <w:vAlign w:val="center"/>
             <w:tcMar>
               <w:top w:w="90" w:type="dxa"/>
-              <w:left w:w="110" w:type="dxa"/>
+              <w:start w:w="110" w:type="dxa"/>
               <w:bottom w:w="90" w:type="dxa"/>
-              <w:right w:w="110" w:type="dxa"/>
+              <w:end w:w="110" w:type="dxa"/>
             </w:tcMar>
-            <w:vAlign w:val="center"/>
           </w:tcPr>
           <w:p>
             <w:pPr>
@@ -6851,15 +4258,15 @@
         </w:tc>
         <w:tc>
           <w:tcPr>
-            <w:tcW w:w="1134" w:type="dxa"/>
-            <w:shd w:val="clear" w:color="auto" w:fill="1F4E78"/>
+            <w:tcW w:type="dxa" w:w="1134"/>
+            <w:shd w:fill="1F4E78"/>
+            <w:vAlign w:val="center"/>
             <w:tcMar>
               <w:top w:w="90" w:type="dxa"/>
-              <w:left w:w="110" w:type="dxa"/>
+              <w:start w:w="110" w:type="dxa"/>
               <w:bottom w:w="90" w:type="dxa"/>
-              <w:right w:w="110" w:type="dxa"/>
+              <w:end w:w="110" w:type="dxa"/>
             </w:tcMar>
-            <w:vAlign w:val="center"/>
           </w:tcPr>
           <w:p>
             <w:r>
@@ -6874,15 +4281,15 @@
         </w:tc>
         <w:tc>
           <w:tcPr>
-            <w:tcW w:w="6633" w:type="dxa"/>
-            <w:shd w:val="clear" w:color="auto" w:fill="1F4E78"/>
+            <w:tcW w:type="dxa" w:w="6633"/>
+            <w:shd w:fill="1F4E78"/>
+            <w:vAlign w:val="center"/>
             <w:tcMar>
               <w:top w:w="90" w:type="dxa"/>
-              <w:left w:w="110" w:type="dxa"/>
+              <w:start w:w="110" w:type="dxa"/>
               <w:bottom w:w="90" w:type="dxa"/>
-              <w:right w:w="110" w:type="dxa"/>
+              <w:end w:w="110" w:type="dxa"/>
             </w:tcMar>
-            <w:vAlign w:val="center"/>
           </w:tcPr>
           <w:p>
             <w:r>
@@ -6899,18 +4306,18 @@
       <w:tr>
         <w:tc>
           <w:tcPr>
-            <w:tcW w:w="1134" w:type="dxa"/>
+            <w:tcW w:type="dxa" w:w="1134"/>
+            <w:vAlign w:val="center"/>
             <w:tcMar>
               <w:top w:w="90" w:type="dxa"/>
-              <w:left w:w="110" w:type="dxa"/>
+              <w:start w:w="110" w:type="dxa"/>
               <w:bottom w:w="90" w:type="dxa"/>
-              <w:right w:w="110" w:type="dxa"/>
+              <w:end w:w="110" w:type="dxa"/>
             </w:tcMar>
-            <w:vAlign w:val="center"/>
           </w:tcPr>
           <w:p>
             <w:pPr>
-              <w:spacing w:after="0"/>
+              <w:spacing w:after="0" w:line="240" w:lineRule="auto"/>
             </w:pPr>
             <w:r>
               <w:rPr>
@@ -6922,18 +4329,18 @@
         </w:tc>
         <w:tc>
           <w:tcPr>
-            <w:tcW w:w="1134" w:type="dxa"/>
+            <w:tcW w:type="dxa" w:w="1134"/>
+            <w:vAlign w:val="center"/>
             <w:tcMar>
               <w:top w:w="90" w:type="dxa"/>
-              <w:left w:w="110" w:type="dxa"/>
+              <w:start w:w="110" w:type="dxa"/>
               <w:bottom w:w="90" w:type="dxa"/>
-              <w:right w:w="110" w:type="dxa"/>
+              <w:end w:w="110" w:type="dxa"/>
             </w:tcMar>
-            <w:vAlign w:val="center"/>
           </w:tcPr>
           <w:p>
             <w:pPr>
-              <w:spacing w:after="0"/>
+              <w:spacing w:after="0" w:line="240" w:lineRule="auto"/>
             </w:pPr>
             <w:r>
               <w:rPr>
@@ -6945,18 +4352,18 @@
         </w:tc>
         <w:tc>
           <w:tcPr>
-            <w:tcW w:w="6633" w:type="dxa"/>
+            <w:tcW w:type="dxa" w:w="6633"/>
+            <w:vAlign w:val="center"/>
             <w:tcMar>
               <w:top w:w="90" w:type="dxa"/>
-              <w:left w:w="110" w:type="dxa"/>
+              <w:start w:w="110" w:type="dxa"/>
               <w:bottom w:w="90" w:type="dxa"/>
-              <w:right w:w="110" w:type="dxa"/>
+              <w:end w:w="110" w:type="dxa"/>
             </w:tcMar>
-            <w:vAlign w:val="center"/>
           </w:tcPr>
           <w:p>
             <w:pPr>
-              <w:spacing w:after="0"/>
+              <w:spacing w:after="0" w:line="240" w:lineRule="auto"/>
             </w:pPr>
             <w:r>
               <w:rPr>
@@ -6971,12 +4378,11 @@
     <w:p>
       <w:pPr>
         <w:pStyle w:val="Ttulo1"/>
-      </w:pPr>
-      <w:bookmarkStart w:id="35" w:name="_Toc241320166"/>
+        <w:keepNext/>
+      </w:pPr>
       <w:r>
         <w:t>Illustrations</w:t>
       </w:r>
-      <w:bookmarkEnd w:id="35"/>
     </w:p>
     <w:p>
       <w:pPr>
@@ -6992,12 +4398,7 @@
         <w:fldChar w:fldCharType="separate"/>
       </w:r>
       <w:r>
-        <w:rPr>
-          <w:b/>
-          <w:bCs/>
-          <w:noProof/>
-        </w:rPr>
-        <w:t>No table of illustrations entries were found.</w:t>
+        <w:t>Actualice los campos para generar la lista de ilustraciones.</w:t>
       </w:r>
       <w:r>
         <w:fldChar w:fldCharType="end"/>
@@ -7011,12 +4412,11 @@
     <w:p>
       <w:pPr>
         <w:pStyle w:val="Ttulo1"/>
-      </w:pPr>
-      <w:bookmarkStart w:id="36" w:name="_Toc241320167"/>
+        <w:keepNext/>
+      </w:pPr>
       <w:r>
         <w:t>Equations</w:t>
       </w:r>
-      <w:bookmarkEnd w:id="36"/>
     </w:p>
     <w:p>
       <w:pPr>
@@ -7032,12 +4432,7 @@
         <w:fldChar w:fldCharType="separate"/>
       </w:r>
       <w:r>
-        <w:rPr>
-          <w:b/>
-          <w:bCs/>
-          <w:noProof/>
-        </w:rPr>
-        <w:t>No table of illustrations entries were found.</w:t>
+        <w:t>Actualice los campos para generar la lista de ecuaciones.</w:t>
       </w:r>
       <w:r>
         <w:fldChar w:fldCharType="end"/>
@@ -7046,10 +4441,8 @@
     <w:sectPr>
       <w:headerReference w:type="even" r:id="rId9"/>
       <w:headerReference w:type="default" r:id="rId10"/>
-      <w:footerReference w:type="even" r:id="rId11"/>
-      <w:footerReference w:type="default" r:id="rId12"/>
-      <w:headerReference w:type="first" r:id="rId13"/>
-      <w:footerReference w:type="first" r:id="rId14"/>
+      <w:footerReference w:type="default" r:id="rId11"/>
+      <w:headerReference w:type="first" r:id="rId12"/>
       <w:pgSz w:w="11906" w:h="16838"/>
       <w:pgMar w:top="1417" w:right="1701" w:bottom="1417" w:left="1701" w:header="708" w:footer="709" w:gutter="0"/>
       <w:pgNumType w:start="0"/>
@@ -7090,16 +4483,6 @@
 <w:ftr xmlns:wpc="http://schemas.microsoft.com/office/word/2010/wordprocessingCanvas" xmlns:cx="http://schemas.microsoft.com/office/drawing/2014/chartex" xmlns:cx1="http://schemas.microsoft.com/office/drawing/2015/9/8/chartex" xmlns:cx2="http://schemas.microsoft.com/office/drawing/2015/10/21/chartex" xmlns:cx3="http://schemas.microsoft.com/office/drawing/2016/5/9/chartex" xmlns:cx4="http://schemas.microsoft.com/office/drawing/2016/5/10/chartex" xmlns:cx5="http://schemas.microsoft.com/office/drawing/2016/5/11/chartex" xmlns:cx6="http://schemas.microsoft.com/office/drawing/2016/5/12/chartex" xmlns:cx7="http://schemas.microsoft.com/office/drawing/2016/5/13/chartex" xmlns:cx8="http://schemas.microsoft.com/office/drawing/2016/5/14/chartex" xmlns:mc="http://schemas.openxmlformats.org/markup-compatibility/2006" xmlns:aink="http://schemas.microsoft.com/office/drawing/2016/ink" xmlns:am3d="http://schemas.microsoft.com/office/drawing/2017/model3d" xmlns:o="urn:schemas-microsoft-com:office:office" xmlns:oel="http://schemas.microsoft.com/office/2019/extlst" xmlns:r="http://schemas.openxmlformats.org/officeDocument/2006/relationships" xmlns:m="http://schemas.openxmlformats.org/officeDocument/2006/math" xmlns:v="urn:schemas-microsoft-com:vml" xmlns:wp14="http://schemas.microsoft.com/office/word/2010/wordprocessingDrawing" xmlns:wp="http://schemas.openxmlformats.org/drawingml/2006/wordprocessingDrawing" xmlns:w10="urn:schemas-microsoft-com:office:word" xmlns:w="http://schemas.openxmlformats.org/wordprocessingml/2006/main" xmlns:w14="http://schemas.microsoft.com/office/word/2010/wordml" xmlns:w15="http://schemas.microsoft.com/office/word/2012/wordml" xmlns:w16cex="http://schemas.microsoft.com/office/word/2018/wordml/cex" xmlns:w16cid="http://schemas.microsoft.com/office/word/2016/wordml/cid" xmlns:w16="http://schemas.microsoft.com/office/word/2018/wordml" xmlns:w16du="http://schemas.microsoft.com/office/word/2023/wordml/word16du" xmlns:w16sdtdh="http://schemas.microsoft.com/office/word/2020/wordml/sdtdatahash" xmlns:w16sdtfl="http://schemas.microsoft.com/office/word/2024/wordml/sdtformatlock" xmlns:w16se="http://schemas.microsoft.com/office/word/2015/wordml/symex" xmlns:wpg="http://schemas.microsoft.com/office/word/2010/wordprocessingGroup" xmlns:wpi="http://schemas.microsoft.com/office/word/2010/wordprocessingInk" xmlns:wne="http://schemas.microsoft.com/office/word/2006/wordml" xmlns:wps="http://schemas.microsoft.com/office/word/2010/wordprocessingShape" mc:Ignorable="w14 w15 w16se w16cid w16 w16cex w16sdtdh w16sdtfl w16du wp14">
   <w:p>
     <w:pPr>
-      <w:pStyle w:val="Piedepgina"/>
-    </w:pPr>
-  </w:p>
-</w:ftr>
-</file>
-
-<file path=word/footer2.xml><?xml version="1.0" encoding="utf-8"?>
-<w:ftr xmlns:wpc="http://schemas.microsoft.com/office/word/2010/wordprocessingCanvas" xmlns:cx="http://schemas.microsoft.com/office/drawing/2014/chartex" xmlns:cx1="http://schemas.microsoft.com/office/drawing/2015/9/8/chartex" xmlns:cx2="http://schemas.microsoft.com/office/drawing/2015/10/21/chartex" xmlns:cx3="http://schemas.microsoft.com/office/drawing/2016/5/9/chartex" xmlns:cx4="http://schemas.microsoft.com/office/drawing/2016/5/10/chartex" xmlns:cx5="http://schemas.microsoft.com/office/drawing/2016/5/11/chartex" xmlns:cx6="http://schemas.microsoft.com/office/drawing/2016/5/12/chartex" xmlns:cx7="http://schemas.microsoft.com/office/drawing/2016/5/13/chartex" xmlns:cx8="http://schemas.microsoft.com/office/drawing/2016/5/14/chartex" xmlns:mc="http://schemas.openxmlformats.org/markup-compatibility/2006" xmlns:aink="http://schemas.microsoft.com/office/drawing/2016/ink" xmlns:am3d="http://schemas.microsoft.com/office/drawing/2017/model3d" xmlns:o="urn:schemas-microsoft-com:office:office" xmlns:oel="http://schemas.microsoft.com/office/2019/extlst" xmlns:r="http://schemas.openxmlformats.org/officeDocument/2006/relationships" xmlns:m="http://schemas.openxmlformats.org/officeDocument/2006/math" xmlns:v="urn:schemas-microsoft-com:vml" xmlns:wp14="http://schemas.microsoft.com/office/word/2010/wordprocessingDrawing" xmlns:wp="http://schemas.openxmlformats.org/drawingml/2006/wordprocessingDrawing" xmlns:w10="urn:schemas-microsoft-com:office:word" xmlns:w="http://schemas.openxmlformats.org/wordprocessingml/2006/main" xmlns:w14="http://schemas.microsoft.com/office/word/2010/wordml" xmlns:w15="http://schemas.microsoft.com/office/word/2012/wordml" xmlns:w16cex="http://schemas.microsoft.com/office/word/2018/wordml/cex" xmlns:w16cid="http://schemas.microsoft.com/office/word/2016/wordml/cid" xmlns:w16="http://schemas.microsoft.com/office/word/2018/wordml" xmlns:w16du="http://schemas.microsoft.com/office/word/2023/wordml/word16du" xmlns:w16sdtdh="http://schemas.microsoft.com/office/word/2020/wordml/sdtdatahash" xmlns:w16sdtfl="http://schemas.microsoft.com/office/word/2024/wordml/sdtformatlock" xmlns:w16se="http://schemas.microsoft.com/office/word/2015/wordml/symex" xmlns:wpg="http://schemas.microsoft.com/office/word/2010/wordprocessingGroup" xmlns:wpi="http://schemas.microsoft.com/office/word/2010/wordprocessingInk" xmlns:wne="http://schemas.microsoft.com/office/word/2006/wordml" xmlns:wps="http://schemas.microsoft.com/office/word/2010/wordprocessingShape" mc:Ignorable="w14 w15 w16se w16cid w16 w16cex w16sdtdh w16sdtfl w16du wp14">
-  <w:p>
-    <w:pPr>
       <w:tabs>
         <w:tab w:val="left" w:pos="0"/>
         <w:tab w:val="right" w:pos="8900"/>
@@ -7113,20 +4496,16 @@
       </w:rPr>
     </w:pPr>
     <w:r>
-      <w:rPr>
-        <w:noProof/>
-      </w:rPr>
       <w:drawing>
-        <wp:inline distT="0" distB="0" distL="0" distR="0" wp14:anchorId="4AD4271C" wp14:editId="47ED483F">
+        <wp:inline xmlns:a="http://schemas.openxmlformats.org/drawingml/2006/main" xmlns:pic="http://schemas.openxmlformats.org/drawingml/2006/picture">
           <wp:extent cx="576000" cy="459360"/>
-          <wp:effectExtent l="0" t="0" r="0" b="0"/>
           <wp:docPr id="1" name="ARGOS framework mark" descr="ARGOS framework mark"/>
           <wp:cNvGraphicFramePr>
-            <a:graphicFrameLocks xmlns:a="http://schemas.openxmlformats.org/drawingml/2006/main" noChangeAspect="1"/>
+            <a:graphicFrameLocks noChangeAspect="1"/>
           </wp:cNvGraphicFramePr>
-          <a:graphic xmlns:a="http://schemas.openxmlformats.org/drawingml/2006/main">
+          <a:graphic>
             <a:graphicData uri="http://schemas.openxmlformats.org/drawingml/2006/picture">
-              <pic:pic xmlns:pic="http://schemas.openxmlformats.org/drawingml/2006/picture">
+              <pic:pic>
                 <pic:nvPicPr>
                   <pic:cNvPr id="0" name="argos-mark-transparent.png"/>
                   <pic:cNvPicPr/>
@@ -7142,9 +4521,7 @@
                     <a:off x="0" y="0"/>
                     <a:ext cx="576000" cy="459360"/>
                   </a:xfrm>
-                  <a:prstGeom prst="rect">
-                    <a:avLst/>
-                  </a:prstGeom>
+                  <a:prstGeom prst="rect"/>
                 </pic:spPr>
               </pic:pic>
             </a:graphicData>
@@ -7269,16 +4646,6 @@
 </w:ftr>
 </file>
 
-<file path=word/footer3.xml><?xml version="1.0" encoding="utf-8"?>
-<w:ftr xmlns:wpc="http://schemas.microsoft.com/office/word/2010/wordprocessingCanvas" xmlns:cx="http://schemas.microsoft.com/office/drawing/2014/chartex" xmlns:cx1="http://schemas.microsoft.com/office/drawing/2015/9/8/chartex" xmlns:cx2="http://schemas.microsoft.com/office/drawing/2015/10/21/chartex" xmlns:cx3="http://schemas.microsoft.com/office/drawing/2016/5/9/chartex" xmlns:cx4="http://schemas.microsoft.com/office/drawing/2016/5/10/chartex" xmlns:cx5="http://schemas.microsoft.com/office/drawing/2016/5/11/chartex" xmlns:cx6="http://schemas.microsoft.com/office/drawing/2016/5/12/chartex" xmlns:cx7="http://schemas.microsoft.com/office/drawing/2016/5/13/chartex" xmlns:cx8="http://schemas.microsoft.com/office/drawing/2016/5/14/chartex" xmlns:mc="http://schemas.openxmlformats.org/markup-compatibility/2006" xmlns:aink="http://schemas.microsoft.com/office/drawing/2016/ink" xmlns:am3d="http://schemas.microsoft.com/office/drawing/2017/model3d" xmlns:o="urn:schemas-microsoft-com:office:office" xmlns:oel="http://schemas.microsoft.com/office/2019/extlst" xmlns:r="http://schemas.openxmlformats.org/officeDocument/2006/relationships" xmlns:m="http://schemas.openxmlformats.org/officeDocument/2006/math" xmlns:v="urn:schemas-microsoft-com:vml" xmlns:wp14="http://schemas.microsoft.com/office/word/2010/wordprocessingDrawing" xmlns:wp="http://schemas.openxmlformats.org/drawingml/2006/wordprocessingDrawing" xmlns:w10="urn:schemas-microsoft-com:office:word" xmlns:w="http://schemas.openxmlformats.org/wordprocessingml/2006/main" xmlns:w14="http://schemas.microsoft.com/office/word/2010/wordml" xmlns:w15="http://schemas.microsoft.com/office/word/2012/wordml" xmlns:w16cex="http://schemas.microsoft.com/office/word/2018/wordml/cex" xmlns:w16cid="http://schemas.microsoft.com/office/word/2016/wordml/cid" xmlns:w16="http://schemas.microsoft.com/office/word/2018/wordml" xmlns:w16du="http://schemas.microsoft.com/office/word/2023/wordml/word16du" xmlns:w16sdtdh="http://schemas.microsoft.com/office/word/2020/wordml/sdtdatahash" xmlns:w16sdtfl="http://schemas.microsoft.com/office/word/2024/wordml/sdtformatlock" xmlns:w16se="http://schemas.microsoft.com/office/word/2015/wordml/symex" xmlns:wpg="http://schemas.microsoft.com/office/word/2010/wordprocessingGroup" xmlns:wpi="http://schemas.microsoft.com/office/word/2010/wordprocessingInk" xmlns:wne="http://schemas.microsoft.com/office/word/2006/wordml" xmlns:wps="http://schemas.microsoft.com/office/word/2010/wordprocessingShape" mc:Ignorable="w14 w15 w16se w16cid w16 w16cex w16sdtdh w16sdtfl w16du wp14">
-  <w:p>
-    <w:pPr>
-      <w:pStyle w:val="Piedepgina"/>
-    </w:pPr>
-  </w:p>
-</w:ftr>
-</file>
-
 <file path=word/footnotes.xml><?xml version="1.0" encoding="utf-8"?>
 <w:footnotes xmlns:wpc="http://schemas.microsoft.com/office/word/2010/wordprocessingCanvas" xmlns:cx="http://schemas.microsoft.com/office/drawing/2014/chartex" xmlns:cx1="http://schemas.microsoft.com/office/drawing/2015/9/8/chartex" xmlns:cx2="http://schemas.microsoft.com/office/drawing/2015/10/21/chartex" xmlns:cx3="http://schemas.microsoft.com/office/drawing/2016/5/9/chartex" xmlns:cx4="http://schemas.microsoft.com/office/drawing/2016/5/10/chartex" xmlns:cx5="http://schemas.microsoft.com/office/drawing/2016/5/11/chartex" xmlns:cx6="http://schemas.microsoft.com/office/drawing/2016/5/12/chartex" xmlns:cx7="http://schemas.microsoft.com/office/drawing/2016/5/13/chartex" xmlns:cx8="http://schemas.microsoft.com/office/drawing/2016/5/14/chartex" xmlns:mc="http://schemas.openxmlformats.org/markup-compatibility/2006" xmlns:aink="http://schemas.microsoft.com/office/drawing/2016/ink" xmlns:am3d="http://schemas.microsoft.com/office/drawing/2017/model3d" xmlns:o="urn:schemas-microsoft-com:office:office" xmlns:oel="http://schemas.microsoft.com/office/2019/extlst" xmlns:r="http://schemas.openxmlformats.org/officeDocument/2006/relationships" xmlns:m="http://schemas.openxmlformats.org/officeDocument/2006/math" xmlns:v="urn:schemas-microsoft-com:vml" xmlns:wp14="http://schemas.microsoft.com/office/word/2010/wordprocessingDrawing" xmlns:wp="http://schemas.openxmlformats.org/drawingml/2006/wordprocessingDrawing" xmlns:w10="urn:schemas-microsoft-com:office:word" xmlns:w="http://schemas.openxmlformats.org/wordprocessingml/2006/main" xmlns:w14="http://schemas.microsoft.com/office/word/2010/wordml" xmlns:w15="http://schemas.microsoft.com/office/word/2012/wordml" xmlns:w16cex="http://schemas.microsoft.com/office/word/2018/wordml/cex" xmlns:w16cid="http://schemas.microsoft.com/office/word/2016/wordml/cid" xmlns:w16="http://schemas.microsoft.com/office/word/2018/wordml" xmlns:w16du="http://schemas.microsoft.com/office/word/2023/wordml/word16du" xmlns:w16sdtdh="http://schemas.microsoft.com/office/word/2020/wordml/sdtdatahash" xmlns:w16sdtfl="http://schemas.microsoft.com/office/word/2024/wordml/sdtformatlock" xmlns:w16se="http://schemas.microsoft.com/office/word/2015/wordml/symex" xmlns:wpg="http://schemas.microsoft.com/office/word/2010/wordprocessingGroup" xmlns:wpi="http://schemas.microsoft.com/office/word/2010/wordprocessingInk" xmlns:wne="http://schemas.microsoft.com/office/word/2006/wordml" xmlns:wps="http://schemas.microsoft.com/office/word/2010/wordprocessingShape" mc:Ignorable="w14 w15 w16se w16cid w16 w16cex w16sdtdh w16sdtfl w16du wp14">
   <w:footnote w:type="separator" w:id="-1">
@@ -7315,7 +4682,7 @@
         <w:noProof/>
       </w:rPr>
       <w:pict w14:anchorId="19EBF1F2">
-        <v:shapetype id="_x0000_m1030" coordsize="21600,21600" o:spt="136" adj="10800" path="m@7,l@8,m@5,21600l@6,21600e">
+        <v:shapetype id="_x0000_t136" coordsize="21600,21600" o:spt="136" adj="10800" path="m@7,l@8,m@5,21600l@6,21600e">
           <v:formulas>
             <v:f eqn="sum #0 0 10800"/>
             <v:f eqn="prod #0 2 1"/>
@@ -7339,37 +4706,9 @@
           </v:handles>
           <o:lock v:ext="edit" text="t" shapetype="t"/>
         </v:shapetype>
-      </w:pict>
-    </w:r>
-    <w:r>
-      <w:rPr>
-        <w:noProof/>
-      </w:rPr>
-      <w:pict w14:anchorId="19EBF1F2">
-        <v:shape id="PowerPlusWaterMarkObject420430110" o:spid="_x0000_s1026" type="#_x0000_m1030" style="position:absolute;margin-left:0;margin-top:0;width:526.75pt;height:72.65pt;rotation:315;z-index:-251657216;mso-position-horizontal:center;mso-position-horizontal-relative:margin;mso-position-vertical:center;mso-position-vertical-relative:margin" o:spt="136" o:allowincell="f" adj="10800" path="m@7,l@8,m@5,21600l@6,21600e" fillcolor="silver" stroked="f">
+        <v:shape id="PowerPlusWaterMarkObject420430110" o:spid="_x0000_s1026" type="#_x0000_t136" style="position:absolute;margin-left:0;margin-top:0;width:526.75pt;height:72.65pt;rotation:315;z-index:-251655168;mso-position-horizontal:center;mso-position-horizontal-relative:margin;mso-position-vertical:center;mso-position-vertical-relative:margin" o:allowincell="f" fillcolor="silver" stroked="f">
           <v:fill opacity=".5"/>
-          <v:formulas>
-            <v:f eqn="sum #0 0 10800"/>
-            <v:f eqn="prod #0 2 1"/>
-            <v:f eqn="sum 21600 0 @1"/>
-            <v:f eqn="sum 0 0 @2"/>
-            <v:f eqn="sum 21600 0 @3"/>
-            <v:f eqn="if @0 @3 0"/>
-            <v:f eqn="if @0 21600 @1"/>
-            <v:f eqn="if @0 0 @2"/>
-            <v:f eqn="if @0 @4 21600"/>
-            <v:f eqn="mid @5 @6"/>
-            <v:f eqn="mid @8 @5"/>
-            <v:f eqn="mid @7 @8"/>
-            <v:f eqn="mid @6 @7"/>
-            <v:f eqn="sum @6 0 @5"/>
-          </v:formulas>
-          <v:path textpathok="t" o:connecttype="custom" o:connectlocs="@9,0;@10,10800;@11,21600;@12,10800" o:connectangles="270,180,90,0"/>
-          <v:textpath on="t" style="font-family:&quot;Calibri&quot;;font-size:1pt" fitshape="t" string="IGNACIO CEA FORNIÉS"/>
-          <v:handles>
-            <v:h position="#0,bottomRight" xrange="6629,14971"/>
-          </v:handles>
-          <o:lock v:ext="edit" text="t" shapetype="t"/>
+          <v:textpath style="font-family:&quot;Calibri&quot;;font-size:1pt" string="IGNACIO CEA FORNIÉS"/>
           <w10:wrap anchorx="margin" anchory="margin"/>
         </v:shape>
       </w:pict>
@@ -7389,7 +4728,7 @@
         <w:noProof/>
       </w:rPr>
       <w:pict w14:anchorId="762B70AF">
-        <v:shapetype id="_x0000_m1029" coordsize="21600,21600" o:spt="136" adj="10800" path="m@7,l@8,m@5,21600l@6,21600e">
+        <v:shapetype id="_x0000_t136" coordsize="21600,21600" o:spt="136" adj="10800" path="m@7,l@8,m@5,21600l@6,21600e">
           <v:formulas>
             <v:f eqn="sum #0 0 10800"/>
             <v:f eqn="prod #0 2 1"/>
@@ -7413,37 +4752,9 @@
           </v:handles>
           <o:lock v:ext="edit" text="t" shapetype="t"/>
         </v:shapetype>
-      </w:pict>
-    </w:r>
-    <w:r>
-      <w:rPr>
-        <w:noProof/>
-      </w:rPr>
-      <w:pict w14:anchorId="762B70AF">
-        <v:shape id="PowerPlusWaterMarkObject420430111" o:spid="_x0000_s1027" type="#_x0000_m1029" style="position:absolute;margin-left:0;margin-top:0;width:526.75pt;height:72.65pt;rotation:315;z-index:-251656192;mso-position-horizontal:center;mso-position-horizontal-relative:margin;mso-position-vertical:center;mso-position-vertical-relative:margin" o:spt="136" o:allowincell="f" adj="10800" path="m@7,l@8,m@5,21600l@6,21600e" fillcolor="silver" stroked="f">
+        <v:shape id="PowerPlusWaterMarkObject420430111" o:spid="_x0000_s1027" type="#_x0000_t136" style="position:absolute;margin-left:0;margin-top:0;width:526.75pt;height:72.65pt;rotation:315;z-index:-251653120;mso-position-horizontal:center;mso-position-horizontal-relative:margin;mso-position-vertical:center;mso-position-vertical-relative:margin" o:allowincell="f" fillcolor="silver" stroked="f">
           <v:fill opacity=".5"/>
-          <v:formulas>
-            <v:f eqn="sum #0 0 10800"/>
-            <v:f eqn="prod #0 2 1"/>
-            <v:f eqn="sum 21600 0 @1"/>
-            <v:f eqn="sum 0 0 @2"/>
-            <v:f eqn="sum 21600 0 @3"/>
-            <v:f eqn="if @0 @3 0"/>
-            <v:f eqn="if @0 21600 @1"/>
-            <v:f eqn="if @0 0 @2"/>
-            <v:f eqn="if @0 @4 21600"/>
-            <v:f eqn="mid @5 @6"/>
-            <v:f eqn="mid @8 @5"/>
-            <v:f eqn="mid @7 @8"/>
-            <v:f eqn="mid @6 @7"/>
-            <v:f eqn="sum @6 0 @5"/>
-          </v:formulas>
-          <v:path textpathok="t" o:connecttype="custom" o:connectlocs="@9,0;@10,10800;@11,21600;@12,10800" o:connectangles="270,180,90,0"/>
-          <v:textpath on="t" style="font-family:&quot;Calibri&quot;;font-size:1pt" fitshape="t" string="IGNACIO CEA FORNIÉS"/>
-          <v:handles>
-            <v:h position="#0,bottomRight" xrange="6629,14971"/>
-          </v:handles>
-          <o:lock v:ext="edit" text="t" shapetype="t"/>
+          <v:textpath style="font-family:&quot;Calibri&quot;;font-size:1pt" string="IGNACIO CEA FORNIÉS"/>
           <w10:wrap anchorx="margin" anchory="margin"/>
         </v:shape>
       </w:pict>
@@ -7457,13 +4768,14 @@
   <w:p>
     <w:pPr>
       <w:pStyle w:val="Encabezado"/>
+      <w:jc w:val="left"/>
     </w:pPr>
     <w:r>
       <w:rPr>
         <w:noProof/>
       </w:rPr>
       <w:pict w14:anchorId="14F611EF">
-        <v:shapetype id="_x0000_m1028" coordsize="21600,21600" o:spt="136" adj="10800" path="m@7,l@8,m@5,21600l@6,21600e">
+        <v:shapetype id="_x0000_t136" coordsize="21600,21600" o:spt="136" adj="10800" path="m@7,l@8,m@5,21600l@6,21600e">
           <v:formulas>
             <v:f eqn="sum #0 0 10800"/>
             <v:f eqn="prod #0 2 1"/>
@@ -7487,56 +4799,24 @@
           </v:handles>
           <o:lock v:ext="edit" text="t" shapetype="t"/>
         </v:shapetype>
-      </w:pict>
-    </w:r>
-    <w:r>
-      <w:rPr>
-        <w:noProof/>
-      </w:rPr>
-      <w:pict w14:anchorId="14F611EF">
-        <v:shape id="PowerPlusWaterMarkObject420430109" o:spid="_x0000_s1025" type="#_x0000_m1028" style="position:absolute;margin-left:0;margin-top:0;width:526.75pt;height:72.65pt;rotation:315;z-index:-251658240;mso-position-horizontal:center;mso-position-horizontal-relative:margin;mso-position-vertical:center;mso-position-vertical-relative:margin" o:spt="136" o:allowincell="f" adj="10800" path="m@7,l@8,m@5,21600l@6,21600e" fillcolor="silver" stroked="f">
+        <v:shape id="PowerPlusWaterMarkObject420430109" o:spid="_x0000_s1025" type="#_x0000_t136" style="position:absolute;margin-left:0;margin-top:0;width:526.75pt;height:72.65pt;rotation:315;z-index:-251657216;mso-position-horizontal:center;mso-position-horizontal-relative:margin;mso-position-vertical:center;mso-position-vertical-relative:margin" o:allowincell="f" fillcolor="silver" stroked="f">
           <v:fill opacity=".5"/>
-          <v:formulas>
-            <v:f eqn="sum #0 0 10800"/>
-            <v:f eqn="prod #0 2 1"/>
-            <v:f eqn="sum 21600 0 @1"/>
-            <v:f eqn="sum 0 0 @2"/>
-            <v:f eqn="sum 21600 0 @3"/>
-            <v:f eqn="if @0 @3 0"/>
-            <v:f eqn="if @0 21600 @1"/>
-            <v:f eqn="if @0 0 @2"/>
-            <v:f eqn="if @0 @4 21600"/>
-            <v:f eqn="mid @5 @6"/>
-            <v:f eqn="mid @8 @5"/>
-            <v:f eqn="mid @7 @8"/>
-            <v:f eqn="mid @6 @7"/>
-            <v:f eqn="sum @6 0 @5"/>
-          </v:formulas>
-          <v:path textpathok="t" o:connecttype="custom" o:connectlocs="@9,0;@10,10800;@11,21600;@12,10800" o:connectangles="270,180,90,0"/>
-          <v:textpath on="t" style="font-family:&quot;Calibri&quot;;font-size:1pt" fitshape="t" string="IGNACIO CEA FORNIÉS"/>
-          <v:handles>
-            <v:h position="#0,bottomRight" xrange="6629,14971"/>
-          </v:handles>
-          <o:lock v:ext="edit" text="t" shapetype="t"/>
+          <v:textpath style="font-family:&quot;Calibri&quot;;font-size:1pt" string="IGNACIO CEA FORNIÉS"/>
           <w10:wrap anchorx="margin" anchory="margin"/>
         </v:shape>
       </w:pict>
     </w:r>
     <w:r>
-      <w:rPr>
-        <w:noProof/>
-      </w:rPr>
       <w:drawing>
-        <wp:inline distT="0" distB="0" distL="0" distR="0" wp14:anchorId="74F96204" wp14:editId="1E321816">
+        <wp:inline xmlns:a="http://schemas.openxmlformats.org/drawingml/2006/main" xmlns:pic="http://schemas.openxmlformats.org/drawingml/2006/picture">
           <wp:extent cx="1512000" cy="1205820"/>
-          <wp:effectExtent l="0" t="0" r="0" b="0"/>
-          <wp:docPr id="1306261515" name="ARGOS framework mark" descr="ARGOS framework mark"/>
+          <wp:docPr id="1" name="ARGOS framework mark" descr="ARGOS framework mark"/>
           <wp:cNvGraphicFramePr>
-            <a:graphicFrameLocks xmlns:a="http://schemas.openxmlformats.org/drawingml/2006/main" noChangeAspect="1"/>
+            <a:graphicFrameLocks noChangeAspect="1"/>
           </wp:cNvGraphicFramePr>
-          <a:graphic xmlns:a="http://schemas.openxmlformats.org/drawingml/2006/main">
+          <a:graphic>
             <a:graphicData uri="http://schemas.openxmlformats.org/drawingml/2006/picture">
-              <pic:pic xmlns:pic="http://schemas.openxmlformats.org/drawingml/2006/picture">
+              <pic:pic>
                 <pic:nvPicPr>
                   <pic:cNvPr id="0" name="argos-mark-transparent.png"/>
                   <pic:cNvPicPr/>
@@ -7552,9 +4832,7 @@
                     <a:off x="0" y="0"/>
                     <a:ext cx="1512000" cy="1205820"/>
                   </a:xfrm>
-                  <a:prstGeom prst="rect">
-                    <a:avLst/>
-                  </a:prstGeom>
+                  <a:prstGeom prst="rect"/>
                 </pic:spPr>
               </pic:pic>
             </a:graphicData>
@@ -10503,19 +7781,19 @@
   <w:num w:numId="26" w16cid:durableId="846600881">
     <w:abstractNumId w:val="20"/>
   </w:num>
-  <w:num w:numId="27" w16cid:durableId="1059672306">
+  <w:num w:numId="27">
     <w:abstractNumId w:val="0"/>
   </w:num>
-  <w:num w:numId="28" w16cid:durableId="94520166">
+  <w:num w:numId="28">
     <w:abstractNumId w:val="0"/>
   </w:num>
-  <w:num w:numId="29" w16cid:durableId="1536043827">
+  <w:num w:numId="29">
     <w:abstractNumId w:val="6"/>
   </w:num>
-  <w:num w:numId="30" w16cid:durableId="1788616535">
+  <w:num w:numId="30">
     <w:abstractNumId w:val="0"/>
   </w:num>
-  <w:num w:numId="31" w16cid:durableId="171460263">
+  <w:num w:numId="31">
     <w:abstractNumId w:val="0"/>
   </w:num>
 </w:numbering>
@@ -10963,7 +8241,7 @@
         <w:top w:val="single" w:sz="4" w:space="1" w:color="4472C4" w:themeColor="accent1"/>
         <w:bottom w:val="single" w:sz="4" w:space="1" w:color="4472C4" w:themeColor="accent1"/>
       </w:pBdr>
-      <w:spacing w:before="280"/>
+      <w:spacing w:before="280" w:after="120"/>
       <w:outlineLvl w:val="1"/>
     </w:pPr>
     <w:rPr>
@@ -10985,7 +8263,7 @@
     <w:pPr>
       <w:keepNext/>
       <w:keepLines/>
-      <w:spacing w:before="40"/>
+      <w:spacing w:before="40" w:after="120"/>
       <w:outlineLvl w:val="2"/>
     </w:pPr>
     <w:rPr>
@@ -11194,6 +8472,7 @@
       <w:spacing w:line="240" w:lineRule="auto"/>
     </w:pPr>
     <w:rPr>
+      <w:sz w:val="20"/>
       <w:szCs w:val="20"/>
     </w:rPr>
   </w:style>
@@ -11249,6 +8528,7 @@
       <w:spacing w:after="0" w:line="240" w:lineRule="auto"/>
     </w:pPr>
     <w:rPr>
+      <w:sz w:val="20"/>
       <w:szCs w:val="20"/>
     </w:rPr>
   </w:style>
@@ -11450,6 +8730,7 @@
     </w:pPr>
     <w:rPr>
       <w:rFonts w:ascii="Courier New" w:eastAsia="Times New Roman" w:hAnsi="Courier New" w:cs="Courier New"/>
+      <w:sz w:val="20"/>
       <w:szCs w:val="20"/>
       <w:lang w:eastAsia="es-ES"/>
     </w:rPr>
@@ -11482,6 +8763,7 @@
     <w:rPr>
       <w:rFonts w:cstheme="minorHAnsi"/>
       <w:smallCaps/>
+      <w:sz w:val="20"/>
       <w:szCs w:val="20"/>
     </w:rPr>
   </w:style>

--- a/docs/ZX81Data/ZX80_ZX81_DEBUG_File_Format.docx
+++ b/docs/ZX81Data/ZX80_ZX81_DEBUG_File_Format.docx
@@ -4,17 +4,18 @@
   <w:body>
     <w:sdt>
       <w:sdtPr>
+        <w:rPr>
+          <w:rFonts w:eastAsiaTheme="minorHAnsi"/>
+          <w:sz w:val="20"/>
+          <w:lang w:eastAsia="en-US"/>
+        </w:rPr>
         <w:id w:val="-115831964"/>
         <w:docPartObj>
           <w:docPartGallery w:val="Cover Pages"/>
           <w:docPartUnique/>
         </w:docPartObj>
       </w:sdtPr>
-      <w:sdtEndPr>
-        <w:rPr>
-          <w:lang w:eastAsia="en-US"/>
-        </w:rPr>
-      </w:sdtEndPr>
+      <w:sdtEndPr/>
       <w:sdtContent>
         <w:p>
           <w:pPr>
@@ -122,6 +123,7 @@
                                     <w:dataBinding w:prefixMappings="xmlns:ns0='http://purl.org/dc/elements/1.1/' xmlns:ns1='http://schemas.openxmlformats.org/package/2006/metadata/core-properties' " w:xpath="/ns1:coreProperties[1]/ns0:title[1]" w:storeItemID="{6C3C8BC8-F283-45AE-878A-BAB7291924A1}"/>
                                     <w:text/>
                                   </w:sdtPr>
+                                  <w:sdtEndPr/>
                                   <w:sdtContent>
                                     <w:r>
                                       <w:rPr>
@@ -148,6 +150,7 @@
                                   <w:dataBinding w:prefixMappings="xmlns:ns0='http://purl.org/dc/elements/1.1/' xmlns:ns1='http://schemas.openxmlformats.org/package/2006/metadata/core-properties' " w:xpath="/ns1:coreProperties[1]/ns0:subject[1]" w:storeItemID="{6C3C8BC8-F283-45AE-878A-BAB7291924A1}"/>
                                   <w:text/>
                                 </w:sdtPr>
+                                <w:sdtEndPr/>
                                 <w:sdtContent>
                                   <w:p>
                                     <w:pPr>
@@ -167,7 +170,7 @@
                                         <w:sz w:val="28"/>
                                         <w:szCs w:val="28"/>
                                       </w:rPr>
-                                      <w:t>Structure, CPU-generated video, and simulated peripherals</w:t>
+                                      <w:t>EMULATORS deep-debug file format</w:t>
                                     </w:r>
                                   </w:p>
                                 </w:sdtContent>
@@ -186,6 +189,7 @@
                                   <w:dataBinding w:prefixMappings="xmlns:ns0='http://purl.org/dc/elements/1.1/' xmlns:ns1='http://schemas.openxmlformats.org/package/2006/metadata/core-properties' " w:xpath="/ns1:coreProperties[1]/ns0:creator[1]" w:storeItemID="{6C3C8BC8-F283-45AE-878A-BAB7291924A1}"/>
                                   <w:text/>
                                 </w:sdtPr>
+                                <w:sdtEndPr/>
                                 <w:sdtContent>
                                   <w:p>
                                     <w:pPr>
@@ -262,6 +266,7 @@
                               <w:dataBinding w:prefixMappings="xmlns:ns0='http://purl.org/dc/elements/1.1/' xmlns:ns1='http://schemas.openxmlformats.org/package/2006/metadata/core-properties' " w:xpath="/ns1:coreProperties[1]/ns0:title[1]" w:storeItemID="{6C3C8BC8-F283-45AE-878A-BAB7291924A1}"/>
                               <w:text/>
                             </w:sdtPr>
+                            <w:sdtEndPr/>
                             <w:sdtContent>
                               <w:r>
                                 <w:rPr>
@@ -288,6 +293,7 @@
                             <w:dataBinding w:prefixMappings="xmlns:ns0='http://purl.org/dc/elements/1.1/' xmlns:ns1='http://schemas.openxmlformats.org/package/2006/metadata/core-properties' " w:xpath="/ns1:coreProperties[1]/ns0:subject[1]" w:storeItemID="{6C3C8BC8-F283-45AE-878A-BAB7291924A1}"/>
                             <w:text/>
                           </w:sdtPr>
+                          <w:sdtEndPr/>
                           <w:sdtContent>
                             <w:p>
                               <w:pPr>
@@ -307,7 +313,7 @@
                                   <w:sz w:val="28"/>
                                   <w:szCs w:val="28"/>
                                 </w:rPr>
-                                <w:t>Structure, CPU-generated video, and simulated peripherals</w:t>
+                                <w:t>EMULATORS deep-debug file format</w:t>
                               </w:r>
                             </w:p>
                           </w:sdtContent>
@@ -326,6 +332,7 @@
                             <w:dataBinding w:prefixMappings="xmlns:ns0='http://purl.org/dc/elements/1.1/' xmlns:ns1='http://schemas.openxmlformats.org/package/2006/metadata/core-properties' " w:xpath="/ns1:coreProperties[1]/ns0:creator[1]" w:storeItemID="{6C3C8BC8-F283-45AE-878A-BAB7291924A1}"/>
                             <w:text/>
                           </w:sdtPr>
+                          <w:sdtEndPr/>
                           <w:sdtContent>
                             <w:p>
                               <w:pPr>
@@ -443,6 +450,7 @@
                                     <w:calendar w:val="gregorian"/>
                                   </w:date>
                                 </w:sdtPr>
+                                <w:sdtEndPr/>
                                 <w:sdtContent>
                                   <w:p>
                                     <w:pPr>
@@ -509,6 +517,7 @@
                               <w:calendar w:val="gregorian"/>
                             </w:date>
                           </w:sdtPr>
+                          <w:sdtEndPr/>
                           <w:sdtContent>
                             <w:p>
                               <w:pPr>
@@ -551,13 +560,33 @@
     <w:p>
       <w:pPr>
         <w:pStyle w:val="Ttulo1"/>
-        <w:keepNext/>
-      </w:pPr>
-      <w:r>
+      </w:pPr>
+      <w:bookmarkStart w:id="0" w:name="_Toc242035084"/>
+      <w:r>
+        <w:lastRenderedPageBreak/>
         <w:t>Contents</w:t>
       </w:r>
-    </w:p>
-    <w:p>
+      <w:bookmarkEnd w:id="0"/>
+    </w:p>
+    <w:p>
+      <w:pPr>
+        <w:pStyle w:val="TDC2"/>
+        <w:tabs>
+          <w:tab w:val="right" w:leader="dot" w:pos="8494"/>
+        </w:tabs>
+        <w:rPr>
+          <w:rFonts w:eastAsiaTheme="minorEastAsia" w:cstheme="minorBidi"/>
+          <w:b w:val="0"/>
+          <w:bCs w:val="0"/>
+          <w:smallCaps w:val="0"/>
+          <w:noProof/>
+          <w:kern w:val="2"/>
+          <w:sz w:val="24"/>
+          <w:szCs w:val="24"/>
+          <w:lang w:eastAsia="es-ES"/>
+          <w14:ligatures w14:val="standardContextual"/>
+        </w:rPr>
+      </w:pPr>
       <w:r>
         <w:fldChar w:fldCharType="begin"/>
       </w:r>
@@ -567,9 +596,3211 @@
       <w:r>
         <w:fldChar w:fldCharType="separate"/>
       </w:r>
-      <w:r>
-        <w:t>Actualice los campos para generar el índice.</w:t>
-      </w:r>
+      <w:hyperlink w:anchor="_Toc242035084" w:history="1">
+        <w:r>
+          <w:rPr>
+            <w:rStyle w:val="Hipervnculo"/>
+            <w:noProof/>
+          </w:rPr>
+          <w:t>Contents</w:t>
+        </w:r>
+        <w:r>
+          <w:rPr>
+            <w:noProof/>
+            <w:webHidden/>
+          </w:rPr>
+          <w:tab/>
+        </w:r>
+        <w:r>
+          <w:rPr>
+            <w:noProof/>
+            <w:webHidden/>
+          </w:rPr>
+          <w:fldChar w:fldCharType="begin"/>
+        </w:r>
+        <w:r>
+          <w:rPr>
+            <w:noProof/>
+            <w:webHidden/>
+          </w:rPr>
+          <w:instrText xml:space="preserve"> PAGEREF _Toc242035084 \h </w:instrText>
+        </w:r>
+        <w:r>
+          <w:rPr>
+            <w:noProof/>
+            <w:webHidden/>
+          </w:rPr>
+        </w:r>
+        <w:r>
+          <w:rPr>
+            <w:noProof/>
+            <w:webHidden/>
+          </w:rPr>
+          <w:fldChar w:fldCharType="separate"/>
+        </w:r>
+        <w:r>
+          <w:rPr>
+            <w:noProof/>
+            <w:webHidden/>
+          </w:rPr>
+          <w:t>1</w:t>
+        </w:r>
+        <w:r>
+          <w:rPr>
+            <w:noProof/>
+            <w:webHidden/>
+          </w:rPr>
+          <w:fldChar w:fldCharType="end"/>
+        </w:r>
+      </w:hyperlink>
+    </w:p>
+    <w:p>
+      <w:pPr>
+        <w:pStyle w:val="TDC1"/>
+        <w:tabs>
+          <w:tab w:val="right" w:leader="dot" w:pos="8494"/>
+        </w:tabs>
+        <w:rPr>
+          <w:rFonts w:eastAsiaTheme="minorEastAsia" w:cstheme="minorBidi"/>
+          <w:b w:val="0"/>
+          <w:bCs w:val="0"/>
+          <w:caps w:val="0"/>
+          <w:noProof/>
+          <w:kern w:val="2"/>
+          <w:sz w:val="24"/>
+          <w:szCs w:val="24"/>
+          <w:u w:val="none"/>
+          <w:lang w:eastAsia="es-ES"/>
+          <w14:ligatures w14:val="standardContextual"/>
+        </w:rPr>
+      </w:pPr>
+      <w:hyperlink w:anchor="_Toc242035085" w:history="1">
+        <w:r>
+          <w:rPr>
+            <w:rStyle w:val="Hipervnculo"/>
+            <w:noProof/>
+          </w:rPr>
+          <w:t>Foreword</w:t>
+        </w:r>
+        <w:r>
+          <w:rPr>
+            <w:noProof/>
+            <w:webHidden/>
+          </w:rPr>
+          <w:tab/>
+        </w:r>
+        <w:r>
+          <w:rPr>
+            <w:noProof/>
+            <w:webHidden/>
+          </w:rPr>
+          <w:fldChar w:fldCharType="begin"/>
+        </w:r>
+        <w:r>
+          <w:rPr>
+            <w:noProof/>
+            <w:webHidden/>
+          </w:rPr>
+          <w:instrText xml:space="preserve"> PAGEREF _Toc242035085 \h </w:instrText>
+        </w:r>
+        <w:r>
+          <w:rPr>
+            <w:noProof/>
+            <w:webHidden/>
+          </w:rPr>
+        </w:r>
+        <w:r>
+          <w:rPr>
+            <w:noProof/>
+            <w:webHidden/>
+          </w:rPr>
+          <w:fldChar w:fldCharType="separate"/>
+        </w:r>
+        <w:r>
+          <w:rPr>
+            <w:noProof/>
+            <w:webHidden/>
+          </w:rPr>
+          <w:t>3</w:t>
+        </w:r>
+        <w:r>
+          <w:rPr>
+            <w:noProof/>
+            <w:webHidden/>
+          </w:rPr>
+          <w:fldChar w:fldCharType="end"/>
+        </w:r>
+      </w:hyperlink>
+    </w:p>
+    <w:p>
+      <w:pPr>
+        <w:pStyle w:val="TDC1"/>
+        <w:tabs>
+          <w:tab w:val="right" w:leader="dot" w:pos="8494"/>
+        </w:tabs>
+        <w:rPr>
+          <w:rFonts w:eastAsiaTheme="minorEastAsia" w:cstheme="minorBidi"/>
+          <w:b w:val="0"/>
+          <w:bCs w:val="0"/>
+          <w:caps w:val="0"/>
+          <w:noProof/>
+          <w:kern w:val="2"/>
+          <w:sz w:val="24"/>
+          <w:szCs w:val="24"/>
+          <w:u w:val="none"/>
+          <w:lang w:eastAsia="es-ES"/>
+          <w14:ligatures w14:val="standardContextual"/>
+        </w:rPr>
+      </w:pPr>
+      <w:hyperlink w:anchor="_Toc242035086" w:history="1">
+        <w:r>
+          <w:rPr>
+            <w:rStyle w:val="Hipervnculo"/>
+            <w:noProof/>
+          </w:rPr>
+          <w:t>1. Purpose, scope, and models</w:t>
+        </w:r>
+        <w:r>
+          <w:rPr>
+            <w:noProof/>
+            <w:webHidden/>
+          </w:rPr>
+          <w:tab/>
+        </w:r>
+        <w:r>
+          <w:rPr>
+            <w:noProof/>
+            <w:webHidden/>
+          </w:rPr>
+          <w:fldChar w:fldCharType="begin"/>
+        </w:r>
+        <w:r>
+          <w:rPr>
+            <w:noProof/>
+            <w:webHidden/>
+          </w:rPr>
+          <w:instrText xml:space="preserve"> PAGEREF _Toc242035086 \h </w:instrText>
+        </w:r>
+        <w:r>
+          <w:rPr>
+            <w:noProof/>
+            <w:webHidden/>
+          </w:rPr>
+        </w:r>
+        <w:r>
+          <w:rPr>
+            <w:noProof/>
+            <w:webHidden/>
+          </w:rPr>
+          <w:fldChar w:fldCharType="separate"/>
+        </w:r>
+        <w:r>
+          <w:rPr>
+            <w:noProof/>
+            <w:webHidden/>
+          </w:rPr>
+          <w:t>4</w:t>
+        </w:r>
+        <w:r>
+          <w:rPr>
+            <w:noProof/>
+            <w:webHidden/>
+          </w:rPr>
+          <w:fldChar w:fldCharType="end"/>
+        </w:r>
+      </w:hyperlink>
+    </w:p>
+    <w:p>
+      <w:pPr>
+        <w:pStyle w:val="TDC2"/>
+        <w:tabs>
+          <w:tab w:val="right" w:leader="dot" w:pos="8494"/>
+        </w:tabs>
+        <w:rPr>
+          <w:rFonts w:eastAsiaTheme="minorEastAsia" w:cstheme="minorBidi"/>
+          <w:b w:val="0"/>
+          <w:bCs w:val="0"/>
+          <w:smallCaps w:val="0"/>
+          <w:noProof/>
+          <w:kern w:val="2"/>
+          <w:sz w:val="24"/>
+          <w:szCs w:val="24"/>
+          <w:lang w:eastAsia="es-ES"/>
+          <w14:ligatures w14:val="standardContextual"/>
+        </w:rPr>
+      </w:pPr>
+      <w:hyperlink w:anchor="_Toc242035087" w:history="1">
+        <w:r>
+          <w:rPr>
+            <w:rStyle w:val="Hipervnculo"/>
+            <w:noProof/>
+          </w:rPr>
+          <w:t>1.1 Scope of this guide</w:t>
+        </w:r>
+        <w:r>
+          <w:rPr>
+            <w:noProof/>
+            <w:webHidden/>
+          </w:rPr>
+          <w:tab/>
+        </w:r>
+        <w:r>
+          <w:rPr>
+            <w:noProof/>
+            <w:webHidden/>
+          </w:rPr>
+          <w:fldChar w:fldCharType="begin"/>
+        </w:r>
+        <w:r>
+          <w:rPr>
+            <w:noProof/>
+            <w:webHidden/>
+          </w:rPr>
+          <w:instrText xml:space="preserve"> PAGEREF _Toc242035087 \h </w:instrText>
+        </w:r>
+        <w:r>
+          <w:rPr>
+            <w:noProof/>
+            <w:webHidden/>
+          </w:rPr>
+        </w:r>
+        <w:r>
+          <w:rPr>
+            <w:noProof/>
+            <w:webHidden/>
+          </w:rPr>
+          <w:fldChar w:fldCharType="separate"/>
+        </w:r>
+        <w:r>
+          <w:rPr>
+            <w:noProof/>
+            <w:webHidden/>
+          </w:rPr>
+          <w:t>4</w:t>
+        </w:r>
+        <w:r>
+          <w:rPr>
+            <w:noProof/>
+            <w:webHidden/>
+          </w:rPr>
+          <w:fldChar w:fldCharType="end"/>
+        </w:r>
+      </w:hyperlink>
+    </w:p>
+    <w:p>
+      <w:pPr>
+        <w:pStyle w:val="TDC1"/>
+        <w:tabs>
+          <w:tab w:val="right" w:leader="dot" w:pos="8494"/>
+        </w:tabs>
+        <w:rPr>
+          <w:rFonts w:eastAsiaTheme="minorEastAsia" w:cstheme="minorBidi"/>
+          <w:b w:val="0"/>
+          <w:bCs w:val="0"/>
+          <w:caps w:val="0"/>
+          <w:noProof/>
+          <w:kern w:val="2"/>
+          <w:sz w:val="24"/>
+          <w:szCs w:val="24"/>
+          <w:u w:val="none"/>
+          <w:lang w:eastAsia="es-ES"/>
+          <w14:ligatures w14:val="standardContextual"/>
+        </w:rPr>
+      </w:pPr>
+      <w:hyperlink w:anchor="_Toc242035088" w:history="1">
+        <w:r>
+          <w:rPr>
+            <w:rStyle w:val="Hipervnculo"/>
+            <w:noProof/>
+          </w:rPr>
+          <w:t>2. Activation and producer selection</w:t>
+        </w:r>
+        <w:r>
+          <w:rPr>
+            <w:noProof/>
+            <w:webHidden/>
+          </w:rPr>
+          <w:tab/>
+        </w:r>
+        <w:r>
+          <w:rPr>
+            <w:noProof/>
+            <w:webHidden/>
+          </w:rPr>
+          <w:fldChar w:fldCharType="begin"/>
+        </w:r>
+        <w:r>
+          <w:rPr>
+            <w:noProof/>
+            <w:webHidden/>
+          </w:rPr>
+          <w:instrText xml:space="preserve"> PAGEREF _Toc242035088 \h </w:instrText>
+        </w:r>
+        <w:r>
+          <w:rPr>
+            <w:noProof/>
+            <w:webHidden/>
+          </w:rPr>
+        </w:r>
+        <w:r>
+          <w:rPr>
+            <w:noProof/>
+            <w:webHidden/>
+          </w:rPr>
+          <w:fldChar w:fldCharType="separate"/>
+        </w:r>
+        <w:r>
+          <w:rPr>
+            <w:noProof/>
+            <w:webHidden/>
+          </w:rPr>
+          <w:t>5</w:t>
+        </w:r>
+        <w:r>
+          <w:rPr>
+            <w:noProof/>
+            <w:webHidden/>
+          </w:rPr>
+          <w:fldChar w:fldCharType="end"/>
+        </w:r>
+      </w:hyperlink>
+    </w:p>
+    <w:p>
+      <w:pPr>
+        <w:pStyle w:val="TDC2"/>
+        <w:tabs>
+          <w:tab w:val="right" w:leader="dot" w:pos="8494"/>
+        </w:tabs>
+        <w:rPr>
+          <w:rFonts w:eastAsiaTheme="minorEastAsia" w:cstheme="minorBidi"/>
+          <w:b w:val="0"/>
+          <w:bCs w:val="0"/>
+          <w:smallCaps w:val="0"/>
+          <w:noProof/>
+          <w:kern w:val="2"/>
+          <w:sz w:val="24"/>
+          <w:szCs w:val="24"/>
+          <w:lang w:eastAsia="es-ES"/>
+          <w14:ligatures w14:val="standardContextual"/>
+        </w:rPr>
+      </w:pPr>
+      <w:hyperlink w:anchor="_Toc242035089" w:history="1">
+        <w:r>
+          <w:rPr>
+            <w:rStyle w:val="Hipervnculo"/>
+            <w:noProof/>
+          </w:rPr>
+          <w:t>2.1 Console command</w:t>
+        </w:r>
+        <w:r>
+          <w:rPr>
+            <w:noProof/>
+            <w:webHidden/>
+          </w:rPr>
+          <w:tab/>
+        </w:r>
+        <w:r>
+          <w:rPr>
+            <w:noProof/>
+            <w:webHidden/>
+          </w:rPr>
+          <w:fldChar w:fldCharType="begin"/>
+        </w:r>
+        <w:r>
+          <w:rPr>
+            <w:noProof/>
+            <w:webHidden/>
+          </w:rPr>
+          <w:instrText xml:space="preserve"> PAGEREF _Toc242035089 \h </w:instrText>
+        </w:r>
+        <w:r>
+          <w:rPr>
+            <w:noProof/>
+            <w:webHidden/>
+          </w:rPr>
+        </w:r>
+        <w:r>
+          <w:rPr>
+            <w:noProof/>
+            <w:webHidden/>
+          </w:rPr>
+          <w:fldChar w:fldCharType="separate"/>
+        </w:r>
+        <w:r>
+          <w:rPr>
+            <w:noProof/>
+            <w:webHidden/>
+          </w:rPr>
+          <w:t>5</w:t>
+        </w:r>
+        <w:r>
+          <w:rPr>
+            <w:noProof/>
+            <w:webHidden/>
+          </w:rPr>
+          <w:fldChar w:fldCharType="end"/>
+        </w:r>
+      </w:hyperlink>
+    </w:p>
+    <w:p>
+      <w:pPr>
+        <w:pStyle w:val="TDC2"/>
+        <w:tabs>
+          <w:tab w:val="right" w:leader="dot" w:pos="8494"/>
+        </w:tabs>
+        <w:rPr>
+          <w:rFonts w:eastAsiaTheme="minorEastAsia" w:cstheme="minorBidi"/>
+          <w:b w:val="0"/>
+          <w:bCs w:val="0"/>
+          <w:smallCaps w:val="0"/>
+          <w:noProof/>
+          <w:kern w:val="2"/>
+          <w:sz w:val="24"/>
+          <w:szCs w:val="24"/>
+          <w:lang w:eastAsia="es-ES"/>
+          <w14:ligatures w14:val="standardContextual"/>
+        </w:rPr>
+      </w:pPr>
+      <w:hyperlink w:anchor="_Toc242035090" w:history="1">
+        <w:r>
+          <w:rPr>
+            <w:rStyle w:val="Hipervnculo"/>
+            <w:noProof/>
+          </w:rPr>
+          <w:t>2.2 Conditions and special paths</w:t>
+        </w:r>
+        <w:r>
+          <w:rPr>
+            <w:noProof/>
+            <w:webHidden/>
+          </w:rPr>
+          <w:tab/>
+        </w:r>
+        <w:r>
+          <w:rPr>
+            <w:noProof/>
+            <w:webHidden/>
+          </w:rPr>
+          <w:fldChar w:fldCharType="begin"/>
+        </w:r>
+        <w:r>
+          <w:rPr>
+            <w:noProof/>
+            <w:webHidden/>
+          </w:rPr>
+          <w:instrText xml:space="preserve"> PAGEREF _Toc242035090 \h </w:instrText>
+        </w:r>
+        <w:r>
+          <w:rPr>
+            <w:noProof/>
+            <w:webHidden/>
+          </w:rPr>
+        </w:r>
+        <w:r>
+          <w:rPr>
+            <w:noProof/>
+            <w:webHidden/>
+          </w:rPr>
+          <w:fldChar w:fldCharType="separate"/>
+        </w:r>
+        <w:r>
+          <w:rPr>
+            <w:noProof/>
+            <w:webHidden/>
+          </w:rPr>
+          <w:t>5</w:t>
+        </w:r>
+        <w:r>
+          <w:rPr>
+            <w:noProof/>
+            <w:webHidden/>
+          </w:rPr>
+          <w:fldChar w:fldCharType="end"/>
+        </w:r>
+      </w:hyperlink>
+    </w:p>
+    <w:p>
+      <w:pPr>
+        <w:pStyle w:val="TDC1"/>
+        <w:tabs>
+          <w:tab w:val="right" w:leader="dot" w:pos="8494"/>
+        </w:tabs>
+        <w:rPr>
+          <w:rFonts w:eastAsiaTheme="minorEastAsia" w:cstheme="minorBidi"/>
+          <w:b w:val="0"/>
+          <w:bCs w:val="0"/>
+          <w:caps w:val="0"/>
+          <w:noProof/>
+          <w:kern w:val="2"/>
+          <w:sz w:val="24"/>
+          <w:szCs w:val="24"/>
+          <w:u w:val="none"/>
+          <w:lang w:eastAsia="es-ES"/>
+          <w14:ligatures w14:val="standardContextual"/>
+        </w:rPr>
+      </w:pPr>
+      <w:hyperlink w:anchor="_Toc242035091" w:history="1">
+        <w:r>
+          <w:rPr>
+            <w:rStyle w:val="Hipervnculo"/>
+            <w:noProof/>
+          </w:rPr>
+          <w:t>3. Common file structure</w:t>
+        </w:r>
+        <w:r>
+          <w:rPr>
+            <w:noProof/>
+            <w:webHidden/>
+          </w:rPr>
+          <w:tab/>
+        </w:r>
+        <w:r>
+          <w:rPr>
+            <w:noProof/>
+            <w:webHidden/>
+          </w:rPr>
+          <w:fldChar w:fldCharType="begin"/>
+        </w:r>
+        <w:r>
+          <w:rPr>
+            <w:noProof/>
+            <w:webHidden/>
+          </w:rPr>
+          <w:instrText xml:space="preserve"> PAGEREF _Toc242035091 \h </w:instrText>
+        </w:r>
+        <w:r>
+          <w:rPr>
+            <w:noProof/>
+            <w:webHidden/>
+          </w:rPr>
+        </w:r>
+        <w:r>
+          <w:rPr>
+            <w:noProof/>
+            <w:webHidden/>
+          </w:rPr>
+          <w:fldChar w:fldCharType="separate"/>
+        </w:r>
+        <w:r>
+          <w:rPr>
+            <w:noProof/>
+            <w:webHidden/>
+          </w:rPr>
+          <w:t>6</w:t>
+        </w:r>
+        <w:r>
+          <w:rPr>
+            <w:noProof/>
+            <w:webHidden/>
+          </w:rPr>
+          <w:fldChar w:fldCharType="end"/>
+        </w:r>
+      </w:hyperlink>
+    </w:p>
+    <w:p>
+      <w:pPr>
+        <w:pStyle w:val="TDC2"/>
+        <w:tabs>
+          <w:tab w:val="right" w:leader="dot" w:pos="8494"/>
+        </w:tabs>
+        <w:rPr>
+          <w:rFonts w:eastAsiaTheme="minorEastAsia" w:cstheme="minorBidi"/>
+          <w:b w:val="0"/>
+          <w:bCs w:val="0"/>
+          <w:smallCaps w:val="0"/>
+          <w:noProof/>
+          <w:kern w:val="2"/>
+          <w:sz w:val="24"/>
+          <w:szCs w:val="24"/>
+          <w:lang w:eastAsia="es-ES"/>
+          <w14:ligatures w14:val="standardContextual"/>
+        </w:rPr>
+      </w:pPr>
+      <w:hyperlink w:anchor="_Toc242035092" w:history="1">
+        <w:r>
+          <w:rPr>
+            <w:rStyle w:val="Hipervnculo"/>
+            <w:noProof/>
+          </w:rPr>
+          <w:t>3.1 Physical hierarchy</w:t>
+        </w:r>
+        <w:r>
+          <w:rPr>
+            <w:noProof/>
+            <w:webHidden/>
+          </w:rPr>
+          <w:tab/>
+        </w:r>
+        <w:r>
+          <w:rPr>
+            <w:noProof/>
+            <w:webHidden/>
+          </w:rPr>
+          <w:fldChar w:fldCharType="begin"/>
+        </w:r>
+        <w:r>
+          <w:rPr>
+            <w:noProof/>
+            <w:webHidden/>
+          </w:rPr>
+          <w:instrText xml:space="preserve"> PAGEREF _Toc242035092 \h </w:instrText>
+        </w:r>
+        <w:r>
+          <w:rPr>
+            <w:noProof/>
+            <w:webHidden/>
+          </w:rPr>
+        </w:r>
+        <w:r>
+          <w:rPr>
+            <w:noProof/>
+            <w:webHidden/>
+          </w:rPr>
+          <w:fldChar w:fldCharType="separate"/>
+        </w:r>
+        <w:r>
+          <w:rPr>
+            <w:noProof/>
+            <w:webHidden/>
+          </w:rPr>
+          <w:t>6</w:t>
+        </w:r>
+        <w:r>
+          <w:rPr>
+            <w:noProof/>
+            <w:webHidden/>
+          </w:rPr>
+          <w:fldChar w:fldCharType="end"/>
+        </w:r>
+      </w:hyperlink>
+    </w:p>
+    <w:p>
+      <w:pPr>
+        <w:pStyle w:val="TDC2"/>
+        <w:tabs>
+          <w:tab w:val="right" w:leader="dot" w:pos="8494"/>
+        </w:tabs>
+        <w:rPr>
+          <w:rFonts w:eastAsiaTheme="minorEastAsia" w:cstheme="minorBidi"/>
+          <w:b w:val="0"/>
+          <w:bCs w:val="0"/>
+          <w:smallCaps w:val="0"/>
+          <w:noProof/>
+          <w:kern w:val="2"/>
+          <w:sz w:val="24"/>
+          <w:szCs w:val="24"/>
+          <w:lang w:eastAsia="es-ES"/>
+          <w14:ligatures w14:val="standardContextual"/>
+        </w:rPr>
+      </w:pPr>
+      <w:hyperlink w:anchor="_Toc242035093" w:history="1">
+        <w:r>
+          <w:rPr>
+            <w:rStyle w:val="Hipervnculo"/>
+            <w:noProof/>
+          </w:rPr>
+          <w:t>3.2 Timing rules</w:t>
+        </w:r>
+        <w:r>
+          <w:rPr>
+            <w:noProof/>
+            <w:webHidden/>
+          </w:rPr>
+          <w:tab/>
+        </w:r>
+        <w:r>
+          <w:rPr>
+            <w:noProof/>
+            <w:webHidden/>
+          </w:rPr>
+          <w:fldChar w:fldCharType="begin"/>
+        </w:r>
+        <w:r>
+          <w:rPr>
+            <w:noProof/>
+            <w:webHidden/>
+          </w:rPr>
+          <w:instrText xml:space="preserve"> PAGEREF _Toc242035093 \h </w:instrText>
+        </w:r>
+        <w:r>
+          <w:rPr>
+            <w:noProof/>
+            <w:webHidden/>
+          </w:rPr>
+        </w:r>
+        <w:r>
+          <w:rPr>
+            <w:noProof/>
+            <w:webHidden/>
+          </w:rPr>
+          <w:fldChar w:fldCharType="separate"/>
+        </w:r>
+        <w:r>
+          <w:rPr>
+            <w:noProof/>
+            <w:webHidden/>
+          </w:rPr>
+          <w:t>6</w:t>
+        </w:r>
+        <w:r>
+          <w:rPr>
+            <w:noProof/>
+            <w:webHidden/>
+          </w:rPr>
+          <w:fldChar w:fldCharType="end"/>
+        </w:r>
+      </w:hyperlink>
+    </w:p>
+    <w:p>
+      <w:pPr>
+        <w:pStyle w:val="TDC1"/>
+        <w:tabs>
+          <w:tab w:val="right" w:leader="dot" w:pos="8494"/>
+        </w:tabs>
+        <w:rPr>
+          <w:rFonts w:eastAsiaTheme="minorEastAsia" w:cstheme="minorBidi"/>
+          <w:b w:val="0"/>
+          <w:bCs w:val="0"/>
+          <w:caps w:val="0"/>
+          <w:noProof/>
+          <w:kern w:val="2"/>
+          <w:sz w:val="24"/>
+          <w:szCs w:val="24"/>
+          <w:u w:val="none"/>
+          <w:lang w:eastAsia="es-ES"/>
+          <w14:ligatures w14:val="standardContextual"/>
+        </w:rPr>
+      </w:pPr>
+      <w:hyperlink w:anchor="_Toc242035094" w:history="1">
+        <w:r>
+          <w:rPr>
+            <w:rStyle w:val="Hipervnculo"/>
+            <w:noProof/>
+          </w:rPr>
+          <w:t>4. Common framework records</w:t>
+        </w:r>
+        <w:r>
+          <w:rPr>
+            <w:noProof/>
+            <w:webHidden/>
+          </w:rPr>
+          <w:tab/>
+        </w:r>
+        <w:r>
+          <w:rPr>
+            <w:noProof/>
+            <w:webHidden/>
+          </w:rPr>
+          <w:fldChar w:fldCharType="begin"/>
+        </w:r>
+        <w:r>
+          <w:rPr>
+            <w:noProof/>
+            <w:webHidden/>
+          </w:rPr>
+          <w:instrText xml:space="preserve"> PAGEREF _Toc242035094 \h </w:instrText>
+        </w:r>
+        <w:r>
+          <w:rPr>
+            <w:noProof/>
+            <w:webHidden/>
+          </w:rPr>
+        </w:r>
+        <w:r>
+          <w:rPr>
+            <w:noProof/>
+            <w:webHidden/>
+          </w:rPr>
+          <w:fldChar w:fldCharType="separate"/>
+        </w:r>
+        <w:r>
+          <w:rPr>
+            <w:noProof/>
+            <w:webHidden/>
+          </w:rPr>
+          <w:t>7</w:t>
+        </w:r>
+        <w:r>
+          <w:rPr>
+            <w:noProof/>
+            <w:webHidden/>
+          </w:rPr>
+          <w:fldChar w:fldCharType="end"/>
+        </w:r>
+      </w:hyperlink>
+    </w:p>
+    <w:p>
+      <w:pPr>
+        <w:pStyle w:val="TDC2"/>
+        <w:tabs>
+          <w:tab w:val="right" w:leader="dot" w:pos="8494"/>
+        </w:tabs>
+        <w:rPr>
+          <w:rFonts w:eastAsiaTheme="minorEastAsia" w:cstheme="minorBidi"/>
+          <w:b w:val="0"/>
+          <w:bCs w:val="0"/>
+          <w:smallCaps w:val="0"/>
+          <w:noProof/>
+          <w:kern w:val="2"/>
+          <w:sz w:val="24"/>
+          <w:szCs w:val="24"/>
+          <w:lang w:eastAsia="es-ES"/>
+          <w14:ligatures w14:val="standardContextual"/>
+        </w:rPr>
+      </w:pPr>
+      <w:hyperlink w:anchor="_Toc242035095" w:history="1">
+        <w:r>
+          <w:rPr>
+            <w:rStyle w:val="Hipervnculo"/>
+            <w:noProof/>
+          </w:rPr>
+          <w:t>CPU — Info Cycle</w:t>
+        </w:r>
+        <w:r>
+          <w:rPr>
+            <w:noProof/>
+            <w:webHidden/>
+          </w:rPr>
+          <w:tab/>
+        </w:r>
+        <w:r>
+          <w:rPr>
+            <w:noProof/>
+            <w:webHidden/>
+          </w:rPr>
+          <w:fldChar w:fldCharType="begin"/>
+        </w:r>
+        <w:r>
+          <w:rPr>
+            <w:noProof/>
+            <w:webHidden/>
+          </w:rPr>
+          <w:instrText xml:space="preserve"> PAGEREF _Toc242035095 \h </w:instrText>
+        </w:r>
+        <w:r>
+          <w:rPr>
+            <w:noProof/>
+            <w:webHidden/>
+          </w:rPr>
+        </w:r>
+        <w:r>
+          <w:rPr>
+            <w:noProof/>
+            <w:webHidden/>
+          </w:rPr>
+          <w:fldChar w:fldCharType="separate"/>
+        </w:r>
+        <w:r>
+          <w:rPr>
+            <w:noProof/>
+            <w:webHidden/>
+          </w:rPr>
+          <w:t>7</w:t>
+        </w:r>
+        <w:r>
+          <w:rPr>
+            <w:noProof/>
+            <w:webHidden/>
+          </w:rPr>
+          <w:fldChar w:fldCharType="end"/>
+        </w:r>
+      </w:hyperlink>
+    </w:p>
+    <w:p>
+      <w:pPr>
+        <w:pStyle w:val="TDC2"/>
+        <w:tabs>
+          <w:tab w:val="right" w:leader="dot" w:pos="8494"/>
+        </w:tabs>
+        <w:rPr>
+          <w:rFonts w:eastAsiaTheme="minorEastAsia" w:cstheme="minorBidi"/>
+          <w:b w:val="0"/>
+          <w:bCs w:val="0"/>
+          <w:smallCaps w:val="0"/>
+          <w:noProof/>
+          <w:kern w:val="2"/>
+          <w:sz w:val="24"/>
+          <w:szCs w:val="24"/>
+          <w:lang w:eastAsia="es-ES"/>
+          <w14:ligatures w14:val="standardContextual"/>
+        </w:rPr>
+      </w:pPr>
+      <w:hyperlink w:anchor="_Toc242035096" w:history="1">
+        <w:r>
+          <w:rPr>
+            <w:rStyle w:val="Hipervnculo"/>
+            <w:noProof/>
+          </w:rPr>
+          <w:t>CPU — Transaction about to execute</w:t>
+        </w:r>
+        <w:r>
+          <w:rPr>
+            <w:noProof/>
+            <w:webHidden/>
+          </w:rPr>
+          <w:tab/>
+        </w:r>
+        <w:r>
+          <w:rPr>
+            <w:noProof/>
+            <w:webHidden/>
+          </w:rPr>
+          <w:fldChar w:fldCharType="begin"/>
+        </w:r>
+        <w:r>
+          <w:rPr>
+            <w:noProof/>
+            <w:webHidden/>
+          </w:rPr>
+          <w:instrText xml:space="preserve"> PAGEREF _Toc242035096 \h </w:instrText>
+        </w:r>
+        <w:r>
+          <w:rPr>
+            <w:noProof/>
+            <w:webHidden/>
+          </w:rPr>
+        </w:r>
+        <w:r>
+          <w:rPr>
+            <w:noProof/>
+            <w:webHidden/>
+          </w:rPr>
+          <w:fldChar w:fldCharType="separate"/>
+        </w:r>
+        <w:r>
+          <w:rPr>
+            <w:noProof/>
+            <w:webHidden/>
+          </w:rPr>
+          <w:t>7</w:t>
+        </w:r>
+        <w:r>
+          <w:rPr>
+            <w:noProof/>
+            <w:webHidden/>
+          </w:rPr>
+          <w:fldChar w:fldCharType="end"/>
+        </w:r>
+      </w:hyperlink>
+    </w:p>
+    <w:p>
+      <w:pPr>
+        <w:pStyle w:val="TDC2"/>
+        <w:tabs>
+          <w:tab w:val="right" w:leader="dot" w:pos="8494"/>
+        </w:tabs>
+        <w:rPr>
+          <w:rFonts w:eastAsiaTheme="minorEastAsia" w:cstheme="minorBidi"/>
+          <w:b w:val="0"/>
+          <w:bCs w:val="0"/>
+          <w:smallCaps w:val="0"/>
+          <w:noProof/>
+          <w:kern w:val="2"/>
+          <w:sz w:val="24"/>
+          <w:szCs w:val="24"/>
+          <w:lang w:eastAsia="es-ES"/>
+          <w14:ligatures w14:val="standardContextual"/>
+        </w:rPr>
+      </w:pPr>
+      <w:hyperlink w:anchor="_Toc242035097" w:history="1">
+        <w:r>
+          <w:rPr>
+            <w:rStyle w:val="Hipervnculo"/>
+            <w:noProof/>
+          </w:rPr>
+          <w:t>CPU — Executed instruction</w:t>
+        </w:r>
+        <w:r>
+          <w:rPr>
+            <w:noProof/>
+            <w:webHidden/>
+          </w:rPr>
+          <w:tab/>
+        </w:r>
+        <w:r>
+          <w:rPr>
+            <w:noProof/>
+            <w:webHidden/>
+          </w:rPr>
+          <w:fldChar w:fldCharType="begin"/>
+        </w:r>
+        <w:r>
+          <w:rPr>
+            <w:noProof/>
+            <w:webHidden/>
+          </w:rPr>
+          <w:instrText xml:space="preserve"> PAGEREF _Toc242035097 \h </w:instrText>
+        </w:r>
+        <w:r>
+          <w:rPr>
+            <w:noProof/>
+            <w:webHidden/>
+          </w:rPr>
+        </w:r>
+        <w:r>
+          <w:rPr>
+            <w:noProof/>
+            <w:webHidden/>
+          </w:rPr>
+          <w:fldChar w:fldCharType="separate"/>
+        </w:r>
+        <w:r>
+          <w:rPr>
+            <w:noProof/>
+            <w:webHidden/>
+          </w:rPr>
+          <w:t>7</w:t>
+        </w:r>
+        <w:r>
+          <w:rPr>
+            <w:noProof/>
+            <w:webHidden/>
+          </w:rPr>
+          <w:fldChar w:fldCharType="end"/>
+        </w:r>
+      </w:hyperlink>
+    </w:p>
+    <w:p>
+      <w:pPr>
+        <w:pStyle w:val="TDC2"/>
+        <w:tabs>
+          <w:tab w:val="right" w:leader="dot" w:pos="8494"/>
+        </w:tabs>
+        <w:rPr>
+          <w:rFonts w:eastAsiaTheme="minorEastAsia" w:cstheme="minorBidi"/>
+          <w:b w:val="0"/>
+          <w:bCs w:val="0"/>
+          <w:smallCaps w:val="0"/>
+          <w:noProof/>
+          <w:kern w:val="2"/>
+          <w:sz w:val="24"/>
+          <w:szCs w:val="24"/>
+          <w:lang w:eastAsia="es-ES"/>
+          <w14:ligatures w14:val="standardContextual"/>
+        </w:rPr>
+      </w:pPr>
+      <w:hyperlink w:anchor="_Toc242035098" w:history="1">
+        <w:r>
+          <w:rPr>
+            <w:rStyle w:val="Hipervnculo"/>
+            <w:noProof/>
+          </w:rPr>
+          <w:t>CPU — Stop</w:t>
+        </w:r>
+        <w:r>
+          <w:rPr>
+            <w:noProof/>
+            <w:webHidden/>
+          </w:rPr>
+          <w:tab/>
+        </w:r>
+        <w:r>
+          <w:rPr>
+            <w:noProof/>
+            <w:webHidden/>
+          </w:rPr>
+          <w:fldChar w:fldCharType="begin"/>
+        </w:r>
+        <w:r>
+          <w:rPr>
+            <w:noProof/>
+            <w:webHidden/>
+          </w:rPr>
+          <w:instrText xml:space="preserve"> PAGEREF _Toc242035098 \h </w:instrText>
+        </w:r>
+        <w:r>
+          <w:rPr>
+            <w:noProof/>
+            <w:webHidden/>
+          </w:rPr>
+        </w:r>
+        <w:r>
+          <w:rPr>
+            <w:noProof/>
+            <w:webHidden/>
+          </w:rPr>
+          <w:fldChar w:fldCharType="separate"/>
+        </w:r>
+        <w:r>
+          <w:rPr>
+            <w:noProof/>
+            <w:webHidden/>
+          </w:rPr>
+          <w:t>7</w:t>
+        </w:r>
+        <w:r>
+          <w:rPr>
+            <w:noProof/>
+            <w:webHidden/>
+          </w:rPr>
+          <w:fldChar w:fldCharType="end"/>
+        </w:r>
+      </w:hyperlink>
+    </w:p>
+    <w:p>
+      <w:pPr>
+        <w:pStyle w:val="TDC2"/>
+        <w:tabs>
+          <w:tab w:val="right" w:leader="dot" w:pos="8494"/>
+        </w:tabs>
+        <w:rPr>
+          <w:rFonts w:eastAsiaTheme="minorEastAsia" w:cstheme="minorBidi"/>
+          <w:b w:val="0"/>
+          <w:bCs w:val="0"/>
+          <w:smallCaps w:val="0"/>
+          <w:noProof/>
+          <w:kern w:val="2"/>
+          <w:sz w:val="24"/>
+          <w:szCs w:val="24"/>
+          <w:lang w:eastAsia="es-ES"/>
+          <w14:ligatures w14:val="standardContextual"/>
+        </w:rPr>
+      </w:pPr>
+      <w:hyperlink w:anchor="_Toc242035099" w:history="1">
+        <w:r>
+          <w:rPr>
+            <w:rStyle w:val="Hipervnculo"/>
+            <w:noProof/>
+          </w:rPr>
+          <w:t>CPU — Interrupts</w:t>
+        </w:r>
+        <w:r>
+          <w:rPr>
+            <w:noProof/>
+            <w:webHidden/>
+          </w:rPr>
+          <w:tab/>
+        </w:r>
+        <w:r>
+          <w:rPr>
+            <w:noProof/>
+            <w:webHidden/>
+          </w:rPr>
+          <w:fldChar w:fldCharType="begin"/>
+        </w:r>
+        <w:r>
+          <w:rPr>
+            <w:noProof/>
+            <w:webHidden/>
+          </w:rPr>
+          <w:instrText xml:space="preserve"> PAGEREF _Toc242035099 \h </w:instrText>
+        </w:r>
+        <w:r>
+          <w:rPr>
+            <w:noProof/>
+            <w:webHidden/>
+          </w:rPr>
+        </w:r>
+        <w:r>
+          <w:rPr>
+            <w:noProof/>
+            <w:webHidden/>
+          </w:rPr>
+          <w:fldChar w:fldCharType="separate"/>
+        </w:r>
+        <w:r>
+          <w:rPr>
+            <w:noProof/>
+            <w:webHidden/>
+          </w:rPr>
+          <w:t>8</w:t>
+        </w:r>
+        <w:r>
+          <w:rPr>
+            <w:noProof/>
+            <w:webHidden/>
+          </w:rPr>
+          <w:fldChar w:fldCharType="end"/>
+        </w:r>
+      </w:hyperlink>
+    </w:p>
+    <w:p>
+      <w:pPr>
+        <w:pStyle w:val="TDC2"/>
+        <w:tabs>
+          <w:tab w:val="right" w:leader="dot" w:pos="8494"/>
+        </w:tabs>
+        <w:rPr>
+          <w:rFonts w:eastAsiaTheme="minorEastAsia" w:cstheme="minorBidi"/>
+          <w:b w:val="0"/>
+          <w:bCs w:val="0"/>
+          <w:smallCaps w:val="0"/>
+          <w:noProof/>
+          <w:kern w:val="2"/>
+          <w:sz w:val="24"/>
+          <w:szCs w:val="24"/>
+          <w:lang w:eastAsia="es-ES"/>
+          <w14:ligatures w14:val="standardContextual"/>
+        </w:rPr>
+      </w:pPr>
+      <w:hyperlink w:anchor="_Toc242035100" w:history="1">
+        <w:r>
+          <w:rPr>
+            <w:rStyle w:val="Hipervnculo"/>
+            <w:noProof/>
+          </w:rPr>
+          <w:t>Memory — Applied Set</w:t>
+        </w:r>
+        <w:r>
+          <w:rPr>
+            <w:noProof/>
+            <w:webHidden/>
+          </w:rPr>
+          <w:tab/>
+        </w:r>
+        <w:r>
+          <w:rPr>
+            <w:noProof/>
+            <w:webHidden/>
+          </w:rPr>
+          <w:fldChar w:fldCharType="begin"/>
+        </w:r>
+        <w:r>
+          <w:rPr>
+            <w:noProof/>
+            <w:webHidden/>
+          </w:rPr>
+          <w:instrText xml:space="preserve"> PAGEREF _Toc242035100 \h </w:instrText>
+        </w:r>
+        <w:r>
+          <w:rPr>
+            <w:noProof/>
+            <w:webHidden/>
+          </w:rPr>
+        </w:r>
+        <w:r>
+          <w:rPr>
+            <w:noProof/>
+            <w:webHidden/>
+          </w:rPr>
+          <w:fldChar w:fldCharType="separate"/>
+        </w:r>
+        <w:r>
+          <w:rPr>
+            <w:noProof/>
+            <w:webHidden/>
+          </w:rPr>
+          <w:t>8</w:t>
+        </w:r>
+        <w:r>
+          <w:rPr>
+            <w:noProof/>
+            <w:webHidden/>
+          </w:rPr>
+          <w:fldChar w:fldCharType="end"/>
+        </w:r>
+      </w:hyperlink>
+    </w:p>
+    <w:p>
+      <w:pPr>
+        <w:pStyle w:val="TDC1"/>
+        <w:tabs>
+          <w:tab w:val="right" w:leader="dot" w:pos="8494"/>
+        </w:tabs>
+        <w:rPr>
+          <w:rFonts w:eastAsiaTheme="minorEastAsia" w:cstheme="minorBidi"/>
+          <w:b w:val="0"/>
+          <w:bCs w:val="0"/>
+          <w:caps w:val="0"/>
+          <w:noProof/>
+          <w:kern w:val="2"/>
+          <w:sz w:val="24"/>
+          <w:szCs w:val="24"/>
+          <w:u w:val="none"/>
+          <w:lang w:eastAsia="es-ES"/>
+          <w14:ligatures w14:val="standardContextual"/>
+        </w:rPr>
+      </w:pPr>
+      <w:hyperlink w:anchor="_Toc242035101" w:history="1">
+        <w:r>
+          <w:rPr>
+            <w:rStyle w:val="Hipervnculo"/>
+            <w:noProof/>
+          </w:rPr>
+          <w:t>5. Machine-specific components</w:t>
+        </w:r>
+        <w:r>
+          <w:rPr>
+            <w:noProof/>
+            <w:webHidden/>
+          </w:rPr>
+          <w:tab/>
+        </w:r>
+        <w:r>
+          <w:rPr>
+            <w:noProof/>
+            <w:webHidden/>
+          </w:rPr>
+          <w:fldChar w:fldCharType="begin"/>
+        </w:r>
+        <w:r>
+          <w:rPr>
+            <w:noProof/>
+            <w:webHidden/>
+          </w:rPr>
+          <w:instrText xml:space="preserve"> PAGEREF _Toc242035101 \h </w:instrText>
+        </w:r>
+        <w:r>
+          <w:rPr>
+            <w:noProof/>
+            <w:webHidden/>
+          </w:rPr>
+        </w:r>
+        <w:r>
+          <w:rPr>
+            <w:noProof/>
+            <w:webHidden/>
+          </w:rPr>
+          <w:fldChar w:fldCharType="separate"/>
+        </w:r>
+        <w:r>
+          <w:rPr>
+            <w:noProof/>
+            <w:webHidden/>
+          </w:rPr>
+          <w:t>9</w:t>
+        </w:r>
+        <w:r>
+          <w:rPr>
+            <w:noProof/>
+            <w:webHidden/>
+          </w:rPr>
+          <w:fldChar w:fldCharType="end"/>
+        </w:r>
+      </w:hyperlink>
+    </w:p>
+    <w:p>
+      <w:pPr>
+        <w:pStyle w:val="TDC2"/>
+        <w:tabs>
+          <w:tab w:val="right" w:leader="dot" w:pos="8494"/>
+        </w:tabs>
+        <w:rPr>
+          <w:rFonts w:eastAsiaTheme="minorEastAsia" w:cstheme="minorBidi"/>
+          <w:b w:val="0"/>
+          <w:bCs w:val="0"/>
+          <w:smallCaps w:val="0"/>
+          <w:noProof/>
+          <w:kern w:val="2"/>
+          <w:sz w:val="24"/>
+          <w:szCs w:val="24"/>
+          <w:lang w:eastAsia="es-ES"/>
+          <w14:ligatures w14:val="standardContextual"/>
+        </w:rPr>
+      </w:pPr>
+      <w:hyperlink w:anchor="_Toc242035102" w:history="1">
+        <w:r>
+          <w:rPr>
+            <w:rStyle w:val="Hipervnculo"/>
+            <w:noProof/>
+          </w:rPr>
+          <w:t>5.1 Selectable inventory</w:t>
+        </w:r>
+        <w:r>
+          <w:rPr>
+            <w:noProof/>
+            <w:webHidden/>
+          </w:rPr>
+          <w:tab/>
+        </w:r>
+        <w:r>
+          <w:rPr>
+            <w:noProof/>
+            <w:webHidden/>
+          </w:rPr>
+          <w:fldChar w:fldCharType="begin"/>
+        </w:r>
+        <w:r>
+          <w:rPr>
+            <w:noProof/>
+            <w:webHidden/>
+          </w:rPr>
+          <w:instrText xml:space="preserve"> PAGEREF _Toc242035102 \h </w:instrText>
+        </w:r>
+        <w:r>
+          <w:rPr>
+            <w:noProof/>
+            <w:webHidden/>
+          </w:rPr>
+        </w:r>
+        <w:r>
+          <w:rPr>
+            <w:noProof/>
+            <w:webHidden/>
+          </w:rPr>
+          <w:fldChar w:fldCharType="separate"/>
+        </w:r>
+        <w:r>
+          <w:rPr>
+            <w:noProof/>
+            <w:webHidden/>
+          </w:rPr>
+          <w:t>9</w:t>
+        </w:r>
+        <w:r>
+          <w:rPr>
+            <w:noProof/>
+            <w:webHidden/>
+          </w:rPr>
+          <w:fldChar w:fldCharType="end"/>
+        </w:r>
+      </w:hyperlink>
+    </w:p>
+    <w:p>
+      <w:pPr>
+        <w:pStyle w:val="TDC2"/>
+        <w:tabs>
+          <w:tab w:val="right" w:leader="dot" w:pos="8494"/>
+        </w:tabs>
+        <w:rPr>
+          <w:rFonts w:eastAsiaTheme="minorEastAsia" w:cstheme="minorBidi"/>
+          <w:b w:val="0"/>
+          <w:bCs w:val="0"/>
+          <w:smallCaps w:val="0"/>
+          <w:noProof/>
+          <w:kern w:val="2"/>
+          <w:sz w:val="24"/>
+          <w:szCs w:val="24"/>
+          <w:lang w:eastAsia="es-ES"/>
+          <w14:ligatures w14:val="standardContextual"/>
+        </w:rPr>
+      </w:pPr>
+      <w:hyperlink w:anchor="_Toc242035103" w:history="1">
+        <w:r>
+          <w:rPr>
+            <w:rStyle w:val="Hipervnculo"/>
+            <w:noProof/>
+          </w:rPr>
+          <w:t>5.2 Record catalog</w:t>
+        </w:r>
+        <w:r>
+          <w:rPr>
+            <w:noProof/>
+            <w:webHidden/>
+          </w:rPr>
+          <w:tab/>
+        </w:r>
+        <w:r>
+          <w:rPr>
+            <w:noProof/>
+            <w:webHidden/>
+          </w:rPr>
+          <w:fldChar w:fldCharType="begin"/>
+        </w:r>
+        <w:r>
+          <w:rPr>
+            <w:noProof/>
+            <w:webHidden/>
+          </w:rPr>
+          <w:instrText xml:space="preserve"> PAGEREF _Toc242035103 \h </w:instrText>
+        </w:r>
+        <w:r>
+          <w:rPr>
+            <w:noProof/>
+            <w:webHidden/>
+          </w:rPr>
+        </w:r>
+        <w:r>
+          <w:rPr>
+            <w:noProof/>
+            <w:webHidden/>
+          </w:rPr>
+          <w:fldChar w:fldCharType="separate"/>
+        </w:r>
+        <w:r>
+          <w:rPr>
+            <w:noProof/>
+            <w:webHidden/>
+          </w:rPr>
+          <w:t>9</w:t>
+        </w:r>
+        <w:r>
+          <w:rPr>
+            <w:noProof/>
+            <w:webHidden/>
+          </w:rPr>
+          <w:fldChar w:fldCharType="end"/>
+        </w:r>
+      </w:hyperlink>
+    </w:p>
+    <w:p>
+      <w:pPr>
+        <w:pStyle w:val="TDC3"/>
+        <w:tabs>
+          <w:tab w:val="right" w:leader="dot" w:pos="8494"/>
+        </w:tabs>
+        <w:rPr>
+          <w:rFonts w:eastAsiaTheme="minorEastAsia" w:cstheme="minorBidi"/>
+          <w:smallCaps w:val="0"/>
+          <w:noProof/>
+          <w:kern w:val="2"/>
+          <w:sz w:val="24"/>
+          <w:szCs w:val="24"/>
+          <w:lang w:eastAsia="es-ES"/>
+          <w14:ligatures w14:val="standardContextual"/>
+        </w:rPr>
+      </w:pPr>
+      <w:hyperlink w:anchor="_Toc242035104" w:history="1">
+        <w:r>
+          <w:rPr>
+            <w:rStyle w:val="Hipervnculo"/>
+            <w:noProof/>
+          </w:rPr>
+          <w:t>ULA — Info Cycle</w:t>
+        </w:r>
+        <w:r>
+          <w:rPr>
+            <w:noProof/>
+            <w:webHidden/>
+          </w:rPr>
+          <w:tab/>
+        </w:r>
+        <w:r>
+          <w:rPr>
+            <w:noProof/>
+            <w:webHidden/>
+          </w:rPr>
+          <w:fldChar w:fldCharType="begin"/>
+        </w:r>
+        <w:r>
+          <w:rPr>
+            <w:noProof/>
+            <w:webHidden/>
+          </w:rPr>
+          <w:instrText xml:space="preserve"> PAGEREF _Toc242035104 \h </w:instrText>
+        </w:r>
+        <w:r>
+          <w:rPr>
+            <w:noProof/>
+            <w:webHidden/>
+          </w:rPr>
+        </w:r>
+        <w:r>
+          <w:rPr>
+            <w:noProof/>
+            <w:webHidden/>
+          </w:rPr>
+          <w:fldChar w:fldCharType="separate"/>
+        </w:r>
+        <w:r>
+          <w:rPr>
+            <w:noProof/>
+            <w:webHidden/>
+          </w:rPr>
+          <w:t>9</w:t>
+        </w:r>
+        <w:r>
+          <w:rPr>
+            <w:noProof/>
+            <w:webHidden/>
+          </w:rPr>
+          <w:fldChar w:fldCharType="end"/>
+        </w:r>
+      </w:hyperlink>
+    </w:p>
+    <w:p>
+      <w:pPr>
+        <w:pStyle w:val="TDC3"/>
+        <w:tabs>
+          <w:tab w:val="right" w:leader="dot" w:pos="8494"/>
+        </w:tabs>
+        <w:rPr>
+          <w:rFonts w:eastAsiaTheme="minorEastAsia" w:cstheme="minorBidi"/>
+          <w:smallCaps w:val="0"/>
+          <w:noProof/>
+          <w:kern w:val="2"/>
+          <w:sz w:val="24"/>
+          <w:szCs w:val="24"/>
+          <w:lang w:eastAsia="es-ES"/>
+          <w14:ligatures w14:val="standardContextual"/>
+        </w:rPr>
+      </w:pPr>
+      <w:hyperlink w:anchor="_Toc242035105" w:history="1">
+        <w:r>
+          <w:rPr>
+            <w:rStyle w:val="Hipervnculo"/>
+            <w:noProof/>
+          </w:rPr>
+          <w:t>ULA — Port Read</w:t>
+        </w:r>
+        <w:r>
+          <w:rPr>
+            <w:noProof/>
+            <w:webHidden/>
+          </w:rPr>
+          <w:tab/>
+        </w:r>
+        <w:r>
+          <w:rPr>
+            <w:noProof/>
+            <w:webHidden/>
+          </w:rPr>
+          <w:fldChar w:fldCharType="begin"/>
+        </w:r>
+        <w:r>
+          <w:rPr>
+            <w:noProof/>
+            <w:webHidden/>
+          </w:rPr>
+          <w:instrText xml:space="preserve"> PAGEREF _Toc242035105 \h </w:instrText>
+        </w:r>
+        <w:r>
+          <w:rPr>
+            <w:noProof/>
+            <w:webHidden/>
+          </w:rPr>
+        </w:r>
+        <w:r>
+          <w:rPr>
+            <w:noProof/>
+            <w:webHidden/>
+          </w:rPr>
+          <w:fldChar w:fldCharType="separate"/>
+        </w:r>
+        <w:r>
+          <w:rPr>
+            <w:noProof/>
+            <w:webHidden/>
+          </w:rPr>
+          <w:t>9</w:t>
+        </w:r>
+        <w:r>
+          <w:rPr>
+            <w:noProof/>
+            <w:webHidden/>
+          </w:rPr>
+          <w:fldChar w:fldCharType="end"/>
+        </w:r>
+      </w:hyperlink>
+    </w:p>
+    <w:p>
+      <w:pPr>
+        <w:pStyle w:val="TDC3"/>
+        <w:tabs>
+          <w:tab w:val="right" w:leader="dot" w:pos="8494"/>
+        </w:tabs>
+        <w:rPr>
+          <w:rFonts w:eastAsiaTheme="minorEastAsia" w:cstheme="minorBidi"/>
+          <w:smallCaps w:val="0"/>
+          <w:noProof/>
+          <w:kern w:val="2"/>
+          <w:sz w:val="24"/>
+          <w:szCs w:val="24"/>
+          <w:lang w:eastAsia="es-ES"/>
+          <w14:ligatures w14:val="standardContextual"/>
+        </w:rPr>
+      </w:pPr>
+      <w:hyperlink w:anchor="_Toc242035106" w:history="1">
+        <w:r>
+          <w:rPr>
+            <w:rStyle w:val="Hipervnculo"/>
+            <w:noProof/>
+          </w:rPr>
+          <w:t>ULA — Character Capture</w:t>
+        </w:r>
+        <w:r>
+          <w:rPr>
+            <w:noProof/>
+            <w:webHidden/>
+          </w:rPr>
+          <w:tab/>
+        </w:r>
+        <w:r>
+          <w:rPr>
+            <w:noProof/>
+            <w:webHidden/>
+          </w:rPr>
+          <w:fldChar w:fldCharType="begin"/>
+        </w:r>
+        <w:r>
+          <w:rPr>
+            <w:noProof/>
+            <w:webHidden/>
+          </w:rPr>
+          <w:instrText xml:space="preserve"> PAGEREF _Toc242035106 \h </w:instrText>
+        </w:r>
+        <w:r>
+          <w:rPr>
+            <w:noProof/>
+            <w:webHidden/>
+          </w:rPr>
+        </w:r>
+        <w:r>
+          <w:rPr>
+            <w:noProof/>
+            <w:webHidden/>
+          </w:rPr>
+          <w:fldChar w:fldCharType="separate"/>
+        </w:r>
+        <w:r>
+          <w:rPr>
+            <w:noProof/>
+            <w:webHidden/>
+          </w:rPr>
+          <w:t>10</w:t>
+        </w:r>
+        <w:r>
+          <w:rPr>
+            <w:noProof/>
+            <w:webHidden/>
+          </w:rPr>
+          <w:fldChar w:fldCharType="end"/>
+        </w:r>
+      </w:hyperlink>
+    </w:p>
+    <w:p>
+      <w:pPr>
+        <w:pStyle w:val="TDC3"/>
+        <w:tabs>
+          <w:tab w:val="right" w:leader="dot" w:pos="8494"/>
+        </w:tabs>
+        <w:rPr>
+          <w:rFonts w:eastAsiaTheme="minorEastAsia" w:cstheme="minorBidi"/>
+          <w:smallCaps w:val="0"/>
+          <w:noProof/>
+          <w:kern w:val="2"/>
+          <w:sz w:val="24"/>
+          <w:szCs w:val="24"/>
+          <w:lang w:eastAsia="es-ES"/>
+          <w14:ligatures w14:val="standardContextual"/>
+        </w:rPr>
+      </w:pPr>
+      <w:hyperlink w:anchor="_Toc242035107" w:history="1">
+        <w:r>
+          <w:rPr>
+            <w:rStyle w:val="Hipervnculo"/>
+            <w:noProof/>
+          </w:rPr>
+          <w:t>ULA — Character Load</w:t>
+        </w:r>
+        <w:r>
+          <w:rPr>
+            <w:noProof/>
+            <w:webHidden/>
+          </w:rPr>
+          <w:tab/>
+        </w:r>
+        <w:r>
+          <w:rPr>
+            <w:noProof/>
+            <w:webHidden/>
+          </w:rPr>
+          <w:fldChar w:fldCharType="begin"/>
+        </w:r>
+        <w:r>
+          <w:rPr>
+            <w:noProof/>
+            <w:webHidden/>
+          </w:rPr>
+          <w:instrText xml:space="preserve"> PAGEREF _Toc242035107 \h </w:instrText>
+        </w:r>
+        <w:r>
+          <w:rPr>
+            <w:noProof/>
+            <w:webHidden/>
+          </w:rPr>
+        </w:r>
+        <w:r>
+          <w:rPr>
+            <w:noProof/>
+            <w:webHidden/>
+          </w:rPr>
+          <w:fldChar w:fldCharType="separate"/>
+        </w:r>
+        <w:r>
+          <w:rPr>
+            <w:noProof/>
+            <w:webHidden/>
+          </w:rPr>
+          <w:t>10</w:t>
+        </w:r>
+        <w:r>
+          <w:rPr>
+            <w:noProof/>
+            <w:webHidden/>
+          </w:rPr>
+          <w:fldChar w:fldCharType="end"/>
+        </w:r>
+      </w:hyperlink>
+    </w:p>
+    <w:p>
+      <w:pPr>
+        <w:pStyle w:val="TDC3"/>
+        <w:tabs>
+          <w:tab w:val="right" w:leader="dot" w:pos="8494"/>
+        </w:tabs>
+        <w:rPr>
+          <w:rFonts w:eastAsiaTheme="minorEastAsia" w:cstheme="minorBidi"/>
+          <w:smallCaps w:val="0"/>
+          <w:noProof/>
+          <w:kern w:val="2"/>
+          <w:sz w:val="24"/>
+          <w:szCs w:val="24"/>
+          <w:lang w:eastAsia="es-ES"/>
+          <w14:ligatures w14:val="standardContextual"/>
+        </w:rPr>
+      </w:pPr>
+      <w:hyperlink w:anchor="_Toc242035108" w:history="1">
+        <w:r>
+          <w:rPr>
+            <w:rStyle w:val="Hipervnculo"/>
+            <w:noProof/>
+          </w:rPr>
+          <w:t>ULA — Line Advance</w:t>
+        </w:r>
+        <w:r>
+          <w:rPr>
+            <w:noProof/>
+            <w:webHidden/>
+          </w:rPr>
+          <w:tab/>
+        </w:r>
+        <w:r>
+          <w:rPr>
+            <w:noProof/>
+            <w:webHidden/>
+          </w:rPr>
+          <w:fldChar w:fldCharType="begin"/>
+        </w:r>
+        <w:r>
+          <w:rPr>
+            <w:noProof/>
+            <w:webHidden/>
+          </w:rPr>
+          <w:instrText xml:space="preserve"> PAGEREF _Toc242035108 \h </w:instrText>
+        </w:r>
+        <w:r>
+          <w:rPr>
+            <w:noProof/>
+            <w:webHidden/>
+          </w:rPr>
+        </w:r>
+        <w:r>
+          <w:rPr>
+            <w:noProof/>
+            <w:webHidden/>
+          </w:rPr>
+          <w:fldChar w:fldCharType="separate"/>
+        </w:r>
+        <w:r>
+          <w:rPr>
+            <w:noProof/>
+            <w:webHidden/>
+          </w:rPr>
+          <w:t>10</w:t>
+        </w:r>
+        <w:r>
+          <w:rPr>
+            <w:noProof/>
+            <w:webHidden/>
+          </w:rPr>
+          <w:fldChar w:fldCharType="end"/>
+        </w:r>
+      </w:hyperlink>
+    </w:p>
+    <w:p>
+      <w:pPr>
+        <w:pStyle w:val="TDC3"/>
+        <w:tabs>
+          <w:tab w:val="right" w:leader="dot" w:pos="8494"/>
+        </w:tabs>
+        <w:rPr>
+          <w:rFonts w:eastAsiaTheme="minorEastAsia" w:cstheme="minorBidi"/>
+          <w:smallCaps w:val="0"/>
+          <w:noProof/>
+          <w:kern w:val="2"/>
+          <w:sz w:val="24"/>
+          <w:szCs w:val="24"/>
+          <w:lang w:eastAsia="es-ES"/>
+          <w14:ligatures w14:val="standardContextual"/>
+        </w:rPr>
+      </w:pPr>
+      <w:hyperlink w:anchor="_Toc242035109" w:history="1">
+        <w:r>
+          <w:rPr>
+            <w:rStyle w:val="Hipervnculo"/>
+            <w:noProof/>
+          </w:rPr>
+          <w:t>ZX81DN — Datasette trap executed</w:t>
+        </w:r>
+        <w:r>
+          <w:rPr>
+            <w:noProof/>
+            <w:webHidden/>
+          </w:rPr>
+          <w:tab/>
+        </w:r>
+        <w:r>
+          <w:rPr>
+            <w:noProof/>
+            <w:webHidden/>
+          </w:rPr>
+          <w:fldChar w:fldCharType="begin"/>
+        </w:r>
+        <w:r>
+          <w:rPr>
+            <w:noProof/>
+            <w:webHidden/>
+          </w:rPr>
+          <w:instrText xml:space="preserve"> PAGEREF _Toc242035109 \h </w:instrText>
+        </w:r>
+        <w:r>
+          <w:rPr>
+            <w:noProof/>
+            <w:webHidden/>
+          </w:rPr>
+        </w:r>
+        <w:r>
+          <w:rPr>
+            <w:noProof/>
+            <w:webHidden/>
+          </w:rPr>
+          <w:fldChar w:fldCharType="separate"/>
+        </w:r>
+        <w:r>
+          <w:rPr>
+            <w:noProof/>
+            <w:webHidden/>
+          </w:rPr>
+          <w:t>10</w:t>
+        </w:r>
+        <w:r>
+          <w:rPr>
+            <w:noProof/>
+            <w:webHidden/>
+          </w:rPr>
+          <w:fldChar w:fldCharType="end"/>
+        </w:r>
+      </w:hyperlink>
+    </w:p>
+    <w:p>
+      <w:pPr>
+        <w:pStyle w:val="TDC3"/>
+        <w:tabs>
+          <w:tab w:val="right" w:leader="dot" w:pos="8494"/>
+        </w:tabs>
+        <w:rPr>
+          <w:rFonts w:eastAsiaTheme="minorEastAsia" w:cstheme="minorBidi"/>
+          <w:smallCaps w:val="0"/>
+          <w:noProof/>
+          <w:kern w:val="2"/>
+          <w:sz w:val="24"/>
+          <w:szCs w:val="24"/>
+          <w:lang w:eastAsia="es-ES"/>
+          <w14:ligatures w14:val="standardContextual"/>
+        </w:rPr>
+      </w:pPr>
+      <w:hyperlink w:anchor="_Toc242035110" w:history="1">
+        <w:r>
+          <w:rPr>
+            <w:rStyle w:val="Hipervnculo"/>
+            <w:noProof/>
+          </w:rPr>
+          <w:t>ZX81PRT — Printer trap executed</w:t>
+        </w:r>
+        <w:r>
+          <w:rPr>
+            <w:noProof/>
+            <w:webHidden/>
+          </w:rPr>
+          <w:tab/>
+        </w:r>
+        <w:r>
+          <w:rPr>
+            <w:noProof/>
+            <w:webHidden/>
+          </w:rPr>
+          <w:fldChar w:fldCharType="begin"/>
+        </w:r>
+        <w:r>
+          <w:rPr>
+            <w:noProof/>
+            <w:webHidden/>
+          </w:rPr>
+          <w:instrText xml:space="preserve"> PAGEREF _Toc242035110 \h </w:instrText>
+        </w:r>
+        <w:r>
+          <w:rPr>
+            <w:noProof/>
+            <w:webHidden/>
+          </w:rPr>
+        </w:r>
+        <w:r>
+          <w:rPr>
+            <w:noProof/>
+            <w:webHidden/>
+          </w:rPr>
+          <w:fldChar w:fldCharType="separate"/>
+        </w:r>
+        <w:r>
+          <w:rPr>
+            <w:noProof/>
+            <w:webHidden/>
+          </w:rPr>
+          <w:t>11</w:t>
+        </w:r>
+        <w:r>
+          <w:rPr>
+            <w:noProof/>
+            <w:webHidden/>
+          </w:rPr>
+          <w:fldChar w:fldCharType="end"/>
+        </w:r>
+      </w:hyperlink>
+    </w:p>
+    <w:p>
+      <w:pPr>
+        <w:pStyle w:val="TDC3"/>
+        <w:tabs>
+          <w:tab w:val="right" w:leader="dot" w:pos="8494"/>
+        </w:tabs>
+        <w:rPr>
+          <w:rFonts w:eastAsiaTheme="minorEastAsia" w:cstheme="minorBidi"/>
+          <w:smallCaps w:val="0"/>
+          <w:noProof/>
+          <w:kern w:val="2"/>
+          <w:sz w:val="24"/>
+          <w:szCs w:val="24"/>
+          <w:lang w:eastAsia="es-ES"/>
+          <w14:ligatures w14:val="standardContextual"/>
+        </w:rPr>
+      </w:pPr>
+      <w:hyperlink w:anchor="_Toc242035111" w:history="1">
+        <w:r>
+          <w:rPr>
+            <w:rStyle w:val="Hipervnculo"/>
+            <w:noProof/>
+          </w:rPr>
+          <w:t>ULA — Line Sync</w:t>
+        </w:r>
+        <w:r>
+          <w:rPr>
+            <w:noProof/>
+            <w:webHidden/>
+          </w:rPr>
+          <w:tab/>
+        </w:r>
+        <w:r>
+          <w:rPr>
+            <w:noProof/>
+            <w:webHidden/>
+          </w:rPr>
+          <w:fldChar w:fldCharType="begin"/>
+        </w:r>
+        <w:r>
+          <w:rPr>
+            <w:noProof/>
+            <w:webHidden/>
+          </w:rPr>
+          <w:instrText xml:space="preserve"> PAGEREF _Toc242035111 \h </w:instrText>
+        </w:r>
+        <w:r>
+          <w:rPr>
+            <w:noProof/>
+            <w:webHidden/>
+          </w:rPr>
+        </w:r>
+        <w:r>
+          <w:rPr>
+            <w:noProof/>
+            <w:webHidden/>
+          </w:rPr>
+          <w:fldChar w:fldCharType="separate"/>
+        </w:r>
+        <w:r>
+          <w:rPr>
+            <w:noProof/>
+            <w:webHidden/>
+          </w:rPr>
+          <w:t>11</w:t>
+        </w:r>
+        <w:r>
+          <w:rPr>
+            <w:noProof/>
+            <w:webHidden/>
+          </w:rPr>
+          <w:fldChar w:fldCharType="end"/>
+        </w:r>
+      </w:hyperlink>
+    </w:p>
+    <w:p>
+      <w:pPr>
+        <w:pStyle w:val="TDC3"/>
+        <w:tabs>
+          <w:tab w:val="right" w:leader="dot" w:pos="8494"/>
+        </w:tabs>
+        <w:rPr>
+          <w:rFonts w:eastAsiaTheme="minorEastAsia" w:cstheme="minorBidi"/>
+          <w:smallCaps w:val="0"/>
+          <w:noProof/>
+          <w:kern w:val="2"/>
+          <w:sz w:val="24"/>
+          <w:szCs w:val="24"/>
+          <w:lang w:eastAsia="es-ES"/>
+          <w14:ligatures w14:val="standardContextual"/>
+        </w:rPr>
+      </w:pPr>
+      <w:hyperlink w:anchor="_Toc242035112" w:history="1">
+        <w:r>
+          <w:rPr>
+            <w:rStyle w:val="Hipervnculo"/>
+            <w:noProof/>
+          </w:rPr>
+          <w:t>ULA — INT Response / Horizontal Reset / HSync Start / HSync End</w:t>
+        </w:r>
+        <w:r>
+          <w:rPr>
+            <w:noProof/>
+            <w:webHidden/>
+          </w:rPr>
+          <w:tab/>
+        </w:r>
+        <w:r>
+          <w:rPr>
+            <w:noProof/>
+            <w:webHidden/>
+          </w:rPr>
+          <w:fldChar w:fldCharType="begin"/>
+        </w:r>
+        <w:r>
+          <w:rPr>
+            <w:noProof/>
+            <w:webHidden/>
+          </w:rPr>
+          <w:instrText xml:space="preserve"> PAGEREF _Toc242035112 \h </w:instrText>
+        </w:r>
+        <w:r>
+          <w:rPr>
+            <w:noProof/>
+            <w:webHidden/>
+          </w:rPr>
+        </w:r>
+        <w:r>
+          <w:rPr>
+            <w:noProof/>
+            <w:webHidden/>
+          </w:rPr>
+          <w:fldChar w:fldCharType="separate"/>
+        </w:r>
+        <w:r>
+          <w:rPr>
+            <w:noProof/>
+            <w:webHidden/>
+          </w:rPr>
+          <w:t>11</w:t>
+        </w:r>
+        <w:r>
+          <w:rPr>
+            <w:noProof/>
+            <w:webHidden/>
+          </w:rPr>
+          <w:fldChar w:fldCharType="end"/>
+        </w:r>
+      </w:hyperlink>
+    </w:p>
+    <w:p>
+      <w:pPr>
+        <w:pStyle w:val="TDC3"/>
+        <w:tabs>
+          <w:tab w:val="right" w:leader="dot" w:pos="8494"/>
+        </w:tabs>
+        <w:rPr>
+          <w:rFonts w:eastAsiaTheme="minorEastAsia" w:cstheme="minorBidi"/>
+          <w:smallCaps w:val="0"/>
+          <w:noProof/>
+          <w:kern w:val="2"/>
+          <w:sz w:val="24"/>
+          <w:szCs w:val="24"/>
+          <w:lang w:eastAsia="es-ES"/>
+          <w14:ligatures w14:val="standardContextual"/>
+        </w:rPr>
+      </w:pPr>
+      <w:hyperlink w:anchor="_Toc242035113" w:history="1">
+        <w:r>
+          <w:rPr>
+            <w:rStyle w:val="Hipervnculo"/>
+            <w:noProof/>
+          </w:rPr>
+          <w:t>CPU — NMI Synchronization</w:t>
+        </w:r>
+        <w:r>
+          <w:rPr>
+            <w:noProof/>
+            <w:webHidden/>
+          </w:rPr>
+          <w:tab/>
+        </w:r>
+        <w:r>
+          <w:rPr>
+            <w:noProof/>
+            <w:webHidden/>
+          </w:rPr>
+          <w:fldChar w:fldCharType="begin"/>
+        </w:r>
+        <w:r>
+          <w:rPr>
+            <w:noProof/>
+            <w:webHidden/>
+          </w:rPr>
+          <w:instrText xml:space="preserve"> PAGEREF _Toc242035113 \h </w:instrText>
+        </w:r>
+        <w:r>
+          <w:rPr>
+            <w:noProof/>
+            <w:webHidden/>
+          </w:rPr>
+        </w:r>
+        <w:r>
+          <w:rPr>
+            <w:noProof/>
+            <w:webHidden/>
+          </w:rPr>
+          <w:fldChar w:fldCharType="separate"/>
+        </w:r>
+        <w:r>
+          <w:rPr>
+            <w:noProof/>
+            <w:webHidden/>
+          </w:rPr>
+          <w:t>11</w:t>
+        </w:r>
+        <w:r>
+          <w:rPr>
+            <w:noProof/>
+            <w:webHidden/>
+          </w:rPr>
+          <w:fldChar w:fldCharType="end"/>
+        </w:r>
+      </w:hyperlink>
+    </w:p>
+    <w:p>
+      <w:pPr>
+        <w:pStyle w:val="TDC1"/>
+        <w:tabs>
+          <w:tab w:val="right" w:leader="dot" w:pos="8494"/>
+        </w:tabs>
+        <w:rPr>
+          <w:rFonts w:eastAsiaTheme="minorEastAsia" w:cstheme="minorBidi"/>
+          <w:b w:val="0"/>
+          <w:bCs w:val="0"/>
+          <w:caps w:val="0"/>
+          <w:noProof/>
+          <w:kern w:val="2"/>
+          <w:sz w:val="24"/>
+          <w:szCs w:val="24"/>
+          <w:u w:val="none"/>
+          <w:lang w:eastAsia="es-ES"/>
+          <w14:ligatures w14:val="standardContextual"/>
+        </w:rPr>
+      </w:pPr>
+      <w:hyperlink w:anchor="_Toc242035114" w:history="1">
+        <w:r>
+          <w:rPr>
+            <w:rStyle w:val="Hipervnculo"/>
+            <w:noProof/>
+          </w:rPr>
+          <w:t>6. Interpretation method</w:t>
+        </w:r>
+        <w:r>
+          <w:rPr>
+            <w:noProof/>
+            <w:webHidden/>
+          </w:rPr>
+          <w:tab/>
+        </w:r>
+        <w:r>
+          <w:rPr>
+            <w:noProof/>
+            <w:webHidden/>
+          </w:rPr>
+          <w:fldChar w:fldCharType="begin"/>
+        </w:r>
+        <w:r>
+          <w:rPr>
+            <w:noProof/>
+            <w:webHidden/>
+          </w:rPr>
+          <w:instrText xml:space="preserve"> PAGEREF _Toc242035114 \h </w:instrText>
+        </w:r>
+        <w:r>
+          <w:rPr>
+            <w:noProof/>
+            <w:webHidden/>
+          </w:rPr>
+        </w:r>
+        <w:r>
+          <w:rPr>
+            <w:noProof/>
+            <w:webHidden/>
+          </w:rPr>
+          <w:fldChar w:fldCharType="separate"/>
+        </w:r>
+        <w:r>
+          <w:rPr>
+            <w:noProof/>
+            <w:webHidden/>
+          </w:rPr>
+          <w:t>13</w:t>
+        </w:r>
+        <w:r>
+          <w:rPr>
+            <w:noProof/>
+            <w:webHidden/>
+          </w:rPr>
+          <w:fldChar w:fldCharType="end"/>
+        </w:r>
+      </w:hyperlink>
+    </w:p>
+    <w:p>
+      <w:pPr>
+        <w:pStyle w:val="TDC2"/>
+        <w:tabs>
+          <w:tab w:val="right" w:leader="dot" w:pos="8494"/>
+        </w:tabs>
+        <w:rPr>
+          <w:rFonts w:eastAsiaTheme="minorEastAsia" w:cstheme="minorBidi"/>
+          <w:b w:val="0"/>
+          <w:bCs w:val="0"/>
+          <w:smallCaps w:val="0"/>
+          <w:noProof/>
+          <w:kern w:val="2"/>
+          <w:sz w:val="24"/>
+          <w:szCs w:val="24"/>
+          <w:lang w:eastAsia="es-ES"/>
+          <w14:ligatures w14:val="standardContextual"/>
+        </w:rPr>
+      </w:pPr>
+      <w:hyperlink w:anchor="_Toc242035115" w:history="1">
+        <w:r>
+          <w:rPr>
+            <w:rStyle w:val="Hipervnculo"/>
+            <w:noProof/>
+          </w:rPr>
+          <w:t>6.1 Recommended procedure</w:t>
+        </w:r>
+        <w:r>
+          <w:rPr>
+            <w:noProof/>
+            <w:webHidden/>
+          </w:rPr>
+          <w:tab/>
+        </w:r>
+        <w:r>
+          <w:rPr>
+            <w:noProof/>
+            <w:webHidden/>
+          </w:rPr>
+          <w:fldChar w:fldCharType="begin"/>
+        </w:r>
+        <w:r>
+          <w:rPr>
+            <w:noProof/>
+            <w:webHidden/>
+          </w:rPr>
+          <w:instrText xml:space="preserve"> PAGEREF _Toc242035115 \h </w:instrText>
+        </w:r>
+        <w:r>
+          <w:rPr>
+            <w:noProof/>
+            <w:webHidden/>
+          </w:rPr>
+        </w:r>
+        <w:r>
+          <w:rPr>
+            <w:noProof/>
+            <w:webHidden/>
+          </w:rPr>
+          <w:fldChar w:fldCharType="separate"/>
+        </w:r>
+        <w:r>
+          <w:rPr>
+            <w:noProof/>
+            <w:webHidden/>
+          </w:rPr>
+          <w:t>13</w:t>
+        </w:r>
+        <w:r>
+          <w:rPr>
+            <w:noProof/>
+            <w:webHidden/>
+          </w:rPr>
+          <w:fldChar w:fldCharType="end"/>
+        </w:r>
+      </w:hyperlink>
+    </w:p>
+    <w:p>
+      <w:pPr>
+        <w:pStyle w:val="TDC2"/>
+        <w:tabs>
+          <w:tab w:val="right" w:leader="dot" w:pos="8494"/>
+        </w:tabs>
+        <w:rPr>
+          <w:rFonts w:eastAsiaTheme="minorEastAsia" w:cstheme="minorBidi"/>
+          <w:b w:val="0"/>
+          <w:bCs w:val="0"/>
+          <w:smallCaps w:val="0"/>
+          <w:noProof/>
+          <w:kern w:val="2"/>
+          <w:sz w:val="24"/>
+          <w:szCs w:val="24"/>
+          <w:lang w:eastAsia="es-ES"/>
+          <w14:ligatures w14:val="standardContextual"/>
+        </w:rPr>
+      </w:pPr>
+      <w:hyperlink w:anchor="_Toc242035116" w:history="1">
+        <w:r>
+          <w:rPr>
+            <w:rStyle w:val="Hipervnculo"/>
+            <w:noProof/>
+          </w:rPr>
+          <w:t>6.2 Annotated example</w:t>
+        </w:r>
+        <w:r>
+          <w:rPr>
+            <w:noProof/>
+            <w:webHidden/>
+          </w:rPr>
+          <w:tab/>
+        </w:r>
+        <w:r>
+          <w:rPr>
+            <w:noProof/>
+            <w:webHidden/>
+          </w:rPr>
+          <w:fldChar w:fldCharType="begin"/>
+        </w:r>
+        <w:r>
+          <w:rPr>
+            <w:noProof/>
+            <w:webHidden/>
+          </w:rPr>
+          <w:instrText xml:space="preserve"> PAGEREF _Toc242035116 \h </w:instrText>
+        </w:r>
+        <w:r>
+          <w:rPr>
+            <w:noProof/>
+            <w:webHidden/>
+          </w:rPr>
+        </w:r>
+        <w:r>
+          <w:rPr>
+            <w:noProof/>
+            <w:webHidden/>
+          </w:rPr>
+          <w:fldChar w:fldCharType="separate"/>
+        </w:r>
+        <w:r>
+          <w:rPr>
+            <w:noProof/>
+            <w:webHidden/>
+          </w:rPr>
+          <w:t>13</w:t>
+        </w:r>
+        <w:r>
+          <w:rPr>
+            <w:noProof/>
+            <w:webHidden/>
+          </w:rPr>
+          <w:fldChar w:fldCharType="end"/>
+        </w:r>
+      </w:hyperlink>
+    </w:p>
+    <w:p>
+      <w:pPr>
+        <w:pStyle w:val="TDC1"/>
+        <w:tabs>
+          <w:tab w:val="right" w:leader="dot" w:pos="8494"/>
+        </w:tabs>
+        <w:rPr>
+          <w:rFonts w:eastAsiaTheme="minorEastAsia" w:cstheme="minorBidi"/>
+          <w:b w:val="0"/>
+          <w:bCs w:val="0"/>
+          <w:caps w:val="0"/>
+          <w:noProof/>
+          <w:kern w:val="2"/>
+          <w:sz w:val="24"/>
+          <w:szCs w:val="24"/>
+          <w:u w:val="none"/>
+          <w:lang w:eastAsia="es-ES"/>
+          <w14:ligatures w14:val="standardContextual"/>
+        </w:rPr>
+      </w:pPr>
+      <w:hyperlink w:anchor="_Toc242035117" w:history="1">
+        <w:r>
+          <w:rPr>
+            <w:rStyle w:val="Hipervnculo"/>
+            <w:noProof/>
+          </w:rPr>
+          <w:t>7. Limitations and maintenance</w:t>
+        </w:r>
+        <w:r>
+          <w:rPr>
+            <w:noProof/>
+            <w:webHidden/>
+          </w:rPr>
+          <w:tab/>
+        </w:r>
+        <w:r>
+          <w:rPr>
+            <w:noProof/>
+            <w:webHidden/>
+          </w:rPr>
+          <w:fldChar w:fldCharType="begin"/>
+        </w:r>
+        <w:r>
+          <w:rPr>
+            <w:noProof/>
+            <w:webHidden/>
+          </w:rPr>
+          <w:instrText xml:space="preserve"> PAGEREF _Toc242035117 \h </w:instrText>
+        </w:r>
+        <w:r>
+          <w:rPr>
+            <w:noProof/>
+            <w:webHidden/>
+          </w:rPr>
+        </w:r>
+        <w:r>
+          <w:rPr>
+            <w:noProof/>
+            <w:webHidden/>
+          </w:rPr>
+          <w:fldChar w:fldCharType="separate"/>
+        </w:r>
+        <w:r>
+          <w:rPr>
+            <w:noProof/>
+            <w:webHidden/>
+          </w:rPr>
+          <w:t>14</w:t>
+        </w:r>
+        <w:r>
+          <w:rPr>
+            <w:noProof/>
+            <w:webHidden/>
+          </w:rPr>
+          <w:fldChar w:fldCharType="end"/>
+        </w:r>
+      </w:hyperlink>
+    </w:p>
+    <w:p>
+      <w:pPr>
+        <w:pStyle w:val="TDC2"/>
+        <w:tabs>
+          <w:tab w:val="right" w:leader="dot" w:pos="8494"/>
+        </w:tabs>
+        <w:rPr>
+          <w:rFonts w:eastAsiaTheme="minorEastAsia" w:cstheme="minorBidi"/>
+          <w:b w:val="0"/>
+          <w:bCs w:val="0"/>
+          <w:smallCaps w:val="0"/>
+          <w:noProof/>
+          <w:kern w:val="2"/>
+          <w:sz w:val="24"/>
+          <w:szCs w:val="24"/>
+          <w:lang w:eastAsia="es-ES"/>
+          <w14:ligatures w14:val="standardContextual"/>
+        </w:rPr>
+      </w:pPr>
+      <w:hyperlink w:anchor="_Toc242035118" w:history="1">
+        <w:r>
+          <w:rPr>
+            <w:rStyle w:val="Hipervnculo"/>
+            <w:noProof/>
+          </w:rPr>
+          <w:t>7.1 Specific limitations</w:t>
+        </w:r>
+        <w:r>
+          <w:rPr>
+            <w:noProof/>
+            <w:webHidden/>
+          </w:rPr>
+          <w:tab/>
+        </w:r>
+        <w:r>
+          <w:rPr>
+            <w:noProof/>
+            <w:webHidden/>
+          </w:rPr>
+          <w:fldChar w:fldCharType="begin"/>
+        </w:r>
+        <w:r>
+          <w:rPr>
+            <w:noProof/>
+            <w:webHidden/>
+          </w:rPr>
+          <w:instrText xml:space="preserve"> PAGEREF _Toc242035118 \h </w:instrText>
+        </w:r>
+        <w:r>
+          <w:rPr>
+            <w:noProof/>
+            <w:webHidden/>
+          </w:rPr>
+        </w:r>
+        <w:r>
+          <w:rPr>
+            <w:noProof/>
+            <w:webHidden/>
+          </w:rPr>
+          <w:fldChar w:fldCharType="separate"/>
+        </w:r>
+        <w:r>
+          <w:rPr>
+            <w:noProof/>
+            <w:webHidden/>
+          </w:rPr>
+          <w:t>14</w:t>
+        </w:r>
+        <w:r>
+          <w:rPr>
+            <w:noProof/>
+            <w:webHidden/>
+          </w:rPr>
+          <w:fldChar w:fldCharType="end"/>
+        </w:r>
+      </w:hyperlink>
+    </w:p>
+    <w:p>
+      <w:pPr>
+        <w:pStyle w:val="TDC2"/>
+        <w:tabs>
+          <w:tab w:val="right" w:leader="dot" w:pos="8494"/>
+        </w:tabs>
+        <w:rPr>
+          <w:rFonts w:eastAsiaTheme="minorEastAsia" w:cstheme="minorBidi"/>
+          <w:b w:val="0"/>
+          <w:bCs w:val="0"/>
+          <w:smallCaps w:val="0"/>
+          <w:noProof/>
+          <w:kern w:val="2"/>
+          <w:sz w:val="24"/>
+          <w:szCs w:val="24"/>
+          <w:lang w:eastAsia="es-ES"/>
+          <w14:ligatures w14:val="standardContextual"/>
+        </w:rPr>
+      </w:pPr>
+      <w:hyperlink w:anchor="_Toc242035119" w:history="1">
+        <w:r>
+          <w:rPr>
+            <w:rStyle w:val="Hipervnculo"/>
+            <w:noProof/>
+          </w:rPr>
+          <w:t>7.2 Maintenance contract</w:t>
+        </w:r>
+        <w:r>
+          <w:rPr>
+            <w:noProof/>
+            <w:webHidden/>
+          </w:rPr>
+          <w:tab/>
+        </w:r>
+        <w:r>
+          <w:rPr>
+            <w:noProof/>
+            <w:webHidden/>
+          </w:rPr>
+          <w:fldChar w:fldCharType="begin"/>
+        </w:r>
+        <w:r>
+          <w:rPr>
+            <w:noProof/>
+            <w:webHidden/>
+          </w:rPr>
+          <w:instrText xml:space="preserve"> PAGEREF _Toc242035119 \h </w:instrText>
+        </w:r>
+        <w:r>
+          <w:rPr>
+            <w:noProof/>
+            <w:webHidden/>
+          </w:rPr>
+        </w:r>
+        <w:r>
+          <w:rPr>
+            <w:noProof/>
+            <w:webHidden/>
+          </w:rPr>
+          <w:fldChar w:fldCharType="separate"/>
+        </w:r>
+        <w:r>
+          <w:rPr>
+            <w:noProof/>
+            <w:webHidden/>
+          </w:rPr>
+          <w:t>14</w:t>
+        </w:r>
+        <w:r>
+          <w:rPr>
+            <w:noProof/>
+            <w:webHidden/>
+          </w:rPr>
+          <w:fldChar w:fldCharType="end"/>
+        </w:r>
+      </w:hyperlink>
+    </w:p>
+    <w:p>
+      <w:pPr>
+        <w:pStyle w:val="TDC1"/>
+        <w:tabs>
+          <w:tab w:val="right" w:leader="dot" w:pos="8494"/>
+        </w:tabs>
+        <w:rPr>
+          <w:rFonts w:eastAsiaTheme="minorEastAsia" w:cstheme="minorBidi"/>
+          <w:b w:val="0"/>
+          <w:bCs w:val="0"/>
+          <w:caps w:val="0"/>
+          <w:noProof/>
+          <w:kern w:val="2"/>
+          <w:sz w:val="24"/>
+          <w:szCs w:val="24"/>
+          <w:u w:val="none"/>
+          <w:lang w:eastAsia="es-ES"/>
+          <w14:ligatures w14:val="standardContextual"/>
+        </w:rPr>
+      </w:pPr>
+      <w:hyperlink w:anchor="_Toc242035120" w:history="1">
+        <w:r>
+          <w:rPr>
+            <w:rStyle w:val="Hipervnculo"/>
+            <w:noProof/>
+          </w:rPr>
+          <w:t>Appendices</w:t>
+        </w:r>
+        <w:r>
+          <w:rPr>
+            <w:noProof/>
+            <w:webHidden/>
+          </w:rPr>
+          <w:tab/>
+        </w:r>
+        <w:r>
+          <w:rPr>
+            <w:noProof/>
+            <w:webHidden/>
+          </w:rPr>
+          <w:fldChar w:fldCharType="begin"/>
+        </w:r>
+        <w:r>
+          <w:rPr>
+            <w:noProof/>
+            <w:webHidden/>
+          </w:rPr>
+          <w:instrText xml:space="preserve"> PAGEREF _Toc242035120 \h </w:instrText>
+        </w:r>
+        <w:r>
+          <w:rPr>
+            <w:noProof/>
+            <w:webHidden/>
+          </w:rPr>
+        </w:r>
+        <w:r>
+          <w:rPr>
+            <w:noProof/>
+            <w:webHidden/>
+          </w:rPr>
+          <w:fldChar w:fldCharType="separate"/>
+        </w:r>
+        <w:r>
+          <w:rPr>
+            <w:noProof/>
+            <w:webHidden/>
+          </w:rPr>
+          <w:t>15</w:t>
+        </w:r>
+        <w:r>
+          <w:rPr>
+            <w:noProof/>
+            <w:webHidden/>
+          </w:rPr>
+          <w:fldChar w:fldCharType="end"/>
+        </w:r>
+      </w:hyperlink>
+    </w:p>
+    <w:p>
+      <w:pPr>
+        <w:pStyle w:val="TDC2"/>
+        <w:tabs>
+          <w:tab w:val="right" w:leader="dot" w:pos="8494"/>
+        </w:tabs>
+        <w:rPr>
+          <w:rFonts w:eastAsiaTheme="minorEastAsia" w:cstheme="minorBidi"/>
+          <w:b w:val="0"/>
+          <w:bCs w:val="0"/>
+          <w:smallCaps w:val="0"/>
+          <w:noProof/>
+          <w:kern w:val="2"/>
+          <w:sz w:val="24"/>
+          <w:szCs w:val="24"/>
+          <w:lang w:eastAsia="es-ES"/>
+          <w14:ligatures w14:val="standardContextual"/>
+        </w:rPr>
+      </w:pPr>
+      <w:hyperlink w:anchor="_Toc242035121" w:history="1">
+        <w:r>
+          <w:rPr>
+            <w:rStyle w:val="Hipervnculo"/>
+            <w:noProof/>
+          </w:rPr>
+          <w:t>Appendix A. Provenance and revision</w:t>
+        </w:r>
+        <w:r>
+          <w:rPr>
+            <w:noProof/>
+            <w:webHidden/>
+          </w:rPr>
+          <w:tab/>
+        </w:r>
+        <w:r>
+          <w:rPr>
+            <w:noProof/>
+            <w:webHidden/>
+          </w:rPr>
+          <w:fldChar w:fldCharType="begin"/>
+        </w:r>
+        <w:r>
+          <w:rPr>
+            <w:noProof/>
+            <w:webHidden/>
+          </w:rPr>
+          <w:instrText xml:space="preserve"> PAGEREF _Toc242035121 \h </w:instrText>
+        </w:r>
+        <w:r>
+          <w:rPr>
+            <w:noProof/>
+            <w:webHidden/>
+          </w:rPr>
+        </w:r>
+        <w:r>
+          <w:rPr>
+            <w:noProof/>
+            <w:webHidden/>
+          </w:rPr>
+          <w:fldChar w:fldCharType="separate"/>
+        </w:r>
+        <w:r>
+          <w:rPr>
+            <w:noProof/>
+            <w:webHidden/>
+          </w:rPr>
+          <w:t>15</w:t>
+        </w:r>
+        <w:r>
+          <w:rPr>
+            <w:noProof/>
+            <w:webHidden/>
+          </w:rPr>
+          <w:fldChar w:fldCharType="end"/>
+        </w:r>
+      </w:hyperlink>
+    </w:p>
+    <w:p>
+      <w:pPr>
+        <w:pStyle w:val="TDC2"/>
+        <w:tabs>
+          <w:tab w:val="right" w:leader="dot" w:pos="8494"/>
+        </w:tabs>
+        <w:rPr>
+          <w:rFonts w:eastAsiaTheme="minorEastAsia" w:cstheme="minorBidi"/>
+          <w:b w:val="0"/>
+          <w:bCs w:val="0"/>
+          <w:smallCaps w:val="0"/>
+          <w:noProof/>
+          <w:kern w:val="2"/>
+          <w:sz w:val="24"/>
+          <w:szCs w:val="24"/>
+          <w:lang w:eastAsia="es-ES"/>
+          <w14:ligatures w14:val="standardContextual"/>
+        </w:rPr>
+      </w:pPr>
+      <w:hyperlink w:anchor="_Toc242035122" w:history="1">
+        <w:r>
+          <w:rPr>
+            <w:rStyle w:val="Hipervnculo"/>
+            <w:noProof/>
+          </w:rPr>
+          <w:t>A.1 Watched source files</w:t>
+        </w:r>
+        <w:r>
+          <w:rPr>
+            <w:noProof/>
+            <w:webHidden/>
+          </w:rPr>
+          <w:tab/>
+        </w:r>
+        <w:r>
+          <w:rPr>
+            <w:noProof/>
+            <w:webHidden/>
+          </w:rPr>
+          <w:fldChar w:fldCharType="begin"/>
+        </w:r>
+        <w:r>
+          <w:rPr>
+            <w:noProof/>
+            <w:webHidden/>
+          </w:rPr>
+          <w:instrText xml:space="preserve"> PAGEREF _Toc242035122 \h </w:instrText>
+        </w:r>
+        <w:r>
+          <w:rPr>
+            <w:noProof/>
+            <w:webHidden/>
+          </w:rPr>
+        </w:r>
+        <w:r>
+          <w:rPr>
+            <w:noProof/>
+            <w:webHidden/>
+          </w:rPr>
+          <w:fldChar w:fldCharType="separate"/>
+        </w:r>
+        <w:r>
+          <w:rPr>
+            <w:noProof/>
+            <w:webHidden/>
+          </w:rPr>
+          <w:t>16</w:t>
+        </w:r>
+        <w:r>
+          <w:rPr>
+            <w:noProof/>
+            <w:webHidden/>
+          </w:rPr>
+          <w:fldChar w:fldCharType="end"/>
+        </w:r>
+      </w:hyperlink>
+    </w:p>
+    <w:p>
+      <w:pPr>
+        <w:pStyle w:val="TDC2"/>
+        <w:tabs>
+          <w:tab w:val="right" w:leader="dot" w:pos="8494"/>
+        </w:tabs>
+        <w:rPr>
+          <w:rFonts w:eastAsiaTheme="minorEastAsia" w:cstheme="minorBidi"/>
+          <w:b w:val="0"/>
+          <w:bCs w:val="0"/>
+          <w:smallCaps w:val="0"/>
+          <w:noProof/>
+          <w:kern w:val="2"/>
+          <w:sz w:val="24"/>
+          <w:szCs w:val="24"/>
+          <w:lang w:eastAsia="es-ES"/>
+          <w14:ligatures w14:val="standardContextual"/>
+        </w:rPr>
+      </w:pPr>
+      <w:hyperlink w:anchor="_Toc242035123" w:history="1">
+        <w:r>
+          <w:rPr>
+            <w:rStyle w:val="Hipervnculo"/>
+            <w:noProof/>
+          </w:rPr>
+          <w:t>A.2 Revision history</w:t>
+        </w:r>
+        <w:r>
+          <w:rPr>
+            <w:noProof/>
+            <w:webHidden/>
+          </w:rPr>
+          <w:tab/>
+        </w:r>
+        <w:r>
+          <w:rPr>
+            <w:noProof/>
+            <w:webHidden/>
+          </w:rPr>
+          <w:fldChar w:fldCharType="begin"/>
+        </w:r>
+        <w:r>
+          <w:rPr>
+            <w:noProof/>
+            <w:webHidden/>
+          </w:rPr>
+          <w:instrText xml:space="preserve"> PAGEREF _Toc242035123 \h </w:instrText>
+        </w:r>
+        <w:r>
+          <w:rPr>
+            <w:noProof/>
+            <w:webHidden/>
+          </w:rPr>
+        </w:r>
+        <w:r>
+          <w:rPr>
+            <w:noProof/>
+            <w:webHidden/>
+          </w:rPr>
+          <w:fldChar w:fldCharType="separate"/>
+        </w:r>
+        <w:r>
+          <w:rPr>
+            <w:noProof/>
+            <w:webHidden/>
+          </w:rPr>
+          <w:t>16</w:t>
+        </w:r>
+        <w:r>
+          <w:rPr>
+            <w:noProof/>
+            <w:webHidden/>
+          </w:rPr>
+          <w:fldChar w:fldCharType="end"/>
+        </w:r>
+      </w:hyperlink>
+    </w:p>
+    <w:p>
+      <w:pPr>
+        <w:pStyle w:val="TDC2"/>
+        <w:tabs>
+          <w:tab w:val="right" w:leader="dot" w:pos="8494"/>
+        </w:tabs>
+        <w:rPr>
+          <w:rFonts w:eastAsiaTheme="minorEastAsia" w:cstheme="minorBidi"/>
+          <w:b w:val="0"/>
+          <w:bCs w:val="0"/>
+          <w:smallCaps w:val="0"/>
+          <w:noProof/>
+          <w:kern w:val="2"/>
+          <w:sz w:val="24"/>
+          <w:szCs w:val="24"/>
+          <w:lang w:eastAsia="es-ES"/>
+          <w14:ligatures w14:val="standardContextual"/>
+        </w:rPr>
+      </w:pPr>
+      <w:hyperlink w:anchor="_Toc242035124" w:history="1">
+        <w:r>
+          <w:rPr>
+            <w:rStyle w:val="Hipervnculo"/>
+            <w:noProof/>
+          </w:rPr>
+          <w:t>Illustrations</w:t>
+        </w:r>
+        <w:r>
+          <w:rPr>
+            <w:noProof/>
+            <w:webHidden/>
+          </w:rPr>
+          <w:tab/>
+        </w:r>
+        <w:r>
+          <w:rPr>
+            <w:noProof/>
+            <w:webHidden/>
+          </w:rPr>
+          <w:fldChar w:fldCharType="begin"/>
+        </w:r>
+        <w:r>
+          <w:rPr>
+            <w:noProof/>
+            <w:webHidden/>
+          </w:rPr>
+          <w:instrText xml:space="preserve"> PAGEREF _Toc242035124 \h </w:instrText>
+        </w:r>
+        <w:r>
+          <w:rPr>
+            <w:noProof/>
+            <w:webHidden/>
+          </w:rPr>
+        </w:r>
+        <w:r>
+          <w:rPr>
+            <w:noProof/>
+            <w:webHidden/>
+          </w:rPr>
+          <w:fldChar w:fldCharType="separate"/>
+        </w:r>
+        <w:r>
+          <w:rPr>
+            <w:noProof/>
+            <w:webHidden/>
+          </w:rPr>
+          <w:t>16</w:t>
+        </w:r>
+        <w:r>
+          <w:rPr>
+            <w:noProof/>
+            <w:webHidden/>
+          </w:rPr>
+          <w:fldChar w:fldCharType="end"/>
+        </w:r>
+      </w:hyperlink>
+    </w:p>
+    <w:p>
+      <w:pPr>
+        <w:pStyle w:val="TDC2"/>
+        <w:tabs>
+          <w:tab w:val="right" w:leader="dot" w:pos="8494"/>
+        </w:tabs>
+        <w:rPr>
+          <w:rFonts w:eastAsiaTheme="minorEastAsia" w:cstheme="minorBidi"/>
+          <w:b w:val="0"/>
+          <w:bCs w:val="0"/>
+          <w:smallCaps w:val="0"/>
+          <w:noProof/>
+          <w:kern w:val="2"/>
+          <w:sz w:val="24"/>
+          <w:szCs w:val="24"/>
+          <w:lang w:eastAsia="es-ES"/>
+          <w14:ligatures w14:val="standardContextual"/>
+        </w:rPr>
+      </w:pPr>
+      <w:hyperlink w:anchor="_Toc242035125" w:history="1">
+        <w:r>
+          <w:rPr>
+            <w:rStyle w:val="Hipervnculo"/>
+            <w:noProof/>
+          </w:rPr>
+          <w:t>Equations</w:t>
+        </w:r>
+        <w:r>
+          <w:rPr>
+            <w:noProof/>
+            <w:webHidden/>
+          </w:rPr>
+          <w:tab/>
+        </w:r>
+        <w:r>
+          <w:rPr>
+            <w:noProof/>
+            <w:webHidden/>
+          </w:rPr>
+          <w:fldChar w:fldCharType="begin"/>
+        </w:r>
+        <w:r>
+          <w:rPr>
+            <w:noProof/>
+            <w:webHidden/>
+          </w:rPr>
+          <w:instrText xml:space="preserve"> PAGEREF _Toc242035125 \h </w:instrText>
+        </w:r>
+        <w:r>
+          <w:rPr>
+            <w:noProof/>
+            <w:webHidden/>
+          </w:rPr>
+        </w:r>
+        <w:r>
+          <w:rPr>
+            <w:noProof/>
+            <w:webHidden/>
+          </w:rPr>
+          <w:fldChar w:fldCharType="separate"/>
+        </w:r>
+        <w:r>
+          <w:rPr>
+            <w:noProof/>
+            <w:webHidden/>
+          </w:rPr>
+          <w:t>17</w:t>
+        </w:r>
+        <w:r>
+          <w:rPr>
+            <w:noProof/>
+            <w:webHidden/>
+          </w:rPr>
+          <w:fldChar w:fldCharType="end"/>
+        </w:r>
+      </w:hyperlink>
+    </w:p>
+    <w:p>
       <w:r>
         <w:fldChar w:fldCharType="end"/>
       </w:r>
@@ -582,16 +3813,15 @@
     <w:p>
       <w:pPr>
         <w:pStyle w:val="Ttulo"/>
-        <w:keepNext/>
-      </w:pPr>
-      <w:r>
+      </w:pPr>
+      <w:bookmarkStart w:id="1" w:name="_Toc242035085"/>
+      <w:r>
+        <w:lastRenderedPageBreak/>
         <w:t>Foreword</w:t>
       </w:r>
-    </w:p>
-    <w:p>
-      <w:pPr>
-        <w:spacing w:after="120"/>
-      </w:pPr>
+      <w:bookmarkEnd w:id="1"/>
+    </w:p>
+    <w:p>
       <w:r>
         <w:t>This guide defines the DEBUG format for ZX80 and ZX81. Its purpose is to make a trace readable and auditable directly against the code that produces it. Audience: Framework and emulator developers, timing-test authors, and users diagnosing execution traces.</w:t>
       </w:r>
@@ -599,16 +3829,15 @@
     <w:p>
       <w:pPr>
         <w:pStyle w:val="Ttulo"/>
-        <w:keepNext/>
-      </w:pPr>
-      <w:r>
+      </w:pPr>
+      <w:bookmarkStart w:id="2" w:name="_Toc242035086"/>
+      <w:r>
+        <w:lastRenderedPageBreak/>
         <w:t>1. Purpose, scope, and models</w:t>
       </w:r>
-    </w:p>
-    <w:p>
-      <w:pPr>
-        <w:spacing w:after="120"/>
-      </w:pPr>
+      <w:bookmarkEnd w:id="2"/>
+    </w:p>
+    <w:p>
       <w:r>
         <w:t>Provide a verifiable description of the format, provenance, timing, and interpretation of EMULATORS deep-debug files.</w:t>
       </w:r>
@@ -617,32 +3846,24 @@
       <w:pPr>
         <w:pStyle w:val="Ttulo1"/>
         <w:spacing w:before="280"/>
-        <w:keepNext/>
-      </w:pPr>
+      </w:pPr>
+      <w:bookmarkStart w:id="3" w:name="_Toc242035087"/>
       <w:r>
         <w:t>1.1 Scope of this guide</w:t>
       </w:r>
-    </w:p>
-    <w:p>
-      <w:pPr>
-        <w:spacing w:after="120"/>
-      </w:pPr>
+      <w:bookmarkEnd w:id="3"/>
+    </w:p>
+    <w:p>
       <w:r>
         <w:t>Covered models: ZX80 and the PAL/NTSC ZX81 variants supported by the ZX81 executable.</w:t>
       </w:r>
     </w:p>
     <w:p>
-      <w:pPr>
-        <w:spacing w:after="120"/>
-      </w:pPr>
       <w:r>
         <w:t>Main processor: Zilog Z80.</w:t>
       </w:r>
     </w:p>
     <w:p>
-      <w:pPr>
-        <w:spacing w:after="120"/>
-      </w:pPr>
       <w:r>
         <w:t>The guide describes the behavior implemented in the current repository revision. When a component is present but its producer contains a TODO, the guide explicitly states that it currently produces no output.</w:t>
       </w:r>
@@ -650,28 +3871,31 @@
     <w:p>
       <w:pPr>
         <w:pStyle w:val="Ttulo"/>
-        <w:keepNext/>
-      </w:pPr>
-      <w:r>
+      </w:pPr>
+      <w:bookmarkStart w:id="4" w:name="_Toc242035088"/>
+      <w:r>
+        <w:lastRenderedPageBreak/>
         <w:t>2. Activation and producer selection</w:t>
       </w:r>
+      <w:bookmarkEnd w:id="4"/>
     </w:p>
     <w:p>
       <w:pPr>
         <w:pStyle w:val="Ttulo1"/>
         <w:spacing w:before="280"/>
-        <w:keepNext/>
-      </w:pPr>
+      </w:pPr>
+      <w:bookmarkStart w:id="5" w:name="_Toc242035089"/>
       <w:r>
         <w:t>2.1 Console command</w:t>
       </w:r>
-    </w:p>
-    <w:p>
-      <w:pPr>
+      <w:bookmarkEnd w:id="5"/>
+    </w:p>
+    <w:p>
+      <w:pPr>
+        <w:keepLines/>
+        <w:shd w:val="clear" w:color="auto" w:fill="F2F2F2"/>
         <w:spacing w:before="100" w:after="140" w:line="240" w:lineRule="auto"/>
         <w:ind w:left="198" w:right="198"/>
-        <w:shd w:fill="F2F2F2"/>
-        <w:keepLines/>
       </w:pPr>
       <w:r>
         <w:rPr>
@@ -708,29 +3932,29 @@
     <w:tbl>
       <w:tblPr>
         <w:tblStyle w:val="Tablaconcuadrcula"/>
-        <w:tblW w:type="auto" w:w="0"/>
+        <w:tblW w:w="0" w:type="auto"/>
         <w:tblLayout w:type="fixed"/>
-        <w:tblLook w:firstColumn="1" w:firstRow="1" w:lastColumn="0" w:lastRow="0" w:noHBand="0" w:noVBand="1" w:val="04A0"/>
+        <w:tblLook w:val="04A0" w:firstRow="1" w:lastRow="0" w:firstColumn="1" w:lastColumn="0" w:noHBand="0" w:noVBand="1"/>
       </w:tblPr>
       <w:tblGrid>
-        <w:gridCol w:w="4252"/>
-        <w:gridCol w:w="4252"/>
+        <w:gridCol w:w="2268"/>
+        <w:gridCol w:w="6633"/>
       </w:tblGrid>
       <w:tr>
         <w:trPr>
-          <w:tblHeader w:val="true"/>
+          <w:tblHeader/>
         </w:trPr>
         <w:tc>
           <w:tcPr>
-            <w:tcW w:type="dxa" w:w="2268"/>
-            <w:shd w:fill="1F4E78"/>
-            <w:vAlign w:val="center"/>
+            <w:tcW w:w="2268" w:type="dxa"/>
+            <w:shd w:val="clear" w:color="auto" w:fill="1F4E78"/>
             <w:tcMar>
               <w:top w:w="90" w:type="dxa"/>
-              <w:start w:w="110" w:type="dxa"/>
+              <w:left w:w="110" w:type="dxa"/>
               <w:bottom w:w="90" w:type="dxa"/>
-              <w:end w:w="110" w:type="dxa"/>
+              <w:right w:w="110" w:type="dxa"/>
             </w:tcMar>
+            <w:vAlign w:val="center"/>
           </w:tcPr>
           <w:p>
             <w:pPr>
@@ -748,15 +3972,15 @@
         </w:tc>
         <w:tc>
           <w:tcPr>
-            <w:tcW w:type="dxa" w:w="6633"/>
-            <w:shd w:fill="1F4E78"/>
-            <w:vAlign w:val="center"/>
+            <w:tcW w:w="6633" w:type="dxa"/>
+            <w:shd w:val="clear" w:color="auto" w:fill="1F4E78"/>
             <w:tcMar>
               <w:top w:w="90" w:type="dxa"/>
-              <w:start w:w="110" w:type="dxa"/>
+              <w:left w:w="110" w:type="dxa"/>
               <w:bottom w:w="90" w:type="dxa"/>
-              <w:end w:w="110" w:type="dxa"/>
+              <w:right w:w="110" w:type="dxa"/>
             </w:tcMar>
+            <w:vAlign w:val="center"/>
           </w:tcPr>
           <w:p>
             <w:r>
@@ -773,18 +3997,18 @@
       <w:tr>
         <w:tc>
           <w:tcPr>
-            <w:tcW w:type="dxa" w:w="2268"/>
-            <w:vAlign w:val="center"/>
+            <w:tcW w:w="2268" w:type="dxa"/>
             <w:tcMar>
               <w:top w:w="90" w:type="dxa"/>
-              <w:start w:w="110" w:type="dxa"/>
+              <w:left w:w="110" w:type="dxa"/>
               <w:bottom w:w="90" w:type="dxa"/>
-              <w:end w:w="110" w:type="dxa"/>
+              <w:right w:w="110" w:type="dxa"/>
             </w:tcMar>
+            <w:vAlign w:val="center"/>
           </w:tcPr>
           <w:p>
             <w:pPr>
-              <w:spacing w:after="0" w:line="240" w:lineRule="auto"/>
+              <w:spacing w:after="0"/>
             </w:pPr>
             <w:r>
               <w:rPr>
@@ -796,18 +4020,18 @@
         </w:tc>
         <w:tc>
           <w:tcPr>
-            <w:tcW w:type="dxa" w:w="6633"/>
-            <w:vAlign w:val="center"/>
+            <w:tcW w:w="6633" w:type="dxa"/>
             <w:tcMar>
               <w:top w:w="90" w:type="dxa"/>
-              <w:start w:w="110" w:type="dxa"/>
+              <w:left w:w="110" w:type="dxa"/>
               <w:bottom w:w="90" w:type="dxa"/>
-              <w:end w:w="110" w:type="dxa"/>
+              <w:right w:w="110" w:type="dxa"/>
             </w:tcMar>
+            <w:vAlign w:val="center"/>
           </w:tcPr>
           <w:p>
             <w:pPr>
-              <w:spacing w:after="0" w:line="240" w:lineRule="auto"/>
+              <w:spacing w:after="0"/>
             </w:pPr>
             <w:r>
               <w:rPr>
@@ -821,19 +4045,19 @@
       <w:tr>
         <w:tc>
           <w:tcPr>
-            <w:tcW w:type="dxa" w:w="2268"/>
-            <w:vAlign w:val="center"/>
-            <w:shd w:fill="EAF2F8"/>
+            <w:tcW w:w="2268" w:type="dxa"/>
+            <w:shd w:val="clear" w:color="auto" w:fill="EAF2F8"/>
             <w:tcMar>
               <w:top w:w="90" w:type="dxa"/>
-              <w:start w:w="110" w:type="dxa"/>
+              <w:left w:w="110" w:type="dxa"/>
               <w:bottom w:w="90" w:type="dxa"/>
-              <w:end w:w="110" w:type="dxa"/>
+              <w:right w:w="110" w:type="dxa"/>
             </w:tcMar>
+            <w:vAlign w:val="center"/>
           </w:tcPr>
           <w:p>
             <w:pPr>
-              <w:spacing w:after="0" w:line="240" w:lineRule="auto"/>
+              <w:spacing w:after="0"/>
             </w:pPr>
             <w:r>
               <w:rPr>
@@ -845,19 +4069,19 @@
         </w:tc>
         <w:tc>
           <w:tcPr>
-            <w:tcW w:type="dxa" w:w="6633"/>
-            <w:vAlign w:val="center"/>
-            <w:shd w:fill="EAF2F8"/>
+            <w:tcW w:w="6633" w:type="dxa"/>
+            <w:shd w:val="clear" w:color="auto" w:fill="EAF2F8"/>
             <w:tcMar>
               <w:top w:w="90" w:type="dxa"/>
-              <w:start w:w="110" w:type="dxa"/>
+              <w:left w:w="110" w:type="dxa"/>
               <w:bottom w:w="90" w:type="dxa"/>
-              <w:end w:w="110" w:type="dxa"/>
+              <w:right w:w="110" w:type="dxa"/>
             </w:tcMar>
+            <w:vAlign w:val="center"/>
           </w:tcPr>
           <w:p>
             <w:pPr>
-              <w:spacing w:after="0" w:line="240" w:lineRule="auto"/>
+              <w:spacing w:after="0"/>
             </w:pPr>
             <w:r>
               <w:rPr>
@@ -871,18 +4095,18 @@
       <w:tr>
         <w:tc>
           <w:tcPr>
-            <w:tcW w:type="dxa" w:w="2268"/>
-            <w:vAlign w:val="center"/>
+            <w:tcW w:w="2268" w:type="dxa"/>
             <w:tcMar>
               <w:top w:w="90" w:type="dxa"/>
-              <w:start w:w="110" w:type="dxa"/>
+              <w:left w:w="110" w:type="dxa"/>
               <w:bottom w:w="90" w:type="dxa"/>
-              <w:end w:w="110" w:type="dxa"/>
+              <w:right w:w="110" w:type="dxa"/>
             </w:tcMar>
+            <w:vAlign w:val="center"/>
           </w:tcPr>
           <w:p>
             <w:pPr>
-              <w:spacing w:after="0" w:line="240" w:lineRule="auto"/>
+              <w:spacing w:after="0"/>
             </w:pPr>
             <w:r>
               <w:rPr>
@@ -894,18 +4118,18 @@
         </w:tc>
         <w:tc>
           <w:tcPr>
-            <w:tcW w:type="dxa" w:w="6633"/>
-            <w:vAlign w:val="center"/>
+            <w:tcW w:w="6633" w:type="dxa"/>
             <w:tcMar>
               <w:top w:w="90" w:type="dxa"/>
-              <w:start w:w="110" w:type="dxa"/>
+              <w:left w:w="110" w:type="dxa"/>
               <w:bottom w:w="90" w:type="dxa"/>
-              <w:end w:w="110" w:type="dxa"/>
+              <w:right w:w="110" w:type="dxa"/>
             </w:tcMar>
+            <w:vAlign w:val="center"/>
           </w:tcPr>
           <w:p>
             <w:pPr>
-              <w:spacing w:after="0" w:line="240" w:lineRule="auto"/>
+              <w:spacing w:after="0"/>
             </w:pPr>
             <w:r>
               <w:rPr>
@@ -919,19 +4143,19 @@
       <w:tr>
         <w:tc>
           <w:tcPr>
-            <w:tcW w:type="dxa" w:w="2268"/>
-            <w:vAlign w:val="center"/>
-            <w:shd w:fill="EAF2F8"/>
+            <w:tcW w:w="2268" w:type="dxa"/>
+            <w:shd w:val="clear" w:color="auto" w:fill="EAF2F8"/>
             <w:tcMar>
               <w:top w:w="90" w:type="dxa"/>
-              <w:start w:w="110" w:type="dxa"/>
+              <w:left w:w="110" w:type="dxa"/>
               <w:bottom w:w="90" w:type="dxa"/>
-              <w:end w:w="110" w:type="dxa"/>
+              <w:right w:w="110" w:type="dxa"/>
             </w:tcMar>
+            <w:vAlign w:val="center"/>
           </w:tcPr>
           <w:p>
             <w:pPr>
-              <w:spacing w:after="0" w:line="240" w:lineRule="auto"/>
+              <w:spacing w:after="0"/>
             </w:pPr>
             <w:r>
               <w:rPr>
@@ -943,19 +4167,19 @@
         </w:tc>
         <w:tc>
           <w:tcPr>
-            <w:tcW w:type="dxa" w:w="6633"/>
-            <w:vAlign w:val="center"/>
-            <w:shd w:fill="EAF2F8"/>
+            <w:tcW w:w="6633" w:type="dxa"/>
+            <w:shd w:val="clear" w:color="auto" w:fill="EAF2F8"/>
             <w:tcMar>
               <w:top w:w="90" w:type="dxa"/>
-              <w:start w:w="110" w:type="dxa"/>
+              <w:left w:w="110" w:type="dxa"/>
               <w:bottom w:w="90" w:type="dxa"/>
-              <w:end w:w="110" w:type="dxa"/>
+              <w:right w:w="110" w:type="dxa"/>
             </w:tcMar>
+            <w:vAlign w:val="center"/>
           </w:tcPr>
           <w:p>
             <w:pPr>
-              <w:spacing w:after="0" w:line="240" w:lineRule="auto"/>
+              <w:spacing w:after="0"/>
             </w:pPr>
             <w:r>
               <w:rPr>
@@ -969,18 +4193,18 @@
       <w:tr>
         <w:tc>
           <w:tcPr>
-            <w:tcW w:type="dxa" w:w="2268"/>
-            <w:vAlign w:val="center"/>
+            <w:tcW w:w="2268" w:type="dxa"/>
             <w:tcMar>
               <w:top w:w="90" w:type="dxa"/>
-              <w:start w:w="110" w:type="dxa"/>
+              <w:left w:w="110" w:type="dxa"/>
               <w:bottom w:w="90" w:type="dxa"/>
-              <w:end w:w="110" w:type="dxa"/>
+              <w:right w:w="110" w:type="dxa"/>
             </w:tcMar>
+            <w:vAlign w:val="center"/>
           </w:tcPr>
           <w:p>
             <w:pPr>
-              <w:spacing w:after="0" w:line="240" w:lineRule="auto"/>
+              <w:spacing w:after="0"/>
             </w:pPr>
             <w:r>
               <w:rPr>
@@ -992,18 +4216,18 @@
         </w:tc>
         <w:tc>
           <w:tcPr>
-            <w:tcW w:type="dxa" w:w="6633"/>
-            <w:vAlign w:val="center"/>
+            <w:tcW w:w="6633" w:type="dxa"/>
             <w:tcMar>
               <w:top w:w="90" w:type="dxa"/>
-              <w:start w:w="110" w:type="dxa"/>
+              <w:left w:w="110" w:type="dxa"/>
               <w:bottom w:w="90" w:type="dxa"/>
-              <w:end w:w="110" w:type="dxa"/>
+              <w:right w:w="110" w:type="dxa"/>
             </w:tcMar>
+            <w:vAlign w:val="center"/>
           </w:tcPr>
           <w:p>
             <w:pPr>
-              <w:spacing w:after="0" w:line="240" w:lineRule="auto"/>
+              <w:spacing w:after="0"/>
             </w:pPr>
             <w:r>
               <w:rPr>
@@ -1017,19 +4241,19 @@
       <w:tr>
         <w:tc>
           <w:tcPr>
-            <w:tcW w:type="dxa" w:w="2268"/>
-            <w:vAlign w:val="center"/>
-            <w:shd w:fill="EAF2F8"/>
+            <w:tcW w:w="2268" w:type="dxa"/>
+            <w:shd w:val="clear" w:color="auto" w:fill="EAF2F8"/>
             <w:tcMar>
               <w:top w:w="90" w:type="dxa"/>
-              <w:start w:w="110" w:type="dxa"/>
+              <w:left w:w="110" w:type="dxa"/>
               <w:bottom w:w="90" w:type="dxa"/>
-              <w:end w:w="110" w:type="dxa"/>
+              <w:right w:w="110" w:type="dxa"/>
             </w:tcMar>
+            <w:vAlign w:val="center"/>
           </w:tcPr>
           <w:p>
             <w:pPr>
-              <w:spacing w:after="0" w:line="240" w:lineRule="auto"/>
+              <w:spacing w:after="0"/>
             </w:pPr>
             <w:r>
               <w:rPr>
@@ -1041,19 +4265,19 @@
         </w:tc>
         <w:tc>
           <w:tcPr>
-            <w:tcW w:type="dxa" w:w="6633"/>
-            <w:vAlign w:val="center"/>
-            <w:shd w:fill="EAF2F8"/>
+            <w:tcW w:w="6633" w:type="dxa"/>
+            <w:shd w:val="clear" w:color="auto" w:fill="EAF2F8"/>
             <w:tcMar>
               <w:top w:w="90" w:type="dxa"/>
-              <w:start w:w="110" w:type="dxa"/>
+              <w:left w:w="110" w:type="dxa"/>
               <w:bottom w:w="90" w:type="dxa"/>
-              <w:end w:w="110" w:type="dxa"/>
+              <w:right w:w="110" w:type="dxa"/>
             </w:tcMar>
+            <w:vAlign w:val="center"/>
           </w:tcPr>
           <w:p>
             <w:pPr>
-              <w:spacing w:after="0" w:line="240" w:lineRule="auto"/>
+              <w:spacing w:after="0"/>
             </w:pPr>
             <w:r>
               <w:rPr>
@@ -1067,18 +4291,18 @@
       <w:tr>
         <w:tc>
           <w:tcPr>
-            <w:tcW w:type="dxa" w:w="2268"/>
-            <w:vAlign w:val="center"/>
+            <w:tcW w:w="2268" w:type="dxa"/>
             <w:tcMar>
               <w:top w:w="90" w:type="dxa"/>
-              <w:start w:w="110" w:type="dxa"/>
+              <w:left w:w="110" w:type="dxa"/>
               <w:bottom w:w="90" w:type="dxa"/>
-              <w:end w:w="110" w:type="dxa"/>
+              <w:right w:w="110" w:type="dxa"/>
             </w:tcMar>
+            <w:vAlign w:val="center"/>
           </w:tcPr>
           <w:p>
             <w:pPr>
-              <w:spacing w:after="0" w:line="240" w:lineRule="auto"/>
+              <w:spacing w:after="0"/>
             </w:pPr>
             <w:r>
               <w:rPr>
@@ -1090,18 +4314,18 @@
         </w:tc>
         <w:tc>
           <w:tcPr>
-            <w:tcW w:type="dxa" w:w="6633"/>
-            <w:vAlign w:val="center"/>
+            <w:tcW w:w="6633" w:type="dxa"/>
             <w:tcMar>
               <w:top w:w="90" w:type="dxa"/>
-              <w:start w:w="110" w:type="dxa"/>
+              <w:left w:w="110" w:type="dxa"/>
               <w:bottom w:w="90" w:type="dxa"/>
-              <w:end w:w="110" w:type="dxa"/>
+              <w:right w:w="110" w:type="dxa"/>
             </w:tcMar>
+            <w:vAlign w:val="center"/>
           </w:tcPr>
           <w:p>
             <w:pPr>
-              <w:spacing w:after="0" w:line="240" w:lineRule="auto"/>
+              <w:spacing w:after="0"/>
             </w:pPr>
             <w:r>
               <w:rPr>
@@ -1117,11 +4341,12 @@
       <w:pPr>
         <w:pStyle w:val="Ttulo1"/>
         <w:spacing w:before="280"/>
-        <w:keepNext/>
-      </w:pPr>
+      </w:pPr>
+      <w:bookmarkStart w:id="6" w:name="_Toc242035090"/>
       <w:r>
         <w:t>2.2 Conditions and special paths</w:t>
       </w:r>
+      <w:bookmarkEnd w:id="6"/>
     </w:p>
     <w:p>
       <w:pPr>
@@ -1174,48 +4399,51 @@
     <w:p>
       <w:pPr>
         <w:pStyle w:val="Ttulo"/>
-        <w:keepNext/>
-      </w:pPr>
-      <w:r>
+      </w:pPr>
+      <w:bookmarkStart w:id="7" w:name="_Toc242035091"/>
+      <w:r>
+        <w:lastRenderedPageBreak/>
         <w:t>3. Common file structure</w:t>
       </w:r>
+      <w:bookmarkEnd w:id="7"/>
     </w:p>
     <w:p>
       <w:pPr>
         <w:pStyle w:val="Ttulo1"/>
         <w:spacing w:before="280"/>
-        <w:keepNext/>
-      </w:pPr>
+      </w:pPr>
+      <w:bookmarkStart w:id="8" w:name="_Toc242035092"/>
       <w:r>
         <w:t>3.1 Physical hierarchy</w:t>
       </w:r>
+      <w:bookmarkEnd w:id="8"/>
     </w:p>
     <w:tbl>
       <w:tblPr>
         <w:tblStyle w:val="Tablaconcuadrcula"/>
-        <w:tblW w:type="auto" w:w="0"/>
+        <w:tblW w:w="0" w:type="auto"/>
         <w:tblLayout w:type="fixed"/>
-        <w:tblLook w:firstColumn="1" w:firstRow="1" w:lastColumn="0" w:lastRow="0" w:noHBand="0" w:noVBand="1" w:val="04A0"/>
+        <w:tblLook w:val="04A0" w:firstRow="1" w:lastRow="0" w:firstColumn="1" w:lastColumn="0" w:noHBand="0" w:noVBand="1"/>
       </w:tblPr>
       <w:tblGrid>
-        <w:gridCol w:w="4252"/>
-        <w:gridCol w:w="4252"/>
+        <w:gridCol w:w="2268"/>
+        <w:gridCol w:w="6633"/>
       </w:tblGrid>
       <w:tr>
         <w:trPr>
-          <w:tblHeader w:val="true"/>
+          <w:tblHeader/>
         </w:trPr>
         <w:tc>
           <w:tcPr>
-            <w:tcW w:type="dxa" w:w="2268"/>
-            <w:shd w:fill="1F4E78"/>
-            <w:vAlign w:val="center"/>
+            <w:tcW w:w="2268" w:type="dxa"/>
+            <w:shd w:val="clear" w:color="auto" w:fill="1F4E78"/>
             <w:tcMar>
               <w:top w:w="90" w:type="dxa"/>
-              <w:start w:w="110" w:type="dxa"/>
+              <w:left w:w="110" w:type="dxa"/>
               <w:bottom w:w="90" w:type="dxa"/>
-              <w:end w:w="110" w:type="dxa"/>
+              <w:right w:w="110" w:type="dxa"/>
             </w:tcMar>
+            <w:vAlign w:val="center"/>
           </w:tcPr>
           <w:p>
             <w:pPr>
@@ -1233,15 +4461,15 @@
         </w:tc>
         <w:tc>
           <w:tcPr>
-            <w:tcW w:type="dxa" w:w="6633"/>
-            <w:shd w:fill="1F4E78"/>
-            <w:vAlign w:val="center"/>
+            <w:tcW w:w="6633" w:type="dxa"/>
+            <w:shd w:val="clear" w:color="auto" w:fill="1F4E78"/>
             <w:tcMar>
               <w:top w:w="90" w:type="dxa"/>
-              <w:start w:w="110" w:type="dxa"/>
+              <w:left w:w="110" w:type="dxa"/>
               <w:bottom w:w="90" w:type="dxa"/>
-              <w:end w:w="110" w:type="dxa"/>
+              <w:right w:w="110" w:type="dxa"/>
             </w:tcMar>
+            <w:vAlign w:val="center"/>
           </w:tcPr>
           <w:p>
             <w:r>
@@ -1258,18 +4486,18 @@
       <w:tr>
         <w:tc>
           <w:tcPr>
-            <w:tcW w:type="dxa" w:w="2268"/>
-            <w:vAlign w:val="center"/>
+            <w:tcW w:w="2268" w:type="dxa"/>
             <w:tcMar>
               <w:top w:w="90" w:type="dxa"/>
-              <w:start w:w="110" w:type="dxa"/>
+              <w:left w:w="110" w:type="dxa"/>
               <w:bottom w:w="90" w:type="dxa"/>
-              <w:end w:w="110" w:type="dxa"/>
+              <w:right w:w="110" w:type="dxa"/>
             </w:tcMar>
+            <w:vAlign w:val="center"/>
           </w:tcPr>
           <w:p>
             <w:pPr>
-              <w:spacing w:after="0" w:line="240" w:lineRule="auto"/>
+              <w:spacing w:after="0"/>
             </w:pPr>
             <w:r>
               <w:rPr>
@@ -1281,18 +4509,18 @@
         </w:tc>
         <w:tc>
           <w:tcPr>
-            <w:tcW w:type="dxa" w:w="6633"/>
-            <w:vAlign w:val="center"/>
+            <w:tcW w:w="6633" w:type="dxa"/>
             <w:tcMar>
               <w:top w:w="90" w:type="dxa"/>
-              <w:start w:w="110" w:type="dxa"/>
+              <w:left w:w="110" w:type="dxa"/>
               <w:bottom w:w="90" w:type="dxa"/>
-              <w:end w:w="110" w:type="dxa"/>
+              <w:right w:w="110" w:type="dxa"/>
             </w:tcMar>
+            <w:vAlign w:val="center"/>
           </w:tcPr>
           <w:p>
             <w:pPr>
-              <w:spacing w:after="0" w:line="240" w:lineRule="auto"/>
+              <w:spacing w:after="0"/>
             </w:pPr>
             <w:r>
               <w:rPr>
@@ -1306,19 +4534,19 @@
       <w:tr>
         <w:tc>
           <w:tcPr>
-            <w:tcW w:type="dxa" w:w="2268"/>
-            <w:vAlign w:val="center"/>
-            <w:shd w:fill="EAF2F8"/>
+            <w:tcW w:w="2268" w:type="dxa"/>
+            <w:shd w:val="clear" w:color="auto" w:fill="EAF2F8"/>
             <w:tcMar>
               <w:top w:w="90" w:type="dxa"/>
-              <w:start w:w="110" w:type="dxa"/>
+              <w:left w:w="110" w:type="dxa"/>
               <w:bottom w:w="90" w:type="dxa"/>
-              <w:end w:w="110" w:type="dxa"/>
+              <w:right w:w="110" w:type="dxa"/>
             </w:tcMar>
+            <w:vAlign w:val="center"/>
           </w:tcPr>
           <w:p>
             <w:pPr>
-              <w:spacing w:after="0" w:line="240" w:lineRule="auto"/>
+              <w:spacing w:after="0"/>
             </w:pPr>
             <w:r>
               <w:rPr>
@@ -1330,19 +4558,19 @@
         </w:tc>
         <w:tc>
           <w:tcPr>
-            <w:tcW w:type="dxa" w:w="6633"/>
-            <w:vAlign w:val="center"/>
-            <w:shd w:fill="EAF2F8"/>
+            <w:tcW w:w="6633" w:type="dxa"/>
+            <w:shd w:val="clear" w:color="auto" w:fill="EAF2F8"/>
             <w:tcMar>
               <w:top w:w="90" w:type="dxa"/>
-              <w:start w:w="110" w:type="dxa"/>
+              <w:left w:w="110" w:type="dxa"/>
               <w:bottom w:w="90" w:type="dxa"/>
-              <w:end w:w="110" w:type="dxa"/>
+              <w:right w:w="110" w:type="dxa"/>
             </w:tcMar>
+            <w:vAlign w:val="center"/>
           </w:tcPr>
           <w:p>
             <w:pPr>
-              <w:spacing w:after="0" w:line="240" w:lineRule="auto"/>
+              <w:spacing w:after="0"/>
             </w:pPr>
             <w:r>
               <w:rPr>
@@ -1356,18 +4584,18 @@
       <w:tr>
         <w:tc>
           <w:tcPr>
-            <w:tcW w:type="dxa" w:w="2268"/>
-            <w:vAlign w:val="center"/>
+            <w:tcW w:w="2268" w:type="dxa"/>
             <w:tcMar>
               <w:top w:w="90" w:type="dxa"/>
-              <w:start w:w="110" w:type="dxa"/>
+              <w:left w:w="110" w:type="dxa"/>
               <w:bottom w:w="90" w:type="dxa"/>
-              <w:end w:w="110" w:type="dxa"/>
+              <w:right w:w="110" w:type="dxa"/>
             </w:tcMar>
+            <w:vAlign w:val="center"/>
           </w:tcPr>
           <w:p>
             <w:pPr>
-              <w:spacing w:after="0" w:line="240" w:lineRule="auto"/>
+              <w:spacing w:after="0"/>
             </w:pPr>
             <w:r>
               <w:rPr>
@@ -1379,18 +4607,18 @@
         </w:tc>
         <w:tc>
           <w:tcPr>
-            <w:tcW w:type="dxa" w:w="6633"/>
-            <w:vAlign w:val="center"/>
+            <w:tcW w:w="6633" w:type="dxa"/>
             <w:tcMar>
               <w:top w:w="90" w:type="dxa"/>
-              <w:start w:w="110" w:type="dxa"/>
+              <w:left w:w="110" w:type="dxa"/>
               <w:bottom w:w="90" w:type="dxa"/>
-              <w:end w:w="110" w:type="dxa"/>
+              <w:right w:w="110" w:type="dxa"/>
             </w:tcMar>
+            <w:vAlign w:val="center"/>
           </w:tcPr>
           <w:p>
             <w:pPr>
-              <w:spacing w:after="0" w:line="240" w:lineRule="auto"/>
+              <w:spacing w:after="0"/>
             </w:pPr>
             <w:r>
               <w:rPr>
@@ -1404,19 +4632,19 @@
       <w:tr>
         <w:tc>
           <w:tcPr>
-            <w:tcW w:type="dxa" w:w="2268"/>
-            <w:vAlign w:val="center"/>
-            <w:shd w:fill="EAF2F8"/>
+            <w:tcW w:w="2268" w:type="dxa"/>
+            <w:shd w:val="clear" w:color="auto" w:fill="EAF2F8"/>
             <w:tcMar>
               <w:top w:w="90" w:type="dxa"/>
-              <w:start w:w="110" w:type="dxa"/>
+              <w:left w:w="110" w:type="dxa"/>
               <w:bottom w:w="90" w:type="dxa"/>
-              <w:end w:w="110" w:type="dxa"/>
+              <w:right w:w="110" w:type="dxa"/>
             </w:tcMar>
+            <w:vAlign w:val="center"/>
           </w:tcPr>
           <w:p>
             <w:pPr>
-              <w:spacing w:after="0" w:line="240" w:lineRule="auto"/>
+              <w:spacing w:after="0"/>
             </w:pPr>
             <w:r>
               <w:rPr>
@@ -1428,19 +4656,19 @@
         </w:tc>
         <w:tc>
           <w:tcPr>
-            <w:tcW w:type="dxa" w:w="6633"/>
-            <w:vAlign w:val="center"/>
-            <w:shd w:fill="EAF2F8"/>
+            <w:tcW w:w="6633" w:type="dxa"/>
+            <w:shd w:val="clear" w:color="auto" w:fill="EAF2F8"/>
             <w:tcMar>
               <w:top w:w="90" w:type="dxa"/>
-              <w:start w:w="110" w:type="dxa"/>
+              <w:left w:w="110" w:type="dxa"/>
               <w:bottom w:w="90" w:type="dxa"/>
-              <w:end w:w="110" w:type="dxa"/>
+              <w:right w:w="110" w:type="dxa"/>
             </w:tcMar>
+            <w:vAlign w:val="center"/>
           </w:tcPr>
           <w:p>
             <w:pPr>
-              <w:spacing w:after="0" w:line="240" w:lineRule="auto"/>
+              <w:spacing w:after="0"/>
             </w:pPr>
             <w:r>
               <w:rPr>
@@ -1454,18 +4682,18 @@
       <w:tr>
         <w:tc>
           <w:tcPr>
-            <w:tcW w:type="dxa" w:w="2268"/>
-            <w:vAlign w:val="center"/>
+            <w:tcW w:w="2268" w:type="dxa"/>
             <w:tcMar>
               <w:top w:w="90" w:type="dxa"/>
-              <w:start w:w="110" w:type="dxa"/>
+              <w:left w:w="110" w:type="dxa"/>
               <w:bottom w:w="90" w:type="dxa"/>
-              <w:end w:w="110" w:type="dxa"/>
+              <w:right w:w="110" w:type="dxa"/>
             </w:tcMar>
+            <w:vAlign w:val="center"/>
           </w:tcPr>
           <w:p>
             <w:pPr>
-              <w:spacing w:after="0" w:line="240" w:lineRule="auto"/>
+              <w:spacing w:after="0"/>
             </w:pPr>
             <w:r>
               <w:rPr>
@@ -1477,18 +4705,18 @@
         </w:tc>
         <w:tc>
           <w:tcPr>
-            <w:tcW w:type="dxa" w:w="6633"/>
-            <w:vAlign w:val="center"/>
+            <w:tcW w:w="6633" w:type="dxa"/>
             <w:tcMar>
               <w:top w:w="90" w:type="dxa"/>
-              <w:start w:w="110" w:type="dxa"/>
+              <w:left w:w="110" w:type="dxa"/>
               <w:bottom w:w="90" w:type="dxa"/>
-              <w:end w:w="110" w:type="dxa"/>
+              <w:right w:w="110" w:type="dxa"/>
             </w:tcMar>
+            <w:vAlign w:val="center"/>
           </w:tcPr>
           <w:p>
             <w:pPr>
-              <w:spacing w:after="0" w:line="240" w:lineRule="auto"/>
+              <w:spacing w:after="0"/>
             </w:pPr>
             <w:r>
               <w:rPr>
@@ -1504,11 +4732,12 @@
       <w:pPr>
         <w:pStyle w:val="Ttulo1"/>
         <w:spacing w:before="280"/>
-        <w:keepNext/>
-      </w:pPr>
+      </w:pPr>
+      <w:bookmarkStart w:id="9" w:name="_Toc242035093"/>
       <w:r>
         <w:t>3.2 Timing rules</w:t>
       </w:r>
+      <w:bookmarkEnd w:id="9"/>
     </w:p>
     <w:p>
       <w:pPr>
@@ -1585,26 +4814,26 @@
     <w:p>
       <w:pPr>
         <w:pStyle w:val="Ttulo"/>
-        <w:keepNext/>
-      </w:pPr>
-      <w:r>
+      </w:pPr>
+      <w:bookmarkStart w:id="10" w:name="_Toc242035094"/>
+      <w:r>
+        <w:lastRenderedPageBreak/>
         <w:t>4. Common framework records</w:t>
       </w:r>
+      <w:bookmarkEnd w:id="10"/>
     </w:p>
     <w:p>
       <w:pPr>
         <w:pStyle w:val="Ttulo1"/>
         <w:spacing w:before="280"/>
-        <w:keepNext/>
-      </w:pPr>
+      </w:pPr>
+      <w:bookmarkStart w:id="11" w:name="_Toc242035095"/>
       <w:r>
         <w:t>CPU — Info Cycle</w:t>
       </w:r>
-    </w:p>
-    <w:p>
-      <w:pPr>
-        <w:spacing w:after="120"/>
-      </w:pPr>
+      <w:bookmarkEnd w:id="11"/>
+    </w:p>
+    <w:p>
       <w:r>
         <w:rPr>
           <w:b/>
@@ -1616,9 +4845,6 @@
       </w:r>
     </w:p>
     <w:p>
-      <w:pPr>
-        <w:spacing w:after="120"/>
-      </w:pPr>
       <w:r>
         <w:rPr>
           <w:b/>
@@ -1630,9 +4856,6 @@
       </w:r>
     </w:p>
     <w:p>
-      <w:pPr>
-        <w:spacing w:after="120"/>
-      </w:pPr>
       <w:r>
         <w:rPr>
           <w:b/>
@@ -1644,9 +4867,6 @@
       </w:r>
     </w:p>
     <w:p>
-      <w:pPr>
-        <w:spacing w:after="120"/>
-      </w:pPr>
       <w:r>
         <w:rPr>
           <w:b/>
@@ -1658,9 +4878,6 @@
       </w:r>
     </w:p>
     <w:p>
-      <w:pPr>
-        <w:spacing w:after="120"/>
-      </w:pPr>
       <w:r>
         <w:rPr>
           <w:b/>
@@ -1675,16 +4892,14 @@
       <w:pPr>
         <w:pStyle w:val="Ttulo1"/>
         <w:spacing w:before="280"/>
-        <w:keepNext/>
-      </w:pPr>
+      </w:pPr>
+      <w:bookmarkStart w:id="12" w:name="_Toc242035096"/>
       <w:r>
         <w:t>CPU — Transaction about to execute</w:t>
       </w:r>
-    </w:p>
-    <w:p>
-      <w:pPr>
-        <w:spacing w:after="120"/>
-      </w:pPr>
+      <w:bookmarkEnd w:id="12"/>
+    </w:p>
+    <w:p>
       <w:r>
         <w:rPr>
           <w:b/>
@@ -1696,9 +4911,6 @@
       </w:r>
     </w:p>
     <w:p>
-      <w:pPr>
-        <w:spacing w:after="120"/>
-      </w:pPr>
       <w:r>
         <w:rPr>
           <w:b/>
@@ -1710,9 +4922,6 @@
       </w:r>
     </w:p>
     <w:p>
-      <w:pPr>
-        <w:spacing w:after="120"/>
-      </w:pPr>
       <w:r>
         <w:rPr>
           <w:b/>
@@ -1724,9 +4933,6 @@
       </w:r>
     </w:p>
     <w:p>
-      <w:pPr>
-        <w:spacing w:after="120"/>
-      </w:pPr>
       <w:r>
         <w:rPr>
           <w:b/>
@@ -1738,9 +4944,6 @@
       </w:r>
     </w:p>
     <w:p>
-      <w:pPr>
-        <w:spacing w:after="120"/>
-      </w:pPr>
       <w:r>
         <w:rPr>
           <w:b/>
@@ -1755,16 +4958,14 @@
       <w:pPr>
         <w:pStyle w:val="Ttulo1"/>
         <w:spacing w:before="280"/>
-        <w:keepNext/>
-      </w:pPr>
+      </w:pPr>
+      <w:bookmarkStart w:id="13" w:name="_Toc242035097"/>
       <w:r>
         <w:t>CPU — Executed instruction</w:t>
       </w:r>
-    </w:p>
-    <w:p>
-      <w:pPr>
-        <w:spacing w:after="120"/>
-      </w:pPr>
+      <w:bookmarkEnd w:id="13"/>
+    </w:p>
+    <w:p>
       <w:r>
         <w:rPr>
           <w:b/>
@@ -1776,9 +4977,6 @@
       </w:r>
     </w:p>
     <w:p>
-      <w:pPr>
-        <w:spacing w:after="120"/>
-      </w:pPr>
       <w:r>
         <w:rPr>
           <w:b/>
@@ -1790,9 +4988,6 @@
       </w:r>
     </w:p>
     <w:p>
-      <w:pPr>
-        <w:spacing w:after="120"/>
-      </w:pPr>
       <w:r>
         <w:rPr>
           <w:b/>
@@ -1804,9 +4999,6 @@
       </w:r>
     </w:p>
     <w:p>
-      <w:pPr>
-        <w:spacing w:after="120"/>
-      </w:pPr>
       <w:r>
         <w:rPr>
           <w:b/>
@@ -1818,9 +5010,6 @@
       </w:r>
     </w:p>
     <w:p>
-      <w:pPr>
-        <w:spacing w:after="120"/>
-      </w:pPr>
       <w:r>
         <w:rPr>
           <w:b/>
@@ -1835,16 +5024,14 @@
       <w:pPr>
         <w:pStyle w:val="Ttulo1"/>
         <w:spacing w:before="280"/>
-        <w:keepNext/>
-      </w:pPr>
+      </w:pPr>
+      <w:bookmarkStart w:id="14" w:name="_Toc242035098"/>
       <w:r>
         <w:t>CPU — Stop</w:t>
       </w:r>
-    </w:p>
-    <w:p>
-      <w:pPr>
-        <w:spacing w:after="120"/>
-      </w:pPr>
+      <w:bookmarkEnd w:id="14"/>
+    </w:p>
+    <w:p>
       <w:r>
         <w:rPr>
           <w:b/>
@@ -1856,9 +5043,6 @@
       </w:r>
     </w:p>
     <w:p>
-      <w:pPr>
-        <w:spacing w:after="120"/>
-      </w:pPr>
       <w:r>
         <w:rPr>
           <w:b/>
@@ -1870,9 +5054,6 @@
       </w:r>
     </w:p>
     <w:p>
-      <w:pPr>
-        <w:spacing w:after="120"/>
-      </w:pPr>
       <w:r>
         <w:rPr>
           <w:b/>
@@ -1884,9 +5065,6 @@
       </w:r>
     </w:p>
     <w:p>
-      <w:pPr>
-        <w:spacing w:after="120"/>
-      </w:pPr>
       <w:r>
         <w:rPr>
           <w:b/>
@@ -1898,13 +5076,11 @@
       </w:r>
     </w:p>
     <w:p>
-      <w:pPr>
-        <w:spacing w:after="120"/>
-      </w:pPr>
       <w:r>
         <w:rPr>
           <w:b/>
         </w:rPr>
+        <w:lastRenderedPageBreak/>
         <w:t>Status:</w:t>
       </w:r>
       <w:r>
@@ -1915,16 +5091,14 @@
       <w:pPr>
         <w:pStyle w:val="Ttulo1"/>
         <w:spacing w:before="280"/>
-        <w:keepNext/>
-      </w:pPr>
+      </w:pPr>
+      <w:bookmarkStart w:id="15" w:name="_Toc242035099"/>
       <w:r>
         <w:t>CPU — Interrupts</w:t>
       </w:r>
-    </w:p>
-    <w:p>
-      <w:pPr>
-        <w:spacing w:after="120"/>
-      </w:pPr>
+      <w:bookmarkEnd w:id="15"/>
+    </w:p>
+    <w:p>
       <w:r>
         <w:rPr>
           <w:b/>
@@ -1936,9 +5110,6 @@
       </w:r>
     </w:p>
     <w:p>
-      <w:pPr>
-        <w:spacing w:after="120"/>
-      </w:pPr>
       <w:r>
         <w:rPr>
           <w:b/>
@@ -1950,9 +5121,6 @@
       </w:r>
     </w:p>
     <w:p>
-      <w:pPr>
-        <w:spacing w:after="120"/>
-      </w:pPr>
       <w:r>
         <w:rPr>
           <w:b/>
@@ -1964,9 +5132,6 @@
       </w:r>
     </w:p>
     <w:p>
-      <w:pPr>
-        <w:spacing w:after="120"/>
-      </w:pPr>
       <w:r>
         <w:rPr>
           <w:b/>
@@ -1978,9 +5143,6 @@
       </w:r>
     </w:p>
     <w:p>
-      <w:pPr>
-        <w:spacing w:after="120"/>
-      </w:pPr>
       <w:r>
         <w:rPr>
           <w:b/>
@@ -1995,16 +5157,14 @@
       <w:pPr>
         <w:pStyle w:val="Ttulo1"/>
         <w:spacing w:before="280"/>
-        <w:keepNext/>
-      </w:pPr>
+      </w:pPr>
+      <w:bookmarkStart w:id="16" w:name="_Toc242035100"/>
       <w:r>
         <w:t>Memory — Applied Set</w:t>
       </w:r>
-    </w:p>
-    <w:p>
-      <w:pPr>
-        <w:spacing w:after="120"/>
-      </w:pPr>
+      <w:bookmarkEnd w:id="16"/>
+    </w:p>
+    <w:p>
       <w:r>
         <w:rPr>
           <w:b/>
@@ -2016,9 +5176,6 @@
       </w:r>
     </w:p>
     <w:p>
-      <w:pPr>
-        <w:spacing w:after="120"/>
-      </w:pPr>
       <w:r>
         <w:rPr>
           <w:b/>
@@ -2030,9 +5187,6 @@
       </w:r>
     </w:p>
     <w:p>
-      <w:pPr>
-        <w:spacing w:after="120"/>
-      </w:pPr>
       <w:r>
         <w:rPr>
           <w:b/>
@@ -2044,9 +5198,6 @@
       </w:r>
     </w:p>
     <w:p>
-      <w:pPr>
-        <w:spacing w:after="120"/>
-      </w:pPr>
       <w:r>
         <w:rPr>
           <w:b/>
@@ -2058,9 +5209,6 @@
       </w:r>
     </w:p>
     <w:p>
-      <w:pPr>
-        <w:spacing w:after="120"/>
-      </w:pPr>
       <w:r>
         <w:rPr>
           <w:b/>
@@ -2074,49 +5222,52 @@
     <w:p>
       <w:pPr>
         <w:pStyle w:val="Ttulo"/>
-        <w:keepNext/>
-      </w:pPr>
-      <w:r>
+      </w:pPr>
+      <w:bookmarkStart w:id="17" w:name="_Toc242035101"/>
+      <w:r>
+        <w:lastRenderedPageBreak/>
         <w:t>5. Machine-specific components</w:t>
       </w:r>
+      <w:bookmarkEnd w:id="17"/>
     </w:p>
     <w:p>
       <w:pPr>
         <w:pStyle w:val="Ttulo1"/>
         <w:spacing w:before="280"/>
-        <w:keepNext/>
-      </w:pPr>
+      </w:pPr>
+      <w:bookmarkStart w:id="18" w:name="_Toc242035102"/>
       <w:r>
         <w:t>5.1 Selectable inventory</w:t>
       </w:r>
+      <w:bookmarkEnd w:id="18"/>
     </w:p>
     <w:tbl>
       <w:tblPr>
         <w:tblStyle w:val="Tablaconcuadrcula"/>
-        <w:tblW w:type="auto" w:w="0"/>
+        <w:tblW w:w="0" w:type="auto"/>
         <w:tblLayout w:type="fixed"/>
-        <w:tblLook w:firstColumn="1" w:firstRow="1" w:lastColumn="0" w:lastRow="0" w:noHBand="0" w:noVBand="1" w:val="04A0"/>
+        <w:tblLook w:val="04A0" w:firstRow="1" w:lastRow="0" w:firstColumn="1" w:lastColumn="0" w:noHBand="0" w:noVBand="1"/>
       </w:tblPr>
       <w:tblGrid>
-        <w:gridCol w:w="2835"/>
-        <w:gridCol w:w="2835"/>
-        <w:gridCol w:w="2835"/>
+        <w:gridCol w:w="1134"/>
+        <w:gridCol w:w="2381"/>
+        <w:gridCol w:w="5386"/>
       </w:tblGrid>
       <w:tr>
         <w:trPr>
-          <w:tblHeader w:val="true"/>
+          <w:tblHeader/>
         </w:trPr>
         <w:tc>
           <w:tcPr>
-            <w:tcW w:type="dxa" w:w="1134"/>
-            <w:shd w:fill="1F4E78"/>
-            <w:vAlign w:val="center"/>
+            <w:tcW w:w="1134" w:type="dxa"/>
+            <w:shd w:val="clear" w:color="auto" w:fill="1F4E78"/>
             <w:tcMar>
               <w:top w:w="90" w:type="dxa"/>
-              <w:start w:w="110" w:type="dxa"/>
+              <w:left w:w="110" w:type="dxa"/>
               <w:bottom w:w="90" w:type="dxa"/>
-              <w:end w:w="110" w:type="dxa"/>
+              <w:right w:w="110" w:type="dxa"/>
             </w:tcMar>
+            <w:vAlign w:val="center"/>
           </w:tcPr>
           <w:p>
             <w:pPr>
@@ -2134,15 +5285,15 @@
         </w:tc>
         <w:tc>
           <w:tcPr>
-            <w:tcW w:type="dxa" w:w="2381"/>
-            <w:shd w:fill="1F4E78"/>
-            <w:vAlign w:val="center"/>
+            <w:tcW w:w="2381" w:type="dxa"/>
+            <w:shd w:val="clear" w:color="auto" w:fill="1F4E78"/>
             <w:tcMar>
               <w:top w:w="90" w:type="dxa"/>
-              <w:start w:w="110" w:type="dxa"/>
+              <w:left w:w="110" w:type="dxa"/>
               <w:bottom w:w="90" w:type="dxa"/>
-              <w:end w:w="110" w:type="dxa"/>
+              <w:right w:w="110" w:type="dxa"/>
             </w:tcMar>
+            <w:vAlign w:val="center"/>
           </w:tcPr>
           <w:p>
             <w:r>
@@ -2157,15 +5308,15 @@
         </w:tc>
         <w:tc>
           <w:tcPr>
-            <w:tcW w:type="dxa" w:w="5386"/>
-            <w:shd w:fill="1F4E78"/>
-            <w:vAlign w:val="center"/>
+            <w:tcW w:w="5386" w:type="dxa"/>
+            <w:shd w:val="clear" w:color="auto" w:fill="1F4E78"/>
             <w:tcMar>
               <w:top w:w="90" w:type="dxa"/>
-              <w:start w:w="110" w:type="dxa"/>
+              <w:left w:w="110" w:type="dxa"/>
               <w:bottom w:w="90" w:type="dxa"/>
-              <w:end w:w="110" w:type="dxa"/>
+              <w:right w:w="110" w:type="dxa"/>
             </w:tcMar>
+            <w:vAlign w:val="center"/>
           </w:tcPr>
           <w:p>
             <w:r>
@@ -2182,18 +5333,18 @@
       <w:tr>
         <w:tc>
           <w:tcPr>
-            <w:tcW w:type="dxa" w:w="1134"/>
-            <w:vAlign w:val="center"/>
+            <w:tcW w:w="1134" w:type="dxa"/>
             <w:tcMar>
               <w:top w:w="90" w:type="dxa"/>
-              <w:start w:w="110" w:type="dxa"/>
+              <w:left w:w="110" w:type="dxa"/>
               <w:bottom w:w="90" w:type="dxa"/>
-              <w:end w:w="110" w:type="dxa"/>
+              <w:right w:w="110" w:type="dxa"/>
             </w:tcMar>
+            <w:vAlign w:val="center"/>
           </w:tcPr>
           <w:p>
             <w:pPr>
-              <w:spacing w:after="0" w:line="240" w:lineRule="auto"/>
+              <w:spacing w:after="0"/>
             </w:pPr>
             <w:r>
               <w:rPr>
@@ -2205,18 +5356,18 @@
         </w:tc>
         <w:tc>
           <w:tcPr>
-            <w:tcW w:type="dxa" w:w="2381"/>
-            <w:vAlign w:val="center"/>
+            <w:tcW w:w="2381" w:type="dxa"/>
             <w:tcMar>
               <w:top w:w="90" w:type="dxa"/>
-              <w:start w:w="110" w:type="dxa"/>
+              <w:left w:w="110" w:type="dxa"/>
               <w:bottom w:w="90" w:type="dxa"/>
-              <w:end w:w="110" w:type="dxa"/>
+              <w:right w:w="110" w:type="dxa"/>
             </w:tcMar>
+            <w:vAlign w:val="center"/>
           </w:tcPr>
           <w:p>
             <w:pPr>
-              <w:spacing w:after="0" w:line="240" w:lineRule="auto"/>
+              <w:spacing w:after="0"/>
             </w:pPr>
             <w:r>
               <w:rPr>
@@ -2228,18 +5379,18 @@
         </w:tc>
         <w:tc>
           <w:tcPr>
-            <w:tcW w:type="dxa" w:w="5386"/>
-            <w:vAlign w:val="center"/>
+            <w:tcW w:w="5386" w:type="dxa"/>
             <w:tcMar>
               <w:top w:w="90" w:type="dxa"/>
-              <w:start w:w="110" w:type="dxa"/>
+              <w:left w:w="110" w:type="dxa"/>
               <w:bottom w:w="90" w:type="dxa"/>
-              <w:end w:w="110" w:type="dxa"/>
+              <w:right w:w="110" w:type="dxa"/>
             </w:tcMar>
+            <w:vAlign w:val="center"/>
           </w:tcPr>
           <w:p>
             <w:pPr>
-              <w:spacing w:after="0" w:line="240" w:lineRule="auto"/>
+              <w:spacing w:after="0"/>
             </w:pPr>
             <w:r>
               <w:rPr>
@@ -2253,19 +5404,19 @@
       <w:tr>
         <w:tc>
           <w:tcPr>
-            <w:tcW w:type="dxa" w:w="1134"/>
-            <w:vAlign w:val="center"/>
-            <w:shd w:fill="EAF2F8"/>
+            <w:tcW w:w="1134" w:type="dxa"/>
+            <w:shd w:val="clear" w:color="auto" w:fill="EAF2F8"/>
             <w:tcMar>
               <w:top w:w="90" w:type="dxa"/>
-              <w:start w:w="110" w:type="dxa"/>
+              <w:left w:w="110" w:type="dxa"/>
               <w:bottom w:w="90" w:type="dxa"/>
-              <w:end w:w="110" w:type="dxa"/>
+              <w:right w:w="110" w:type="dxa"/>
             </w:tcMar>
+            <w:vAlign w:val="center"/>
           </w:tcPr>
           <w:p>
             <w:pPr>
-              <w:spacing w:after="0" w:line="240" w:lineRule="auto"/>
+              <w:spacing w:after="0"/>
             </w:pPr>
             <w:r>
               <w:rPr>
@@ -2277,19 +5428,19 @@
         </w:tc>
         <w:tc>
           <w:tcPr>
-            <w:tcW w:type="dxa" w:w="2381"/>
-            <w:vAlign w:val="center"/>
-            <w:shd w:fill="EAF2F8"/>
+            <w:tcW w:w="2381" w:type="dxa"/>
+            <w:shd w:val="clear" w:color="auto" w:fill="EAF2F8"/>
             <w:tcMar>
               <w:top w:w="90" w:type="dxa"/>
-              <w:start w:w="110" w:type="dxa"/>
+              <w:left w:w="110" w:type="dxa"/>
               <w:bottom w:w="90" w:type="dxa"/>
-              <w:end w:w="110" w:type="dxa"/>
+              <w:right w:w="110" w:type="dxa"/>
             </w:tcMar>
+            <w:vAlign w:val="center"/>
           </w:tcPr>
           <w:p>
             <w:pPr>
-              <w:spacing w:after="0" w:line="240" w:lineRule="auto"/>
+              <w:spacing w:after="0"/>
             </w:pPr>
             <w:r>
               <w:rPr>
@@ -2301,19 +5452,19 @@
         </w:tc>
         <w:tc>
           <w:tcPr>
-            <w:tcW w:type="dxa" w:w="5386"/>
-            <w:vAlign w:val="center"/>
-            <w:shd w:fill="EAF2F8"/>
+            <w:tcW w:w="5386" w:type="dxa"/>
+            <w:shd w:val="clear" w:color="auto" w:fill="EAF2F8"/>
             <w:tcMar>
               <w:top w:w="90" w:type="dxa"/>
-              <w:start w:w="110" w:type="dxa"/>
+              <w:left w:w="110" w:type="dxa"/>
               <w:bottom w:w="90" w:type="dxa"/>
-              <w:end w:w="110" w:type="dxa"/>
+              <w:right w:w="110" w:type="dxa"/>
             </w:tcMar>
+            <w:vAlign w:val="center"/>
           </w:tcPr>
           <w:p>
             <w:pPr>
-              <w:spacing w:after="0" w:line="240" w:lineRule="auto"/>
+              <w:spacing w:after="0"/>
             </w:pPr>
             <w:r>
               <w:rPr>
@@ -2327,18 +5478,18 @@
       <w:tr>
         <w:tc>
           <w:tcPr>
-            <w:tcW w:type="dxa" w:w="1134"/>
-            <w:vAlign w:val="center"/>
+            <w:tcW w:w="1134" w:type="dxa"/>
             <w:tcMar>
               <w:top w:w="90" w:type="dxa"/>
-              <w:start w:w="110" w:type="dxa"/>
+              <w:left w:w="110" w:type="dxa"/>
               <w:bottom w:w="90" w:type="dxa"/>
-              <w:end w:w="110" w:type="dxa"/>
+              <w:right w:w="110" w:type="dxa"/>
             </w:tcMar>
+            <w:vAlign w:val="center"/>
           </w:tcPr>
           <w:p>
             <w:pPr>
-              <w:spacing w:after="0" w:line="240" w:lineRule="auto"/>
+              <w:spacing w:after="0"/>
             </w:pPr>
             <w:r>
               <w:rPr>
@@ -2350,18 +5501,18 @@
         </w:tc>
         <w:tc>
           <w:tcPr>
-            <w:tcW w:type="dxa" w:w="2381"/>
-            <w:vAlign w:val="center"/>
+            <w:tcW w:w="2381" w:type="dxa"/>
             <w:tcMar>
               <w:top w:w="90" w:type="dxa"/>
-              <w:start w:w="110" w:type="dxa"/>
+              <w:left w:w="110" w:type="dxa"/>
               <w:bottom w:w="90" w:type="dxa"/>
-              <w:end w:w="110" w:type="dxa"/>
+              <w:right w:w="110" w:type="dxa"/>
             </w:tcMar>
+            <w:vAlign w:val="center"/>
           </w:tcPr>
           <w:p>
             <w:pPr>
-              <w:spacing w:after="0" w:line="240" w:lineRule="auto"/>
+              <w:spacing w:after="0"/>
             </w:pPr>
             <w:r>
               <w:rPr>
@@ -2373,18 +5524,18 @@
         </w:tc>
         <w:tc>
           <w:tcPr>
-            <w:tcW w:type="dxa" w:w="5386"/>
-            <w:vAlign w:val="center"/>
+            <w:tcW w:w="5386" w:type="dxa"/>
             <w:tcMar>
               <w:top w:w="90" w:type="dxa"/>
-              <w:start w:w="110" w:type="dxa"/>
+              <w:left w:w="110" w:type="dxa"/>
               <w:bottom w:w="90" w:type="dxa"/>
-              <w:end w:w="110" w:type="dxa"/>
+              <w:right w:w="110" w:type="dxa"/>
             </w:tcMar>
+            <w:vAlign w:val="center"/>
           </w:tcPr>
           <w:p>
             <w:pPr>
-              <w:spacing w:after="0" w:line="240" w:lineRule="auto"/>
+              <w:spacing w:after="0"/>
             </w:pPr>
             <w:r>
               <w:rPr>
@@ -2398,19 +5549,19 @@
       <w:tr>
         <w:tc>
           <w:tcPr>
-            <w:tcW w:type="dxa" w:w="1134"/>
-            <w:vAlign w:val="center"/>
-            <w:shd w:fill="EAF2F8"/>
+            <w:tcW w:w="1134" w:type="dxa"/>
+            <w:shd w:val="clear" w:color="auto" w:fill="EAF2F8"/>
             <w:tcMar>
               <w:top w:w="90" w:type="dxa"/>
-              <w:start w:w="110" w:type="dxa"/>
+              <w:left w:w="110" w:type="dxa"/>
               <w:bottom w:w="90" w:type="dxa"/>
-              <w:end w:w="110" w:type="dxa"/>
+              <w:right w:w="110" w:type="dxa"/>
             </w:tcMar>
+            <w:vAlign w:val="center"/>
           </w:tcPr>
           <w:p>
             <w:pPr>
-              <w:spacing w:after="0" w:line="240" w:lineRule="auto"/>
+              <w:spacing w:after="0"/>
             </w:pPr>
             <w:r>
               <w:rPr>
@@ -2422,19 +5573,19 @@
         </w:tc>
         <w:tc>
           <w:tcPr>
-            <w:tcW w:type="dxa" w:w="2381"/>
-            <w:vAlign w:val="center"/>
-            <w:shd w:fill="EAF2F8"/>
+            <w:tcW w:w="2381" w:type="dxa"/>
+            <w:shd w:val="clear" w:color="auto" w:fill="EAF2F8"/>
             <w:tcMar>
               <w:top w:w="90" w:type="dxa"/>
-              <w:start w:w="110" w:type="dxa"/>
+              <w:left w:w="110" w:type="dxa"/>
               <w:bottom w:w="90" w:type="dxa"/>
-              <w:end w:w="110" w:type="dxa"/>
+              <w:right w:w="110" w:type="dxa"/>
             </w:tcMar>
+            <w:vAlign w:val="center"/>
           </w:tcPr>
           <w:p>
             <w:pPr>
-              <w:spacing w:after="0" w:line="240" w:lineRule="auto"/>
+              <w:spacing w:after="0"/>
             </w:pPr>
             <w:r>
               <w:rPr>
@@ -2446,19 +5597,19 @@
         </w:tc>
         <w:tc>
           <w:tcPr>
-            <w:tcW w:type="dxa" w:w="5386"/>
-            <w:vAlign w:val="center"/>
-            <w:shd w:fill="EAF2F8"/>
+            <w:tcW w:w="5386" w:type="dxa"/>
+            <w:shd w:val="clear" w:color="auto" w:fill="EAF2F8"/>
             <w:tcMar>
               <w:top w:w="90" w:type="dxa"/>
-              <w:start w:w="110" w:type="dxa"/>
+              <w:left w:w="110" w:type="dxa"/>
               <w:bottom w:w="90" w:type="dxa"/>
-              <w:end w:w="110" w:type="dxa"/>
+              <w:right w:w="110" w:type="dxa"/>
             </w:tcMar>
+            <w:vAlign w:val="center"/>
           </w:tcPr>
           <w:p>
             <w:pPr>
-              <w:spacing w:after="0" w:line="240" w:lineRule="auto"/>
+              <w:spacing w:after="0"/>
             </w:pPr>
             <w:r>
               <w:rPr>
@@ -2474,26 +5625,24 @@
       <w:pPr>
         <w:pStyle w:val="Ttulo1"/>
         <w:spacing w:before="280"/>
-        <w:keepNext/>
-      </w:pPr>
+      </w:pPr>
+      <w:bookmarkStart w:id="19" w:name="_Toc242035103"/>
       <w:r>
         <w:t>5.2 Record catalog</w:t>
       </w:r>
+      <w:bookmarkEnd w:id="19"/>
     </w:p>
     <w:p>
       <w:pPr>
         <w:pStyle w:val="Ttulo2"/>
-        <w:spacing w:before="280"/>
-        <w:keepNext/>
-      </w:pPr>
+      </w:pPr>
+      <w:bookmarkStart w:id="20" w:name="_Toc242035104"/>
       <w:r>
         <w:t>ULA — Info Cycle</w:t>
       </w:r>
-    </w:p>
-    <w:p>
-      <w:pPr>
-        <w:spacing w:after="120"/>
-      </w:pPr>
+      <w:bookmarkEnd w:id="20"/>
+    </w:p>
+    <w:p>
       <w:r>
         <w:rPr>
           <w:b/>
@@ -2505,9 +5654,6 @@
       </w:r>
     </w:p>
     <w:p>
-      <w:pPr>
-        <w:spacing w:after="120"/>
-      </w:pPr>
       <w:r>
         <w:rPr>
           <w:b/>
@@ -2515,13 +5661,10 @@
         <w:t>Fields:</w:t>
       </w:r>
       <w:r>
-        <w:t xml:space="preserve"> Raster position: zero-based column and line. Internal status: NMI=NMI_ON|NMI_OFF, ZONE=WHITE|BLACK, LNCTRL (0-7), LNBlocked and VSYNC (0/1). Video shift: Original and Current (decimal bytes), Inverse (0/1). Timing: PixelPhase (0/1), CPUClock (CPU T-states), State=BeforePixel.</w:t>
-      </w:r>
-    </w:p>
-    <w:p>
-      <w:pPr>
-        <w:spacing w:after="120"/>
-      </w:pPr>
+        <w:t xml:space="preserve"> Raster position: zero-based column and line. Internal status: NMI=NMI_ON|NMI_OFF, ZONE=WHITE|BLACK, LNCTRL (0-7), LineSyncActive (0/1). Shift register: Data (decimal byte), PendingBits (0-8), Inverse (0/1). Timing: PixelPhase (0/1), State=BeforeShift.</w:t>
+      </w:r>
+    </w:p>
+    <w:p>
       <w:r>
         <w:rPr>
           <w:b/>
@@ -2529,13 +5672,10 @@
         <w:t>Timing:</w:t>
       </w:r>
       <w:r>
-        <w:t xml:space="preserve"> _lastCPUCycles + (i &gt;&gt; 1). PixelPhase distinguishes the two pixels per CPU T-state. The snapshot precedes pixel shifting and raster advance. CPUClock is the CPU execution endpoint while the ULA processes pending cycles; it is not a per-pixel CPU snapshot.</w:t>
-      </w:r>
-    </w:p>
-    <w:p>
-      <w:pPr>
-        <w:spacing w:after="120"/>
-      </w:pPr>
+        <w:t xml:space="preserve"> Header clock is _lastCPUCycles + (i &gt;&gt; 1), in CPU T-states. PixelPhase distinguishes the two pixels per T-state. The snapshot follows due horizontal-generator events and pattern loads, before pixel shifting and presentation advance. It contains no per-pixel CPU snapshot or CPUClock field.</w:t>
+      </w:r>
+    </w:p>
+    <w:p>
       <w:r>
         <w:rPr>
           <w:b/>
@@ -2543,23 +5683,20 @@
         <w:t>Events:</w:t>
       </w:r>
       <w:r>
-        <w:t xml:space="preserve"> The snapshot method adds no event line.</w:t>
+        <w:t xml:space="preserve"> ZONE names the syncOutputWhite presentation gate, not a physical sync voltage or noise source. LineSyncActive describes the ZX80 coarse line model; ZX81 hardware timing uses separate generator records.</w:t>
       </w:r>
     </w:p>
     <w:p>
       <w:pPr>
         <w:pStyle w:val="Ttulo2"/>
-        <w:spacing w:before="280"/>
-        <w:keepNext/>
-      </w:pPr>
+      </w:pPr>
+      <w:bookmarkStart w:id="21" w:name="_Toc242035105"/>
       <w:r>
         <w:t>ULA — Port Read</w:t>
       </w:r>
-    </w:p>
-    <w:p>
-      <w:pPr>
-        <w:spacing w:after="120"/>
-      </w:pPr>
+      <w:bookmarkEnd w:id="21"/>
+    </w:p>
+    <w:p>
       <w:r>
         <w:rPr>
           <w:b/>
@@ -2571,9 +5708,6 @@
       </w:r>
     </w:p>
     <w:p>
-      <w:pPr>
-        <w:spacing w:after="120"/>
-      </w:pPr>
       <w:r>
         <w:rPr>
           <w:b/>
@@ -2585,9 +5719,6 @@
       </w:r>
     </w:p>
     <w:p>
-      <w:pPr>
-        <w:spacing w:after="120"/>
-      </w:pPr>
       <w:r>
         <w:rPr>
           <w:b/>
@@ -2599,9 +5730,6 @@
       </w:r>
     </w:p>
     <w:p>
-      <w:pPr>
-        <w:spacing w:after="120"/>
-      </w:pPr>
       <w:r>
         <w:rPr>
           <w:b/>
@@ -2615,17 +5743,15 @@
     <w:p>
       <w:pPr>
         <w:pStyle w:val="Ttulo2"/>
-        <w:spacing w:before="280"/>
-        <w:keepNext/>
-      </w:pPr>
-      <w:r>
+      </w:pPr>
+      <w:bookmarkStart w:id="22" w:name="_Toc242035106"/>
+      <w:r>
+        <w:lastRenderedPageBreak/>
         <w:t>ULA — Character Capture</w:t>
       </w:r>
-    </w:p>
-    <w:p>
-      <w:pPr>
-        <w:spacing w:after="120"/>
-      </w:pPr>
+      <w:bookmarkEnd w:id="22"/>
+    </w:p>
+    <w:p>
       <w:r>
         <w:rPr>
           <w:b/>
@@ -2637,9 +5763,6 @@
       </w:r>
     </w:p>
     <w:p>
-      <w:pPr>
-        <w:spacing w:after="120"/>
-      </w:pPr>
       <w:r>
         <w:rPr>
           <w:b/>
@@ -2651,9 +5774,6 @@
       </w:r>
     </w:p>
     <w:p>
-      <w:pPr>
-        <w:spacing w:after="120"/>
-      </w:pPr>
       <w:r>
         <w:rPr>
           <w:b/>
@@ -2665,9 +5785,6 @@
       </w:r>
     </w:p>
     <w:p>
-      <w:pPr>
-        <w:spacing w:after="120"/>
-      </w:pPr>
       <w:r>
         <w:rPr>
           <w:b/>
@@ -2681,17 +5798,14 @@
     <w:p>
       <w:pPr>
         <w:pStyle w:val="Ttulo2"/>
-        <w:spacing w:before="280"/>
-        <w:keepNext/>
-      </w:pPr>
+      </w:pPr>
+      <w:bookmarkStart w:id="23" w:name="_Toc242035107"/>
       <w:r>
         <w:t>ULA — Character Load</w:t>
       </w:r>
-    </w:p>
-    <w:p>
-      <w:pPr>
-        <w:spacing w:after="120"/>
-      </w:pPr>
+      <w:bookmarkEnd w:id="23"/>
+    </w:p>
+    <w:p>
       <w:r>
         <w:rPr>
           <w:b/>
@@ -2703,9 +5817,6 @@
       </w:r>
     </w:p>
     <w:p>
-      <w:pPr>
-        <w:spacing w:after="120"/>
-      </w:pPr>
       <w:r>
         <w:rPr>
           <w:b/>
@@ -2717,9 +5828,6 @@
       </w:r>
     </w:p>
     <w:p>
-      <w:pPr>
-        <w:spacing w:after="120"/>
-      </w:pPr>
       <w:r>
         <w:rPr>
           <w:b/>
@@ -2731,9 +5839,6 @@
       </w:r>
     </w:p>
     <w:p>
-      <w:pPr>
-        <w:spacing w:after="120"/>
-      </w:pPr>
       <w:r>
         <w:rPr>
           <w:b/>
@@ -2747,17 +5852,14 @@
     <w:p>
       <w:pPr>
         <w:pStyle w:val="Ttulo2"/>
-        <w:spacing w:before="280"/>
-        <w:keepNext/>
-      </w:pPr>
+      </w:pPr>
+      <w:bookmarkStart w:id="24" w:name="_Toc242035108"/>
       <w:r>
         <w:t>ULA — Line Advance</w:t>
       </w:r>
-    </w:p>
-    <w:p>
-      <w:pPr>
-        <w:spacing w:after="120"/>
-      </w:pPr>
+      <w:bookmarkEnd w:id="24"/>
+    </w:p>
+    <w:p>
       <w:r>
         <w:rPr>
           <w:b/>
@@ -2769,9 +5871,6 @@
       </w:r>
     </w:p>
     <w:p>
-      <w:pPr>
-        <w:spacing w:after="120"/>
-      </w:pPr>
       <w:r>
         <w:rPr>
           <w:b/>
@@ -2779,13 +5878,10 @@
         <w:t>Fields:</w:t>
       </w:r>
       <w:r>
-        <w:t xml:space="preserve"> Raster position: HBefore, VBefore, HAfter, VAfter (zero-based). Cause: ExternalSync (eH), RasterEnd (horizontal add result), INTackClock (CPU cycle when eH=1, otherwise NA). Internal status: Model (0=ZX80, 1=ZX811, 2=ZX812, 3=ZX813), LNBefore, LNAfter, LNBlocked, VSYNC, NMIGenerator. CPU context: PC, I, R, HALT, IFF1. Timing: PixelPhase, CPUClock, State=AfterLineAdvance, CPUState=SimulationContext. All numeric values, including PC, are decimal; flags are 0/1.</w:t>
-      </w:r>
-    </w:p>
-    <w:p>
-      <w:pPr>
-        <w:spacing w:after="120"/>
-      </w:pPr>
+        <w:t xml:space="preserve"> Raster position: HBefore,HAfter,VBefore,VAfter. Internal status: LNCTRL,PendingBits. Timing: PixelPhase,State=AfterHorizontalWrap.</w:t>
+      </w:r>
+    </w:p>
+    <w:p>
       <w:r>
         <w:rPr>
           <w:b/>
@@ -2793,13 +5889,10 @@
         <w:t>Timing:</w:t>
       </w:r>
       <w:r>
-        <w:t xml:space="preserve"> Emitted only with ULA deep debug active, once per line-advance block when eH or RasterEnd is true. Header cycle is _lastCPUCycles + (i &gt;&gt; 1); PixelPhase is i &amp; 1. HBefore precedes horizontal add(1); VBefore and LNBefore precede counter updates. Emission follows incLINECTRL, before screen filling and any NMI request. CPUClock and registers are the available CPU execution context, not reconstructed historical state at that pixel.</w:t>
-      </w:r>
-    </w:p>
-    <w:p>
-      <w:pPr>
-        <w:spacing w:after="120"/>
-      </w:pPr>
+        <w:t xml:space="preserve"> Emitted after a presentation horizontal wrap and vertical advance. Does not increment LINECTRL or request NMI on ZX81.</w:t>
+      </w:r>
+    </w:p>
+    <w:p>
       <w:r>
         <w:rPr>
           <w:b/>
@@ -2807,23 +5900,20 @@
         <w:t>Events:</w:t>
       </w:r>
       <w:r>
-        <w:t xml:space="preserve"> Both cause flags are independent: 1/1 means coincidence in the same pixel iteration. A RasterEnd-only record followed shortly by an ExternalSync-only record demonstrates two separate raster advances; compare LNBefore/LNAfter to determine whether the character counter also advanced twice. ExternalSync is the existing modeled INTack event, not proof of a physical HSYNC. INTack() and horizontal add(1) are each evaluated once; logging neither consumes nor recreates them.</w:t>
+        <w:t xml:space="preserve"> Presentation only. INT response alignment can suppress a coincident wrap. Compare separate hardware generator records.</w:t>
       </w:r>
     </w:p>
     <w:p>
       <w:pPr>
         <w:pStyle w:val="Ttulo2"/>
-        <w:spacing w:before="280"/>
-        <w:keepNext/>
-      </w:pPr>
+      </w:pPr>
+      <w:bookmarkStart w:id="25" w:name="_Toc242035109"/>
       <w:r>
         <w:t>ZX81DN — Datasette trap executed</w:t>
       </w:r>
-    </w:p>
-    <w:p>
-      <w:pPr>
-        <w:spacing w:after="120"/>
-      </w:pPr>
+      <w:bookmarkEnd w:id="25"/>
+    </w:p>
+    <w:p>
       <w:r>
         <w:rPr>
           <w:b/>
@@ -2835,9 +5925,6 @@
       </w:r>
     </w:p>
     <w:p>
-      <w:pPr>
-        <w:spacing w:after="120"/>
-      </w:pPr>
       <w:r>
         <w:rPr>
           <w:b/>
@@ -2849,9 +5936,6 @@
       </w:r>
     </w:p>
     <w:p>
-      <w:pPr>
-        <w:spacing w:after="120"/>
-      </w:pPr>
       <w:r>
         <w:rPr>
           <w:b/>
@@ -2863,9 +5947,6 @@
       </w:r>
     </w:p>
     <w:p>
-      <w:pPr>
-        <w:spacing w:after="120"/>
-      </w:pPr>
       <w:r>
         <w:rPr>
           <w:b/>
@@ -2879,17 +5960,15 @@
     <w:p>
       <w:pPr>
         <w:pStyle w:val="Ttulo2"/>
-        <w:spacing w:before="280"/>
-        <w:keepNext/>
-      </w:pPr>
-      <w:r>
+      </w:pPr>
+      <w:bookmarkStart w:id="26" w:name="_Toc242035110"/>
+      <w:r>
+        <w:lastRenderedPageBreak/>
         <w:t>ZX81PRT — Printer trap executed</w:t>
       </w:r>
-    </w:p>
-    <w:p>
-      <w:pPr>
-        <w:spacing w:after="120"/>
-      </w:pPr>
+      <w:bookmarkEnd w:id="26"/>
+    </w:p>
+    <w:p>
       <w:r>
         <w:rPr>
           <w:b/>
@@ -2901,9 +5980,6 @@
       </w:r>
     </w:p>
     <w:p>
-      <w:pPr>
-        <w:spacing w:after="120"/>
-      </w:pPr>
       <w:r>
         <w:rPr>
           <w:b/>
@@ -2915,9 +5991,6 @@
       </w:r>
     </w:p>
     <w:p>
-      <w:pPr>
-        <w:spacing w:after="120"/>
-      </w:pPr>
       <w:r>
         <w:rPr>
           <w:b/>
@@ -2929,9 +6002,6 @@
       </w:r>
     </w:p>
     <w:p>
-      <w:pPr>
-        <w:spacing w:after="120"/>
-      </w:pPr>
       <w:r>
         <w:rPr>
           <w:b/>
@@ -2944,22 +6014,191 @@
     </w:p>
     <w:p>
       <w:pPr>
+        <w:pStyle w:val="Ttulo2"/>
+      </w:pPr>
+      <w:bookmarkStart w:id="27" w:name="_Toc242035111"/>
+      <w:r>
+        <w:t>ULA — Line Sync</w:t>
+      </w:r>
+      <w:bookmarkEnd w:id="27"/>
+    </w:p>
+    <w:p>
+      <w:r>
+        <w:rPr>
+          <w:b/>
+        </w:rPr>
+        <w:t>Producer:</w:t>
+      </w:r>
+      <w:r>
+        <w:t xml:space="preserve"> src/ZX81/ULA.cpp :: debugLineSync</w:t>
+      </w:r>
+    </w:p>
+    <w:p>
+      <w:r>
+        <w:rPr>
+          <w:b/>
+        </w:rPr>
+        <w:t>Fields:</w:t>
+      </w:r>
+      <w:r>
+        <w:t xml:space="preserve"> Raster position: HBefore,HAfter,Row. Cause: ExternalSync,InternalSync,AlreadyActive,Applied,INTackClock. Internal status: LNBefore,LNAfter,LNBlocked,NMIGenerator,PendingBits. Timing: PixelPhase,TailPixels,State=AfterLineSync.</w:t>
+      </w:r>
+    </w:p>
+    <w:p>
+      <w:r>
+        <w:rPr>
+          <w:b/>
+        </w:rPr>
+        <w:t>Timing:</w:t>
+      </w:r>
+      <w:r>
+        <w:t xml:space="preserve"> ZX80 only; retains the existing coarse line model.</w:t>
+      </w:r>
+    </w:p>
+    <w:p>
+      <w:r>
+        <w:rPr>
+          <w:b/>
+        </w:rPr>
+        <w:t>Events:</w:t>
+      </w:r>
+      <w:r>
+        <w:t xml:space="preserve"> Not a ZX81 hardware sync record.</w:t>
+      </w:r>
+    </w:p>
+    <w:p>
+      <w:pPr>
+        <w:pStyle w:val="Ttulo2"/>
+      </w:pPr>
+      <w:bookmarkStart w:id="28" w:name="_Toc242035112"/>
+      <w:r>
+        <w:t>ULA — INT Response / Horizontal Reset / HSync Start / HSync End</w:t>
+      </w:r>
+      <w:bookmarkEnd w:id="28"/>
+    </w:p>
+    <w:p>
+      <w:r>
+        <w:rPr>
+          <w:b/>
+        </w:rPr>
+        <w:t>Producer:</w:t>
+      </w:r>
+      <w:r>
+        <w:t xml:space="preserve"> src/ZX81/ULA.cpp :: debugHorizontalTiming</w:t>
+      </w:r>
+    </w:p>
+    <w:p>
+      <w:r>
+        <w:rPr>
+          <w:b/>
+        </w:rPr>
+        <w:t>Fields:</w:t>
+      </w:r>
+      <w:r>
+        <w:t xml:space="preserve"> Generator: Before,After (ULA clocks),HSync,ResetPending. Raster position: Column,Row. Internal status: LNBefore,LNAfter,LNBlocked,NMIGenerator,NMIRequested. Timing: PixelPhase,Cause,ResponseClock,ResetClock,State=AfterEvent. Flags 0/1; numeric fields decimal.</w:t>
+      </w:r>
+    </w:p>
+    <w:p>
+      <w:r>
+        <w:rPr>
+          <w:b/>
+        </w:rPr>
+        <w:t>Timing:</w:t>
+      </w:r>
+      <w:r>
+        <w:t xml:space="preserve"> ZX81 only. Baseline period 414 ULA clocks; start at 32, end at 64. INT Response schedules reset two CPU T-states later at phase 0. Reset wins over a simultaneous sync edge. HSync Start updates LINECTRL before character load and may request NMI. HSync End may also be caused by INT acknowledgement. InitializationOrVSync has only the last simulated ULA clock reference, not an exact bus time; ResponseClock/ResetClock are not applicable to that cause.</w:t>
+      </w:r>
+    </w:p>
+    <w:p>
+      <w:r>
+        <w:rPr>
+          <w:b/>
+        </w:rPr>
+        <w:t>Events:</w:t>
+      </w:r>
+      <w:r>
+        <w:t xml:space="preserve"> Causes: CPUResponse,INTAcknowledge,Counter,InitializationOrVSync. ResponseClock is the CPU response-start timestamp, not /IORQ. Generator wraps independently of raster; terminal wrap creates no sync edge. HALT/NMI response compensation is reported separately by CPU NMI Synchronization; ordinary-instruction WAIT remains unmodeled. Initial counter 4 corresponds to presentation H=0; this preserves the existing coarse VSYNC restart and text-coordinate mapping. 207 T is the compatibility baseline, not a resolut</w:t>
+      </w:r>
+      <w:r>
+        <w:t>ion of the 207/208 T hardware question.</w:t>
+      </w:r>
+    </w:p>
+    <w:p>
+      <w:pPr>
+        <w:pStyle w:val="Ttulo2"/>
+      </w:pPr>
+      <w:bookmarkStart w:id="29" w:name="_Toc242035113"/>
+      <w:r>
+        <w:t>CPU — NMI Synchronization</w:t>
+      </w:r>
+      <w:bookmarkEnd w:id="29"/>
+    </w:p>
+    <w:p>
+      <w:r>
+        <w:rPr>
+          <w:b/>
+        </w:rPr>
+        <w:t>Producer:</w:t>
+      </w:r>
+      <w:r>
+        <w:t xml:space="preserve"> src/ZX81/CZ80.cpp :: debugNMISynchronization</w:t>
+      </w:r>
+    </w:p>
+    <w:p>
+      <w:r>
+        <w:rPr>
+          <w:b/>
+        </w:rPr>
+        <w:t>Fields:</w:t>
+      </w:r>
+      <w:r>
+        <w:t xml:space="preserve"> Request: RequestClock,AcceptanceClock. Synchronization: HALTBefore,Latency,AdditionalCycles. Model: Reference=HALT4T,Applied,Reason. Timing: NominalCycles,TotalCycles,State=BeforeResponseExecution. All clocks/durations are CPU T-states; flags are 0/1.</w:t>
+      </w:r>
+    </w:p>
+    <w:p>
+      <w:r>
+        <w:rPr>
+          <w:b/>
+        </w:rPr>
+        <w:t>Timing:</w:t>
+      </w:r>
+      <w:r>
+        <w:t xml:space="preserve"> Emitted by CPU deep debug at acceptance of NMI from the linked ULA with reason 1, before generic interrupt execution changes HALT or PC. The generic transaction record still reports the nominal 11 T. Full mode extends the elapsed response duration; PerCycle mode extends remaining response cycles once.</w:t>
+      </w:r>
+    </w:p>
+    <w:p>
+      <w:r>
+        <w:rPr>
+          <w:b/>
+        </w:rPr>
+        <w:lastRenderedPageBreak/>
+        <w:t>Events:</w:t>
+      </w:r>
+      <w:r>
+        <w:t xml:space="preserve"> HALTed ZX81 with latency 0..4 receives 17-Latency additional cycles, the coarse four-T phase compensation compared with picozx81. NotHalted,LatencyOutsideModel,ModelNotSupported record exclusions, not proof of zero physical WAIT. PhaseCompensation identifies application. No ordinary-instruction WAIT, exact pin-level WAIT, or CPU/chip batch interleaving is implemented. ZX80 receives no additional cycles.</w:t>
+      </w:r>
+    </w:p>
+    <w:p>
+      <w:pPr>
         <w:pStyle w:val="Ttulo"/>
-        <w:keepNext/>
-      </w:pPr>
-      <w:r>
+      </w:pPr>
+      <w:bookmarkStart w:id="30" w:name="_Toc242035114"/>
+      <w:r>
+        <w:lastRenderedPageBreak/>
         <w:t>6. Interpretation method</w:t>
       </w:r>
+      <w:bookmarkEnd w:id="30"/>
     </w:p>
     <w:p>
       <w:pPr>
         <w:pStyle w:val="Ttulo1"/>
         <w:spacing w:before="280"/>
-        <w:keepNext/>
-      </w:pPr>
+      </w:pPr>
+      <w:bookmarkStart w:id="31" w:name="_Toc242035115"/>
       <w:r>
         <w:t>6.1 Recommended procedure</w:t>
       </w:r>
+      <w:bookmarkEnd w:id="31"/>
     </w:p>
     <w:p>
       <w:pPr>
@@ -3037,18 +6276,19 @@
       <w:pPr>
         <w:pStyle w:val="Ttulo1"/>
         <w:spacing w:before="280"/>
-        <w:keepNext/>
-      </w:pPr>
+      </w:pPr>
+      <w:bookmarkStart w:id="32" w:name="_Toc242035116"/>
       <w:r>
         <w:t>6.2 Annotated example</w:t>
       </w:r>
-    </w:p>
-    <w:p>
-      <w:pPr>
+      <w:bookmarkEnd w:id="32"/>
+    </w:p>
+    <w:p>
+      <w:pPr>
+        <w:keepLines/>
+        <w:shd w:val="clear" w:color="auto" w:fill="F2F2F2"/>
         <w:spacing w:before="100" w:after="140" w:line="240" w:lineRule="auto"/>
         <w:ind w:left="198" w:right="198"/>
-        <w:shd w:fill="F2F2F2"/>
-        <w:keepLines/>
       </w:pPr>
       <w:r>
         <w:rPr>
@@ -3079,7 +6319,7 @@
           <w:sz w:val="15"/>
         </w:rPr>
         <w:br/>
-        <w:t xml:space="preserve">                    Internal status     :NTSC=0,EAR=0,MIC=0,VSYNC=1,LNCTRL=0,LNBlocked=1</w:t>
+        <w:t xml:space="preserve">                    Internal status     :NTSC=0,EAR=0,MIC=0,VSYNC=1,LNCTRL=7,LNBlocked=1</w:t>
       </w:r>
       <w:r>
         <w:rPr>
@@ -3103,15 +6343,13 @@
           <w:sz w:val="15"/>
         </w:rPr>
         <w:br/>
-        <w:t xml:space="preserve">                    Raster position     :0,0</w:t>
       </w:r>
       <w:r>
         <w:rPr>
           <w:rFonts w:ascii="Consolas" w:hAnsi="Consolas"/>
           <w:sz w:val="15"/>
         </w:rPr>
-        <w:br/>
-        <w:t xml:space="preserve">                    Internal status     :NMI=NMI_OFF,ZONE=BLACK,LNCTRL=0,LNBlocked=1,VSYNC=1</w:t>
+        <w:t xml:space="preserve">                    Raster position     :0,0</w:t>
       </w:r>
       <w:r>
         <w:rPr>
@@ -3119,7 +6357,7 @@
           <w:sz w:val="15"/>
         </w:rPr>
         <w:br/>
-        <w:t xml:space="preserve">                    Video shift         :Original=0,Current=0,Inverse=0</w:t>
+        <w:t xml:space="preserve">                    Internal status     :NMI=NMI_OFF,ZONE=BLACK,LNCTRL=7,LineSyncActive=0</w:t>
       </w:r>
       <w:r>
         <w:rPr>
@@ -3127,7 +6365,7 @@
           <w:sz w:val="15"/>
         </w:rPr>
         <w:br/>
-        <w:t xml:space="preserve">                    Timing              :PixelPhase=0,CPUClock=12011,State=BeforePixel</w:t>
+        <w:t xml:space="preserve">                    Shift register      :Data=0,PendingBits=0,Inverse=0</w:t>
       </w:r>
       <w:r>
         <w:rPr>
@@ -3135,7 +6373,7 @@
           <w:sz w:val="15"/>
         </w:rPr>
         <w:br/>
-        <w:t>+</w:t>
+        <w:t xml:space="preserve">                    Timing              :PixelPhase=0,State=BeforeShift</w:t>
       </w:r>
       <w:r>
         <w:rPr>
@@ -3143,7 +6381,7 @@
           <w:sz w:val="15"/>
         </w:rPr>
         <w:br/>
-        <w:t>ULA     12207       Line Advance</w:t>
+        <w:t>+</w:t>
       </w:r>
       <w:r>
         <w:rPr>
@@ -3151,7 +6389,7 @@
           <w:sz w:val="15"/>
         </w:rPr>
         <w:br/>
-        <w:t xml:space="preserve">                    Raster position     :HBefore=413,VBefore=100,HAfter=0,VAfter=101</w:t>
+        <w:t>ULA     12207       Line Advance</w:t>
       </w:r>
       <w:r>
         <w:rPr>
@@ -3159,7 +6397,7 @@
           <w:sz w:val="15"/>
         </w:rPr>
         <w:br/>
-        <w:t xml:space="preserve">                    Cause               :ExternalSync=0,RasterEnd=1,INTackClock=NA</w:t>
+        <w:t xml:space="preserve">                    Raster position     :HBefore=413,HAfter=0,VBefore=100,VAfter=101</w:t>
       </w:r>
       <w:r>
         <w:rPr>
@@ -3167,7 +6405,7 @@
           <w:sz w:val="15"/>
         </w:rPr>
         <w:br/>
-        <w:t xml:space="preserve">                    Internal status     :Model=0,LNBefore=3,LNAfter=4,LNBlocked=0,VSYNC=0,NMIGenerator=0</w:t>
+        <w:t xml:space="preserve">                    Internal status     :LNCTRL=3,PendingBits=0</w:t>
       </w:r>
       <w:r>
         <w:rPr>
@@ -3175,15 +6413,13 @@
           <w:sz w:val="15"/>
         </w:rPr>
         <w:br/>
-        <w:t xml:space="preserve">                    CPU context         :PC=49152,I=14,R=127,HALT=1,IFF1=1</w:t>
       </w:r>
       <w:r>
         <w:rPr>
           <w:rFonts w:ascii="Consolas" w:hAnsi="Consolas"/>
           <w:sz w:val="15"/>
         </w:rPr>
-        <w:br/>
-        <w:t xml:space="preserve">                    Timing              :PixelPhase=1,CPUClock=12208,State=AfterLineAdvance,CPUState=SimulationContext</w:t>
+        <w:t xml:space="preserve">                    Timing              :PixelPhase=1,State=AfterHorizontalWrap</w:t>
       </w:r>
       <w:r>
         <w:rPr>
@@ -3195,9 +6431,6 @@
       </w:r>
     </w:p>
     <w:p>
-      <w:pPr>
-        <w:spacing w:after="120"/>
-      </w:pPr>
       <w:r>
         <w:t>Schematic independent examples based on current producers; values are illustrative, not a captured execution trace.</w:t>
       </w:r>
@@ -3205,21 +6438,24 @@
     <w:p>
       <w:pPr>
         <w:pStyle w:val="Ttulo"/>
-        <w:keepNext/>
-      </w:pPr>
-      <w:r>
+      </w:pPr>
+      <w:bookmarkStart w:id="33" w:name="_Toc242035117"/>
+      <w:r>
+        <w:lastRenderedPageBreak/>
         <w:t>7. Limitations and maintenance</w:t>
       </w:r>
+      <w:bookmarkEnd w:id="33"/>
     </w:p>
     <w:p>
       <w:pPr>
         <w:pStyle w:val="Ttulo1"/>
         <w:spacing w:before="280"/>
-        <w:keepNext/>
-      </w:pPr>
+      </w:pPr>
+      <w:bookmarkStart w:id="34" w:name="_Toc242035118"/>
       <w:r>
         <w:t>7.1 Specific limitations</w:t>
       </w:r>
+      <w:bookmarkEnd w:id="34"/>
     </w:p>
     <w:p>
       <w:pPr>
@@ -3266,7 +6502,7 @@
         <w:spacing w:after="60"/>
       </w:pPr>
       <w:r>
-        <w:t>Port Read timestamps cannot measure exact I/O or VSYNC pulse widths. The record shows post-read state and cannot reconstruct the raster before an IN reset.</w:t>
+        <w:t>Port effects remain immediate. Port Read timestamps cannot measure exact I/O or VSYNC pulse widths: they use the last simulated ULA clock. The record shows post-read state and cannot reconstruct the raster before an IN reset.</w:t>
       </w:r>
     </w:p>
     <w:p>
@@ -3278,7 +6514,7 @@
         <w:spacing w:after="60"/>
       </w:pPr>
       <w:r>
-        <w:t>A zero Current shift byte does not prove that all eight pixels have shifted out. These fields do not identify rejected character loads or actual INT acknowledgement.</w:t>
+        <w:t>A zero Shift register Data byte does not prove that all pixels have shifted out; consult PendingBits. Character Load reports rejected loads; INT Response and Horizontal Reset identify distinct timing stages.</w:t>
       </w:r>
     </w:p>
     <w:p>
@@ -3290,7 +6526,7 @@
         <w:spacing w:after="60"/>
       </w:pPr>
       <w:r>
-        <w:t>PEEK currently still has side effects in PortManager, including MIC updates. Logging reports existing behavior without changing it. Debug methods use non-consuming state getters.</w:t>
+        <w:t>PEEK preserves hardware state, MIC change notifications and screen event markers. It can emit a Port Read debug record, which is not an executed IN. Debug methods use non-consuming state getters.</w:t>
       </w:r>
     </w:p>
     <w:p>
@@ -3302,18 +6538,43 @@
         <w:spacing w:after="60"/>
       </w:pPr>
       <w:r>
-        <w:t>Line Advance establishes modeled causes and actual counter changes, but does not by itself prove a visual defect or the electrical timing of HSYNC. Correlate events with the image and distinguish CPU execution context from the ULA pixel timestamp.</w:t>
+        <w:t>Line Advance reports presentation only. Use HSync Start and Horizontal Reset for ZX81 hardware-model timing; Line Sync is ZX80 only.</w:t>
+      </w:r>
+    </w:p>
+    <w:p>
+      <w:pPr>
+        <w:numPr>
+          <w:ilvl w:val="0"/>
+          <w:numId w:val="30"/>
+        </w:numPr>
+        <w:spacing w:after="60"/>
+      </w:pPr>
+      <w:r>
+        <w:t>PerCycle execution can batch several CPU boundaries before chips run. INT sampling/acceptance and the single acknowledgement latch therefore retain the documented coarse-scheduling limits.</w:t>
+      </w:r>
+    </w:p>
+    <w:p>
+      <w:pPr>
+        <w:numPr>
+          <w:ilvl w:val="0"/>
+          <w:numId w:val="30"/>
+        </w:numPr>
+        <w:spacing w:after="60"/>
+      </w:pPr>
+      <w:r>
+        <w:t>HALT/NMI compensation is a response-duration approximation; ordinary-instruction WAIT and exact pin-level WAIT remain unmodeled. Prefix character-capture timestamps retain the initial-fetch approximation.</w:t>
       </w:r>
     </w:p>
     <w:p>
       <w:pPr>
         <w:pStyle w:val="Ttulo1"/>
         <w:spacing w:before="280"/>
-        <w:keepNext/>
-      </w:pPr>
+      </w:pPr>
+      <w:bookmarkStart w:id="35" w:name="_Toc242035119"/>
       <w:r>
         <w:t>7.2 Maintenance contract</w:t>
       </w:r>
+      <w:bookmarkEnd w:id="35"/>
     </w:p>
     <w:p>
       <w:pPr>
@@ -3366,20 +6627,23 @@
     <w:p>
       <w:pPr>
         <w:pStyle w:val="Ttulo"/>
-        <w:keepNext/>
-      </w:pPr>
-      <w:r>
+      </w:pPr>
+      <w:bookmarkStart w:id="36" w:name="_Toc242035120"/>
+      <w:r>
+        <w:lastRenderedPageBreak/>
         <w:t>Appendices</w:t>
       </w:r>
+      <w:bookmarkEnd w:id="36"/>
     </w:p>
     <w:p>
       <w:pPr>
         <w:pStyle w:val="Ttulo1"/>
-        <w:keepNext/>
-      </w:pPr>
+      </w:pPr>
+      <w:bookmarkStart w:id="37" w:name="_Toc242035121"/>
       <w:r>
         <w:t>Appendix A. Provenance and revision</w:t>
       </w:r>
+      <w:bookmarkEnd w:id="37"/>
     </w:p>
     <w:p>
       <w:r>
@@ -3387,10 +6651,8 @@
       </w:r>
     </w:p>
     <w:p>
-      <w:pPr>
-        <w:spacing w:after="120"/>
-      </w:pPr>
-      <w:r>
+      <w:r>
+        <w:lastRenderedPageBreak/>
         <w:t>Structured sources: .codex/documentation/debug-files/sources/debug-common.yaml and .codex/documentation/debug-files/sources/zx80-zx81.yaml.</w:t>
       </w:r>
     </w:p>
@@ -3398,38 +6660,39 @@
       <w:pPr>
         <w:pStyle w:val="Ttulo1"/>
         <w:spacing w:before="280"/>
-        <w:keepNext/>
-      </w:pPr>
+      </w:pPr>
+      <w:bookmarkStart w:id="38" w:name="_Toc242035122"/>
       <w:r>
         <w:t>A.1 Watched source files</w:t>
       </w:r>
+      <w:bookmarkEnd w:id="38"/>
     </w:p>
     <w:tbl>
       <w:tblPr>
         <w:tblStyle w:val="Tablaconcuadrcula"/>
-        <w:tblW w:type="auto" w:w="0"/>
+        <w:tblW w:w="0" w:type="auto"/>
         <w:tblLayout w:type="fixed"/>
-        <w:tblLook w:firstColumn="1" w:firstRow="1" w:lastColumn="0" w:lastRow="0" w:noHBand="0" w:noVBand="1" w:val="04A0"/>
+        <w:tblLook w:val="04A0" w:firstRow="1" w:lastRow="0" w:firstColumn="1" w:lastColumn="0" w:noHBand="0" w:noVBand="1"/>
       </w:tblPr>
       <w:tblGrid>
-        <w:gridCol w:w="4252"/>
-        <w:gridCol w:w="4252"/>
+        <w:gridCol w:w="7200"/>
+        <w:gridCol w:w="1701"/>
       </w:tblGrid>
       <w:tr>
         <w:trPr>
-          <w:tblHeader w:val="true"/>
+          <w:tblHeader/>
         </w:trPr>
         <w:tc>
           <w:tcPr>
-            <w:tcW w:type="dxa" w:w="7200"/>
-            <w:shd w:fill="1F4E78"/>
-            <w:vAlign w:val="center"/>
+            <w:tcW w:w="7200" w:type="dxa"/>
+            <w:shd w:val="clear" w:color="auto" w:fill="1F4E78"/>
             <w:tcMar>
               <w:top w:w="90" w:type="dxa"/>
-              <w:start w:w="110" w:type="dxa"/>
+              <w:left w:w="110" w:type="dxa"/>
               <w:bottom w:w="90" w:type="dxa"/>
-              <w:end w:w="110" w:type="dxa"/>
+              <w:right w:w="110" w:type="dxa"/>
             </w:tcMar>
+            <w:vAlign w:val="center"/>
           </w:tcPr>
           <w:p>
             <w:pPr>
@@ -3447,15 +6710,15 @@
         </w:tc>
         <w:tc>
           <w:tcPr>
-            <w:tcW w:type="dxa" w:w="1701"/>
-            <w:shd w:fill="1F4E78"/>
-            <w:vAlign w:val="center"/>
+            <w:tcW w:w="1701" w:type="dxa"/>
+            <w:shd w:val="clear" w:color="auto" w:fill="1F4E78"/>
             <w:tcMar>
               <w:top w:w="90" w:type="dxa"/>
-              <w:start w:w="110" w:type="dxa"/>
+              <w:left w:w="110" w:type="dxa"/>
               <w:bottom w:w="90" w:type="dxa"/>
-              <w:end w:w="110" w:type="dxa"/>
+              <w:right w:w="110" w:type="dxa"/>
             </w:tcMar>
+            <w:vAlign w:val="center"/>
           </w:tcPr>
           <w:p>
             <w:r>
@@ -3472,18 +6735,18 @@
       <w:tr>
         <w:tc>
           <w:tcPr>
-            <w:tcW w:type="dxa" w:w="7200"/>
-            <w:vAlign w:val="center"/>
+            <w:tcW w:w="7200" w:type="dxa"/>
             <w:tcMar>
               <w:top w:w="90" w:type="dxa"/>
-              <w:start w:w="110" w:type="dxa"/>
+              <w:left w:w="110" w:type="dxa"/>
               <w:bottom w:w="90" w:type="dxa"/>
-              <w:end w:w="110" w:type="dxa"/>
+              <w:right w:w="110" w:type="dxa"/>
             </w:tcMar>
+            <w:vAlign w:val="center"/>
           </w:tcPr>
           <w:p>
             <w:pPr>
-              <w:spacing w:after="0" w:line="240" w:lineRule="auto"/>
+              <w:spacing w:after="0"/>
             </w:pPr>
             <w:r>
               <w:rPr>
@@ -3495,18 +6758,18 @@
         </w:tc>
         <w:tc>
           <w:tcPr>
-            <w:tcW w:type="dxa" w:w="1701"/>
-            <w:vAlign w:val="center"/>
+            <w:tcW w:w="1701" w:type="dxa"/>
             <w:tcMar>
               <w:top w:w="90" w:type="dxa"/>
-              <w:start w:w="110" w:type="dxa"/>
+              <w:left w:w="110" w:type="dxa"/>
               <w:bottom w:w="90" w:type="dxa"/>
-              <w:end w:w="110" w:type="dxa"/>
+              <w:right w:w="110" w:type="dxa"/>
             </w:tcMar>
+            <w:vAlign w:val="center"/>
           </w:tcPr>
           <w:p>
             <w:pPr>
-              <w:spacing w:after="0" w:line="240" w:lineRule="auto"/>
+              <w:spacing w:after="0"/>
             </w:pPr>
             <w:r>
               <w:rPr>
@@ -3520,19 +6783,19 @@
       <w:tr>
         <w:tc>
           <w:tcPr>
-            <w:tcW w:type="dxa" w:w="7200"/>
-            <w:vAlign w:val="center"/>
-            <w:shd w:fill="EAF2F8"/>
+            <w:tcW w:w="7200" w:type="dxa"/>
+            <w:shd w:val="clear" w:color="auto" w:fill="EAF2F8"/>
             <w:tcMar>
               <w:top w:w="90" w:type="dxa"/>
-              <w:start w:w="110" w:type="dxa"/>
+              <w:left w:w="110" w:type="dxa"/>
               <w:bottom w:w="90" w:type="dxa"/>
-              <w:end w:w="110" w:type="dxa"/>
+              <w:right w:w="110" w:type="dxa"/>
             </w:tcMar>
+            <w:vAlign w:val="center"/>
           </w:tcPr>
           <w:p>
             <w:pPr>
-              <w:spacing w:after="0" w:line="240" w:lineRule="auto"/>
+              <w:spacing w:after="0"/>
             </w:pPr>
             <w:r>
               <w:rPr>
@@ -3544,19 +6807,19 @@
         </w:tc>
         <w:tc>
           <w:tcPr>
-            <w:tcW w:type="dxa" w:w="1701"/>
-            <w:vAlign w:val="center"/>
-            <w:shd w:fill="EAF2F8"/>
+            <w:tcW w:w="1701" w:type="dxa"/>
+            <w:shd w:val="clear" w:color="auto" w:fill="EAF2F8"/>
             <w:tcMar>
               <w:top w:w="90" w:type="dxa"/>
-              <w:start w:w="110" w:type="dxa"/>
+              <w:left w:w="110" w:type="dxa"/>
               <w:bottom w:w="90" w:type="dxa"/>
-              <w:end w:w="110" w:type="dxa"/>
+              <w:right w:w="110" w:type="dxa"/>
             </w:tcMar>
+            <w:vAlign w:val="center"/>
           </w:tcPr>
           <w:p>
             <w:pPr>
-              <w:spacing w:after="0" w:line="240" w:lineRule="auto"/>
+              <w:spacing w:after="0"/>
             </w:pPr>
             <w:r>
               <w:rPr>
@@ -3570,18 +6833,18 @@
       <w:tr>
         <w:tc>
           <w:tcPr>
-            <w:tcW w:type="dxa" w:w="7200"/>
-            <w:vAlign w:val="center"/>
+            <w:tcW w:w="7200" w:type="dxa"/>
             <w:tcMar>
               <w:top w:w="90" w:type="dxa"/>
-              <w:start w:w="110" w:type="dxa"/>
+              <w:left w:w="110" w:type="dxa"/>
               <w:bottom w:w="90" w:type="dxa"/>
-              <w:end w:w="110" w:type="dxa"/>
+              <w:right w:w="110" w:type="dxa"/>
             </w:tcMar>
+            <w:vAlign w:val="center"/>
           </w:tcPr>
           <w:p>
             <w:pPr>
-              <w:spacing w:after="0" w:line="240" w:lineRule="auto"/>
+              <w:spacing w:after="0"/>
             </w:pPr>
             <w:r>
               <w:rPr>
@@ -3593,18 +6856,18 @@
         </w:tc>
         <w:tc>
           <w:tcPr>
-            <w:tcW w:type="dxa" w:w="1701"/>
-            <w:vAlign w:val="center"/>
+            <w:tcW w:w="1701" w:type="dxa"/>
             <w:tcMar>
               <w:top w:w="90" w:type="dxa"/>
-              <w:start w:w="110" w:type="dxa"/>
+              <w:left w:w="110" w:type="dxa"/>
               <w:bottom w:w="90" w:type="dxa"/>
-              <w:end w:w="110" w:type="dxa"/>
+              <w:right w:w="110" w:type="dxa"/>
             </w:tcMar>
+            <w:vAlign w:val="center"/>
           </w:tcPr>
           <w:p>
             <w:pPr>
-              <w:spacing w:after="0" w:line="240" w:lineRule="auto"/>
+              <w:spacing w:after="0"/>
             </w:pPr>
             <w:r>
               <w:rPr>
@@ -3618,19 +6881,19 @@
       <w:tr>
         <w:tc>
           <w:tcPr>
-            <w:tcW w:type="dxa" w:w="7200"/>
-            <w:vAlign w:val="center"/>
-            <w:shd w:fill="EAF2F8"/>
+            <w:tcW w:w="7200" w:type="dxa"/>
+            <w:shd w:val="clear" w:color="auto" w:fill="EAF2F8"/>
             <w:tcMar>
               <w:top w:w="90" w:type="dxa"/>
-              <w:start w:w="110" w:type="dxa"/>
+              <w:left w:w="110" w:type="dxa"/>
               <w:bottom w:w="90" w:type="dxa"/>
-              <w:end w:w="110" w:type="dxa"/>
+              <w:right w:w="110" w:type="dxa"/>
             </w:tcMar>
+            <w:vAlign w:val="center"/>
           </w:tcPr>
           <w:p>
             <w:pPr>
-              <w:spacing w:after="0" w:line="240" w:lineRule="auto"/>
+              <w:spacing w:after="0"/>
             </w:pPr>
             <w:r>
               <w:rPr>
@@ -3642,19 +6905,19 @@
         </w:tc>
         <w:tc>
           <w:tcPr>
-            <w:tcW w:type="dxa" w:w="1701"/>
-            <w:vAlign w:val="center"/>
-            <w:shd w:fill="EAF2F8"/>
+            <w:tcW w:w="1701" w:type="dxa"/>
+            <w:shd w:val="clear" w:color="auto" w:fill="EAF2F8"/>
             <w:tcMar>
               <w:top w:w="90" w:type="dxa"/>
-              <w:start w:w="110" w:type="dxa"/>
+              <w:left w:w="110" w:type="dxa"/>
               <w:bottom w:w="90" w:type="dxa"/>
-              <w:end w:w="110" w:type="dxa"/>
+              <w:right w:w="110" w:type="dxa"/>
             </w:tcMar>
+            <w:vAlign w:val="center"/>
           </w:tcPr>
           <w:p>
             <w:pPr>
-              <w:spacing w:after="0" w:line="240" w:lineRule="auto"/>
+              <w:spacing w:after="0"/>
             </w:pPr>
             <w:r>
               <w:rPr>
@@ -3668,18 +6931,18 @@
       <w:tr>
         <w:tc>
           <w:tcPr>
-            <w:tcW w:type="dxa" w:w="7200"/>
-            <w:vAlign w:val="center"/>
+            <w:tcW w:w="7200" w:type="dxa"/>
             <w:tcMar>
               <w:top w:w="90" w:type="dxa"/>
-              <w:start w:w="110" w:type="dxa"/>
+              <w:left w:w="110" w:type="dxa"/>
               <w:bottom w:w="90" w:type="dxa"/>
-              <w:end w:w="110" w:type="dxa"/>
+              <w:right w:w="110" w:type="dxa"/>
             </w:tcMar>
+            <w:vAlign w:val="center"/>
           </w:tcPr>
           <w:p>
             <w:pPr>
-              <w:spacing w:after="0" w:line="240" w:lineRule="auto"/>
+              <w:spacing w:after="0"/>
             </w:pPr>
             <w:r>
               <w:rPr>
@@ -3691,18 +6954,18 @@
         </w:tc>
         <w:tc>
           <w:tcPr>
-            <w:tcW w:type="dxa" w:w="1701"/>
-            <w:vAlign w:val="center"/>
+            <w:tcW w:w="1701" w:type="dxa"/>
             <w:tcMar>
               <w:top w:w="90" w:type="dxa"/>
-              <w:start w:w="110" w:type="dxa"/>
+              <w:left w:w="110" w:type="dxa"/>
               <w:bottom w:w="90" w:type="dxa"/>
-              <w:end w:w="110" w:type="dxa"/>
+              <w:right w:w="110" w:type="dxa"/>
             </w:tcMar>
+            <w:vAlign w:val="center"/>
           </w:tcPr>
           <w:p>
             <w:pPr>
-              <w:spacing w:after="0" w:line="240" w:lineRule="auto"/>
+              <w:spacing w:after="0"/>
             </w:pPr>
             <w:r>
               <w:rPr>
@@ -3716,19 +6979,19 @@
       <w:tr>
         <w:tc>
           <w:tcPr>
-            <w:tcW w:type="dxa" w:w="7200"/>
-            <w:vAlign w:val="center"/>
-            <w:shd w:fill="EAF2F8"/>
+            <w:tcW w:w="7200" w:type="dxa"/>
+            <w:shd w:val="clear" w:color="auto" w:fill="EAF2F8"/>
             <w:tcMar>
               <w:top w:w="90" w:type="dxa"/>
-              <w:start w:w="110" w:type="dxa"/>
+              <w:left w:w="110" w:type="dxa"/>
               <w:bottom w:w="90" w:type="dxa"/>
-              <w:end w:w="110" w:type="dxa"/>
+              <w:right w:w="110" w:type="dxa"/>
             </w:tcMar>
+            <w:vAlign w:val="center"/>
           </w:tcPr>
           <w:p>
             <w:pPr>
-              <w:spacing w:after="0" w:line="240" w:lineRule="auto"/>
+              <w:spacing w:after="0"/>
             </w:pPr>
             <w:r>
               <w:rPr>
@@ -3740,19 +7003,19 @@
         </w:tc>
         <w:tc>
           <w:tcPr>
-            <w:tcW w:type="dxa" w:w="1701"/>
-            <w:vAlign w:val="center"/>
-            <w:shd w:fill="EAF2F8"/>
+            <w:tcW w:w="1701" w:type="dxa"/>
+            <w:shd w:val="clear" w:color="auto" w:fill="EAF2F8"/>
             <w:tcMar>
               <w:top w:w="90" w:type="dxa"/>
-              <w:start w:w="110" w:type="dxa"/>
+              <w:left w:w="110" w:type="dxa"/>
               <w:bottom w:w="90" w:type="dxa"/>
-              <w:end w:w="110" w:type="dxa"/>
+              <w:right w:w="110" w:type="dxa"/>
             </w:tcMar>
+            <w:vAlign w:val="center"/>
           </w:tcPr>
           <w:p>
             <w:pPr>
-              <w:spacing w:after="0" w:line="240" w:lineRule="auto"/>
+              <w:spacing w:after="0"/>
             </w:pPr>
             <w:r>
               <w:rPr>
@@ -3766,18 +7029,18 @@
       <w:tr>
         <w:tc>
           <w:tcPr>
-            <w:tcW w:type="dxa" w:w="7200"/>
-            <w:vAlign w:val="center"/>
+            <w:tcW w:w="7200" w:type="dxa"/>
             <w:tcMar>
               <w:top w:w="90" w:type="dxa"/>
-              <w:start w:w="110" w:type="dxa"/>
+              <w:left w:w="110" w:type="dxa"/>
               <w:bottom w:w="90" w:type="dxa"/>
-              <w:end w:w="110" w:type="dxa"/>
+              <w:right w:w="110" w:type="dxa"/>
             </w:tcMar>
+            <w:vAlign w:val="center"/>
           </w:tcPr>
           <w:p>
             <w:pPr>
-              <w:spacing w:after="0" w:line="240" w:lineRule="auto"/>
+              <w:spacing w:after="0"/>
             </w:pPr>
             <w:r>
               <w:rPr>
@@ -3789,18 +7052,18 @@
         </w:tc>
         <w:tc>
           <w:tcPr>
-            <w:tcW w:type="dxa" w:w="1701"/>
-            <w:vAlign w:val="center"/>
+            <w:tcW w:w="1701" w:type="dxa"/>
             <w:tcMar>
               <w:top w:w="90" w:type="dxa"/>
-              <w:start w:w="110" w:type="dxa"/>
+              <w:left w:w="110" w:type="dxa"/>
               <w:bottom w:w="90" w:type="dxa"/>
-              <w:end w:w="110" w:type="dxa"/>
+              <w:right w:w="110" w:type="dxa"/>
             </w:tcMar>
+            <w:vAlign w:val="center"/>
           </w:tcPr>
           <w:p>
             <w:pPr>
-              <w:spacing w:after="0" w:line="240" w:lineRule="auto"/>
+              <w:spacing w:after="0"/>
             </w:pPr>
             <w:r>
               <w:rPr>
@@ -3814,19 +7077,19 @@
       <w:tr>
         <w:tc>
           <w:tcPr>
-            <w:tcW w:type="dxa" w:w="7200"/>
-            <w:vAlign w:val="center"/>
-            <w:shd w:fill="EAF2F8"/>
+            <w:tcW w:w="7200" w:type="dxa"/>
+            <w:shd w:val="clear" w:color="auto" w:fill="EAF2F8"/>
             <w:tcMar>
               <w:top w:w="90" w:type="dxa"/>
-              <w:start w:w="110" w:type="dxa"/>
+              <w:left w:w="110" w:type="dxa"/>
               <w:bottom w:w="90" w:type="dxa"/>
-              <w:end w:w="110" w:type="dxa"/>
+              <w:right w:w="110" w:type="dxa"/>
             </w:tcMar>
+            <w:vAlign w:val="center"/>
           </w:tcPr>
           <w:p>
             <w:pPr>
-              <w:spacing w:after="0" w:line="240" w:lineRule="auto"/>
+              <w:spacing w:after="0"/>
             </w:pPr>
             <w:r>
               <w:rPr>
@@ -3838,19 +7101,19 @@
         </w:tc>
         <w:tc>
           <w:tcPr>
-            <w:tcW w:type="dxa" w:w="1701"/>
-            <w:vAlign w:val="center"/>
-            <w:shd w:fill="EAF2F8"/>
+            <w:tcW w:w="1701" w:type="dxa"/>
+            <w:shd w:val="clear" w:color="auto" w:fill="EAF2F8"/>
             <w:tcMar>
               <w:top w:w="90" w:type="dxa"/>
-              <w:start w:w="110" w:type="dxa"/>
+              <w:left w:w="110" w:type="dxa"/>
               <w:bottom w:w="90" w:type="dxa"/>
-              <w:end w:w="110" w:type="dxa"/>
+              <w:right w:w="110" w:type="dxa"/>
             </w:tcMar>
+            <w:vAlign w:val="center"/>
           </w:tcPr>
           <w:p>
             <w:pPr>
-              <w:spacing w:after="0" w:line="240" w:lineRule="auto"/>
+              <w:spacing w:after="0"/>
             </w:pPr>
             <w:r>
               <w:rPr>
@@ -3864,18 +7127,18 @@
       <w:tr>
         <w:tc>
           <w:tcPr>
-            <w:tcW w:type="dxa" w:w="7200"/>
-            <w:vAlign w:val="center"/>
+            <w:tcW w:w="7200" w:type="dxa"/>
             <w:tcMar>
               <w:top w:w="90" w:type="dxa"/>
-              <w:start w:w="110" w:type="dxa"/>
+              <w:left w:w="110" w:type="dxa"/>
               <w:bottom w:w="90" w:type="dxa"/>
-              <w:end w:w="110" w:type="dxa"/>
+              <w:right w:w="110" w:type="dxa"/>
             </w:tcMar>
+            <w:vAlign w:val="center"/>
           </w:tcPr>
           <w:p>
             <w:pPr>
-              <w:spacing w:after="0" w:line="240" w:lineRule="auto"/>
+              <w:spacing w:after="0"/>
             </w:pPr>
             <w:r>
               <w:rPr>
@@ -3887,18 +7150,18 @@
         </w:tc>
         <w:tc>
           <w:tcPr>
-            <w:tcW w:type="dxa" w:w="1701"/>
-            <w:vAlign w:val="center"/>
+            <w:tcW w:w="1701" w:type="dxa"/>
             <w:tcMar>
               <w:top w:w="90" w:type="dxa"/>
-              <w:start w:w="110" w:type="dxa"/>
+              <w:left w:w="110" w:type="dxa"/>
               <w:bottom w:w="90" w:type="dxa"/>
-              <w:end w:w="110" w:type="dxa"/>
+              <w:right w:w="110" w:type="dxa"/>
             </w:tcMar>
+            <w:vAlign w:val="center"/>
           </w:tcPr>
           <w:p>
             <w:pPr>
-              <w:spacing w:after="0" w:line="240" w:lineRule="auto"/>
+              <w:spacing w:after="0"/>
             </w:pPr>
             <w:r>
               <w:rPr>
@@ -3912,19 +7175,19 @@
       <w:tr>
         <w:tc>
           <w:tcPr>
-            <w:tcW w:type="dxa" w:w="7200"/>
-            <w:vAlign w:val="center"/>
-            <w:shd w:fill="EAF2F8"/>
+            <w:tcW w:w="7200" w:type="dxa"/>
+            <w:shd w:val="clear" w:color="auto" w:fill="EAF2F8"/>
             <w:tcMar>
               <w:top w:w="90" w:type="dxa"/>
-              <w:start w:w="110" w:type="dxa"/>
+              <w:left w:w="110" w:type="dxa"/>
               <w:bottom w:w="90" w:type="dxa"/>
-              <w:end w:w="110" w:type="dxa"/>
+              <w:right w:w="110" w:type="dxa"/>
             </w:tcMar>
+            <w:vAlign w:val="center"/>
           </w:tcPr>
           <w:p>
             <w:pPr>
-              <w:spacing w:after="0" w:line="240" w:lineRule="auto"/>
+              <w:spacing w:after="0"/>
             </w:pPr>
             <w:r>
               <w:rPr>
@@ -3936,19 +7199,19 @@
         </w:tc>
         <w:tc>
           <w:tcPr>
-            <w:tcW w:type="dxa" w:w="1701"/>
-            <w:vAlign w:val="center"/>
-            <w:shd w:fill="EAF2F8"/>
+            <w:tcW w:w="1701" w:type="dxa"/>
+            <w:shd w:val="clear" w:color="auto" w:fill="EAF2F8"/>
             <w:tcMar>
               <w:top w:w="90" w:type="dxa"/>
-              <w:start w:w="110" w:type="dxa"/>
+              <w:left w:w="110" w:type="dxa"/>
               <w:bottom w:w="90" w:type="dxa"/>
-              <w:end w:w="110" w:type="dxa"/>
+              <w:right w:w="110" w:type="dxa"/>
             </w:tcMar>
+            <w:vAlign w:val="center"/>
           </w:tcPr>
           <w:p>
             <w:pPr>
-              <w:spacing w:after="0" w:line="240" w:lineRule="auto"/>
+              <w:spacing w:after="0"/>
             </w:pPr>
             <w:r>
               <w:rPr>
@@ -3962,18 +7225,18 @@
       <w:tr>
         <w:tc>
           <w:tcPr>
-            <w:tcW w:type="dxa" w:w="7200"/>
-            <w:vAlign w:val="center"/>
+            <w:tcW w:w="7200" w:type="dxa"/>
             <w:tcMar>
               <w:top w:w="90" w:type="dxa"/>
-              <w:start w:w="110" w:type="dxa"/>
+              <w:left w:w="110" w:type="dxa"/>
               <w:bottom w:w="90" w:type="dxa"/>
-              <w:end w:w="110" w:type="dxa"/>
+              <w:right w:w="110" w:type="dxa"/>
             </w:tcMar>
+            <w:vAlign w:val="center"/>
           </w:tcPr>
           <w:p>
             <w:pPr>
-              <w:spacing w:after="0" w:line="240" w:lineRule="auto"/>
+              <w:spacing w:after="0"/>
             </w:pPr>
             <w:r>
               <w:rPr>
@@ -3985,18 +7248,18 @@
         </w:tc>
         <w:tc>
           <w:tcPr>
-            <w:tcW w:type="dxa" w:w="1701"/>
-            <w:vAlign w:val="center"/>
+            <w:tcW w:w="1701" w:type="dxa"/>
             <w:tcMar>
               <w:top w:w="90" w:type="dxa"/>
-              <w:start w:w="110" w:type="dxa"/>
+              <w:left w:w="110" w:type="dxa"/>
               <w:bottom w:w="90" w:type="dxa"/>
-              <w:end w:w="110" w:type="dxa"/>
+              <w:right w:w="110" w:type="dxa"/>
             </w:tcMar>
+            <w:vAlign w:val="center"/>
           </w:tcPr>
           <w:p>
             <w:pPr>
-              <w:spacing w:after="0" w:line="240" w:lineRule="auto"/>
+              <w:spacing w:after="0"/>
             </w:pPr>
             <w:r>
               <w:rPr>
@@ -4010,19 +7273,19 @@
       <w:tr>
         <w:tc>
           <w:tcPr>
-            <w:tcW w:type="dxa" w:w="7200"/>
-            <w:vAlign w:val="center"/>
-            <w:shd w:fill="EAF2F8"/>
+            <w:tcW w:w="7200" w:type="dxa"/>
+            <w:shd w:val="clear" w:color="auto" w:fill="EAF2F8"/>
             <w:tcMar>
               <w:top w:w="90" w:type="dxa"/>
-              <w:start w:w="110" w:type="dxa"/>
+              <w:left w:w="110" w:type="dxa"/>
               <w:bottom w:w="90" w:type="dxa"/>
-              <w:end w:w="110" w:type="dxa"/>
+              <w:right w:w="110" w:type="dxa"/>
             </w:tcMar>
+            <w:vAlign w:val="center"/>
           </w:tcPr>
           <w:p>
             <w:pPr>
-              <w:spacing w:after="0" w:line="240" w:lineRule="auto"/>
+              <w:spacing w:after="0"/>
             </w:pPr>
             <w:r>
               <w:rPr>
@@ -4034,19 +7297,19 @@
         </w:tc>
         <w:tc>
           <w:tcPr>
-            <w:tcW w:type="dxa" w:w="1701"/>
-            <w:vAlign w:val="center"/>
-            <w:shd w:fill="EAF2F8"/>
+            <w:tcW w:w="1701" w:type="dxa"/>
+            <w:shd w:val="clear" w:color="auto" w:fill="EAF2F8"/>
             <w:tcMar>
               <w:top w:w="90" w:type="dxa"/>
-              <w:start w:w="110" w:type="dxa"/>
+              <w:left w:w="110" w:type="dxa"/>
               <w:bottom w:w="90" w:type="dxa"/>
-              <w:end w:w="110" w:type="dxa"/>
+              <w:right w:w="110" w:type="dxa"/>
             </w:tcMar>
+            <w:vAlign w:val="center"/>
           </w:tcPr>
           <w:p>
             <w:pPr>
-              <w:spacing w:after="0" w:line="240" w:lineRule="auto"/>
+              <w:spacing w:after="0"/>
             </w:pPr>
             <w:r>
               <w:rPr>
@@ -4060,18 +7323,18 @@
       <w:tr>
         <w:tc>
           <w:tcPr>
-            <w:tcW w:type="dxa" w:w="7200"/>
-            <w:vAlign w:val="center"/>
+            <w:tcW w:w="7200" w:type="dxa"/>
             <w:tcMar>
               <w:top w:w="90" w:type="dxa"/>
-              <w:start w:w="110" w:type="dxa"/>
+              <w:left w:w="110" w:type="dxa"/>
               <w:bottom w:w="90" w:type="dxa"/>
-              <w:end w:w="110" w:type="dxa"/>
+              <w:right w:w="110" w:type="dxa"/>
             </w:tcMar>
+            <w:vAlign w:val="center"/>
           </w:tcPr>
           <w:p>
             <w:pPr>
-              <w:spacing w:after="0" w:line="240" w:lineRule="auto"/>
+              <w:spacing w:after="0"/>
             </w:pPr>
             <w:r>
               <w:rPr>
@@ -4083,18 +7346,18 @@
         </w:tc>
         <w:tc>
           <w:tcPr>
-            <w:tcW w:type="dxa" w:w="1701"/>
-            <w:vAlign w:val="center"/>
+            <w:tcW w:w="1701" w:type="dxa"/>
             <w:tcMar>
               <w:top w:w="90" w:type="dxa"/>
-              <w:start w:w="110" w:type="dxa"/>
+              <w:left w:w="110" w:type="dxa"/>
               <w:bottom w:w="90" w:type="dxa"/>
-              <w:end w:w="110" w:type="dxa"/>
+              <w:right w:w="110" w:type="dxa"/>
             </w:tcMar>
+            <w:vAlign w:val="center"/>
           </w:tcPr>
           <w:p>
             <w:pPr>
-              <w:spacing w:after="0" w:line="240" w:lineRule="auto"/>
+              <w:spacing w:after="0"/>
             </w:pPr>
             <w:r>
               <w:rPr>
@@ -4108,19 +7371,19 @@
       <w:tr>
         <w:tc>
           <w:tcPr>
-            <w:tcW w:type="dxa" w:w="7200"/>
-            <w:vAlign w:val="center"/>
-            <w:shd w:fill="EAF2F8"/>
+            <w:tcW w:w="7200" w:type="dxa"/>
+            <w:shd w:val="clear" w:color="auto" w:fill="EAF2F8"/>
             <w:tcMar>
               <w:top w:w="90" w:type="dxa"/>
-              <w:start w:w="110" w:type="dxa"/>
+              <w:left w:w="110" w:type="dxa"/>
               <w:bottom w:w="90" w:type="dxa"/>
-              <w:end w:w="110" w:type="dxa"/>
+              <w:right w:w="110" w:type="dxa"/>
             </w:tcMar>
+            <w:vAlign w:val="center"/>
           </w:tcPr>
           <w:p>
             <w:pPr>
-              <w:spacing w:after="0" w:line="240" w:lineRule="auto"/>
+              <w:spacing w:after="0"/>
             </w:pPr>
             <w:r>
               <w:rPr>
@@ -4132,19 +7395,19 @@
         </w:tc>
         <w:tc>
           <w:tcPr>
-            <w:tcW w:type="dxa" w:w="1701"/>
-            <w:vAlign w:val="center"/>
-            <w:shd w:fill="EAF2F8"/>
+            <w:tcW w:w="1701" w:type="dxa"/>
+            <w:shd w:val="clear" w:color="auto" w:fill="EAF2F8"/>
             <w:tcMar>
               <w:top w:w="90" w:type="dxa"/>
-              <w:start w:w="110" w:type="dxa"/>
+              <w:left w:w="110" w:type="dxa"/>
               <w:bottom w:w="90" w:type="dxa"/>
-              <w:end w:w="110" w:type="dxa"/>
+              <w:right w:w="110" w:type="dxa"/>
             </w:tcMar>
+            <w:vAlign w:val="center"/>
           </w:tcPr>
           <w:p>
             <w:pPr>
-              <w:spacing w:after="0" w:line="240" w:lineRule="auto"/>
+              <w:spacing w:after="0"/>
             </w:pPr>
             <w:r>
               <w:rPr>
@@ -4158,18 +7421,18 @@
       <w:tr>
         <w:tc>
           <w:tcPr>
-            <w:tcW w:type="dxa" w:w="7200"/>
-            <w:vAlign w:val="center"/>
+            <w:tcW w:w="7200" w:type="dxa"/>
             <w:tcMar>
               <w:top w:w="90" w:type="dxa"/>
-              <w:start w:w="110" w:type="dxa"/>
+              <w:left w:w="110" w:type="dxa"/>
               <w:bottom w:w="90" w:type="dxa"/>
-              <w:end w:w="110" w:type="dxa"/>
+              <w:right w:w="110" w:type="dxa"/>
             </w:tcMar>
+            <w:vAlign w:val="center"/>
           </w:tcPr>
           <w:p>
             <w:pPr>
-              <w:spacing w:after="0" w:line="240" w:lineRule="auto"/>
+              <w:spacing w:after="0"/>
             </w:pPr>
             <w:r>
               <w:rPr>
@@ -4181,18 +7444,116 @@
         </w:tc>
         <w:tc>
           <w:tcPr>
-            <w:tcW w:type="dxa" w:w="1701"/>
-            <w:vAlign w:val="center"/>
+            <w:tcW w:w="1701" w:type="dxa"/>
             <w:tcMar>
               <w:top w:w="90" w:type="dxa"/>
-              <w:start w:w="110" w:type="dxa"/>
+              <w:left w:w="110" w:type="dxa"/>
               <w:bottom w:w="90" w:type="dxa"/>
-              <w:end w:w="110" w:type="dxa"/>
+              <w:right w:w="110" w:type="dxa"/>
             </w:tcMar>
+            <w:vAlign w:val="center"/>
           </w:tcPr>
           <w:p>
             <w:pPr>
-              <w:spacing w:after="0" w:line="240" w:lineRule="auto"/>
+              <w:spacing w:after="0"/>
+            </w:pPr>
+            <w:r>
+              <w:rPr>
+                <w:sz w:val="17"/>
+              </w:rPr>
+              <w:t>zx80-zx81</w:t>
+            </w:r>
+          </w:p>
+        </w:tc>
+      </w:tr>
+      <w:tr>
+        <w:tc>
+          <w:tcPr>
+            <w:tcW w:w="7200" w:type="dxa"/>
+            <w:shd w:val="clear" w:color="auto" w:fill="EAF2F8"/>
+            <w:tcMar>
+              <w:top w:w="90" w:type="dxa"/>
+              <w:left w:w="110" w:type="dxa"/>
+              <w:bottom w:w="90" w:type="dxa"/>
+              <w:right w:w="110" w:type="dxa"/>
+            </w:tcMar>
+            <w:vAlign w:val="center"/>
+          </w:tcPr>
+          <w:p>
+            <w:pPr>
+              <w:spacing w:after="0"/>
+            </w:pPr>
+            <w:r>
+              <w:rPr>
+                <w:sz w:val="17"/>
+              </w:rPr>
+              <w:t>src/ZX81/CZ80.cpp</w:t>
+            </w:r>
+          </w:p>
+        </w:tc>
+        <w:tc>
+          <w:tcPr>
+            <w:tcW w:w="1701" w:type="dxa"/>
+            <w:shd w:val="clear" w:color="auto" w:fill="EAF2F8"/>
+            <w:tcMar>
+              <w:top w:w="90" w:type="dxa"/>
+              <w:left w:w="110" w:type="dxa"/>
+              <w:bottom w:w="90" w:type="dxa"/>
+              <w:right w:w="110" w:type="dxa"/>
+            </w:tcMar>
+            <w:vAlign w:val="center"/>
+          </w:tcPr>
+          <w:p>
+            <w:pPr>
+              <w:spacing w:after="0"/>
+            </w:pPr>
+            <w:r>
+              <w:rPr>
+                <w:sz w:val="17"/>
+              </w:rPr>
+              <w:t>zx80-zx81</w:t>
+            </w:r>
+          </w:p>
+        </w:tc>
+      </w:tr>
+      <w:tr>
+        <w:tc>
+          <w:tcPr>
+            <w:tcW w:w="7200" w:type="dxa"/>
+            <w:tcMar>
+              <w:top w:w="90" w:type="dxa"/>
+              <w:left w:w="110" w:type="dxa"/>
+              <w:bottom w:w="90" w:type="dxa"/>
+              <w:right w:w="110" w:type="dxa"/>
+            </w:tcMar>
+            <w:vAlign w:val="center"/>
+          </w:tcPr>
+          <w:p>
+            <w:pPr>
+              <w:spacing w:after="0"/>
+            </w:pPr>
+            <w:r>
+              <w:rPr>
+                <w:sz w:val="17"/>
+              </w:rPr>
+              <w:t>include/ZX81/CZ80.hpp</w:t>
+            </w:r>
+          </w:p>
+        </w:tc>
+        <w:tc>
+          <w:tcPr>
+            <w:tcW w:w="1701" w:type="dxa"/>
+            <w:tcMar>
+              <w:top w:w="90" w:type="dxa"/>
+              <w:left w:w="110" w:type="dxa"/>
+              <w:bottom w:w="90" w:type="dxa"/>
+              <w:right w:w="110" w:type="dxa"/>
+            </w:tcMar>
+            <w:vAlign w:val="center"/>
+          </w:tcPr>
+          <w:p>
+            <w:pPr>
+              <w:spacing w:after="0"/>
             </w:pPr>
             <w:r>
               <w:rPr>
@@ -4208,39 +7569,40 @@
       <w:pPr>
         <w:pStyle w:val="Ttulo1"/>
         <w:spacing w:before="280"/>
-        <w:keepNext/>
-      </w:pPr>
+      </w:pPr>
+      <w:bookmarkStart w:id="39" w:name="_Toc242035123"/>
       <w:r>
         <w:t>A.2 Revision history</w:t>
       </w:r>
+      <w:bookmarkEnd w:id="39"/>
     </w:p>
     <w:tbl>
       <w:tblPr>
         <w:tblStyle w:val="Tablaconcuadrcula"/>
-        <w:tblW w:type="auto" w:w="0"/>
+        <w:tblW w:w="0" w:type="auto"/>
         <w:tblLayout w:type="fixed"/>
-        <w:tblLook w:firstColumn="1" w:firstRow="1" w:lastColumn="0" w:lastRow="0" w:noHBand="0" w:noVBand="1" w:val="04A0"/>
+        <w:tblLook w:val="04A0" w:firstRow="1" w:lastRow="0" w:firstColumn="1" w:lastColumn="0" w:noHBand="0" w:noVBand="1"/>
       </w:tblPr>
       <w:tblGrid>
-        <w:gridCol w:w="2835"/>
-        <w:gridCol w:w="2835"/>
-        <w:gridCol w:w="2835"/>
+        <w:gridCol w:w="1134"/>
+        <w:gridCol w:w="1134"/>
+        <w:gridCol w:w="6633"/>
       </w:tblGrid>
       <w:tr>
         <w:trPr>
-          <w:tblHeader w:val="true"/>
+          <w:tblHeader/>
         </w:trPr>
         <w:tc>
           <w:tcPr>
-            <w:tcW w:type="dxa" w:w="1134"/>
-            <w:shd w:fill="1F4E78"/>
-            <w:vAlign w:val="center"/>
+            <w:tcW w:w="1134" w:type="dxa"/>
+            <w:shd w:val="clear" w:color="auto" w:fill="1F4E78"/>
             <w:tcMar>
               <w:top w:w="90" w:type="dxa"/>
-              <w:start w:w="110" w:type="dxa"/>
+              <w:left w:w="110" w:type="dxa"/>
               <w:bottom w:w="90" w:type="dxa"/>
-              <w:end w:w="110" w:type="dxa"/>
+              <w:right w:w="110" w:type="dxa"/>
             </w:tcMar>
+            <w:vAlign w:val="center"/>
           </w:tcPr>
           <w:p>
             <w:pPr>
@@ -4258,15 +7620,15 @@
         </w:tc>
         <w:tc>
           <w:tcPr>
-            <w:tcW w:type="dxa" w:w="1134"/>
-            <w:shd w:fill="1F4E78"/>
-            <w:vAlign w:val="center"/>
+            <w:tcW w:w="1134" w:type="dxa"/>
+            <w:shd w:val="clear" w:color="auto" w:fill="1F4E78"/>
             <w:tcMar>
               <w:top w:w="90" w:type="dxa"/>
-              <w:start w:w="110" w:type="dxa"/>
+              <w:left w:w="110" w:type="dxa"/>
               <w:bottom w:w="90" w:type="dxa"/>
-              <w:end w:w="110" w:type="dxa"/>
+              <w:right w:w="110" w:type="dxa"/>
             </w:tcMar>
+            <w:vAlign w:val="center"/>
           </w:tcPr>
           <w:p>
             <w:r>
@@ -4281,15 +7643,15 @@
         </w:tc>
         <w:tc>
           <w:tcPr>
-            <w:tcW w:type="dxa" w:w="6633"/>
-            <w:shd w:fill="1F4E78"/>
-            <w:vAlign w:val="center"/>
+            <w:tcW w:w="6633" w:type="dxa"/>
+            <w:shd w:val="clear" w:color="auto" w:fill="1F4E78"/>
             <w:tcMar>
               <w:top w:w="90" w:type="dxa"/>
-              <w:start w:w="110" w:type="dxa"/>
+              <w:left w:w="110" w:type="dxa"/>
               <w:bottom w:w="90" w:type="dxa"/>
-              <w:end w:w="110" w:type="dxa"/>
+              <w:right w:w="110" w:type="dxa"/>
             </w:tcMar>
+            <w:vAlign w:val="center"/>
           </w:tcPr>
           <w:p>
             <w:r>
@@ -4306,18 +7668,18 @@
       <w:tr>
         <w:tc>
           <w:tcPr>
-            <w:tcW w:type="dxa" w:w="1134"/>
-            <w:vAlign w:val="center"/>
+            <w:tcW w:w="1134" w:type="dxa"/>
             <w:tcMar>
               <w:top w:w="90" w:type="dxa"/>
-              <w:start w:w="110" w:type="dxa"/>
+              <w:left w:w="110" w:type="dxa"/>
               <w:bottom w:w="90" w:type="dxa"/>
-              <w:end w:w="110" w:type="dxa"/>
+              <w:right w:w="110" w:type="dxa"/>
             </w:tcMar>
+            <w:vAlign w:val="center"/>
           </w:tcPr>
           <w:p>
             <w:pPr>
-              <w:spacing w:after="0" w:line="240" w:lineRule="auto"/>
+              <w:spacing w:after="0"/>
             </w:pPr>
             <w:r>
               <w:rPr>
@@ -4329,18 +7691,18 @@
         </w:tc>
         <w:tc>
           <w:tcPr>
-            <w:tcW w:type="dxa" w:w="1134"/>
-            <w:vAlign w:val="center"/>
+            <w:tcW w:w="1134" w:type="dxa"/>
             <w:tcMar>
               <w:top w:w="90" w:type="dxa"/>
-              <w:start w:w="110" w:type="dxa"/>
+              <w:left w:w="110" w:type="dxa"/>
               <w:bottom w:w="90" w:type="dxa"/>
-              <w:end w:w="110" w:type="dxa"/>
+              <w:right w:w="110" w:type="dxa"/>
             </w:tcMar>
+            <w:vAlign w:val="center"/>
           </w:tcPr>
           <w:p>
             <w:pPr>
-              <w:spacing w:after="0" w:line="240" w:lineRule="auto"/>
+              <w:spacing w:after="0"/>
             </w:pPr>
             <w:r>
               <w:rPr>
@@ -4352,18 +7714,18 @@
         </w:tc>
         <w:tc>
           <w:tcPr>
-            <w:tcW w:type="dxa" w:w="6633"/>
-            <w:vAlign w:val="center"/>
+            <w:tcW w:w="6633" w:type="dxa"/>
             <w:tcMar>
               <w:top w:w="90" w:type="dxa"/>
-              <w:start w:w="110" w:type="dxa"/>
+              <w:left w:w="110" w:type="dxa"/>
               <w:bottom w:w="90" w:type="dxa"/>
-              <w:end w:w="110" w:type="dxa"/>
+              <w:right w:w="110" w:type="dxa"/>
             </w:tcMar>
+            <w:vAlign w:val="center"/>
           </w:tcPr>
           <w:p>
             <w:pPr>
-              <w:spacing w:after="0" w:line="240" w:lineRule="auto"/>
+              <w:spacing w:after="0"/>
             </w:pPr>
             <w:r>
               <w:rPr>
@@ -4378,11 +7740,12 @@
     <w:p>
       <w:pPr>
         <w:pStyle w:val="Ttulo1"/>
-        <w:keepNext/>
-      </w:pPr>
+      </w:pPr>
+      <w:bookmarkStart w:id="40" w:name="_Toc242035124"/>
       <w:r>
         <w:t>Illustrations</w:t>
       </w:r>
+      <w:bookmarkEnd w:id="40"/>
     </w:p>
     <w:p>
       <w:pPr>
@@ -4398,7 +7761,12 @@
         <w:fldChar w:fldCharType="separate"/>
       </w:r>
       <w:r>
-        <w:t>Actualice los campos para generar la lista de ilustraciones.</w:t>
+        <w:rPr>
+          <w:b/>
+          <w:bCs/>
+          <w:noProof/>
+        </w:rPr>
+        <w:t>No se encuentran elementos de tabla de ilustraciones.</w:t>
       </w:r>
       <w:r>
         <w:fldChar w:fldCharType="end"/>
@@ -4412,11 +7780,13 @@
     <w:p>
       <w:pPr>
         <w:pStyle w:val="Ttulo1"/>
-        <w:keepNext/>
-      </w:pPr>
-      <w:r>
+      </w:pPr>
+      <w:bookmarkStart w:id="41" w:name="_Toc242035125"/>
+      <w:r>
+        <w:lastRenderedPageBreak/>
         <w:t>Equations</w:t>
       </w:r>
+      <w:bookmarkEnd w:id="41"/>
     </w:p>
     <w:p>
       <w:pPr>
@@ -4432,7 +7802,12 @@
         <w:fldChar w:fldCharType="separate"/>
       </w:r>
       <w:r>
-        <w:t>Actualice los campos para generar la lista de ecuaciones.</w:t>
+        <w:rPr>
+          <w:b/>
+          <w:bCs/>
+          <w:noProof/>
+        </w:rPr>
+        <w:t>No se encuentran elementos de tabla de ilustraciones.</w:t>
       </w:r>
       <w:r>
         <w:fldChar w:fldCharType="end"/>
@@ -4441,8 +7816,10 @@
     <w:sectPr>
       <w:headerReference w:type="even" r:id="rId9"/>
       <w:headerReference w:type="default" r:id="rId10"/>
-      <w:footerReference w:type="default" r:id="rId11"/>
-      <w:headerReference w:type="first" r:id="rId12"/>
+      <w:footerReference w:type="even" r:id="rId11"/>
+      <w:footerReference w:type="default" r:id="rId12"/>
+      <w:headerReference w:type="first" r:id="rId13"/>
+      <w:footerReference w:type="first" r:id="rId14"/>
       <w:pgSz w:w="11906" w:h="16838"/>
       <w:pgMar w:top="1417" w:right="1701" w:bottom="1417" w:left="1701" w:header="708" w:footer="709" w:gutter="0"/>
       <w:pgNumType w:start="0"/>
@@ -4483,6 +7860,16 @@
 <w:ftr xmlns:wpc="http://schemas.microsoft.com/office/word/2010/wordprocessingCanvas" xmlns:cx="http://schemas.microsoft.com/office/drawing/2014/chartex" xmlns:cx1="http://schemas.microsoft.com/office/drawing/2015/9/8/chartex" xmlns:cx2="http://schemas.microsoft.com/office/drawing/2015/10/21/chartex" xmlns:cx3="http://schemas.microsoft.com/office/drawing/2016/5/9/chartex" xmlns:cx4="http://schemas.microsoft.com/office/drawing/2016/5/10/chartex" xmlns:cx5="http://schemas.microsoft.com/office/drawing/2016/5/11/chartex" xmlns:cx6="http://schemas.microsoft.com/office/drawing/2016/5/12/chartex" xmlns:cx7="http://schemas.microsoft.com/office/drawing/2016/5/13/chartex" xmlns:cx8="http://schemas.microsoft.com/office/drawing/2016/5/14/chartex" xmlns:mc="http://schemas.openxmlformats.org/markup-compatibility/2006" xmlns:aink="http://schemas.microsoft.com/office/drawing/2016/ink" xmlns:am3d="http://schemas.microsoft.com/office/drawing/2017/model3d" xmlns:o="urn:schemas-microsoft-com:office:office" xmlns:oel="http://schemas.microsoft.com/office/2019/extlst" xmlns:r="http://schemas.openxmlformats.org/officeDocument/2006/relationships" xmlns:m="http://schemas.openxmlformats.org/officeDocument/2006/math" xmlns:v="urn:schemas-microsoft-com:vml" xmlns:wp14="http://schemas.microsoft.com/office/word/2010/wordprocessingDrawing" xmlns:wp="http://schemas.openxmlformats.org/drawingml/2006/wordprocessingDrawing" xmlns:w10="urn:schemas-microsoft-com:office:word" xmlns:w="http://schemas.openxmlformats.org/wordprocessingml/2006/main" xmlns:w14="http://schemas.microsoft.com/office/word/2010/wordml" xmlns:w15="http://schemas.microsoft.com/office/word/2012/wordml" xmlns:w16cex="http://schemas.microsoft.com/office/word/2018/wordml/cex" xmlns:w16cid="http://schemas.microsoft.com/office/word/2016/wordml/cid" xmlns:w16="http://schemas.microsoft.com/office/word/2018/wordml" xmlns:w16du="http://schemas.microsoft.com/office/word/2023/wordml/word16du" xmlns:w16sdtdh="http://schemas.microsoft.com/office/word/2020/wordml/sdtdatahash" xmlns:w16sdtfl="http://schemas.microsoft.com/office/word/2024/wordml/sdtformatlock" xmlns:w16se="http://schemas.microsoft.com/office/word/2015/wordml/symex" xmlns:wpg="http://schemas.microsoft.com/office/word/2010/wordprocessingGroup" xmlns:wpi="http://schemas.microsoft.com/office/word/2010/wordprocessingInk" xmlns:wne="http://schemas.microsoft.com/office/word/2006/wordml" xmlns:wps="http://schemas.microsoft.com/office/word/2010/wordprocessingShape" mc:Ignorable="w14 w15 w16se w16cid w16 w16cex w16sdtdh w16sdtfl w16du wp14">
   <w:p>
     <w:pPr>
+      <w:pStyle w:val="Piedepgina"/>
+    </w:pPr>
+  </w:p>
+</w:ftr>
+</file>
+
+<file path=word/footer2.xml><?xml version="1.0" encoding="utf-8"?>
+<w:ftr xmlns:wpc="http://schemas.microsoft.com/office/word/2010/wordprocessingCanvas" xmlns:cx="http://schemas.microsoft.com/office/drawing/2014/chartex" xmlns:cx1="http://schemas.microsoft.com/office/drawing/2015/9/8/chartex" xmlns:cx2="http://schemas.microsoft.com/office/drawing/2015/10/21/chartex" xmlns:cx3="http://schemas.microsoft.com/office/drawing/2016/5/9/chartex" xmlns:cx4="http://schemas.microsoft.com/office/drawing/2016/5/10/chartex" xmlns:cx5="http://schemas.microsoft.com/office/drawing/2016/5/11/chartex" xmlns:cx6="http://schemas.microsoft.com/office/drawing/2016/5/12/chartex" xmlns:cx7="http://schemas.microsoft.com/office/drawing/2016/5/13/chartex" xmlns:cx8="http://schemas.microsoft.com/office/drawing/2016/5/14/chartex" xmlns:mc="http://schemas.openxmlformats.org/markup-compatibility/2006" xmlns:aink="http://schemas.microsoft.com/office/drawing/2016/ink" xmlns:am3d="http://schemas.microsoft.com/office/drawing/2017/model3d" xmlns:o="urn:schemas-microsoft-com:office:office" xmlns:oel="http://schemas.microsoft.com/office/2019/extlst" xmlns:r="http://schemas.openxmlformats.org/officeDocument/2006/relationships" xmlns:m="http://schemas.openxmlformats.org/officeDocument/2006/math" xmlns:v="urn:schemas-microsoft-com:vml" xmlns:wp14="http://schemas.microsoft.com/office/word/2010/wordprocessingDrawing" xmlns:wp="http://schemas.openxmlformats.org/drawingml/2006/wordprocessingDrawing" xmlns:w10="urn:schemas-microsoft-com:office:word" xmlns:w="http://schemas.openxmlformats.org/wordprocessingml/2006/main" xmlns:w14="http://schemas.microsoft.com/office/word/2010/wordml" xmlns:w15="http://schemas.microsoft.com/office/word/2012/wordml" xmlns:w16cex="http://schemas.microsoft.com/office/word/2018/wordml/cex" xmlns:w16cid="http://schemas.microsoft.com/office/word/2016/wordml/cid" xmlns:w16="http://schemas.microsoft.com/office/word/2018/wordml" xmlns:w16du="http://schemas.microsoft.com/office/word/2023/wordml/word16du" xmlns:w16sdtdh="http://schemas.microsoft.com/office/word/2020/wordml/sdtdatahash" xmlns:w16sdtfl="http://schemas.microsoft.com/office/word/2024/wordml/sdtformatlock" xmlns:w16se="http://schemas.microsoft.com/office/word/2015/wordml/symex" xmlns:wpg="http://schemas.microsoft.com/office/word/2010/wordprocessingGroup" xmlns:wpi="http://schemas.microsoft.com/office/word/2010/wordprocessingInk" xmlns:wne="http://schemas.microsoft.com/office/word/2006/wordml" xmlns:wps="http://schemas.microsoft.com/office/word/2010/wordprocessingShape" mc:Ignorable="w14 w15 w16se w16cid w16 w16cex w16sdtdh w16sdtfl w16du wp14">
+  <w:p>
+    <w:pPr>
       <w:tabs>
         <w:tab w:val="left" w:pos="0"/>
         <w:tab w:val="right" w:pos="8900"/>
@@ -4496,16 +7883,20 @@
       </w:rPr>
     </w:pPr>
     <w:r>
+      <w:rPr>
+        <w:noProof/>
+      </w:rPr>
       <w:drawing>
-        <wp:inline xmlns:a="http://schemas.openxmlformats.org/drawingml/2006/main" xmlns:pic="http://schemas.openxmlformats.org/drawingml/2006/picture">
+        <wp:inline distT="0" distB="0" distL="0" distR="0" wp14:anchorId="181283DE" wp14:editId="195998F1">
           <wp:extent cx="576000" cy="459360"/>
+          <wp:effectExtent l="0" t="0" r="0" b="0"/>
           <wp:docPr id="1" name="ARGOS framework mark" descr="ARGOS framework mark"/>
           <wp:cNvGraphicFramePr>
-            <a:graphicFrameLocks noChangeAspect="1"/>
+            <a:graphicFrameLocks xmlns:a="http://schemas.openxmlformats.org/drawingml/2006/main" noChangeAspect="1"/>
           </wp:cNvGraphicFramePr>
-          <a:graphic>
+          <a:graphic xmlns:a="http://schemas.openxmlformats.org/drawingml/2006/main">
             <a:graphicData uri="http://schemas.openxmlformats.org/drawingml/2006/picture">
-              <pic:pic>
+              <pic:pic xmlns:pic="http://schemas.openxmlformats.org/drawingml/2006/picture">
                 <pic:nvPicPr>
                   <pic:cNvPr id="0" name="argos-mark-transparent.png"/>
                   <pic:cNvPicPr/>
@@ -4521,7 +7912,9 @@
                     <a:off x="0" y="0"/>
                     <a:ext cx="576000" cy="459360"/>
                   </a:xfrm>
-                  <a:prstGeom prst="rect"/>
+                  <a:prstGeom prst="rect">
+                    <a:avLst/>
+                  </a:prstGeom>
                 </pic:spPr>
               </pic:pic>
             </a:graphicData>
@@ -4646,6 +8039,16 @@
 </w:ftr>
 </file>
 
+<file path=word/footer3.xml><?xml version="1.0" encoding="utf-8"?>
+<w:ftr xmlns:wpc="http://schemas.microsoft.com/office/word/2010/wordprocessingCanvas" xmlns:cx="http://schemas.microsoft.com/office/drawing/2014/chartex" xmlns:cx1="http://schemas.microsoft.com/office/drawing/2015/9/8/chartex" xmlns:cx2="http://schemas.microsoft.com/office/drawing/2015/10/21/chartex" xmlns:cx3="http://schemas.microsoft.com/office/drawing/2016/5/9/chartex" xmlns:cx4="http://schemas.microsoft.com/office/drawing/2016/5/10/chartex" xmlns:cx5="http://schemas.microsoft.com/office/drawing/2016/5/11/chartex" xmlns:cx6="http://schemas.microsoft.com/office/drawing/2016/5/12/chartex" xmlns:cx7="http://schemas.microsoft.com/office/drawing/2016/5/13/chartex" xmlns:cx8="http://schemas.microsoft.com/office/drawing/2016/5/14/chartex" xmlns:mc="http://schemas.openxmlformats.org/markup-compatibility/2006" xmlns:aink="http://schemas.microsoft.com/office/drawing/2016/ink" xmlns:am3d="http://schemas.microsoft.com/office/drawing/2017/model3d" xmlns:o="urn:schemas-microsoft-com:office:office" xmlns:oel="http://schemas.microsoft.com/office/2019/extlst" xmlns:r="http://schemas.openxmlformats.org/officeDocument/2006/relationships" xmlns:m="http://schemas.openxmlformats.org/officeDocument/2006/math" xmlns:v="urn:schemas-microsoft-com:vml" xmlns:wp14="http://schemas.microsoft.com/office/word/2010/wordprocessingDrawing" xmlns:wp="http://schemas.openxmlformats.org/drawingml/2006/wordprocessingDrawing" xmlns:w10="urn:schemas-microsoft-com:office:word" xmlns:w="http://schemas.openxmlformats.org/wordprocessingml/2006/main" xmlns:w14="http://schemas.microsoft.com/office/word/2010/wordml" xmlns:w15="http://schemas.microsoft.com/office/word/2012/wordml" xmlns:w16cex="http://schemas.microsoft.com/office/word/2018/wordml/cex" xmlns:w16cid="http://schemas.microsoft.com/office/word/2016/wordml/cid" xmlns:w16="http://schemas.microsoft.com/office/word/2018/wordml" xmlns:w16du="http://schemas.microsoft.com/office/word/2023/wordml/word16du" xmlns:w16sdtdh="http://schemas.microsoft.com/office/word/2020/wordml/sdtdatahash" xmlns:w16sdtfl="http://schemas.microsoft.com/office/word/2024/wordml/sdtformatlock" xmlns:w16se="http://schemas.microsoft.com/office/word/2015/wordml/symex" xmlns:wpg="http://schemas.microsoft.com/office/word/2010/wordprocessingGroup" xmlns:wpi="http://schemas.microsoft.com/office/word/2010/wordprocessingInk" xmlns:wne="http://schemas.microsoft.com/office/word/2006/wordml" xmlns:wps="http://schemas.microsoft.com/office/word/2010/wordprocessingShape" mc:Ignorable="w14 w15 w16se w16cid w16 w16cex w16sdtdh w16sdtfl w16du wp14">
+  <w:p>
+    <w:pPr>
+      <w:pStyle w:val="Piedepgina"/>
+    </w:pPr>
+  </w:p>
+</w:ftr>
+</file>
+
 <file path=word/footnotes.xml><?xml version="1.0" encoding="utf-8"?>
 <w:footnotes xmlns:wpc="http://schemas.microsoft.com/office/word/2010/wordprocessingCanvas" xmlns:cx="http://schemas.microsoft.com/office/drawing/2014/chartex" xmlns:cx1="http://schemas.microsoft.com/office/drawing/2015/9/8/chartex" xmlns:cx2="http://schemas.microsoft.com/office/drawing/2015/10/21/chartex" xmlns:cx3="http://schemas.microsoft.com/office/drawing/2016/5/9/chartex" xmlns:cx4="http://schemas.microsoft.com/office/drawing/2016/5/10/chartex" xmlns:cx5="http://schemas.microsoft.com/office/drawing/2016/5/11/chartex" xmlns:cx6="http://schemas.microsoft.com/office/drawing/2016/5/12/chartex" xmlns:cx7="http://schemas.microsoft.com/office/drawing/2016/5/13/chartex" xmlns:cx8="http://schemas.microsoft.com/office/drawing/2016/5/14/chartex" xmlns:mc="http://schemas.openxmlformats.org/markup-compatibility/2006" xmlns:aink="http://schemas.microsoft.com/office/drawing/2016/ink" xmlns:am3d="http://schemas.microsoft.com/office/drawing/2017/model3d" xmlns:o="urn:schemas-microsoft-com:office:office" xmlns:oel="http://schemas.microsoft.com/office/2019/extlst" xmlns:r="http://schemas.openxmlformats.org/officeDocument/2006/relationships" xmlns:m="http://schemas.openxmlformats.org/officeDocument/2006/math" xmlns:v="urn:schemas-microsoft-com:vml" xmlns:wp14="http://schemas.microsoft.com/office/word/2010/wordprocessingDrawing" xmlns:wp="http://schemas.openxmlformats.org/drawingml/2006/wordprocessingDrawing" xmlns:w10="urn:schemas-microsoft-com:office:word" xmlns:w="http://schemas.openxmlformats.org/wordprocessingml/2006/main" xmlns:w14="http://schemas.microsoft.com/office/word/2010/wordml" xmlns:w15="http://schemas.microsoft.com/office/word/2012/wordml" xmlns:w16cex="http://schemas.microsoft.com/office/word/2018/wordml/cex" xmlns:w16cid="http://schemas.microsoft.com/office/word/2016/wordml/cid" xmlns:w16="http://schemas.microsoft.com/office/word/2018/wordml" xmlns:w16du="http://schemas.microsoft.com/office/word/2023/wordml/word16du" xmlns:w16sdtdh="http://schemas.microsoft.com/office/word/2020/wordml/sdtdatahash" xmlns:w16sdtfl="http://schemas.microsoft.com/office/word/2024/wordml/sdtformatlock" xmlns:w16se="http://schemas.microsoft.com/office/word/2015/wordml/symex" xmlns:wpg="http://schemas.microsoft.com/office/word/2010/wordprocessingGroup" xmlns:wpi="http://schemas.microsoft.com/office/word/2010/wordprocessingInk" xmlns:wne="http://schemas.microsoft.com/office/word/2006/wordml" xmlns:wps="http://schemas.microsoft.com/office/word/2010/wordprocessingShape" mc:Ignorable="w14 w15 w16se w16cid w16 w16cex w16sdtdh w16sdtfl w16du wp14">
   <w:footnote w:type="separator" w:id="-1">
@@ -4682,7 +8085,7 @@
         <w:noProof/>
       </w:rPr>
       <w:pict w14:anchorId="19EBF1F2">
-        <v:shapetype id="_x0000_t136" coordsize="21600,21600" o:spt="136" adj="10800" path="m@7,l@8,m@5,21600l@6,21600e">
+        <v:shapetype id="_x0000_m1030" coordsize="21600,21600" o:spt="136" adj="10800" path="m@7,l@8,m@5,21600l@6,21600e">
           <v:formulas>
             <v:f eqn="sum #0 0 10800"/>
             <v:f eqn="prod #0 2 1"/>
@@ -4706,9 +8109,37 @@
           </v:handles>
           <o:lock v:ext="edit" text="t" shapetype="t"/>
         </v:shapetype>
-        <v:shape id="PowerPlusWaterMarkObject420430110" o:spid="_x0000_s1026" type="#_x0000_t136" style="position:absolute;margin-left:0;margin-top:0;width:526.75pt;height:72.65pt;rotation:315;z-index:-251655168;mso-position-horizontal:center;mso-position-horizontal-relative:margin;mso-position-vertical:center;mso-position-vertical-relative:margin" o:allowincell="f" fillcolor="silver" stroked="f">
+      </w:pict>
+    </w:r>
+    <w:r>
+      <w:rPr>
+        <w:noProof/>
+      </w:rPr>
+      <w:pict w14:anchorId="19EBF1F2">
+        <v:shape id="PowerPlusWaterMarkObject420430110" o:spid="_x0000_s1026" type="#_x0000_m1030" style="position:absolute;margin-left:0;margin-top:0;width:526.75pt;height:72.65pt;rotation:315;z-index:-251657216;mso-position-horizontal:center;mso-position-horizontal-relative:margin;mso-position-vertical:center;mso-position-vertical-relative:margin" o:spt="136" o:allowincell="f" adj="10800" path="m@7,l@8,m@5,21600l@6,21600e" fillcolor="silver" stroked="f">
           <v:fill opacity=".5"/>
-          <v:textpath style="font-family:&quot;Calibri&quot;;font-size:1pt" string="IGNACIO CEA FORNIÉS"/>
+          <v:formulas>
+            <v:f eqn="sum #0 0 10800"/>
+            <v:f eqn="prod #0 2 1"/>
+            <v:f eqn="sum 21600 0 @1"/>
+            <v:f eqn="sum 0 0 @2"/>
+            <v:f eqn="sum 21600 0 @3"/>
+            <v:f eqn="if @0 @3 0"/>
+            <v:f eqn="if @0 21600 @1"/>
+            <v:f eqn="if @0 0 @2"/>
+            <v:f eqn="if @0 @4 21600"/>
+            <v:f eqn="mid @5 @6"/>
+            <v:f eqn="mid @8 @5"/>
+            <v:f eqn="mid @7 @8"/>
+            <v:f eqn="mid @6 @7"/>
+            <v:f eqn="sum @6 0 @5"/>
+          </v:formulas>
+          <v:path textpathok="t" o:connecttype="custom" o:connectlocs="@9,0;@10,10800;@11,21600;@12,10800" o:connectangles="270,180,90,0"/>
+          <v:textpath on="t" style="font-family:&quot;Calibri&quot;;font-size:1pt" fitshape="t" string="IGNACIO CEA FORNIÉS"/>
+          <v:handles>
+            <v:h position="#0,bottomRight" xrange="6629,14971"/>
+          </v:handles>
+          <o:lock v:ext="edit" text="t" shapetype="t"/>
           <w10:wrap anchorx="margin" anchory="margin"/>
         </v:shape>
       </w:pict>
@@ -4728,7 +8159,7 @@
         <w:noProof/>
       </w:rPr>
       <w:pict w14:anchorId="762B70AF">
-        <v:shapetype id="_x0000_t136" coordsize="21600,21600" o:spt="136" adj="10800" path="m@7,l@8,m@5,21600l@6,21600e">
+        <v:shapetype id="_x0000_m1029" coordsize="21600,21600" o:spt="136" adj="10800" path="m@7,l@8,m@5,21600l@6,21600e">
           <v:formulas>
             <v:f eqn="sum #0 0 10800"/>
             <v:f eqn="prod #0 2 1"/>
@@ -4752,9 +8183,37 @@
           </v:handles>
           <o:lock v:ext="edit" text="t" shapetype="t"/>
         </v:shapetype>
-        <v:shape id="PowerPlusWaterMarkObject420430111" o:spid="_x0000_s1027" type="#_x0000_t136" style="position:absolute;margin-left:0;margin-top:0;width:526.75pt;height:72.65pt;rotation:315;z-index:-251653120;mso-position-horizontal:center;mso-position-horizontal-relative:margin;mso-position-vertical:center;mso-position-vertical-relative:margin" o:allowincell="f" fillcolor="silver" stroked="f">
+      </w:pict>
+    </w:r>
+    <w:r>
+      <w:rPr>
+        <w:noProof/>
+      </w:rPr>
+      <w:pict w14:anchorId="762B70AF">
+        <v:shape id="PowerPlusWaterMarkObject420430111" o:spid="_x0000_s1027" type="#_x0000_m1029" style="position:absolute;margin-left:0;margin-top:0;width:526.75pt;height:72.65pt;rotation:315;z-index:-251656192;mso-position-horizontal:center;mso-position-horizontal-relative:margin;mso-position-vertical:center;mso-position-vertical-relative:margin" o:spt="136" o:allowincell="f" adj="10800" path="m@7,l@8,m@5,21600l@6,21600e" fillcolor="silver" stroked="f">
           <v:fill opacity=".5"/>
-          <v:textpath style="font-family:&quot;Calibri&quot;;font-size:1pt" string="IGNACIO CEA FORNIÉS"/>
+          <v:formulas>
+            <v:f eqn="sum #0 0 10800"/>
+            <v:f eqn="prod #0 2 1"/>
+            <v:f eqn="sum 21600 0 @1"/>
+            <v:f eqn="sum 0 0 @2"/>
+            <v:f eqn="sum 21600 0 @3"/>
+            <v:f eqn="if @0 @3 0"/>
+            <v:f eqn="if @0 21600 @1"/>
+            <v:f eqn="if @0 0 @2"/>
+            <v:f eqn="if @0 @4 21600"/>
+            <v:f eqn="mid @5 @6"/>
+            <v:f eqn="mid @8 @5"/>
+            <v:f eqn="mid @7 @8"/>
+            <v:f eqn="mid @6 @7"/>
+            <v:f eqn="sum @6 0 @5"/>
+          </v:formulas>
+          <v:path textpathok="t" o:connecttype="custom" o:connectlocs="@9,0;@10,10800;@11,21600;@12,10800" o:connectangles="270,180,90,0"/>
+          <v:textpath on="t" style="font-family:&quot;Calibri&quot;;font-size:1pt" fitshape="t" string="IGNACIO CEA FORNIÉS"/>
+          <v:handles>
+            <v:h position="#0,bottomRight" xrange="6629,14971"/>
+          </v:handles>
+          <o:lock v:ext="edit" text="t" shapetype="t"/>
           <w10:wrap anchorx="margin" anchory="margin"/>
         </v:shape>
       </w:pict>
@@ -4768,14 +8227,13 @@
   <w:p>
     <w:pPr>
       <w:pStyle w:val="Encabezado"/>
-      <w:jc w:val="left"/>
     </w:pPr>
     <w:r>
       <w:rPr>
         <w:noProof/>
       </w:rPr>
       <w:pict w14:anchorId="14F611EF">
-        <v:shapetype id="_x0000_t136" coordsize="21600,21600" o:spt="136" adj="10800" path="m@7,l@8,m@5,21600l@6,21600e">
+        <v:shapetype id="_x0000_m1028" coordsize="21600,21600" o:spt="136" adj="10800" path="m@7,l@8,m@5,21600l@6,21600e">
           <v:formulas>
             <v:f eqn="sum #0 0 10800"/>
             <v:f eqn="prod #0 2 1"/>
@@ -4799,24 +8257,56 @@
           </v:handles>
           <o:lock v:ext="edit" text="t" shapetype="t"/>
         </v:shapetype>
-        <v:shape id="PowerPlusWaterMarkObject420430109" o:spid="_x0000_s1025" type="#_x0000_t136" style="position:absolute;margin-left:0;margin-top:0;width:526.75pt;height:72.65pt;rotation:315;z-index:-251657216;mso-position-horizontal:center;mso-position-horizontal-relative:margin;mso-position-vertical:center;mso-position-vertical-relative:margin" o:allowincell="f" fillcolor="silver" stroked="f">
+      </w:pict>
+    </w:r>
+    <w:r>
+      <w:rPr>
+        <w:noProof/>
+      </w:rPr>
+      <w:pict w14:anchorId="14F611EF">
+        <v:shape id="PowerPlusWaterMarkObject420430109" o:spid="_x0000_s1025" type="#_x0000_m1028" style="position:absolute;margin-left:0;margin-top:0;width:526.75pt;height:72.65pt;rotation:315;z-index:-251658240;mso-position-horizontal:center;mso-position-horizontal-relative:margin;mso-position-vertical:center;mso-position-vertical-relative:margin" o:spt="136" o:allowincell="f" adj="10800" path="m@7,l@8,m@5,21600l@6,21600e" fillcolor="silver" stroked="f">
           <v:fill opacity=".5"/>
-          <v:textpath style="font-family:&quot;Calibri&quot;;font-size:1pt" string="IGNACIO CEA FORNIÉS"/>
+          <v:formulas>
+            <v:f eqn="sum #0 0 10800"/>
+            <v:f eqn="prod #0 2 1"/>
+            <v:f eqn="sum 21600 0 @1"/>
+            <v:f eqn="sum 0 0 @2"/>
+            <v:f eqn="sum 21600 0 @3"/>
+            <v:f eqn="if @0 @3 0"/>
+            <v:f eqn="if @0 21600 @1"/>
+            <v:f eqn="if @0 0 @2"/>
+            <v:f eqn="if @0 @4 21600"/>
+            <v:f eqn="mid @5 @6"/>
+            <v:f eqn="mid @8 @5"/>
+            <v:f eqn="mid @7 @8"/>
+            <v:f eqn="mid @6 @7"/>
+            <v:f eqn="sum @6 0 @5"/>
+          </v:formulas>
+          <v:path textpathok="t" o:connecttype="custom" o:connectlocs="@9,0;@10,10800;@11,21600;@12,10800" o:connectangles="270,180,90,0"/>
+          <v:textpath on="t" style="font-family:&quot;Calibri&quot;;font-size:1pt" fitshape="t" string="IGNACIO CEA FORNIÉS"/>
+          <v:handles>
+            <v:h position="#0,bottomRight" xrange="6629,14971"/>
+          </v:handles>
+          <o:lock v:ext="edit" text="t" shapetype="t"/>
           <w10:wrap anchorx="margin" anchory="margin"/>
         </v:shape>
       </w:pict>
     </w:r>
     <w:r>
+      <w:rPr>
+        <w:noProof/>
+      </w:rPr>
       <w:drawing>
-        <wp:inline xmlns:a="http://schemas.openxmlformats.org/drawingml/2006/main" xmlns:pic="http://schemas.openxmlformats.org/drawingml/2006/picture">
+        <wp:inline distT="0" distB="0" distL="0" distR="0" wp14:anchorId="1D4D1F5C" wp14:editId="32B8BCAD">
           <wp:extent cx="1512000" cy="1205820"/>
-          <wp:docPr id="1" name="ARGOS framework mark" descr="ARGOS framework mark"/>
+          <wp:effectExtent l="0" t="0" r="0" b="0"/>
+          <wp:docPr id="645222022" name="ARGOS framework mark" descr="ARGOS framework mark"/>
           <wp:cNvGraphicFramePr>
-            <a:graphicFrameLocks noChangeAspect="1"/>
+            <a:graphicFrameLocks xmlns:a="http://schemas.openxmlformats.org/drawingml/2006/main" noChangeAspect="1"/>
           </wp:cNvGraphicFramePr>
-          <a:graphic>
+          <a:graphic xmlns:a="http://schemas.openxmlformats.org/drawingml/2006/main">
             <a:graphicData uri="http://schemas.openxmlformats.org/drawingml/2006/picture">
-              <pic:pic>
+              <pic:pic xmlns:pic="http://schemas.openxmlformats.org/drawingml/2006/picture">
                 <pic:nvPicPr>
                   <pic:cNvPr id="0" name="argos-mark-transparent.png"/>
                   <pic:cNvPicPr/>
@@ -4832,7 +8322,9 @@
                     <a:off x="0" y="0"/>
                     <a:ext cx="1512000" cy="1205820"/>
                   </a:xfrm>
-                  <a:prstGeom prst="rect"/>
+                  <a:prstGeom prst="rect">
+                    <a:avLst/>
+                  </a:prstGeom>
                 </pic:spPr>
               </pic:pic>
             </a:graphicData>
@@ -7781,19 +11273,19 @@
   <w:num w:numId="26" w16cid:durableId="846600881">
     <w:abstractNumId w:val="20"/>
   </w:num>
-  <w:num w:numId="27">
+  <w:num w:numId="27" w16cid:durableId="1677151926">
     <w:abstractNumId w:val="0"/>
   </w:num>
-  <w:num w:numId="28">
+  <w:num w:numId="28" w16cid:durableId="1375692604">
     <w:abstractNumId w:val="0"/>
   </w:num>
-  <w:num w:numId="29">
+  <w:num w:numId="29" w16cid:durableId="543293577">
     <w:abstractNumId w:val="6"/>
   </w:num>
-  <w:num w:numId="30">
+  <w:num w:numId="30" w16cid:durableId="604381220">
     <w:abstractNumId w:val="0"/>
   </w:num>
-  <w:num w:numId="31">
+  <w:num w:numId="31" w16cid:durableId="967659874">
     <w:abstractNumId w:val="0"/>
   </w:num>
 </w:numbering>
@@ -8241,7 +11733,7 @@
         <w:top w:val="single" w:sz="4" w:space="1" w:color="4472C4" w:themeColor="accent1"/>
         <w:bottom w:val="single" w:sz="4" w:space="1" w:color="4472C4" w:themeColor="accent1"/>
       </w:pBdr>
-      <w:spacing w:before="280" w:after="120"/>
+      <w:spacing w:before="280"/>
       <w:outlineLvl w:val="1"/>
     </w:pPr>
     <w:rPr>
@@ -8263,7 +11755,7 @@
     <w:pPr>
       <w:keepNext/>
       <w:keepLines/>
-      <w:spacing w:before="40" w:after="120"/>
+      <w:spacing w:before="40"/>
       <w:outlineLvl w:val="2"/>
     </w:pPr>
     <w:rPr>
@@ -8472,7 +11964,6 @@
       <w:spacing w:line="240" w:lineRule="auto"/>
     </w:pPr>
     <w:rPr>
-      <w:sz w:val="20"/>
       <w:szCs w:val="20"/>
     </w:rPr>
   </w:style>
@@ -8528,7 +12019,6 @@
       <w:spacing w:after="0" w:line="240" w:lineRule="auto"/>
     </w:pPr>
     <w:rPr>
-      <w:sz w:val="20"/>
       <w:szCs w:val="20"/>
     </w:rPr>
   </w:style>
@@ -8730,7 +12220,6 @@
     </w:pPr>
     <w:rPr>
       <w:rFonts w:ascii="Courier New" w:eastAsia="Times New Roman" w:hAnsi="Courier New" w:cs="Courier New"/>
-      <w:sz w:val="20"/>
       <w:szCs w:val="20"/>
       <w:lang w:eastAsia="es-ES"/>
     </w:rPr>
@@ -8763,7 +12252,6 @@
     <w:rPr>
       <w:rFonts w:cstheme="minorHAnsi"/>
       <w:smallCaps/>
-      <w:sz w:val="20"/>
       <w:szCs w:val="20"/>
     </w:rPr>
   </w:style>

--- a/docs/ZX81Data/ZX80_ZX81_DEBUG_File_Format.docx
+++ b/docs/ZX81Data/ZX80_ZX81_DEBUG_File_Format.docx
@@ -561,7 +561,7 @@
       <w:pPr>
         <w:pStyle w:val="Ttulo1"/>
       </w:pPr>
-      <w:bookmarkStart w:id="0" w:name="_Toc242035084"/>
+      <w:bookmarkStart w:id="0" w:name="_Toc242362339"/>
       <w:r>
         <w:lastRenderedPageBreak/>
         <w:t>Contents</w:t>
@@ -596,7 +596,7 @@
       <w:r>
         <w:fldChar w:fldCharType="separate"/>
       </w:r>
-      <w:hyperlink w:anchor="_Toc242035084" w:history="1">
+      <w:hyperlink w:anchor="_Toc242362339" w:history="1">
         <w:r>
           <w:rPr>
             <w:rStyle w:val="Hipervnculo"/>
@@ -623,7 +623,7 @@
             <w:noProof/>
             <w:webHidden/>
           </w:rPr>
-          <w:instrText xml:space="preserve"> PAGEREF _Toc242035084 \h </w:instrText>
+          <w:instrText xml:space="preserve"> PAGEREF _Toc242362339 \h </w:instrText>
         </w:r>
         <w:r>
           <w:rPr>
@@ -674,7 +674,7 @@
           <w14:ligatures w14:val="standardContextual"/>
         </w:rPr>
       </w:pPr>
-      <w:hyperlink w:anchor="_Toc242035085" w:history="1">
+      <w:hyperlink w:anchor="_Toc242362340" w:history="1">
         <w:r>
           <w:rPr>
             <w:rStyle w:val="Hipervnculo"/>
@@ -701,7 +701,7 @@
             <w:noProof/>
             <w:webHidden/>
           </w:rPr>
-          <w:instrText xml:space="preserve"> PAGEREF _Toc242035085 \h </w:instrText>
+          <w:instrText xml:space="preserve"> PAGEREF _Toc242362340 \h </w:instrText>
         </w:r>
         <w:r>
           <w:rPr>
@@ -752,7 +752,7 @@
           <w14:ligatures w14:val="standardContextual"/>
         </w:rPr>
       </w:pPr>
-      <w:hyperlink w:anchor="_Toc242035086" w:history="1">
+      <w:hyperlink w:anchor="_Toc242362341" w:history="1">
         <w:r>
           <w:rPr>
             <w:rStyle w:val="Hipervnculo"/>
@@ -779,7 +779,7 @@
             <w:noProof/>
             <w:webHidden/>
           </w:rPr>
-          <w:instrText xml:space="preserve"> PAGEREF _Toc242035086 \h </w:instrText>
+          <w:instrText xml:space="preserve"> PAGEREF _Toc242362341 \h </w:instrText>
         </w:r>
         <w:r>
           <w:rPr>
@@ -829,7 +829,7 @@
           <w14:ligatures w14:val="standardContextual"/>
         </w:rPr>
       </w:pPr>
-      <w:hyperlink w:anchor="_Toc242035087" w:history="1">
+      <w:hyperlink w:anchor="_Toc242362342" w:history="1">
         <w:r>
           <w:rPr>
             <w:rStyle w:val="Hipervnculo"/>
@@ -856,7 +856,7 @@
             <w:noProof/>
             <w:webHidden/>
           </w:rPr>
-          <w:instrText xml:space="preserve"> PAGEREF _Toc242035087 \h </w:instrText>
+          <w:instrText xml:space="preserve"> PAGEREF _Toc242362342 \h </w:instrText>
         </w:r>
         <w:r>
           <w:rPr>
@@ -907,7 +907,7 @@
           <w14:ligatures w14:val="standardContextual"/>
         </w:rPr>
       </w:pPr>
-      <w:hyperlink w:anchor="_Toc242035088" w:history="1">
+      <w:hyperlink w:anchor="_Toc242362343" w:history="1">
         <w:r>
           <w:rPr>
             <w:rStyle w:val="Hipervnculo"/>
@@ -934,7 +934,7 @@
             <w:noProof/>
             <w:webHidden/>
           </w:rPr>
-          <w:instrText xml:space="preserve"> PAGEREF _Toc242035088 \h </w:instrText>
+          <w:instrText xml:space="preserve"> PAGEREF _Toc242362343 \h </w:instrText>
         </w:r>
         <w:r>
           <w:rPr>
@@ -984,7 +984,7 @@
           <w14:ligatures w14:val="standardContextual"/>
         </w:rPr>
       </w:pPr>
-      <w:hyperlink w:anchor="_Toc242035089" w:history="1">
+      <w:hyperlink w:anchor="_Toc242362344" w:history="1">
         <w:r>
           <w:rPr>
             <w:rStyle w:val="Hipervnculo"/>
@@ -1011,7 +1011,7 @@
             <w:noProof/>
             <w:webHidden/>
           </w:rPr>
-          <w:instrText xml:space="preserve"> PAGEREF _Toc242035089 \h </w:instrText>
+          <w:instrText xml:space="preserve"> PAGEREF _Toc242362344 \h </w:instrText>
         </w:r>
         <w:r>
           <w:rPr>
@@ -1061,7 +1061,7 @@
           <w14:ligatures w14:val="standardContextual"/>
         </w:rPr>
       </w:pPr>
-      <w:hyperlink w:anchor="_Toc242035090" w:history="1">
+      <w:hyperlink w:anchor="_Toc242362345" w:history="1">
         <w:r>
           <w:rPr>
             <w:rStyle w:val="Hipervnculo"/>
@@ -1088,7 +1088,7 @@
             <w:noProof/>
             <w:webHidden/>
           </w:rPr>
-          <w:instrText xml:space="preserve"> PAGEREF _Toc242035090 \h </w:instrText>
+          <w:instrText xml:space="preserve"> PAGEREF _Toc242362345 \h </w:instrText>
         </w:r>
         <w:r>
           <w:rPr>
@@ -1139,7 +1139,7 @@
           <w14:ligatures w14:val="standardContextual"/>
         </w:rPr>
       </w:pPr>
-      <w:hyperlink w:anchor="_Toc242035091" w:history="1">
+      <w:hyperlink w:anchor="_Toc242362346" w:history="1">
         <w:r>
           <w:rPr>
             <w:rStyle w:val="Hipervnculo"/>
@@ -1166,7 +1166,7 @@
             <w:noProof/>
             <w:webHidden/>
           </w:rPr>
-          <w:instrText xml:space="preserve"> PAGEREF _Toc242035091 \h </w:instrText>
+          <w:instrText xml:space="preserve"> PAGEREF _Toc242362346 \h </w:instrText>
         </w:r>
         <w:r>
           <w:rPr>
@@ -1216,7 +1216,7 @@
           <w14:ligatures w14:val="standardContextual"/>
         </w:rPr>
       </w:pPr>
-      <w:hyperlink w:anchor="_Toc242035092" w:history="1">
+      <w:hyperlink w:anchor="_Toc242362347" w:history="1">
         <w:r>
           <w:rPr>
             <w:rStyle w:val="Hipervnculo"/>
@@ -1243,7 +1243,7 @@
             <w:noProof/>
             <w:webHidden/>
           </w:rPr>
-          <w:instrText xml:space="preserve"> PAGEREF _Toc242035092 \h </w:instrText>
+          <w:instrText xml:space="preserve"> PAGEREF _Toc242362347 \h </w:instrText>
         </w:r>
         <w:r>
           <w:rPr>
@@ -1293,7 +1293,7 @@
           <w14:ligatures w14:val="standardContextual"/>
         </w:rPr>
       </w:pPr>
-      <w:hyperlink w:anchor="_Toc242035093" w:history="1">
+      <w:hyperlink w:anchor="_Toc242362348" w:history="1">
         <w:r>
           <w:rPr>
             <w:rStyle w:val="Hipervnculo"/>
@@ -1320,7 +1320,7 @@
             <w:noProof/>
             <w:webHidden/>
           </w:rPr>
-          <w:instrText xml:space="preserve"> PAGEREF _Toc242035093 \h </w:instrText>
+          <w:instrText xml:space="preserve"> PAGEREF _Toc242362348 \h </w:instrText>
         </w:r>
         <w:r>
           <w:rPr>
@@ -1371,7 +1371,7 @@
           <w14:ligatures w14:val="standardContextual"/>
         </w:rPr>
       </w:pPr>
-      <w:hyperlink w:anchor="_Toc242035094" w:history="1">
+      <w:hyperlink w:anchor="_Toc242362349" w:history="1">
         <w:r>
           <w:rPr>
             <w:rStyle w:val="Hipervnculo"/>
@@ -1398,7 +1398,7 @@
             <w:noProof/>
             <w:webHidden/>
           </w:rPr>
-          <w:instrText xml:space="preserve"> PAGEREF _Toc242035094 \h </w:instrText>
+          <w:instrText xml:space="preserve"> PAGEREF _Toc242362349 \h </w:instrText>
         </w:r>
         <w:r>
           <w:rPr>
@@ -1448,7 +1448,7 @@
           <w14:ligatures w14:val="standardContextual"/>
         </w:rPr>
       </w:pPr>
-      <w:hyperlink w:anchor="_Toc242035095" w:history="1">
+      <w:hyperlink w:anchor="_Toc242362350" w:history="1">
         <w:r>
           <w:rPr>
             <w:rStyle w:val="Hipervnculo"/>
@@ -1475,7 +1475,7 @@
             <w:noProof/>
             <w:webHidden/>
           </w:rPr>
-          <w:instrText xml:space="preserve"> PAGEREF _Toc242035095 \h </w:instrText>
+          <w:instrText xml:space="preserve"> PAGEREF _Toc242362350 \h </w:instrText>
         </w:r>
         <w:r>
           <w:rPr>
@@ -1525,7 +1525,7 @@
           <w14:ligatures w14:val="standardContextual"/>
         </w:rPr>
       </w:pPr>
-      <w:hyperlink w:anchor="_Toc242035096" w:history="1">
+      <w:hyperlink w:anchor="_Toc242362351" w:history="1">
         <w:r>
           <w:rPr>
             <w:rStyle w:val="Hipervnculo"/>
@@ -1552,7 +1552,7 @@
             <w:noProof/>
             <w:webHidden/>
           </w:rPr>
-          <w:instrText xml:space="preserve"> PAGEREF _Toc242035096 \h </w:instrText>
+          <w:instrText xml:space="preserve"> PAGEREF _Toc242362351 \h </w:instrText>
         </w:r>
         <w:r>
           <w:rPr>
@@ -1602,7 +1602,7 @@
           <w14:ligatures w14:val="standardContextual"/>
         </w:rPr>
       </w:pPr>
-      <w:hyperlink w:anchor="_Toc242035097" w:history="1">
+      <w:hyperlink w:anchor="_Toc242362352" w:history="1">
         <w:r>
           <w:rPr>
             <w:rStyle w:val="Hipervnculo"/>
@@ -1629,7 +1629,7 @@
             <w:noProof/>
             <w:webHidden/>
           </w:rPr>
-          <w:instrText xml:space="preserve"> PAGEREF _Toc242035097 \h </w:instrText>
+          <w:instrText xml:space="preserve"> PAGEREF _Toc242362352 \h </w:instrText>
         </w:r>
         <w:r>
           <w:rPr>
@@ -1679,7 +1679,7 @@
           <w14:ligatures w14:val="standardContextual"/>
         </w:rPr>
       </w:pPr>
-      <w:hyperlink w:anchor="_Toc242035098" w:history="1">
+      <w:hyperlink w:anchor="_Toc242362353" w:history="1">
         <w:r>
           <w:rPr>
             <w:rStyle w:val="Hipervnculo"/>
@@ -1706,7 +1706,7 @@
             <w:noProof/>
             <w:webHidden/>
           </w:rPr>
-          <w:instrText xml:space="preserve"> PAGEREF _Toc242035098 \h </w:instrText>
+          <w:instrText xml:space="preserve"> PAGEREF _Toc242362353 \h </w:instrText>
         </w:r>
         <w:r>
           <w:rPr>
@@ -1756,7 +1756,7 @@
           <w14:ligatures w14:val="standardContextual"/>
         </w:rPr>
       </w:pPr>
-      <w:hyperlink w:anchor="_Toc242035099" w:history="1">
+      <w:hyperlink w:anchor="_Toc242362354" w:history="1">
         <w:r>
           <w:rPr>
             <w:rStyle w:val="Hipervnculo"/>
@@ -1783,7 +1783,7 @@
             <w:noProof/>
             <w:webHidden/>
           </w:rPr>
-          <w:instrText xml:space="preserve"> PAGEREF _Toc242035099 \h </w:instrText>
+          <w:instrText xml:space="preserve"> PAGEREF _Toc242362354 \h </w:instrText>
         </w:r>
         <w:r>
           <w:rPr>
@@ -1833,7 +1833,7 @@
           <w14:ligatures w14:val="standardContextual"/>
         </w:rPr>
       </w:pPr>
-      <w:hyperlink w:anchor="_Toc242035100" w:history="1">
+      <w:hyperlink w:anchor="_Toc242362355" w:history="1">
         <w:r>
           <w:rPr>
             <w:rStyle w:val="Hipervnculo"/>
@@ -1860,7 +1860,7 @@
             <w:noProof/>
             <w:webHidden/>
           </w:rPr>
-          <w:instrText xml:space="preserve"> PAGEREF _Toc242035100 \h </w:instrText>
+          <w:instrText xml:space="preserve"> PAGEREF _Toc242362355 \h </w:instrText>
         </w:r>
         <w:r>
           <w:rPr>
@@ -1911,7 +1911,7 @@
           <w14:ligatures w14:val="standardContextual"/>
         </w:rPr>
       </w:pPr>
-      <w:hyperlink w:anchor="_Toc242035101" w:history="1">
+      <w:hyperlink w:anchor="_Toc242362356" w:history="1">
         <w:r>
           <w:rPr>
             <w:rStyle w:val="Hipervnculo"/>
@@ -1938,7 +1938,7 @@
             <w:noProof/>
             <w:webHidden/>
           </w:rPr>
-          <w:instrText xml:space="preserve"> PAGEREF _Toc242035101 \h </w:instrText>
+          <w:instrText xml:space="preserve"> PAGEREF _Toc242362356 \h </w:instrText>
         </w:r>
         <w:r>
           <w:rPr>
@@ -1988,7 +1988,7 @@
           <w14:ligatures w14:val="standardContextual"/>
         </w:rPr>
       </w:pPr>
-      <w:hyperlink w:anchor="_Toc242035102" w:history="1">
+      <w:hyperlink w:anchor="_Toc242362357" w:history="1">
         <w:r>
           <w:rPr>
             <w:rStyle w:val="Hipervnculo"/>
@@ -2015,7 +2015,7 @@
             <w:noProof/>
             <w:webHidden/>
           </w:rPr>
-          <w:instrText xml:space="preserve"> PAGEREF _Toc242035102 \h </w:instrText>
+          <w:instrText xml:space="preserve"> PAGEREF _Toc242362357 \h </w:instrText>
         </w:r>
         <w:r>
           <w:rPr>
@@ -2065,7 +2065,7 @@
           <w14:ligatures w14:val="standardContextual"/>
         </w:rPr>
       </w:pPr>
-      <w:hyperlink w:anchor="_Toc242035103" w:history="1">
+      <w:hyperlink w:anchor="_Toc242362358" w:history="1">
         <w:r>
           <w:rPr>
             <w:rStyle w:val="Hipervnculo"/>
@@ -2092,7 +2092,7 @@
             <w:noProof/>
             <w:webHidden/>
           </w:rPr>
-          <w:instrText xml:space="preserve"> PAGEREF _Toc242035103 \h </w:instrText>
+          <w:instrText xml:space="preserve"> PAGEREF _Toc242362358 \h </w:instrText>
         </w:r>
         <w:r>
           <w:rPr>
@@ -2140,7 +2140,7 @@
           <w14:ligatures w14:val="standardContextual"/>
         </w:rPr>
       </w:pPr>
-      <w:hyperlink w:anchor="_Toc242035104" w:history="1">
+      <w:hyperlink w:anchor="_Toc242362359" w:history="1">
         <w:r>
           <w:rPr>
             <w:rStyle w:val="Hipervnculo"/>
@@ -2167,7 +2167,7 @@
             <w:noProof/>
             <w:webHidden/>
           </w:rPr>
-          <w:instrText xml:space="preserve"> PAGEREF _Toc242035104 \h </w:instrText>
+          <w:instrText xml:space="preserve"> PAGEREF _Toc242362359 \h </w:instrText>
         </w:r>
         <w:r>
           <w:rPr>
@@ -2215,7 +2215,7 @@
           <w14:ligatures w14:val="standardContextual"/>
         </w:rPr>
       </w:pPr>
-      <w:hyperlink w:anchor="_Toc242035105" w:history="1">
+      <w:hyperlink w:anchor="_Toc242362360" w:history="1">
         <w:r>
           <w:rPr>
             <w:rStyle w:val="Hipervnculo"/>
@@ -2242,7 +2242,7 @@
             <w:noProof/>
             <w:webHidden/>
           </w:rPr>
-          <w:instrText xml:space="preserve"> PAGEREF _Toc242035105 \h </w:instrText>
+          <w:instrText xml:space="preserve"> PAGEREF _Toc242362360 \h </w:instrText>
         </w:r>
         <w:r>
           <w:rPr>
@@ -2290,7 +2290,7 @@
           <w14:ligatures w14:val="standardContextual"/>
         </w:rPr>
       </w:pPr>
-      <w:hyperlink w:anchor="_Toc242035106" w:history="1">
+      <w:hyperlink w:anchor="_Toc242362361" w:history="1">
         <w:r>
           <w:rPr>
             <w:rStyle w:val="Hipervnculo"/>
@@ -2317,7 +2317,7 @@
             <w:noProof/>
             <w:webHidden/>
           </w:rPr>
-          <w:instrText xml:space="preserve"> PAGEREF _Toc242035106 \h </w:instrText>
+          <w:instrText xml:space="preserve"> PAGEREF _Toc242362361 \h </w:instrText>
         </w:r>
         <w:r>
           <w:rPr>
@@ -2365,7 +2365,7 @@
           <w14:ligatures w14:val="standardContextual"/>
         </w:rPr>
       </w:pPr>
-      <w:hyperlink w:anchor="_Toc242035107" w:history="1">
+      <w:hyperlink w:anchor="_Toc242362362" w:history="1">
         <w:r>
           <w:rPr>
             <w:rStyle w:val="Hipervnculo"/>
@@ -2392,7 +2392,7 @@
             <w:noProof/>
             <w:webHidden/>
           </w:rPr>
-          <w:instrText xml:space="preserve"> PAGEREF _Toc242035107 \h </w:instrText>
+          <w:instrText xml:space="preserve"> PAGEREF _Toc242362362 \h </w:instrText>
         </w:r>
         <w:r>
           <w:rPr>
@@ -2440,7 +2440,7 @@
           <w14:ligatures w14:val="standardContextual"/>
         </w:rPr>
       </w:pPr>
-      <w:hyperlink w:anchor="_Toc242035108" w:history="1">
+      <w:hyperlink w:anchor="_Toc242362363" w:history="1">
         <w:r>
           <w:rPr>
             <w:rStyle w:val="Hipervnculo"/>
@@ -2467,7 +2467,7 @@
             <w:noProof/>
             <w:webHidden/>
           </w:rPr>
-          <w:instrText xml:space="preserve"> PAGEREF _Toc242035108 \h </w:instrText>
+          <w:instrText xml:space="preserve"> PAGEREF _Toc242362363 \h </w:instrText>
         </w:r>
         <w:r>
           <w:rPr>
@@ -2515,7 +2515,7 @@
           <w14:ligatures w14:val="standardContextual"/>
         </w:rPr>
       </w:pPr>
-      <w:hyperlink w:anchor="_Toc242035109" w:history="1">
+      <w:hyperlink w:anchor="_Toc242362364" w:history="1">
         <w:r>
           <w:rPr>
             <w:rStyle w:val="Hipervnculo"/>
@@ -2542,7 +2542,7 @@
             <w:noProof/>
             <w:webHidden/>
           </w:rPr>
-          <w:instrText xml:space="preserve"> PAGEREF _Toc242035109 \h </w:instrText>
+          <w:instrText xml:space="preserve"> PAGEREF _Toc242362364 \h </w:instrText>
         </w:r>
         <w:r>
           <w:rPr>
@@ -2590,7 +2590,7 @@
           <w14:ligatures w14:val="standardContextual"/>
         </w:rPr>
       </w:pPr>
-      <w:hyperlink w:anchor="_Toc242035110" w:history="1">
+      <w:hyperlink w:anchor="_Toc242362365" w:history="1">
         <w:r>
           <w:rPr>
             <w:rStyle w:val="Hipervnculo"/>
@@ -2617,7 +2617,7 @@
             <w:noProof/>
             <w:webHidden/>
           </w:rPr>
-          <w:instrText xml:space="preserve"> PAGEREF _Toc242035110 \h </w:instrText>
+          <w:instrText xml:space="preserve"> PAGEREF _Toc242362365 \h </w:instrText>
         </w:r>
         <w:r>
           <w:rPr>
@@ -2665,7 +2665,7 @@
           <w14:ligatures w14:val="standardContextual"/>
         </w:rPr>
       </w:pPr>
-      <w:hyperlink w:anchor="_Toc242035111" w:history="1">
+      <w:hyperlink w:anchor="_Toc242362366" w:history="1">
         <w:r>
           <w:rPr>
             <w:rStyle w:val="Hipervnculo"/>
@@ -2692,7 +2692,7 @@
             <w:noProof/>
             <w:webHidden/>
           </w:rPr>
-          <w:instrText xml:space="preserve"> PAGEREF _Toc242035111 \h </w:instrText>
+          <w:instrText xml:space="preserve"> PAGEREF _Toc242362366 \h </w:instrText>
         </w:r>
         <w:r>
           <w:rPr>
@@ -2740,7 +2740,7 @@
           <w14:ligatures w14:val="standardContextual"/>
         </w:rPr>
       </w:pPr>
-      <w:hyperlink w:anchor="_Toc242035112" w:history="1">
+      <w:hyperlink w:anchor="_Toc242362367" w:history="1">
         <w:r>
           <w:rPr>
             <w:rStyle w:val="Hipervnculo"/>
@@ -2767,7 +2767,7 @@
             <w:noProof/>
             <w:webHidden/>
           </w:rPr>
-          <w:instrText xml:space="preserve"> PAGEREF _Toc242035112 \h </w:instrText>
+          <w:instrText xml:space="preserve"> PAGEREF _Toc242362367 \h </w:instrText>
         </w:r>
         <w:r>
           <w:rPr>
@@ -2815,7 +2815,7 @@
           <w14:ligatures w14:val="standardContextual"/>
         </w:rPr>
       </w:pPr>
-      <w:hyperlink w:anchor="_Toc242035113" w:history="1">
+      <w:hyperlink w:anchor="_Toc242362368" w:history="1">
         <w:r>
           <w:rPr>
             <w:rStyle w:val="Hipervnculo"/>
@@ -2842,7 +2842,7 @@
             <w:noProof/>
             <w:webHidden/>
           </w:rPr>
-          <w:instrText xml:space="preserve"> PAGEREF _Toc242035113 \h </w:instrText>
+          <w:instrText xml:space="preserve"> PAGEREF _Toc242362368 \h </w:instrText>
         </w:r>
         <w:r>
           <w:rPr>
@@ -2893,7 +2893,7 @@
           <w14:ligatures w14:val="standardContextual"/>
         </w:rPr>
       </w:pPr>
-      <w:hyperlink w:anchor="_Toc242035114" w:history="1">
+      <w:hyperlink w:anchor="_Toc242362369" w:history="1">
         <w:r>
           <w:rPr>
             <w:rStyle w:val="Hipervnculo"/>
@@ -2920,7 +2920,7 @@
             <w:noProof/>
             <w:webHidden/>
           </w:rPr>
-          <w:instrText xml:space="preserve"> PAGEREF _Toc242035114 \h </w:instrText>
+          <w:instrText xml:space="preserve"> PAGEREF _Toc242362369 \h </w:instrText>
         </w:r>
         <w:r>
           <w:rPr>
@@ -2970,7 +2970,7 @@
           <w14:ligatures w14:val="standardContextual"/>
         </w:rPr>
       </w:pPr>
-      <w:hyperlink w:anchor="_Toc242035115" w:history="1">
+      <w:hyperlink w:anchor="_Toc242362370" w:history="1">
         <w:r>
           <w:rPr>
             <w:rStyle w:val="Hipervnculo"/>
@@ -2997,7 +2997,7 @@
             <w:noProof/>
             <w:webHidden/>
           </w:rPr>
-          <w:instrText xml:space="preserve"> PAGEREF _Toc242035115 \h </w:instrText>
+          <w:instrText xml:space="preserve"> PAGEREF _Toc242362370 \h </w:instrText>
         </w:r>
         <w:r>
           <w:rPr>
@@ -3047,7 +3047,7 @@
           <w14:ligatures w14:val="standardContextual"/>
         </w:rPr>
       </w:pPr>
-      <w:hyperlink w:anchor="_Toc242035116" w:history="1">
+      <w:hyperlink w:anchor="_Toc242362371" w:history="1">
         <w:r>
           <w:rPr>
             <w:rStyle w:val="Hipervnculo"/>
@@ -3074,7 +3074,7 @@
             <w:noProof/>
             <w:webHidden/>
           </w:rPr>
-          <w:instrText xml:space="preserve"> PAGEREF _Toc242035116 \h </w:instrText>
+          <w:instrText xml:space="preserve"> PAGEREF _Toc242362371 \h </w:instrText>
         </w:r>
         <w:r>
           <w:rPr>
@@ -3125,7 +3125,7 @@
           <w14:ligatures w14:val="standardContextual"/>
         </w:rPr>
       </w:pPr>
-      <w:hyperlink w:anchor="_Toc242035117" w:history="1">
+      <w:hyperlink w:anchor="_Toc242362372" w:history="1">
         <w:r>
           <w:rPr>
             <w:rStyle w:val="Hipervnculo"/>
@@ -3152,7 +3152,7 @@
             <w:noProof/>
             <w:webHidden/>
           </w:rPr>
-          <w:instrText xml:space="preserve"> PAGEREF _Toc242035117 \h </w:instrText>
+          <w:instrText xml:space="preserve"> PAGEREF _Toc242362372 \h </w:instrText>
         </w:r>
         <w:r>
           <w:rPr>
@@ -3202,7 +3202,7 @@
           <w14:ligatures w14:val="standardContextual"/>
         </w:rPr>
       </w:pPr>
-      <w:hyperlink w:anchor="_Toc242035118" w:history="1">
+      <w:hyperlink w:anchor="_Toc242362373" w:history="1">
         <w:r>
           <w:rPr>
             <w:rStyle w:val="Hipervnculo"/>
@@ -3229,7 +3229,7 @@
             <w:noProof/>
             <w:webHidden/>
           </w:rPr>
-          <w:instrText xml:space="preserve"> PAGEREF _Toc242035118 \h </w:instrText>
+          <w:instrText xml:space="preserve"> PAGEREF _Toc242362373 \h </w:instrText>
         </w:r>
         <w:r>
           <w:rPr>
@@ -3279,7 +3279,7 @@
           <w14:ligatures w14:val="standardContextual"/>
         </w:rPr>
       </w:pPr>
-      <w:hyperlink w:anchor="_Toc242035119" w:history="1">
+      <w:hyperlink w:anchor="_Toc242362374" w:history="1">
         <w:r>
           <w:rPr>
             <w:rStyle w:val="Hipervnculo"/>
@@ -3306,7 +3306,7 @@
             <w:noProof/>
             <w:webHidden/>
           </w:rPr>
-          <w:instrText xml:space="preserve"> PAGEREF _Toc242035119 \h </w:instrText>
+          <w:instrText xml:space="preserve"> PAGEREF _Toc242362374 \h </w:instrText>
         </w:r>
         <w:r>
           <w:rPr>
@@ -3357,7 +3357,7 @@
           <w14:ligatures w14:val="standardContextual"/>
         </w:rPr>
       </w:pPr>
-      <w:hyperlink w:anchor="_Toc242035120" w:history="1">
+      <w:hyperlink w:anchor="_Toc242362375" w:history="1">
         <w:r>
           <w:rPr>
             <w:rStyle w:val="Hipervnculo"/>
@@ -3384,7 +3384,7 @@
             <w:noProof/>
             <w:webHidden/>
           </w:rPr>
-          <w:instrText xml:space="preserve"> PAGEREF _Toc242035120 \h </w:instrText>
+          <w:instrText xml:space="preserve"> PAGEREF _Toc242362375 \h </w:instrText>
         </w:r>
         <w:r>
           <w:rPr>
@@ -3434,7 +3434,7 @@
           <w14:ligatures w14:val="standardContextual"/>
         </w:rPr>
       </w:pPr>
-      <w:hyperlink w:anchor="_Toc242035121" w:history="1">
+      <w:hyperlink w:anchor="_Toc242362376" w:history="1">
         <w:r>
           <w:rPr>
             <w:rStyle w:val="Hipervnculo"/>
@@ -3461,7 +3461,7 @@
             <w:noProof/>
             <w:webHidden/>
           </w:rPr>
-          <w:instrText xml:space="preserve"> PAGEREF _Toc242035121 \h </w:instrText>
+          <w:instrText xml:space="preserve"> PAGEREF _Toc242362376 \h </w:instrText>
         </w:r>
         <w:r>
           <w:rPr>
@@ -3511,7 +3511,7 @@
           <w14:ligatures w14:val="standardContextual"/>
         </w:rPr>
       </w:pPr>
-      <w:hyperlink w:anchor="_Toc242035122" w:history="1">
+      <w:hyperlink w:anchor="_Toc242362377" w:history="1">
         <w:r>
           <w:rPr>
             <w:rStyle w:val="Hipervnculo"/>
@@ -3538,7 +3538,7 @@
             <w:noProof/>
             <w:webHidden/>
           </w:rPr>
-          <w:instrText xml:space="preserve"> PAGEREF _Toc242035122 \h </w:instrText>
+          <w:instrText xml:space="preserve"> PAGEREF _Toc242362377 \h </w:instrText>
         </w:r>
         <w:r>
           <w:rPr>
@@ -3588,7 +3588,7 @@
           <w14:ligatures w14:val="standardContextual"/>
         </w:rPr>
       </w:pPr>
-      <w:hyperlink w:anchor="_Toc242035123" w:history="1">
+      <w:hyperlink w:anchor="_Toc242362378" w:history="1">
         <w:r>
           <w:rPr>
             <w:rStyle w:val="Hipervnculo"/>
@@ -3615,7 +3615,7 @@
             <w:noProof/>
             <w:webHidden/>
           </w:rPr>
-          <w:instrText xml:space="preserve"> PAGEREF _Toc242035123 \h </w:instrText>
+          <w:instrText xml:space="preserve"> PAGEREF _Toc242362378 \h </w:instrText>
         </w:r>
         <w:r>
           <w:rPr>
@@ -3665,7 +3665,7 @@
           <w14:ligatures w14:val="standardContextual"/>
         </w:rPr>
       </w:pPr>
-      <w:hyperlink w:anchor="_Toc242035124" w:history="1">
+      <w:hyperlink w:anchor="_Toc242362379" w:history="1">
         <w:r>
           <w:rPr>
             <w:rStyle w:val="Hipervnculo"/>
@@ -3692,7 +3692,7 @@
             <w:noProof/>
             <w:webHidden/>
           </w:rPr>
-          <w:instrText xml:space="preserve"> PAGEREF _Toc242035124 \h </w:instrText>
+          <w:instrText xml:space="preserve"> PAGEREF _Toc242362379 \h </w:instrText>
         </w:r>
         <w:r>
           <w:rPr>
@@ -3742,7 +3742,7 @@
           <w14:ligatures w14:val="standardContextual"/>
         </w:rPr>
       </w:pPr>
-      <w:hyperlink w:anchor="_Toc242035125" w:history="1">
+      <w:hyperlink w:anchor="_Toc242362380" w:history="1">
         <w:r>
           <w:rPr>
             <w:rStyle w:val="Hipervnculo"/>
@@ -3769,7 +3769,7 @@
             <w:noProof/>
             <w:webHidden/>
           </w:rPr>
-          <w:instrText xml:space="preserve"> PAGEREF _Toc242035125 \h </w:instrText>
+          <w:instrText xml:space="preserve"> PAGEREF _Toc242362380 \h </w:instrText>
         </w:r>
         <w:r>
           <w:rPr>
@@ -3814,7 +3814,7 @@
       <w:pPr>
         <w:pStyle w:val="Ttulo"/>
       </w:pPr>
-      <w:bookmarkStart w:id="1" w:name="_Toc242035085"/>
+      <w:bookmarkStart w:id="1" w:name="_Toc242362340"/>
       <w:r>
         <w:lastRenderedPageBreak/>
         <w:t>Foreword</w:t>
@@ -3830,7 +3830,7 @@
       <w:pPr>
         <w:pStyle w:val="Ttulo"/>
       </w:pPr>
-      <w:bookmarkStart w:id="2" w:name="_Toc242035086"/>
+      <w:bookmarkStart w:id="2" w:name="_Toc242362341"/>
       <w:r>
         <w:lastRenderedPageBreak/>
         <w:t>1. Purpose, scope, and models</w:t>
@@ -3847,7 +3847,7 @@
         <w:pStyle w:val="Ttulo1"/>
         <w:spacing w:before="280"/>
       </w:pPr>
-      <w:bookmarkStart w:id="3" w:name="_Toc242035087"/>
+      <w:bookmarkStart w:id="3" w:name="_Toc242362342"/>
       <w:r>
         <w:t>1.1 Scope of this guide</w:t>
       </w:r>
@@ -3872,7 +3872,7 @@
       <w:pPr>
         <w:pStyle w:val="Ttulo"/>
       </w:pPr>
-      <w:bookmarkStart w:id="4" w:name="_Toc242035088"/>
+      <w:bookmarkStart w:id="4" w:name="_Toc242362343"/>
       <w:r>
         <w:lastRenderedPageBreak/>
         <w:t>2. Activation and producer selection</w:t>
@@ -3884,7 +3884,7 @@
         <w:pStyle w:val="Ttulo1"/>
         <w:spacing w:before="280"/>
       </w:pPr>
-      <w:bookmarkStart w:id="5" w:name="_Toc242035089"/>
+      <w:bookmarkStart w:id="5" w:name="_Toc242362344"/>
       <w:r>
         <w:t>2.1 Console command</w:t>
       </w:r>
@@ -4342,7 +4342,7 @@
         <w:pStyle w:val="Ttulo1"/>
         <w:spacing w:before="280"/>
       </w:pPr>
-      <w:bookmarkStart w:id="6" w:name="_Toc242035090"/>
+      <w:bookmarkStart w:id="6" w:name="_Toc242362345"/>
       <w:r>
         <w:t>2.2 Conditions and special paths</w:t>
       </w:r>
@@ -4400,7 +4400,7 @@
       <w:pPr>
         <w:pStyle w:val="Ttulo"/>
       </w:pPr>
-      <w:bookmarkStart w:id="7" w:name="_Toc242035091"/>
+      <w:bookmarkStart w:id="7" w:name="_Toc242362346"/>
       <w:r>
         <w:lastRenderedPageBreak/>
         <w:t>3. Common file structure</w:t>
@@ -4412,7 +4412,7 @@
         <w:pStyle w:val="Ttulo1"/>
         <w:spacing w:before="280"/>
       </w:pPr>
-      <w:bookmarkStart w:id="8" w:name="_Toc242035092"/>
+      <w:bookmarkStart w:id="8" w:name="_Toc242362347"/>
       <w:r>
         <w:t>3.1 Physical hierarchy</w:t>
       </w:r>
@@ -4733,7 +4733,7 @@
         <w:pStyle w:val="Ttulo1"/>
         <w:spacing w:before="280"/>
       </w:pPr>
-      <w:bookmarkStart w:id="9" w:name="_Toc242035093"/>
+      <w:bookmarkStart w:id="9" w:name="_Toc242362348"/>
       <w:r>
         <w:t>3.2 Timing rules</w:t>
       </w:r>
@@ -4815,7 +4815,7 @@
       <w:pPr>
         <w:pStyle w:val="Ttulo"/>
       </w:pPr>
-      <w:bookmarkStart w:id="10" w:name="_Toc242035094"/>
+      <w:bookmarkStart w:id="10" w:name="_Toc242362349"/>
       <w:r>
         <w:lastRenderedPageBreak/>
         <w:t>4. Common framework records</w:t>
@@ -4827,7 +4827,7 @@
         <w:pStyle w:val="Ttulo1"/>
         <w:spacing w:before="280"/>
       </w:pPr>
-      <w:bookmarkStart w:id="11" w:name="_Toc242035095"/>
+      <w:bookmarkStart w:id="11" w:name="_Toc242362350"/>
       <w:r>
         <w:t>CPU — Info Cycle</w:t>
       </w:r>
@@ -4893,7 +4893,7 @@
         <w:pStyle w:val="Ttulo1"/>
         <w:spacing w:before="280"/>
       </w:pPr>
-      <w:bookmarkStart w:id="12" w:name="_Toc242035096"/>
+      <w:bookmarkStart w:id="12" w:name="_Toc242362351"/>
       <w:r>
         <w:t>CPU — Transaction about to execute</w:t>
       </w:r>
@@ -4959,7 +4959,7 @@
         <w:pStyle w:val="Ttulo1"/>
         <w:spacing w:before="280"/>
       </w:pPr>
-      <w:bookmarkStart w:id="13" w:name="_Toc242035097"/>
+      <w:bookmarkStart w:id="13" w:name="_Toc242362352"/>
       <w:r>
         <w:t>CPU — Executed instruction</w:t>
       </w:r>
@@ -5025,7 +5025,7 @@
         <w:pStyle w:val="Ttulo1"/>
         <w:spacing w:before="280"/>
       </w:pPr>
-      <w:bookmarkStart w:id="14" w:name="_Toc242035098"/>
+      <w:bookmarkStart w:id="14" w:name="_Toc242362353"/>
       <w:r>
         <w:t>CPU — Stop</w:t>
       </w:r>
@@ -5092,7 +5092,7 @@
         <w:pStyle w:val="Ttulo1"/>
         <w:spacing w:before="280"/>
       </w:pPr>
-      <w:bookmarkStart w:id="15" w:name="_Toc242035099"/>
+      <w:bookmarkStart w:id="15" w:name="_Toc242362354"/>
       <w:r>
         <w:t>CPU — Interrupts</w:t>
       </w:r>
@@ -5158,7 +5158,7 @@
         <w:pStyle w:val="Ttulo1"/>
         <w:spacing w:before="280"/>
       </w:pPr>
-      <w:bookmarkStart w:id="16" w:name="_Toc242035100"/>
+      <w:bookmarkStart w:id="16" w:name="_Toc242362355"/>
       <w:r>
         <w:t>Memory — Applied Set</w:t>
       </w:r>
@@ -5223,7 +5223,7 @@
       <w:pPr>
         <w:pStyle w:val="Ttulo"/>
       </w:pPr>
-      <w:bookmarkStart w:id="17" w:name="_Toc242035101"/>
+      <w:bookmarkStart w:id="17" w:name="_Toc242362356"/>
       <w:r>
         <w:lastRenderedPageBreak/>
         <w:t>5. Machine-specific components</w:t>
@@ -5235,7 +5235,7 @@
         <w:pStyle w:val="Ttulo1"/>
         <w:spacing w:before="280"/>
       </w:pPr>
-      <w:bookmarkStart w:id="18" w:name="_Toc242035102"/>
+      <w:bookmarkStart w:id="18" w:name="_Toc242362357"/>
       <w:r>
         <w:t>5.1 Selectable inventory</w:t>
       </w:r>
@@ -5626,7 +5626,7 @@
         <w:pStyle w:val="Ttulo1"/>
         <w:spacing w:before="280"/>
       </w:pPr>
-      <w:bookmarkStart w:id="19" w:name="_Toc242035103"/>
+      <w:bookmarkStart w:id="19" w:name="_Toc242362358"/>
       <w:r>
         <w:t>5.2 Record catalog</w:t>
       </w:r>
@@ -5636,7 +5636,7 @@
       <w:pPr>
         <w:pStyle w:val="Ttulo2"/>
       </w:pPr>
-      <w:bookmarkStart w:id="20" w:name="_Toc242035104"/>
+      <w:bookmarkStart w:id="20" w:name="_Toc242362359"/>
       <w:r>
         <w:t>ULA — Info Cycle</w:t>
       </w:r>
@@ -5690,7 +5690,7 @@
       <w:pPr>
         <w:pStyle w:val="Ttulo2"/>
       </w:pPr>
-      <w:bookmarkStart w:id="21" w:name="_Toc242035105"/>
+      <w:bookmarkStart w:id="21" w:name="_Toc242362360"/>
       <w:r>
         <w:t>ULA — Port Read</w:t>
       </w:r>
@@ -5744,7 +5744,7 @@
       <w:pPr>
         <w:pStyle w:val="Ttulo2"/>
       </w:pPr>
-      <w:bookmarkStart w:id="22" w:name="_Toc242035106"/>
+      <w:bookmarkStart w:id="22" w:name="_Toc242362361"/>
       <w:r>
         <w:lastRenderedPageBreak/>
         <w:t>ULA — Character Capture</w:t>
@@ -5770,7 +5770,7 @@
         <w:t>Fields:</w:t>
       </w:r>
       <w:r>
-        <w:t xml:space="preserve"> Character: Code, I. Refresh: R and Address (full 16-bit I:R). Timing: CaptureClock, LoadClock, LoadPhase, DelayPixels, Reference=InitialOpcodeFetch. Numbers are decimal.</w:t>
+        <w:t xml:space="preserve"> Character: Code, I. Refresh: R and Address (full 16-bit I:R). Timing: CaptureClock, ObservedClock, LoadClock, LoadPhase, DelayPixels, Reference=InstructionFetch. Numbers are decimal.</w:t>
       </w:r>
     </w:p>
     <w:p>
@@ -5781,7 +5781,10 @@
         <w:t>Timing:</w:t>
       </w:r>
       <w:r>
-        <w:t xml:space="preserve"> CaptureClock identifies capture. Refresh.Address preserves I:R before this M1 increments R, including I0 and R7. No increment is anticipated and CPU state is not modified. Earlier prefix increments are already present; prefix timestamps retain the existing approximation.</w:t>
+        <w:t xml:space="preserve"> CaptureClock is the logical M1 start; ObservedClock is the CPU clock when capture is reported. They can differ and log emission order need not follow CaptureClock order. Refresh.Address preserves I:R before this M1 increments R, including I0 and R7. No increment is anticipated and CPU state is not modified. Earlier prefix increments are already present. The second M1 is attributed to instruction start + 4 T, excluding WAIT states. PerCycle can report it late; timestamping does not replay already simulated </w:t>
+      </w:r>
+      <w:r>
+        <w:t>ULA cycles or fix raw-byte cycle prediction.</w:t>
       </w:r>
     </w:p>
     <w:p>
@@ -5799,7 +5802,7 @@
       <w:pPr>
         <w:pStyle w:val="Ttulo2"/>
       </w:pPr>
-      <w:bookmarkStart w:id="23" w:name="_Toc242035107"/>
+      <w:bookmarkStart w:id="23" w:name="_Toc242362362"/>
       <w:r>
         <w:t>ULA — Character Load</w:t>
       </w:r>
@@ -5853,7 +5856,7 @@
       <w:pPr>
         <w:pStyle w:val="Ttulo2"/>
       </w:pPr>
-      <w:bookmarkStart w:id="24" w:name="_Toc242035108"/>
+      <w:bookmarkStart w:id="24" w:name="_Toc242362363"/>
       <w:r>
         <w:t>ULA — Line Advance</w:t>
       </w:r>
@@ -5907,7 +5910,7 @@
       <w:pPr>
         <w:pStyle w:val="Ttulo2"/>
       </w:pPr>
-      <w:bookmarkStart w:id="25" w:name="_Toc242035109"/>
+      <w:bookmarkStart w:id="25" w:name="_Toc242362364"/>
       <w:r>
         <w:t>ZX81DN — Datasette trap executed</w:t>
       </w:r>
@@ -5944,226 +5947,6 @@
       </w:r>
       <w:r>
         <w:t xml:space="preserve"> Emitted when tape-routine simulation is applied.</w:t>
-      </w:r>
-    </w:p>
-    <w:p>
-      <w:r>
-        <w:rPr>
-          <w:b/>
-        </w:rPr>
-        <w:t>Events:</w:t>
-      </w:r>
-      <w:r>
-        <w:t xml:space="preserve"> Contains no additional attributes.</w:t>
-      </w:r>
-    </w:p>
-    <w:p>
-      <w:pPr>
-        <w:pStyle w:val="Ttulo2"/>
-      </w:pPr>
-      <w:bookmarkStart w:id="26" w:name="_Toc242035110"/>
-      <w:r>
-        <w:lastRenderedPageBreak/>
-        <w:t>ZX81PRT — Printer trap executed</w:t>
-      </w:r>
-      <w:bookmarkEnd w:id="26"/>
-    </w:p>
-    <w:p>
-      <w:r>
-        <w:rPr>
-          <w:b/>
-        </w:rPr>
-        <w:t>Producer:</w:t>
-      </w:r>
-      <w:r>
-        <w:t xml:space="preserve"> src/ZX81/StdPrinter.cpp :: debugSimulation</w:t>
-      </w:r>
-    </w:p>
-    <w:p>
-      <w:r>
-        <w:rPr>
-          <w:b/>
-        </w:rPr>
-        <w:t>Fields:</w:t>
-      </w:r>
-      <w:r>
-        <w:t xml:space="preserve"> ZX81PRT header, CPU cycle, and the literal Printer trap executed.</w:t>
-      </w:r>
-    </w:p>
-    <w:p>
-      <w:r>
-        <w:rPr>
-          <w:b/>
-        </w:rPr>
-        <w:t>Timing:</w:t>
-      </w:r>
-      <w:r>
-        <w:t xml:space="preserve"> Emitted when the printer routine is intercepted.</w:t>
-      </w:r>
-    </w:p>
-    <w:p>
-      <w:r>
-        <w:rPr>
-          <w:b/>
-        </w:rPr>
-        <w:t>Events:</w:t>
-      </w:r>
-      <w:r>
-        <w:t xml:space="preserve"> The device manages printed content; this header confirms the trap.</w:t>
-      </w:r>
-    </w:p>
-    <w:p>
-      <w:pPr>
-        <w:pStyle w:val="Ttulo2"/>
-      </w:pPr>
-      <w:bookmarkStart w:id="27" w:name="_Toc242035111"/>
-      <w:r>
-        <w:t>ULA — Line Sync</w:t>
-      </w:r>
-      <w:bookmarkEnd w:id="27"/>
-    </w:p>
-    <w:p>
-      <w:r>
-        <w:rPr>
-          <w:b/>
-        </w:rPr>
-        <w:t>Producer:</w:t>
-      </w:r>
-      <w:r>
-        <w:t xml:space="preserve"> src/ZX81/ULA.cpp :: debugLineSync</w:t>
-      </w:r>
-    </w:p>
-    <w:p>
-      <w:r>
-        <w:rPr>
-          <w:b/>
-        </w:rPr>
-        <w:t>Fields:</w:t>
-      </w:r>
-      <w:r>
-        <w:t xml:space="preserve"> Raster position: HBefore,HAfter,Row. Cause: ExternalSync,InternalSync,AlreadyActive,Applied,INTackClock. Internal status: LNBefore,LNAfter,LNBlocked,NMIGenerator,PendingBits. Timing: PixelPhase,TailPixels,State=AfterLineSync.</w:t>
-      </w:r>
-    </w:p>
-    <w:p>
-      <w:r>
-        <w:rPr>
-          <w:b/>
-        </w:rPr>
-        <w:t>Timing:</w:t>
-      </w:r>
-      <w:r>
-        <w:t xml:space="preserve"> ZX80 only; retains the existing coarse line model.</w:t>
-      </w:r>
-    </w:p>
-    <w:p>
-      <w:r>
-        <w:rPr>
-          <w:b/>
-        </w:rPr>
-        <w:t>Events:</w:t>
-      </w:r>
-      <w:r>
-        <w:t xml:space="preserve"> Not a ZX81 hardware sync record.</w:t>
-      </w:r>
-    </w:p>
-    <w:p>
-      <w:pPr>
-        <w:pStyle w:val="Ttulo2"/>
-      </w:pPr>
-      <w:bookmarkStart w:id="28" w:name="_Toc242035112"/>
-      <w:r>
-        <w:t>ULA — INT Response / Horizontal Reset / HSync Start / HSync End</w:t>
-      </w:r>
-      <w:bookmarkEnd w:id="28"/>
-    </w:p>
-    <w:p>
-      <w:r>
-        <w:rPr>
-          <w:b/>
-        </w:rPr>
-        <w:t>Producer:</w:t>
-      </w:r>
-      <w:r>
-        <w:t xml:space="preserve"> src/ZX81/ULA.cpp :: debugHorizontalTiming</w:t>
-      </w:r>
-    </w:p>
-    <w:p>
-      <w:r>
-        <w:rPr>
-          <w:b/>
-        </w:rPr>
-        <w:t>Fields:</w:t>
-      </w:r>
-      <w:r>
-        <w:t xml:space="preserve"> Generator: Before,After (ULA clocks),HSync,ResetPending. Raster position: Column,Row. Internal status: LNBefore,LNAfter,LNBlocked,NMIGenerator,NMIRequested. Timing: PixelPhase,Cause,ResponseClock,ResetClock,State=AfterEvent. Flags 0/1; numeric fields decimal.</w:t>
-      </w:r>
-    </w:p>
-    <w:p>
-      <w:r>
-        <w:rPr>
-          <w:b/>
-        </w:rPr>
-        <w:t>Timing:</w:t>
-      </w:r>
-      <w:r>
-        <w:t xml:space="preserve"> ZX81 only. Baseline period 414 ULA clocks; start at 32, end at 64. INT Response schedules reset two CPU T-states later at phase 0. Reset wins over a simultaneous sync edge. HSync Start updates LINECTRL before character load and may request NMI. HSync End may also be caused by INT acknowledgement. InitializationOrVSync has only the last simulated ULA clock reference, not an exact bus time; ResponseClock/ResetClock are not applicable to that cause.</w:t>
-      </w:r>
-    </w:p>
-    <w:p>
-      <w:r>
-        <w:rPr>
-          <w:b/>
-        </w:rPr>
-        <w:t>Events:</w:t>
-      </w:r>
-      <w:r>
-        <w:t xml:space="preserve"> Causes: CPUResponse,INTAcknowledge,Counter,InitializationOrVSync. ResponseClock is the CPU response-start timestamp, not /IORQ. Generator wraps independently of raster; terminal wrap creates no sync edge. HALT/NMI response compensation is reported separately by CPU NMI Synchronization; ordinary-instruction WAIT remains unmodeled. Initial counter 4 corresponds to presentation H=0; this preserves the existing coarse VSYNC restart and text-coordinate mapping. 207 T is the compatibility baseline, not a resolut</w:t>
-      </w:r>
-      <w:r>
-        <w:t>ion of the 207/208 T hardware question.</w:t>
-      </w:r>
-    </w:p>
-    <w:p>
-      <w:pPr>
-        <w:pStyle w:val="Ttulo2"/>
-      </w:pPr>
-      <w:bookmarkStart w:id="29" w:name="_Toc242035113"/>
-      <w:r>
-        <w:t>CPU — NMI Synchronization</w:t>
-      </w:r>
-      <w:bookmarkEnd w:id="29"/>
-    </w:p>
-    <w:p>
-      <w:r>
-        <w:rPr>
-          <w:b/>
-        </w:rPr>
-        <w:t>Producer:</w:t>
-      </w:r>
-      <w:r>
-        <w:t xml:space="preserve"> src/ZX81/CZ80.cpp :: debugNMISynchronization</w:t>
-      </w:r>
-    </w:p>
-    <w:p>
-      <w:r>
-        <w:rPr>
-          <w:b/>
-        </w:rPr>
-        <w:t>Fields:</w:t>
-      </w:r>
-      <w:r>
-        <w:t xml:space="preserve"> Request: RequestClock,AcceptanceClock. Synchronization: HALTBefore,Latency,AdditionalCycles. Model: Reference=HALT4T,Applied,Reason. Timing: NominalCycles,TotalCycles,State=BeforeResponseExecution. All clocks/durations are CPU T-states; flags are 0/1.</w:t>
-      </w:r>
-    </w:p>
-    <w:p>
-      <w:r>
-        <w:rPr>
-          <w:b/>
-        </w:rPr>
-        <w:t>Timing:</w:t>
-      </w:r>
-      <w:r>
-        <w:t xml:space="preserve"> Emitted by CPU deep debug at acceptance of NMI from the linked ULA with reason 1, before generic interrupt execution changes HALT or PC. The generic transaction record still reports the nominal 11 T. Full mode extends the elapsed response duration; PerCycle mode extends remaining response cycles once.</w:t>
       </w:r>
     </w:p>
     <w:p>
@@ -6175,6 +5958,229 @@
         <w:t>Events:</w:t>
       </w:r>
       <w:r>
+        <w:t xml:space="preserve"> Contains no additional attributes.</w:t>
+      </w:r>
+    </w:p>
+    <w:p>
+      <w:pPr>
+        <w:pStyle w:val="Ttulo2"/>
+      </w:pPr>
+      <w:bookmarkStart w:id="26" w:name="_Toc242362365"/>
+      <w:r>
+        <w:t>ZX81PRT — Printer trap executed</w:t>
+      </w:r>
+      <w:bookmarkEnd w:id="26"/>
+    </w:p>
+    <w:p>
+      <w:r>
+        <w:rPr>
+          <w:b/>
+        </w:rPr>
+        <w:t>Producer:</w:t>
+      </w:r>
+      <w:r>
+        <w:t xml:space="preserve"> src/ZX81/StdPrinter.cpp :: debugSimulation</w:t>
+      </w:r>
+    </w:p>
+    <w:p>
+      <w:r>
+        <w:rPr>
+          <w:b/>
+        </w:rPr>
+        <w:t>Fields:</w:t>
+      </w:r>
+      <w:r>
+        <w:t xml:space="preserve"> ZX81PRT header, CPU cycle, and the literal Printer trap executed.</w:t>
+      </w:r>
+    </w:p>
+    <w:p>
+      <w:r>
+        <w:rPr>
+          <w:b/>
+        </w:rPr>
+        <w:t>Timing:</w:t>
+      </w:r>
+      <w:r>
+        <w:t xml:space="preserve"> Emitted when the printer routine is intercepted.</w:t>
+      </w:r>
+    </w:p>
+    <w:p>
+      <w:r>
+        <w:rPr>
+          <w:b/>
+        </w:rPr>
+        <w:t>Events:</w:t>
+      </w:r>
+      <w:r>
+        <w:t xml:space="preserve"> The device manages printed content; this header confirms the trap.</w:t>
+      </w:r>
+    </w:p>
+    <w:p>
+      <w:pPr>
+        <w:pStyle w:val="Ttulo2"/>
+      </w:pPr>
+      <w:bookmarkStart w:id="27" w:name="_Toc242362366"/>
+      <w:r>
+        <w:t>ULA — Line Sync</w:t>
+      </w:r>
+      <w:bookmarkEnd w:id="27"/>
+    </w:p>
+    <w:p>
+      <w:r>
+        <w:rPr>
+          <w:b/>
+        </w:rPr>
+        <w:t>Producer:</w:t>
+      </w:r>
+      <w:r>
+        <w:t xml:space="preserve"> src/ZX81/ULA.cpp :: debugLineSync</w:t>
+      </w:r>
+    </w:p>
+    <w:p>
+      <w:r>
+        <w:rPr>
+          <w:b/>
+        </w:rPr>
+        <w:t>Fields:</w:t>
+      </w:r>
+      <w:r>
+        <w:t xml:space="preserve"> Raster position: HBefore,HAfter,Row. Cause: ExternalSync,InternalSync,AlreadyActive,Applied,INTackClock. Internal status: LNBefore,LNAfter,LNBlocked,NMIGenerator,PendingBits. Timing: PixelPhase,TailPixels,State=AfterLineSync.</w:t>
+      </w:r>
+    </w:p>
+    <w:p>
+      <w:r>
+        <w:rPr>
+          <w:b/>
+        </w:rPr>
+        <w:t>Timing:</w:t>
+      </w:r>
+      <w:r>
+        <w:t xml:space="preserve"> ZX80 only; retains the existing coarse line model.</w:t>
+      </w:r>
+    </w:p>
+    <w:p>
+      <w:r>
+        <w:rPr>
+          <w:b/>
+        </w:rPr>
+        <w:t>Events:</w:t>
+      </w:r>
+      <w:r>
+        <w:t xml:space="preserve"> Not a ZX81 hardware sync record.</w:t>
+      </w:r>
+    </w:p>
+    <w:p>
+      <w:pPr>
+        <w:pStyle w:val="Ttulo2"/>
+      </w:pPr>
+      <w:bookmarkStart w:id="28" w:name="_Toc242362367"/>
+      <w:r>
+        <w:t>ULA — INT Response / Horizontal Reset / HSync Start / HSync End</w:t>
+      </w:r>
+      <w:bookmarkEnd w:id="28"/>
+    </w:p>
+    <w:p>
+      <w:r>
+        <w:rPr>
+          <w:b/>
+        </w:rPr>
+        <w:t>Producer:</w:t>
+      </w:r>
+      <w:r>
+        <w:t xml:space="preserve"> src/ZX81/ULA.cpp :: debugHorizontalTiming</w:t>
+      </w:r>
+    </w:p>
+    <w:p>
+      <w:r>
+        <w:rPr>
+          <w:b/>
+        </w:rPr>
+        <w:t>Fields:</w:t>
+      </w:r>
+      <w:r>
+        <w:t xml:space="preserve"> Generator: Before,After (ULA clocks),HSync,ResetPending. Raster position: Column,Row. Internal status: LNBefore,LNAfter,LNBlocked,NMIGenerator,NMIRequested. Timing: PixelPhase,Cause,ResponseClock,ResetClock,State=AfterEvent. Flags 0/1; numeric fields decimal.</w:t>
+      </w:r>
+    </w:p>
+    <w:p>
+      <w:r>
+        <w:rPr>
+          <w:b/>
+        </w:rPr>
+        <w:t>Timing:</w:t>
+      </w:r>
+      <w:r>
+        <w:t xml:space="preserve"> ZX81 only. Baseline period 414 ULA clocks; start at 32, end at 64. INT Response schedules reset two CPU T-states later at phase 0. Reset wins over a simultaneous sync edge. HSync Start updates LINECTRL before character load and may request NMI. HSync End may also be caused by INT acknowledgement. InitializationOrVSync has only the last simulated ULA clock reference, not an exact bus time; ResponseClock/ResetClock are not applicable to that cause.</w:t>
+      </w:r>
+    </w:p>
+    <w:p>
+      <w:r>
+        <w:rPr>
+          <w:b/>
+        </w:rPr>
+        <w:t>Events:</w:t>
+      </w:r>
+      <w:r>
+        <w:t xml:space="preserve"> Causes: CPUResponse,INTAcknowledge,Counter,InitializationOrVSync. ResponseClock is the CPU response-start timestamp, not /IORQ. Generator wraps independently of raster; terminal wrap creates no sync edge. HALT/NMI response compensation is reported separately by CPU NMI Synchronization; ordinary-instruction WAIT remains unmodeled. Initial counter 4 corresponds to presentation H=0; this preserves the existing coarse VSYNC restart and text-coordinate mapping. 207 T is the compatibility baseline, not a resolut</w:t>
+      </w:r>
+      <w:r>
+        <w:t>ion of the 207/208 T hardware question.</w:t>
+      </w:r>
+    </w:p>
+    <w:p>
+      <w:pPr>
+        <w:pStyle w:val="Ttulo2"/>
+      </w:pPr>
+      <w:bookmarkStart w:id="29" w:name="_Toc242362368"/>
+      <w:r>
+        <w:t>CPU — NMI Synchronization</w:t>
+      </w:r>
+      <w:bookmarkEnd w:id="29"/>
+    </w:p>
+    <w:p>
+      <w:r>
+        <w:rPr>
+          <w:b/>
+        </w:rPr>
+        <w:t>Producer:</w:t>
+      </w:r>
+      <w:r>
+        <w:t xml:space="preserve"> src/ZX81/CZ80.cpp :: debugNMISynchronization</w:t>
+      </w:r>
+    </w:p>
+    <w:p>
+      <w:r>
+        <w:rPr>
+          <w:b/>
+        </w:rPr>
+        <w:t>Fields:</w:t>
+      </w:r>
+      <w:r>
+        <w:t xml:space="preserve"> Request: RequestClock,AcceptanceClock. Synchronization: HALTBefore,Latency,AdditionalCycles. Model: Reference=HALT4T,Applied,Reason. Timing: NominalCycles,TotalCycles,State=BeforeResponseExecution. All clocks/durations are CPU T-states; flags are 0/1.</w:t>
+      </w:r>
+    </w:p>
+    <w:p>
+      <w:r>
+        <w:rPr>
+          <w:b/>
+        </w:rPr>
+        <w:t>Timing:</w:t>
+      </w:r>
+      <w:r>
+        <w:t xml:space="preserve"> Emitted by CPU deep debug at acceptance of NMI from the linked ULA with reason 1, before generic interrupt execution changes HALT or PC. The generic transaction record still reports the nominal </w:t>
+      </w:r>
+      <w:r>
+        <w:lastRenderedPageBreak/>
+        <w:t>11 T. Full mode extends the elapsed response duration; PerCycle mode extends remaining response cycles once.</w:t>
+      </w:r>
+    </w:p>
+    <w:p>
+      <w:r>
+        <w:rPr>
+          <w:b/>
+        </w:rPr>
+        <w:t>Events:</w:t>
+      </w:r>
+      <w:r>
         <w:t xml:space="preserve"> HALTed ZX81 with latency 0..4 receives 17-Latency additional cycles, the coarse four-T phase compensation compared with picozx81. NotHalted,LatencyOutsideModel,ModelNotSupported record exclusions, not proof of zero physical WAIT. PhaseCompensation identifies application. No ordinary-instruction WAIT, exact pin-level WAIT, or CPU/chip batch interleaving is implemented. ZX80 receives no additional cycles.</w:t>
       </w:r>
     </w:p>
@@ -6182,7 +6188,7 @@
       <w:pPr>
         <w:pStyle w:val="Ttulo"/>
       </w:pPr>
-      <w:bookmarkStart w:id="30" w:name="_Toc242035114"/>
+      <w:bookmarkStart w:id="30" w:name="_Toc242362369"/>
       <w:r>
         <w:lastRenderedPageBreak/>
         <w:t>6. Interpretation method</w:t>
@@ -6194,7 +6200,7 @@
         <w:pStyle w:val="Ttulo1"/>
         <w:spacing w:before="280"/>
       </w:pPr>
-      <w:bookmarkStart w:id="31" w:name="_Toc242035115"/>
+      <w:bookmarkStart w:id="31" w:name="_Toc242362370"/>
       <w:r>
         <w:t>6.1 Recommended procedure</w:t>
       </w:r>
@@ -6277,7 +6283,7 @@
         <w:pStyle w:val="Ttulo1"/>
         <w:spacing w:before="280"/>
       </w:pPr>
-      <w:bookmarkStart w:id="32" w:name="_Toc242035116"/>
+      <w:bookmarkStart w:id="32" w:name="_Toc242362371"/>
       <w:r>
         <w:t>6.2 Annotated example</w:t>
       </w:r>
@@ -6439,7 +6445,7 @@
       <w:pPr>
         <w:pStyle w:val="Ttulo"/>
       </w:pPr>
-      <w:bookmarkStart w:id="33" w:name="_Toc242035117"/>
+      <w:bookmarkStart w:id="33" w:name="_Toc242362372"/>
       <w:r>
         <w:lastRenderedPageBreak/>
         <w:t>7. Limitations and maintenance</w:t>
@@ -6451,7 +6457,7 @@
         <w:pStyle w:val="Ttulo1"/>
         <w:spacing w:before="280"/>
       </w:pPr>
-      <w:bookmarkStart w:id="34" w:name="_Toc242035118"/>
+      <w:bookmarkStart w:id="34" w:name="_Toc242362373"/>
       <w:r>
         <w:t>7.1 Specific limitations</w:t>
       </w:r>
@@ -6502,7 +6508,7 @@
         <w:spacing w:after="60"/>
       </w:pPr>
       <w:r>
-        <w:t>Port effects remain immediate. Port Read timestamps cannot measure exact I/O or VSYNC pulse widths: they use the last simulated ULA clock. The record shows post-read state and cannot reconstruct the raster before an IN reset.</w:t>
+        <w:t>CPU IN/OUT effects are released at transaction boundaries. The saved access clock does not schedule an exact intra-instruction ULA event. Port Read timestamps cannot measure exact I/O or VSYNC pulse widths: they use the last simulated ULA clock. The record shows post-read state and cannot reconstruct the raster before an IN reset.</w:t>
       </w:r>
     </w:p>
     <w:p>
@@ -6562,7 +6568,19 @@
         <w:spacing w:after="60"/>
       </w:pPr>
       <w:r>
-        <w:t>HALT/NMI compensation is a response-duration approximation; ordinary-instruction WAIT and exact pin-level WAIT remain unmodeled. Prefix character-capture timestamps retain the initial-fetch approximation.</w:t>
+        <w:t>HALT/NMI compensation is a response-duration approximation; ordinary-instruction WAIT and exact pin-level WAIT remain unmodeled. Prefix captures use nominal M1 timestamps; PerCycle still selects later opcodes at execution completion and predicts duration from unmodified bytes.</w:t>
+      </w:r>
+    </w:p>
+    <w:p>
+      <w:pPr>
+        <w:numPr>
+          <w:ilvl w:val="0"/>
+          <w:numId w:val="30"/>
+        </w:numPr>
+        <w:spacing w:after="60"/>
+      </w:pPr>
+      <w:r>
+        <w:t>Instruction execution records can precede buffered input completion. Destination registers, input-dependent flags and block-input memory writes are completed during CPU buffer release; no dedicated port-release debug record is emitted yet.</w:t>
       </w:r>
     </w:p>
     <w:p>
@@ -6570,7 +6588,7 @@
         <w:pStyle w:val="Ttulo1"/>
         <w:spacing w:before="280"/>
       </w:pPr>
-      <w:bookmarkStart w:id="35" w:name="_Toc242035119"/>
+      <w:bookmarkStart w:id="35" w:name="_Toc242362374"/>
       <w:r>
         <w:t>7.2 Maintenance contract</w:t>
       </w:r>
@@ -6628,7 +6646,7 @@
       <w:pPr>
         <w:pStyle w:val="Ttulo"/>
       </w:pPr>
-      <w:bookmarkStart w:id="36" w:name="_Toc242035120"/>
+      <w:bookmarkStart w:id="36" w:name="_Toc242362375"/>
       <w:r>
         <w:lastRenderedPageBreak/>
         <w:t>Appendices</w:t>
@@ -6639,7 +6657,7 @@
       <w:pPr>
         <w:pStyle w:val="Ttulo1"/>
       </w:pPr>
-      <w:bookmarkStart w:id="37" w:name="_Toc242035121"/>
+      <w:bookmarkStart w:id="37" w:name="_Toc242362376"/>
       <w:r>
         <w:t>Appendix A. Provenance and revision</w:t>
       </w:r>
@@ -6661,7 +6679,7 @@
         <w:pStyle w:val="Ttulo1"/>
         <w:spacing w:before="280"/>
       </w:pPr>
-      <w:bookmarkStart w:id="38" w:name="_Toc242035122"/>
+      <w:bookmarkStart w:id="38" w:name="_Toc242362377"/>
       <w:r>
         <w:t>A.1 Watched source files</w:t>
       </w:r>
@@ -7570,7 +7588,7 @@
         <w:pStyle w:val="Ttulo1"/>
         <w:spacing w:before="280"/>
       </w:pPr>
-      <w:bookmarkStart w:id="39" w:name="_Toc242035123"/>
+      <w:bookmarkStart w:id="39" w:name="_Toc242362378"/>
       <w:r>
         <w:t>A.2 Revision history</w:t>
       </w:r>
@@ -7741,7 +7759,7 @@
       <w:pPr>
         <w:pStyle w:val="Ttulo1"/>
       </w:pPr>
-      <w:bookmarkStart w:id="40" w:name="_Toc242035124"/>
+      <w:bookmarkStart w:id="40" w:name="_Toc242362379"/>
       <w:r>
         <w:t>Illustrations</w:t>
       </w:r>
@@ -7781,7 +7799,7 @@
       <w:pPr>
         <w:pStyle w:val="Ttulo1"/>
       </w:pPr>
-      <w:bookmarkStart w:id="41" w:name="_Toc242035125"/>
+      <w:bookmarkStart w:id="41" w:name="_Toc242362380"/>
       <w:r>
         <w:lastRenderedPageBreak/>
         <w:t>Equations</w:t>
@@ -7816,10 +7834,8 @@
     <w:sectPr>
       <w:headerReference w:type="even" r:id="rId9"/>
       <w:headerReference w:type="default" r:id="rId10"/>
-      <w:footerReference w:type="even" r:id="rId11"/>
-      <w:footerReference w:type="default" r:id="rId12"/>
-      <w:headerReference w:type="first" r:id="rId13"/>
-      <w:footerReference w:type="first" r:id="rId14"/>
+      <w:footerReference w:type="default" r:id="rId11"/>
+      <w:headerReference w:type="first" r:id="rId12"/>
       <w:pgSz w:w="11906" w:h="16838"/>
       <w:pgMar w:top="1417" w:right="1701" w:bottom="1417" w:left="1701" w:header="708" w:footer="709" w:gutter="0"/>
       <w:pgNumType w:start="0"/>
@@ -7860,16 +7876,6 @@
 <w:ftr xmlns:wpc="http://schemas.microsoft.com/office/word/2010/wordprocessingCanvas" xmlns:cx="http://schemas.microsoft.com/office/drawing/2014/chartex" xmlns:cx1="http://schemas.microsoft.com/office/drawing/2015/9/8/chartex" xmlns:cx2="http://schemas.microsoft.com/office/drawing/2015/10/21/chartex" xmlns:cx3="http://schemas.microsoft.com/office/drawing/2016/5/9/chartex" xmlns:cx4="http://schemas.microsoft.com/office/drawing/2016/5/10/chartex" xmlns:cx5="http://schemas.microsoft.com/office/drawing/2016/5/11/chartex" xmlns:cx6="http://schemas.microsoft.com/office/drawing/2016/5/12/chartex" xmlns:cx7="http://schemas.microsoft.com/office/drawing/2016/5/13/chartex" xmlns:cx8="http://schemas.microsoft.com/office/drawing/2016/5/14/chartex" xmlns:mc="http://schemas.openxmlformats.org/markup-compatibility/2006" xmlns:aink="http://schemas.microsoft.com/office/drawing/2016/ink" xmlns:am3d="http://schemas.microsoft.com/office/drawing/2017/model3d" xmlns:o="urn:schemas-microsoft-com:office:office" xmlns:oel="http://schemas.microsoft.com/office/2019/extlst" xmlns:r="http://schemas.openxmlformats.org/officeDocument/2006/relationships" xmlns:m="http://schemas.openxmlformats.org/officeDocument/2006/math" xmlns:v="urn:schemas-microsoft-com:vml" xmlns:wp14="http://schemas.microsoft.com/office/word/2010/wordprocessingDrawing" xmlns:wp="http://schemas.openxmlformats.org/drawingml/2006/wordprocessingDrawing" xmlns:w10="urn:schemas-microsoft-com:office:word" xmlns:w="http://schemas.openxmlformats.org/wordprocessingml/2006/main" xmlns:w14="http://schemas.microsoft.com/office/word/2010/wordml" xmlns:w15="http://schemas.microsoft.com/office/word/2012/wordml" xmlns:w16cex="http://schemas.microsoft.com/office/word/2018/wordml/cex" xmlns:w16cid="http://schemas.microsoft.com/office/word/2016/wordml/cid" xmlns:w16="http://schemas.microsoft.com/office/word/2018/wordml" xmlns:w16du="http://schemas.microsoft.com/office/word/2023/wordml/word16du" xmlns:w16sdtdh="http://schemas.microsoft.com/office/word/2020/wordml/sdtdatahash" xmlns:w16sdtfl="http://schemas.microsoft.com/office/word/2024/wordml/sdtformatlock" xmlns:w16se="http://schemas.microsoft.com/office/word/2015/wordml/symex" xmlns:wpg="http://schemas.microsoft.com/office/word/2010/wordprocessingGroup" xmlns:wpi="http://schemas.microsoft.com/office/word/2010/wordprocessingInk" xmlns:wne="http://schemas.microsoft.com/office/word/2006/wordml" xmlns:wps="http://schemas.microsoft.com/office/word/2010/wordprocessingShape" mc:Ignorable="w14 w15 w16se w16cid w16 w16cex w16sdtdh w16sdtfl w16du wp14">
   <w:p>
     <w:pPr>
-      <w:pStyle w:val="Piedepgina"/>
-    </w:pPr>
-  </w:p>
-</w:ftr>
-</file>
-
-<file path=word/footer2.xml><?xml version="1.0" encoding="utf-8"?>
-<w:ftr xmlns:wpc="http://schemas.microsoft.com/office/word/2010/wordprocessingCanvas" xmlns:cx="http://schemas.microsoft.com/office/drawing/2014/chartex" xmlns:cx1="http://schemas.microsoft.com/office/drawing/2015/9/8/chartex" xmlns:cx2="http://schemas.microsoft.com/office/drawing/2015/10/21/chartex" xmlns:cx3="http://schemas.microsoft.com/office/drawing/2016/5/9/chartex" xmlns:cx4="http://schemas.microsoft.com/office/drawing/2016/5/10/chartex" xmlns:cx5="http://schemas.microsoft.com/office/drawing/2016/5/11/chartex" xmlns:cx6="http://schemas.microsoft.com/office/drawing/2016/5/12/chartex" xmlns:cx7="http://schemas.microsoft.com/office/drawing/2016/5/13/chartex" xmlns:cx8="http://schemas.microsoft.com/office/drawing/2016/5/14/chartex" xmlns:mc="http://schemas.openxmlformats.org/markup-compatibility/2006" xmlns:aink="http://schemas.microsoft.com/office/drawing/2016/ink" xmlns:am3d="http://schemas.microsoft.com/office/drawing/2017/model3d" xmlns:o="urn:schemas-microsoft-com:office:office" xmlns:oel="http://schemas.microsoft.com/office/2019/extlst" xmlns:r="http://schemas.openxmlformats.org/officeDocument/2006/relationships" xmlns:m="http://schemas.openxmlformats.org/officeDocument/2006/math" xmlns:v="urn:schemas-microsoft-com:vml" xmlns:wp14="http://schemas.microsoft.com/office/word/2010/wordprocessingDrawing" xmlns:wp="http://schemas.openxmlformats.org/drawingml/2006/wordprocessingDrawing" xmlns:w10="urn:schemas-microsoft-com:office:word" xmlns:w="http://schemas.openxmlformats.org/wordprocessingml/2006/main" xmlns:w14="http://schemas.microsoft.com/office/word/2010/wordml" xmlns:w15="http://schemas.microsoft.com/office/word/2012/wordml" xmlns:w16cex="http://schemas.microsoft.com/office/word/2018/wordml/cex" xmlns:w16cid="http://schemas.microsoft.com/office/word/2016/wordml/cid" xmlns:w16="http://schemas.microsoft.com/office/word/2018/wordml" xmlns:w16du="http://schemas.microsoft.com/office/word/2023/wordml/word16du" xmlns:w16sdtdh="http://schemas.microsoft.com/office/word/2020/wordml/sdtdatahash" xmlns:w16sdtfl="http://schemas.microsoft.com/office/word/2024/wordml/sdtformatlock" xmlns:w16se="http://schemas.microsoft.com/office/word/2015/wordml/symex" xmlns:wpg="http://schemas.microsoft.com/office/word/2010/wordprocessingGroup" xmlns:wpi="http://schemas.microsoft.com/office/word/2010/wordprocessingInk" xmlns:wne="http://schemas.microsoft.com/office/word/2006/wordml" xmlns:wps="http://schemas.microsoft.com/office/word/2010/wordprocessingShape" mc:Ignorable="w14 w15 w16se w16cid w16 w16cex w16sdtdh w16sdtfl w16du wp14">
-  <w:p>
-    <w:pPr>
       <w:tabs>
         <w:tab w:val="left" w:pos="0"/>
         <w:tab w:val="right" w:pos="8900"/>
@@ -7887,7 +7893,7 @@
         <w:noProof/>
       </w:rPr>
       <w:drawing>
-        <wp:inline distT="0" distB="0" distL="0" distR="0" wp14:anchorId="181283DE" wp14:editId="195998F1">
+        <wp:inline distT="0" distB="0" distL="0" distR="0" wp14:anchorId="3C667F9D" wp14:editId="433A8F90">
           <wp:extent cx="576000" cy="459360"/>
           <wp:effectExtent l="0" t="0" r="0" b="0"/>
           <wp:docPr id="1" name="ARGOS framework mark" descr="ARGOS framework mark"/>
@@ -8031,16 +8037,6 @@
       <w:fldChar w:fldCharType="end"/>
     </w:r>
   </w:p>
-  <w:p>
-    <w:pPr>
-      <w:pStyle w:val="Piedepgina"/>
-    </w:pPr>
-  </w:p>
-</w:ftr>
-</file>
-
-<file path=word/footer3.xml><?xml version="1.0" encoding="utf-8"?>
-<w:ftr xmlns:wpc="http://schemas.microsoft.com/office/word/2010/wordprocessingCanvas" xmlns:cx="http://schemas.microsoft.com/office/drawing/2014/chartex" xmlns:cx1="http://schemas.microsoft.com/office/drawing/2015/9/8/chartex" xmlns:cx2="http://schemas.microsoft.com/office/drawing/2015/10/21/chartex" xmlns:cx3="http://schemas.microsoft.com/office/drawing/2016/5/9/chartex" xmlns:cx4="http://schemas.microsoft.com/office/drawing/2016/5/10/chartex" xmlns:cx5="http://schemas.microsoft.com/office/drawing/2016/5/11/chartex" xmlns:cx6="http://schemas.microsoft.com/office/drawing/2016/5/12/chartex" xmlns:cx7="http://schemas.microsoft.com/office/drawing/2016/5/13/chartex" xmlns:cx8="http://schemas.microsoft.com/office/drawing/2016/5/14/chartex" xmlns:mc="http://schemas.openxmlformats.org/markup-compatibility/2006" xmlns:aink="http://schemas.microsoft.com/office/drawing/2016/ink" xmlns:am3d="http://schemas.microsoft.com/office/drawing/2017/model3d" xmlns:o="urn:schemas-microsoft-com:office:office" xmlns:oel="http://schemas.microsoft.com/office/2019/extlst" xmlns:r="http://schemas.openxmlformats.org/officeDocument/2006/relationships" xmlns:m="http://schemas.openxmlformats.org/officeDocument/2006/math" xmlns:v="urn:schemas-microsoft-com:vml" xmlns:wp14="http://schemas.microsoft.com/office/word/2010/wordprocessingDrawing" xmlns:wp="http://schemas.openxmlformats.org/drawingml/2006/wordprocessingDrawing" xmlns:w10="urn:schemas-microsoft-com:office:word" xmlns:w="http://schemas.openxmlformats.org/wordprocessingml/2006/main" xmlns:w14="http://schemas.microsoft.com/office/word/2010/wordml" xmlns:w15="http://schemas.microsoft.com/office/word/2012/wordml" xmlns:w16cex="http://schemas.microsoft.com/office/word/2018/wordml/cex" xmlns:w16cid="http://schemas.microsoft.com/office/word/2016/wordml/cid" xmlns:w16="http://schemas.microsoft.com/office/word/2018/wordml" xmlns:w16du="http://schemas.microsoft.com/office/word/2023/wordml/word16du" xmlns:w16sdtdh="http://schemas.microsoft.com/office/word/2020/wordml/sdtdatahash" xmlns:w16sdtfl="http://schemas.microsoft.com/office/word/2024/wordml/sdtformatlock" xmlns:w16se="http://schemas.microsoft.com/office/word/2015/wordml/symex" xmlns:wpg="http://schemas.microsoft.com/office/word/2010/wordprocessingGroup" xmlns:wpi="http://schemas.microsoft.com/office/word/2010/wordprocessingInk" xmlns:wne="http://schemas.microsoft.com/office/word/2006/wordml" xmlns:wps="http://schemas.microsoft.com/office/word/2010/wordprocessingShape" mc:Ignorable="w14 w15 w16se w16cid w16 w16cex w16sdtdh w16sdtfl w16du wp14">
   <w:p>
     <w:pPr>
       <w:pStyle w:val="Piedepgina"/>
@@ -8297,10 +8293,10 @@
         <w:noProof/>
       </w:rPr>
       <w:drawing>
-        <wp:inline distT="0" distB="0" distL="0" distR="0" wp14:anchorId="1D4D1F5C" wp14:editId="32B8BCAD">
+        <wp:inline distT="0" distB="0" distL="0" distR="0" wp14:anchorId="38A265DF" wp14:editId="492AFEB1">
           <wp:extent cx="1512000" cy="1205820"/>
           <wp:effectExtent l="0" t="0" r="0" b="0"/>
-          <wp:docPr id="645222022" name="ARGOS framework mark" descr="ARGOS framework mark"/>
+          <wp:docPr id="1302636617" name="ARGOS framework mark" descr="ARGOS framework mark"/>
           <wp:cNvGraphicFramePr>
             <a:graphicFrameLocks xmlns:a="http://schemas.openxmlformats.org/drawingml/2006/main" noChangeAspect="1"/>
           </wp:cNvGraphicFramePr>
@@ -11273,19 +11269,19 @@
   <w:num w:numId="26" w16cid:durableId="846600881">
     <w:abstractNumId w:val="20"/>
   </w:num>
-  <w:num w:numId="27" w16cid:durableId="1677151926">
+  <w:num w:numId="27" w16cid:durableId="932668527">
     <w:abstractNumId w:val="0"/>
   </w:num>
-  <w:num w:numId="28" w16cid:durableId="1375692604">
+  <w:num w:numId="28" w16cid:durableId="519587688">
     <w:abstractNumId w:val="0"/>
   </w:num>
-  <w:num w:numId="29" w16cid:durableId="543293577">
+  <w:num w:numId="29" w16cid:durableId="47802302">
     <w:abstractNumId w:val="6"/>
   </w:num>
-  <w:num w:numId="30" w16cid:durableId="604381220">
+  <w:num w:numId="30" w16cid:durableId="328869993">
     <w:abstractNumId w:val="0"/>
   </w:num>
-  <w:num w:numId="31" w16cid:durableId="967659874">
+  <w:num w:numId="31" w16cid:durableId="1802965851">
     <w:abstractNumId w:val="0"/>
   </w:num>
 </w:numbering>
